--- a/TS Jatai Ghanam Project/TS 4.1/TS 4.1 Jatai Tamil Corrections.docx
+++ b/TS Jatai Ghanam Project/TS 4.1/TS 4.1 Jatai Tamil Corrections.docx
@@ -1,7 +1,2207 @@
 
 <file path=word/document.xml><?xml version="1.0" encoding="utf-8"?>
-<w:document xmlns:wpc="http://schemas.microsoft.com/office/word/2010/wordprocessingCanvas" xmlns:cx="http://schemas.microsoft.com/office/drawing/2014/chartex" xmlns:cx1="http://schemas.microsoft.com/office/drawing/2015/9/8/chartex" xmlns:cx2="http://schemas.microsoft.com/office/drawing/2015/10/21/chartex" xmlns:cx3="http://schemas.microsoft.com/office/drawing/2016/5/9/chartex" xmlns:cx4="http://schemas.microsoft.com/office/drawing/2016/5/10/chartex" xmlns:cx5="http://schemas.microsoft.com/office/drawing/2016/5/11/chartex" xmlns:cx6="http://schemas.microsoft.com/office/drawing/2016/5/12/chartex" xmlns:cx7="http://schemas.microsoft.com/office/drawing/2016/5/13/chartex" xmlns:cx8="http://schemas.microsoft.com/office/drawing/2016/5/14/chartex" xmlns:mc="http://schemas.openxmlformats.org/markup-compatibility/2006" xmlns:aink="http://schemas.microsoft.com/office/drawing/2016/ink" xmlns:am3d="http://schemas.microsoft.com/office/drawing/2017/model3d" xmlns:o="urn:schemas-microsoft-com:office:office" xmlns:oel="http://schemas.microsoft.com/office/2019/extlst" xmlns:r="http://schemas.openxmlformats.org/officeDocument/2006/relationships" xmlns:m="http://schemas.openxmlformats.org/officeDocument/2006/math" xmlns:v="urn:schemas-microsoft-com:vml" xmlns:wp14="http://schemas.microsoft.com/office/word/2010/wordprocessingDrawing" xmlns:wp="http://schemas.openxmlformats.org/drawingml/2006/wordprocessingDrawing" xmlns:w10="urn:schemas-microsoft-com:office:word" xmlns:w="http://schemas.openxmlformats.org/wordprocessingml/2006/main" xmlns:w14="http://schemas.microsoft.com/office/word/2010/wordml" xmlns:w15="http://schemas.microsoft.com/office/word/2012/wordml" xmlns:w16cex="http://schemas.microsoft.com/office/word/2018/wordml/cex" xmlns:w16cid="http://schemas.microsoft.com/office/word/2016/wordml/cid" xmlns:w16="http://schemas.microsoft.com/office/word/2018/wordml" xmlns:w16sdtdh="http://schemas.microsoft.com/office/word/2020/wordml/sdtdatahash" xmlns:w16se="http://schemas.microsoft.com/office/word/2015/wordml/symex" xmlns:wpg="http://schemas.microsoft.com/office/word/2010/wordprocessingGroup" xmlns:wpi="http://schemas.microsoft.com/office/word/2010/wordprocessingInk" xmlns:wne="http://schemas.microsoft.com/office/word/2006/wordml" xmlns:wps="http://schemas.microsoft.com/office/word/2010/wordprocessingShape" mc:Ignorable="w14 w15 w16se w16cid w16 w16cex w16sdtdh wp14">
+<w:document xmlns:wpc="http://schemas.microsoft.com/office/word/2010/wordprocessingCanvas" xmlns:cx="http://schemas.microsoft.com/office/drawing/2014/chartex" xmlns:cx1="http://schemas.microsoft.com/office/drawing/2015/9/8/chartex" xmlns:cx2="http://schemas.microsoft.com/office/drawing/2015/10/21/chartex" xmlns:cx3="http://schemas.microsoft.com/office/drawing/2016/5/9/chartex" xmlns:cx4="http://schemas.microsoft.com/office/drawing/2016/5/10/chartex" xmlns:cx5="http://schemas.microsoft.com/office/drawing/2016/5/11/chartex" xmlns:cx6="http://schemas.microsoft.com/office/drawing/2016/5/12/chartex" xmlns:cx7="http://schemas.microsoft.com/office/drawing/2016/5/13/chartex" xmlns:cx8="http://schemas.microsoft.com/office/drawing/2016/5/14/chartex" xmlns:mc="http://schemas.openxmlformats.org/markup-compatibility/2006" xmlns:aink="http://schemas.microsoft.com/office/drawing/2016/ink" xmlns:am3d="http://schemas.microsoft.com/office/drawing/2017/model3d" xmlns:o="urn:schemas-microsoft-com:office:office" xmlns:oel="http://schemas.microsoft.com/office/2019/extlst" xmlns:r="http://schemas.openxmlformats.org/officeDocument/2006/relationships" xmlns:m="http://schemas.openxmlformats.org/officeDocument/2006/math" xmlns:v="urn:schemas-microsoft-com:vml" xmlns:wp14="http://schemas.microsoft.com/office/word/2010/wordprocessingDrawing" xmlns:wp="http://schemas.openxmlformats.org/drawingml/2006/wordprocessingDrawing" xmlns:w10="urn:schemas-microsoft-com:office:word" xmlns:w="http://schemas.openxmlformats.org/wordprocessingml/2006/main" xmlns:w14="http://schemas.microsoft.com/office/word/2010/wordml" xmlns:w15="http://schemas.microsoft.com/office/word/2012/wordml" xmlns:w16cex="http://schemas.microsoft.com/office/word/2018/wordml/cex" xmlns:w16cid="http://schemas.microsoft.com/office/word/2016/wordml/cid" xmlns:w16="http://schemas.microsoft.com/office/word/2018/wordml" xmlns:w16du="http://schemas.microsoft.com/office/word/2023/wordml/word16du" xmlns:w16sdtdh="http://schemas.microsoft.com/office/word/2020/wordml/sdtdatahash" xmlns:w16sdtfl="http://schemas.microsoft.com/office/word/2024/wordml/sdtformatlock" xmlns:w16se="http://schemas.microsoft.com/office/word/2015/wordml/symex" xmlns:wpg="http://schemas.microsoft.com/office/word/2010/wordprocessingGroup" xmlns:wpi="http://schemas.microsoft.com/office/word/2010/wordprocessingInk" xmlns:wne="http://schemas.microsoft.com/office/word/2006/wordml" xmlns:wps="http://schemas.microsoft.com/office/word/2010/wordprocessingShape" mc:Ignorable="w14 w15 w16se w16cid w16 w16cex w16sdtdh w16sdtfl w16du wp14">
   <w:body>
+    <w:p>
+      <w:pPr>
+        <w:spacing w:before="0" w:line="240" w:lineRule="auto"/>
+        <w:jc w:val="center"/>
+        <w:rPr>
+          <w:b/>
+          <w:bCs/>
+          <w:sz w:val="32"/>
+          <w:szCs w:val="32"/>
+          <w:u w:val="single"/>
+        </w:rPr>
+      </w:pPr>
+      <w:r>
+        <w:rPr>
+          <w:b/>
+          <w:bCs/>
+          <w:sz w:val="32"/>
+          <w:szCs w:val="32"/>
+          <w:u w:val="single"/>
+        </w:rPr>
+        <w:t xml:space="preserve">TS </w:t>
+      </w:r>
+      <w:r>
+        <w:rPr>
+          <w:b/>
+          <w:bCs/>
+          <w:sz w:val="32"/>
+          <w:szCs w:val="32"/>
+          <w:u w:val="single"/>
+        </w:rPr>
+        <w:t xml:space="preserve">Jatai </w:t>
+      </w:r>
+      <w:r>
+        <w:rPr>
+          <w:b/>
+          <w:bCs/>
+          <w:sz w:val="32"/>
+          <w:szCs w:val="32"/>
+          <w:u w:val="single"/>
+        </w:rPr>
+        <w:t xml:space="preserve"> </w:t>
+      </w:r>
+      <w:r>
+        <w:rPr>
+          <w:b/>
+          <w:bCs/>
+          <w:sz w:val="32"/>
+          <w:szCs w:val="32"/>
+          <w:u w:val="single"/>
+        </w:rPr>
+        <w:t xml:space="preserve">– TS </w:t>
+      </w:r>
+      <w:r>
+        <w:rPr>
+          <w:b/>
+          <w:bCs/>
+          <w:sz w:val="32"/>
+          <w:szCs w:val="32"/>
+          <w:u w:val="single"/>
+        </w:rPr>
+        <w:t>4.1</w:t>
+      </w:r>
+      <w:r>
+        <w:rPr>
+          <w:b/>
+          <w:bCs/>
+          <w:sz w:val="32"/>
+          <w:szCs w:val="32"/>
+          <w:u w:val="single"/>
+        </w:rPr>
+        <w:t xml:space="preserve"> </w:t>
+      </w:r>
+      <w:r>
+        <w:rPr>
+          <w:b/>
+          <w:bCs/>
+          <w:sz w:val="32"/>
+          <w:szCs w:val="32"/>
+          <w:u w:val="single"/>
+        </w:rPr>
+        <w:t>Tamil</w:t>
+      </w:r>
+      <w:r>
+        <w:rPr>
+          <w:b/>
+          <w:bCs/>
+          <w:sz w:val="32"/>
+          <w:szCs w:val="32"/>
+          <w:u w:val="single"/>
+        </w:rPr>
+        <w:t xml:space="preserve"> Corrections –</w:t>
+      </w:r>
+      <w:r>
+        <w:rPr>
+          <w:b/>
+          <w:bCs/>
+          <w:sz w:val="32"/>
+          <w:szCs w:val="32"/>
+          <w:u w:val="single"/>
+        </w:rPr>
+        <w:t xml:space="preserve"> </w:t>
+      </w:r>
+      <w:r>
+        <w:rPr>
+          <w:b/>
+          <w:bCs/>
+          <w:sz w:val="32"/>
+          <w:szCs w:val="32"/>
+          <w:u w:val="single"/>
+        </w:rPr>
+        <w:t xml:space="preserve">Observed till </w:t>
+      </w:r>
+      <w:r>
+        <w:rPr>
+          <w:b/>
+          <w:bCs/>
+          <w:sz w:val="32"/>
+          <w:szCs w:val="32"/>
+          <w:highlight w:val="red"/>
+          <w:u w:val="single"/>
+        </w:rPr>
+        <w:t>??????</w:t>
+      </w:r>
+      <w:r>
+        <w:rPr>
+          <w:b/>
+          <w:bCs/>
+          <w:sz w:val="32"/>
+          <w:szCs w:val="32"/>
+          <w:u w:val="single"/>
+        </w:rPr>
+        <w:t>.</w:t>
+      </w:r>
+    </w:p>
+    <w:p>
+      <w:pPr>
+        <w:spacing w:before="0" w:line="240" w:lineRule="auto"/>
+        <w:jc w:val="center"/>
+        <w:rPr>
+          <w:b/>
+          <w:bCs/>
+          <w:sz w:val="28"/>
+          <w:szCs w:val="32"/>
+        </w:rPr>
+      </w:pPr>
+      <w:r>
+        <w:rPr>
+          <w:b/>
+          <w:bCs/>
+          <w:sz w:val="28"/>
+          <w:szCs w:val="32"/>
+        </w:rPr>
+        <w:t>(ignore those which are already incorporated in your book’s version and date)</w:t>
+      </w:r>
+    </w:p>
+    <w:tbl>
+      <w:tblPr>
+        <w:tblW w:w="14537" w:type="dxa"/>
+        <w:tblInd w:w="-792" w:type="dxa"/>
+        <w:tblBorders>
+          <w:top w:val="single" w:sz="4" w:space="0" w:color="000000"/>
+          <w:left w:val="single" w:sz="4" w:space="0" w:color="000000"/>
+          <w:bottom w:val="single" w:sz="4" w:space="0" w:color="000000"/>
+          <w:right w:val="single" w:sz="4" w:space="0" w:color="000000"/>
+          <w:insideH w:val="single" w:sz="4" w:space="0" w:color="000000"/>
+          <w:insideV w:val="single" w:sz="4" w:space="0" w:color="000000"/>
+        </w:tblBorders>
+        <w:tblLook w:val="04A0" w:firstRow="1" w:lastRow="0" w:firstColumn="1" w:lastColumn="0" w:noHBand="0" w:noVBand="1"/>
+      </w:tblPr>
+      <w:tblGrid>
+        <w:gridCol w:w="7166"/>
+        <w:gridCol w:w="7371"/>
+      </w:tblGrid>
+      <w:tr>
+        <w:tc>
+          <w:tcPr>
+            <w:tcW w:w="7166" w:type="dxa"/>
+          </w:tcPr>
+          <w:p>
+            <w:pPr>
+              <w:spacing w:before="0" w:line="240" w:lineRule="auto"/>
+              <w:jc w:val="center"/>
+              <w:rPr>
+                <w:b/>
+                <w:sz w:val="32"/>
+                <w:szCs w:val="32"/>
+              </w:rPr>
+            </w:pPr>
+            <w:r>
+              <w:rPr>
+                <w:b/>
+                <w:sz w:val="32"/>
+                <w:szCs w:val="32"/>
+              </w:rPr>
+              <w:t>As Printed</w:t>
+            </w:r>
+          </w:p>
+        </w:tc>
+        <w:tc>
+          <w:tcPr>
+            <w:tcW w:w="7371" w:type="dxa"/>
+          </w:tcPr>
+          <w:p>
+            <w:pPr>
+              <w:spacing w:before="0" w:line="240" w:lineRule="auto"/>
+              <w:ind w:right="-18"/>
+              <w:jc w:val="center"/>
+              <w:rPr>
+                <w:b/>
+                <w:sz w:val="32"/>
+                <w:szCs w:val="32"/>
+              </w:rPr>
+            </w:pPr>
+            <w:r>
+              <w:rPr>
+                <w:b/>
+                <w:sz w:val="32"/>
+                <w:szCs w:val="32"/>
+              </w:rPr>
+              <w:t>To be read as or corrected as</w:t>
+            </w:r>
+            <w:r>
+              <w:rPr>
+                <w:b/>
+                <w:sz w:val="32"/>
+                <w:szCs w:val="32"/>
+              </w:rPr>
+              <w:t xml:space="preserve"> </w:t>
+            </w:r>
+          </w:p>
+        </w:tc>
+      </w:tr>
+      <w:tr>
+        <w:trPr>
+          <w:trHeight w:val="2614"/>
+        </w:trPr>
+        <w:tc>
+          <w:tcPr>
+            <w:tcW w:w="7166" w:type="dxa"/>
+            <w:tcBorders>
+              <w:top w:val="single" w:sz="4" w:space="0" w:color="000000"/>
+              <w:left w:val="single" w:sz="4" w:space="0" w:color="000000"/>
+              <w:bottom w:val="single" w:sz="4" w:space="0" w:color="000000"/>
+              <w:right w:val="single" w:sz="4" w:space="0" w:color="000000"/>
+            </w:tcBorders>
+          </w:tcPr>
+          <w:p>
+            <w:pPr>
+              <w:widowControl w:val="0"/>
+              <w:autoSpaceDE w:val="0"/>
+              <w:autoSpaceDN w:val="0"/>
+              <w:adjustRightInd w:val="0"/>
+              <w:spacing w:before="0" w:line="240" w:lineRule="auto"/>
+              <w:rPr>
+                <w:rFonts w:ascii="BRH Devanagari Extra" w:hAnsi="BRH Devanagari Extra" w:cs="BRH Devanagari Extra"/>
+                <w:color w:val="000000"/>
+                <w:sz w:val="32"/>
+                <w:szCs w:val="32"/>
+              </w:rPr>
+            </w:pPr>
+            <w:r>
+              <w:rPr>
+                <w:rFonts w:cs="BRH Devanagari Extra"/>
+                <w:color w:val="000000"/>
+                <w:szCs w:val="32"/>
+              </w:rPr>
+              <w:t>39</w:t>
+            </w:r>
+            <w:r>
+              <w:rPr>
+                <w:rFonts w:ascii="BRH Devanagari Extra" w:hAnsi="BRH Devanagari Extra" w:cs="BRH Devanagari Extra"/>
+                <w:color w:val="000000"/>
+                <w:sz w:val="32"/>
+                <w:szCs w:val="32"/>
+              </w:rPr>
+              <w:t>)</w:t>
+            </w:r>
+            <w:r>
+              <w:rPr>
+                <w:rFonts w:ascii="BRH Devanagari Extra" w:hAnsi="BRH Devanagari Extra" w:cs="BRH Devanagari Extra"/>
+                <w:color w:val="000000"/>
+                <w:sz w:val="32"/>
+                <w:szCs w:val="32"/>
+              </w:rPr>
+              <w:tab/>
+            </w:r>
+            <w:r>
+              <w:rPr>
+                <w:rFonts w:cs="BRH Devanagari Extra"/>
+                <w:color w:val="000000"/>
+                <w:szCs w:val="32"/>
+              </w:rPr>
+              <w:t>4</w:t>
+            </w:r>
+            <w:r>
+              <w:rPr>
+                <w:rFonts w:ascii="BRH Devanagari Extra" w:hAnsi="BRH Devanagari Extra" w:cs="BRH Devanagari Extra"/>
+                <w:color w:val="000000"/>
+                <w:sz w:val="32"/>
+                <w:szCs w:val="32"/>
+              </w:rPr>
+              <w:t>.</w:t>
+            </w:r>
+            <w:r>
+              <w:rPr>
+                <w:rFonts w:cs="BRH Devanagari Extra"/>
+                <w:color w:val="000000"/>
+                <w:szCs w:val="32"/>
+              </w:rPr>
+              <w:t>1</w:t>
+            </w:r>
+            <w:r>
+              <w:rPr>
+                <w:rFonts w:ascii="BRH Devanagari Extra" w:hAnsi="BRH Devanagari Extra" w:cs="BRH Devanagari Extra"/>
+                <w:color w:val="000000"/>
+                <w:sz w:val="32"/>
+                <w:szCs w:val="32"/>
+              </w:rPr>
+              <w:t>.</w:t>
+            </w:r>
+            <w:r>
+              <w:rPr>
+                <w:rFonts w:cs="BRH Devanagari Extra"/>
+                <w:color w:val="000000"/>
+                <w:szCs w:val="32"/>
+              </w:rPr>
+              <w:t>2</w:t>
+            </w:r>
+            <w:r>
+              <w:rPr>
+                <w:rFonts w:ascii="BRH Devanagari Extra" w:hAnsi="BRH Devanagari Extra" w:cs="BRH Devanagari Extra"/>
+                <w:color w:val="000000"/>
+                <w:sz w:val="32"/>
+                <w:szCs w:val="32"/>
+              </w:rPr>
+              <w:t>.</w:t>
+            </w:r>
+            <w:r>
+              <w:rPr>
+                <w:rFonts w:cs="BRH Devanagari Extra"/>
+                <w:color w:val="000000"/>
+                <w:szCs w:val="32"/>
+              </w:rPr>
+              <w:t>1</w:t>
+            </w:r>
+            <w:r>
+              <w:rPr>
+                <w:rFonts w:ascii="BRH Devanagari Extra" w:hAnsi="BRH Devanagari Extra" w:cs="BRH Devanagari Extra"/>
+                <w:color w:val="000000"/>
+                <w:sz w:val="32"/>
+                <w:szCs w:val="32"/>
+              </w:rPr>
+              <w:t>(</w:t>
+            </w:r>
+            <w:r>
+              <w:rPr>
+                <w:rFonts w:cs="BRH Devanagari Extra"/>
+                <w:color w:val="000000"/>
+                <w:szCs w:val="32"/>
+              </w:rPr>
+              <w:t>38</w:t>
+            </w:r>
+            <w:r>
+              <w:rPr>
+                <w:rFonts w:ascii="BRH Devanagari Extra" w:hAnsi="BRH Devanagari Extra" w:cs="BRH Devanagari Extra"/>
+                <w:color w:val="000000"/>
+                <w:sz w:val="32"/>
+                <w:szCs w:val="32"/>
+              </w:rPr>
+              <w:t>)- rÉÉqÉåÿ | uÉ×</w:t>
+            </w:r>
+            <w:r>
+              <w:rPr>
+                <w:rFonts w:ascii="BRH Malayalam Extra" w:hAnsi="BRH Malayalam Extra" w:cs="BRH Devanagari Extra"/>
+                <w:color w:val="000000"/>
+                <w:szCs w:val="32"/>
+              </w:rPr>
+              <w:t>–</w:t>
+            </w:r>
+            <w:r>
+              <w:rPr>
+                <w:rFonts w:ascii="BRH Devanagari Extra" w:hAnsi="BRH Devanagari Extra" w:cs="BRH Devanagari Extra"/>
+                <w:color w:val="000000"/>
+                <w:sz w:val="32"/>
+                <w:szCs w:val="32"/>
+              </w:rPr>
+              <w:t>wÉ</w:t>
+            </w:r>
+            <w:r>
+              <w:rPr>
+                <w:rFonts w:ascii="BRH Malayalam Extra" w:hAnsi="BRH Malayalam Extra" w:cs="BRH Devanagari Extra"/>
+                <w:color w:val="000000"/>
+                <w:szCs w:val="32"/>
+              </w:rPr>
+              <w:t>–</w:t>
+            </w:r>
+            <w:r>
+              <w:rPr>
+                <w:rFonts w:ascii="BRH Devanagari Extra" w:hAnsi="BRH Devanagari Extra" w:cs="BRH Devanagari Extra"/>
+                <w:color w:val="000000"/>
+                <w:sz w:val="32"/>
+                <w:szCs w:val="32"/>
+              </w:rPr>
+              <w:t>huÉ</w:t>
+            </w:r>
+            <w:r>
+              <w:rPr>
+                <w:rFonts w:ascii="BRH Malayalam Extra" w:hAnsi="BRH Malayalam Extra" w:cs="BRH Devanagari Extra"/>
+                <w:color w:val="EE0000"/>
+                <w:szCs w:val="32"/>
+                <w:highlight w:val="yellow"/>
+              </w:rPr>
+              <w:t>–</w:t>
+            </w:r>
+            <w:r>
+              <w:rPr>
+                <w:rFonts w:ascii="BRH Devanagari Extra" w:hAnsi="BRH Devanagari Extra" w:cs="BRH Devanagari Extra"/>
+                <w:sz w:val="32"/>
+                <w:szCs w:val="32"/>
+                <w:highlight w:val="yellow"/>
+              </w:rPr>
+              <w:t>xÉÔ</w:t>
+            </w:r>
+            <w:r>
+              <w:rPr>
+                <w:rFonts w:ascii="BRH Devanagari Extra" w:hAnsi="BRH Devanagari Extra" w:cs="BRH Devanagari Extra"/>
+                <w:color w:val="000000"/>
+                <w:sz w:val="32"/>
+                <w:szCs w:val="32"/>
+              </w:rPr>
+              <w:t xml:space="preserve"> ||</w:t>
+            </w:r>
+          </w:p>
+          <w:p>
+            <w:pPr>
+              <w:widowControl w:val="0"/>
+              <w:autoSpaceDE w:val="0"/>
+              <w:autoSpaceDN w:val="0"/>
+              <w:adjustRightInd w:val="0"/>
+              <w:spacing w:before="0" w:line="240" w:lineRule="auto"/>
+              <w:rPr>
+                <w:rFonts w:ascii="BRH Devanagari Extra" w:hAnsi="BRH Devanagari Extra" w:cs="BRH Devanagari Extra"/>
+                <w:color w:val="000000"/>
+                <w:sz w:val="32"/>
+                <w:szCs w:val="32"/>
+              </w:rPr>
+            </w:pPr>
+            <w:r>
+              <w:rPr>
+                <w:rFonts w:ascii="BRH Devanagari Extra" w:hAnsi="BRH Devanagari Extra" w:cs="BRH Devanagari Extra"/>
+                <w:color w:val="000000"/>
+                <w:sz w:val="32"/>
+                <w:szCs w:val="32"/>
+              </w:rPr>
+              <w:t>rÉÉqÉåþ uÉ×wÉh</w:t>
+            </w:r>
+            <w:r>
+              <w:rPr>
+                <w:rFonts w:ascii="BRH Devanagari Extra" w:hAnsi="BRH Devanagari Extra" w:cs="BRH Devanagari Extra"/>
+                <w:color w:val="000000"/>
+                <w:sz w:val="32"/>
+                <w:szCs w:val="32"/>
+                <w:highlight w:val="yellow"/>
+              </w:rPr>
+              <w:t>uÉ</w:t>
+            </w:r>
+            <w:r>
+              <w:rPr>
+                <w:rFonts w:ascii="BRH Malayalam Extra" w:hAnsi="BRH Malayalam Extra" w:cs="BRH Devanagari Extra"/>
+                <w:color w:val="000000"/>
+                <w:szCs w:val="32"/>
+              </w:rPr>
+              <w:t>–</w:t>
+            </w:r>
+            <w:r>
+              <w:rPr>
+                <w:rFonts w:ascii="BRH Devanagari Extra" w:hAnsi="BRH Devanagari Extra" w:cs="BRH Devanagari Extra"/>
+                <w:color w:val="000000"/>
+                <w:sz w:val="32"/>
+                <w:szCs w:val="32"/>
+              </w:rPr>
+              <w:t xml:space="preserve">xÉÔ </w:t>
+            </w:r>
+            <w:r>
+              <w:rPr>
+                <w:rFonts w:ascii="BRH Devanagari Extra" w:hAnsi="BRH Devanagari Extra" w:cs="BRH Devanagari Extra"/>
+                <w:color w:val="000000"/>
+                <w:sz w:val="32"/>
+                <w:szCs w:val="32"/>
+                <w:highlight w:val="yellow"/>
+              </w:rPr>
+              <w:t>uÉ</w:t>
+            </w:r>
+            <w:r>
+              <w:rPr>
+                <w:rFonts w:ascii="BRH Devanagari Extra" w:hAnsi="BRH Devanagari Extra" w:cs="BRH Devanagari Extra"/>
+                <w:color w:val="000000"/>
+                <w:sz w:val="32"/>
+                <w:szCs w:val="32"/>
+              </w:rPr>
+              <w:t>×þwÉh</w:t>
+            </w:r>
+            <w:r>
+              <w:rPr>
+                <w:rFonts w:ascii="BRH Devanagari Extra" w:hAnsi="BRH Devanagari Extra" w:cs="BRH Devanagari Extra"/>
+                <w:color w:val="000000"/>
+                <w:sz w:val="32"/>
+                <w:szCs w:val="32"/>
+                <w:highlight w:val="yellow"/>
+              </w:rPr>
+              <w:t>uÉ</w:t>
+            </w:r>
+            <w:r>
+              <w:rPr>
+                <w:rFonts w:ascii="BRH Malayalam Extra" w:hAnsi="BRH Malayalam Extra" w:cs="BRH Devanagari Extra"/>
+                <w:color w:val="000000"/>
+                <w:szCs w:val="32"/>
+                <w:highlight w:val="yellow"/>
+              </w:rPr>
+              <w:t>–</w:t>
+            </w:r>
+            <w:r>
+              <w:rPr>
+                <w:rFonts w:ascii="BRH Devanagari Extra" w:hAnsi="BRH Devanagari Extra" w:cs="BRH Devanagari Extra"/>
+                <w:color w:val="000000"/>
+                <w:sz w:val="32"/>
+                <w:szCs w:val="32"/>
+                <w:highlight w:val="yellow"/>
+              </w:rPr>
+              <w:t>xÉ</w:t>
+            </w:r>
+            <w:r>
+              <w:rPr>
+                <w:rFonts w:ascii="BRH Devanagari Extra" w:hAnsi="BRH Devanagari Extra" w:cs="BRH Devanagari Extra"/>
+                <w:color w:val="000000"/>
+                <w:sz w:val="32"/>
+                <w:szCs w:val="32"/>
+              </w:rPr>
+              <w:t>Ô rÉÉqÉå</w:t>
+            </w:r>
+            <w:r>
+              <w:rPr>
+                <w:rFonts w:ascii="BRH Malayalam Extra" w:hAnsi="BRH Malayalam Extra" w:cs="BRH Devanagari Extra"/>
+                <w:color w:val="000000"/>
+                <w:szCs w:val="32"/>
+              </w:rPr>
+              <w:t>–</w:t>
+            </w:r>
+            <w:r>
+              <w:rPr>
+                <w:rFonts w:ascii="BRH Devanagari Extra" w:hAnsi="BRH Devanagari Extra" w:cs="BRH Devanagari Extra"/>
+                <w:color w:val="000000"/>
+                <w:sz w:val="32"/>
+                <w:szCs w:val="32"/>
+              </w:rPr>
+              <w:t xml:space="preserve"> rÉÉqÉåþ uÉ×wÉh</w:t>
+            </w:r>
+            <w:r>
+              <w:rPr>
+                <w:rFonts w:ascii="BRH Devanagari Extra" w:hAnsi="BRH Devanagari Extra" w:cs="BRH Devanagari Extra"/>
+                <w:color w:val="000000"/>
+                <w:sz w:val="32"/>
+                <w:szCs w:val="32"/>
+                <w:highlight w:val="yellow"/>
+              </w:rPr>
+              <w:t>uÉ</w:t>
+            </w:r>
+            <w:r>
+              <w:rPr>
+                <w:rFonts w:ascii="BRH Malayalam Extra" w:hAnsi="BRH Malayalam Extra" w:cs="BRH Devanagari Extra"/>
+                <w:color w:val="000000"/>
+                <w:szCs w:val="32"/>
+              </w:rPr>
+              <w:t>–</w:t>
+            </w:r>
+            <w:r>
+              <w:rPr>
+                <w:rFonts w:ascii="BRH Devanagari Extra" w:hAnsi="BRH Devanagari Extra" w:cs="BRH Devanagari Extra"/>
+                <w:color w:val="000000"/>
+                <w:sz w:val="32"/>
+                <w:szCs w:val="32"/>
+                <w:highlight w:val="yellow"/>
+              </w:rPr>
+              <w:t>xÉÔ</w:t>
+            </w:r>
+            <w:r>
+              <w:rPr>
+                <w:rFonts w:ascii="BRH Devanagari Extra" w:hAnsi="BRH Devanagari Extra" w:cs="BRH Devanagari Extra"/>
+                <w:color w:val="000000"/>
+                <w:sz w:val="32"/>
+                <w:szCs w:val="32"/>
+              </w:rPr>
+              <w:t xml:space="preserve"> | </w:t>
+            </w:r>
+          </w:p>
+          <w:p>
+            <w:pPr>
+              <w:widowControl w:val="0"/>
+              <w:autoSpaceDE w:val="0"/>
+              <w:autoSpaceDN w:val="0"/>
+              <w:adjustRightInd w:val="0"/>
+              <w:spacing w:before="0" w:line="240" w:lineRule="auto"/>
+              <w:rPr>
+                <w:rFonts w:ascii="BRH Devanagari Extra" w:hAnsi="BRH Devanagari Extra" w:cs="BRH Devanagari Extra"/>
+                <w:sz w:val="32"/>
+                <w:szCs w:val="32"/>
+              </w:rPr>
+            </w:pPr>
+            <w:r>
+              <w:rPr>
+                <w:rFonts w:cs="BRH Devanagari Extra"/>
+                <w:szCs w:val="32"/>
+              </w:rPr>
+              <w:t>40</w:t>
+            </w:r>
+            <w:r>
+              <w:rPr>
+                <w:rFonts w:ascii="BRH Devanagari Extra" w:hAnsi="BRH Devanagari Extra" w:cs="BRH Devanagari Extra"/>
+                <w:sz w:val="32"/>
+                <w:szCs w:val="32"/>
+              </w:rPr>
+              <w:t>)</w:t>
+            </w:r>
+            <w:r>
+              <w:rPr>
+                <w:rFonts w:ascii="BRH Devanagari Extra" w:hAnsi="BRH Devanagari Extra" w:cs="BRH Devanagari Extra"/>
+                <w:sz w:val="32"/>
+                <w:szCs w:val="32"/>
+              </w:rPr>
+              <w:tab/>
+            </w:r>
+            <w:r>
+              <w:rPr>
+                <w:rFonts w:cs="BRH Devanagari Extra"/>
+                <w:szCs w:val="32"/>
+              </w:rPr>
+              <w:t>4</w:t>
+            </w:r>
+            <w:r>
+              <w:rPr>
+                <w:rFonts w:ascii="BRH Devanagari Extra" w:hAnsi="BRH Devanagari Extra" w:cs="BRH Devanagari Extra"/>
+                <w:sz w:val="32"/>
+                <w:szCs w:val="32"/>
+              </w:rPr>
+              <w:t>.</w:t>
+            </w:r>
+            <w:r>
+              <w:rPr>
+                <w:rFonts w:cs="BRH Devanagari Extra"/>
+                <w:szCs w:val="32"/>
+              </w:rPr>
+              <w:t>1</w:t>
+            </w:r>
+            <w:r>
+              <w:rPr>
+                <w:rFonts w:ascii="BRH Devanagari Extra" w:hAnsi="BRH Devanagari Extra" w:cs="BRH Devanagari Extra"/>
+                <w:sz w:val="32"/>
+                <w:szCs w:val="32"/>
+              </w:rPr>
+              <w:t>.</w:t>
+            </w:r>
+            <w:r>
+              <w:rPr>
+                <w:rFonts w:cs="BRH Devanagari Extra"/>
+                <w:szCs w:val="32"/>
+              </w:rPr>
+              <w:t>2</w:t>
+            </w:r>
+            <w:r>
+              <w:rPr>
+                <w:rFonts w:ascii="BRH Devanagari Extra" w:hAnsi="BRH Devanagari Extra" w:cs="BRH Devanagari Extra"/>
+                <w:sz w:val="32"/>
+                <w:szCs w:val="32"/>
+              </w:rPr>
+              <w:t>.</w:t>
+            </w:r>
+            <w:r>
+              <w:rPr>
+                <w:rFonts w:cs="BRH Devanagari Extra"/>
+                <w:szCs w:val="32"/>
+              </w:rPr>
+              <w:t>1</w:t>
+            </w:r>
+            <w:r>
+              <w:rPr>
+                <w:rFonts w:ascii="BRH Devanagari Extra" w:hAnsi="BRH Devanagari Extra" w:cs="BRH Devanagari Extra"/>
+                <w:sz w:val="32"/>
+                <w:szCs w:val="32"/>
+              </w:rPr>
+              <w:t>(</w:t>
+            </w:r>
+            <w:r>
+              <w:rPr>
+                <w:rFonts w:cs="BRH Devanagari Extra"/>
+                <w:szCs w:val="32"/>
+              </w:rPr>
+              <w:t>39</w:t>
+            </w:r>
+            <w:r>
+              <w:rPr>
+                <w:rFonts w:ascii="BRH Devanagari Extra" w:hAnsi="BRH Devanagari Extra" w:cs="BRH Devanagari Extra"/>
+                <w:sz w:val="32"/>
+                <w:szCs w:val="32"/>
+              </w:rPr>
+              <w:t>)- uÉ×</w:t>
+            </w:r>
+            <w:r>
+              <w:rPr>
+                <w:rFonts w:ascii="BRH Malayalam Extra" w:hAnsi="BRH Malayalam Extra" w:cs="BRH Devanagari Extra"/>
+                <w:szCs w:val="32"/>
+              </w:rPr>
+              <w:t>–</w:t>
+            </w:r>
+            <w:r>
+              <w:rPr>
+                <w:rFonts w:ascii="BRH Devanagari Extra" w:hAnsi="BRH Devanagari Extra" w:cs="BRH Devanagari Extra"/>
+                <w:sz w:val="32"/>
+                <w:szCs w:val="32"/>
+              </w:rPr>
+              <w:t>wÉ</w:t>
+            </w:r>
+            <w:r>
+              <w:rPr>
+                <w:rFonts w:ascii="BRH Malayalam Extra" w:hAnsi="BRH Malayalam Extra" w:cs="BRH Devanagari Extra"/>
+                <w:szCs w:val="32"/>
+              </w:rPr>
+              <w:t>–</w:t>
+            </w:r>
+            <w:r>
+              <w:rPr>
+                <w:rFonts w:ascii="BRH Devanagari Extra" w:hAnsi="BRH Devanagari Extra" w:cs="BRH Devanagari Extra"/>
+                <w:sz w:val="32"/>
+                <w:szCs w:val="32"/>
+              </w:rPr>
+              <w:t>h</w:t>
+            </w:r>
+            <w:r>
+              <w:rPr>
+                <w:rFonts w:ascii="BRH Devanagari Extra" w:hAnsi="BRH Devanagari Extra" w:cs="BRH Devanagari Extra"/>
+                <w:sz w:val="32"/>
+                <w:szCs w:val="32"/>
+                <w:highlight w:val="yellow"/>
+              </w:rPr>
+              <w:t>uÉ</w:t>
+            </w:r>
+            <w:r>
+              <w:rPr>
+                <w:rFonts w:ascii="BRH Malayalam Extra" w:hAnsi="BRH Malayalam Extra" w:cs="BRH Devanagari Extra"/>
+                <w:szCs w:val="32"/>
+                <w:highlight w:val="yellow"/>
+              </w:rPr>
+              <w:t>–</w:t>
+            </w:r>
+            <w:r>
+              <w:rPr>
+                <w:rFonts w:ascii="BRH Devanagari Extra" w:hAnsi="BRH Devanagari Extra" w:cs="BRH Devanagari Extra"/>
+                <w:sz w:val="32"/>
+                <w:szCs w:val="32"/>
+                <w:highlight w:val="yellow"/>
+              </w:rPr>
+              <w:t>xÉÔ</w:t>
+            </w:r>
+            <w:r>
+              <w:rPr>
+                <w:rFonts w:ascii="BRH Devanagari Extra" w:hAnsi="BRH Devanagari Extra" w:cs="BRH Devanagari Extra"/>
+                <w:sz w:val="32"/>
+                <w:szCs w:val="32"/>
+              </w:rPr>
+              <w:t xml:space="preserve"> ||</w:t>
+            </w:r>
+          </w:p>
+          <w:p>
+            <w:pPr>
+              <w:widowControl w:val="0"/>
+              <w:autoSpaceDE w:val="0"/>
+              <w:autoSpaceDN w:val="0"/>
+              <w:adjustRightInd w:val="0"/>
+              <w:spacing w:before="0" w:line="240" w:lineRule="auto"/>
+              <w:rPr>
+                <w:rFonts w:cs="BRH Malayalam Extra"/>
+                <w:color w:val="FF0000"/>
+                <w:szCs w:val="40"/>
+              </w:rPr>
+            </w:pPr>
+            <w:r>
+              <w:rPr>
+                <w:rFonts w:ascii="BRH Devanagari Extra" w:hAnsi="BRH Devanagari Extra" w:cs="BRH Devanagari Extra"/>
+                <w:color w:val="000000"/>
+                <w:sz w:val="32"/>
+                <w:szCs w:val="32"/>
+              </w:rPr>
+              <w:t>uÉ×</w:t>
+            </w:r>
+            <w:r>
+              <w:rPr>
+                <w:rFonts w:ascii="BRH Malayalam Extra" w:hAnsi="BRH Malayalam Extra" w:cs="BRH Devanagari Extra"/>
+                <w:color w:val="000000"/>
+                <w:szCs w:val="32"/>
+              </w:rPr>
+              <w:t>–</w:t>
+            </w:r>
+            <w:r>
+              <w:rPr>
+                <w:rFonts w:ascii="BRH Devanagari Extra" w:hAnsi="BRH Devanagari Extra" w:cs="BRH Devanagari Extra"/>
+                <w:color w:val="000000"/>
+                <w:sz w:val="32"/>
+                <w:szCs w:val="32"/>
+              </w:rPr>
+              <w:t>wÉ</w:t>
+            </w:r>
+            <w:r>
+              <w:rPr>
+                <w:rFonts w:ascii="BRH Malayalam Extra" w:hAnsi="BRH Malayalam Extra" w:cs="BRH Devanagari Extra"/>
+                <w:color w:val="000000"/>
+                <w:szCs w:val="32"/>
+              </w:rPr>
+              <w:t>–</w:t>
+            </w:r>
+            <w:r>
+              <w:rPr>
+                <w:rFonts w:ascii="BRH Devanagari Extra" w:hAnsi="BRH Devanagari Extra" w:cs="BRH Devanagari Extra"/>
+                <w:color w:val="000000"/>
+                <w:sz w:val="32"/>
+                <w:szCs w:val="32"/>
+              </w:rPr>
+              <w:t>huÉ</w:t>
+            </w:r>
+            <w:r>
+              <w:rPr>
+                <w:rFonts w:ascii="BRH Malayalam Extra" w:hAnsi="BRH Malayalam Extra" w:cs="BRH Devanagari Extra"/>
+                <w:color w:val="000000"/>
+                <w:szCs w:val="32"/>
+              </w:rPr>
+              <w:t>–</w:t>
+            </w:r>
+            <w:r>
+              <w:rPr>
+                <w:rFonts w:ascii="BRH Devanagari Extra" w:hAnsi="BRH Devanagari Extra" w:cs="BRH Devanagari Extra"/>
+                <w:color w:val="000000"/>
+                <w:sz w:val="32"/>
+                <w:szCs w:val="32"/>
+              </w:rPr>
+              <w:t>xÉÔ</w:t>
+            </w:r>
+            <w:r>
+              <w:rPr>
+                <w:rFonts w:ascii="BRH Malayalam Extra" w:hAnsi="BRH Malayalam Extra" w:cs="BRH Devanagari Extra"/>
+                <w:color w:val="000000"/>
+                <w:szCs w:val="32"/>
+              </w:rPr>
+              <w:t>–</w:t>
+            </w:r>
+            <w:r>
+              <w:rPr>
+                <w:rFonts w:ascii="BRH Devanagari Extra" w:hAnsi="BRH Devanagari Extra" w:cs="BRH Devanagari Extra"/>
+                <w:color w:val="000000"/>
+                <w:sz w:val="32"/>
+                <w:szCs w:val="32"/>
+              </w:rPr>
+              <w:t xml:space="preserve"> CÌiÉþ uÉ×wÉhÉç - uÉ</w:t>
+            </w:r>
+            <w:r>
+              <w:rPr>
+                <w:rFonts w:ascii="BRH Malayalam Extra" w:hAnsi="BRH Malayalam Extra" w:cs="BRH Devanagari Extra"/>
+                <w:color w:val="000000"/>
+                <w:szCs w:val="32"/>
+              </w:rPr>
+              <w:t>–</w:t>
+            </w:r>
+            <w:r>
+              <w:rPr>
+                <w:rFonts w:ascii="BRH Devanagari Extra" w:hAnsi="BRH Devanagari Extra" w:cs="BRH Devanagari Extra"/>
+                <w:color w:val="000000"/>
+                <w:sz w:val="32"/>
+                <w:szCs w:val="32"/>
+              </w:rPr>
+              <w:t>xÉÔ</w:t>
+            </w:r>
+            <w:r>
+              <w:rPr>
+                <w:rFonts w:ascii="BRH Malayalam Extra" w:hAnsi="BRH Malayalam Extra" w:cs="BRH Devanagari Extra"/>
+                <w:color w:val="000000"/>
+                <w:szCs w:val="32"/>
+              </w:rPr>
+              <w:t>–</w:t>
+            </w:r>
+            <w:r>
+              <w:rPr>
+                <w:rFonts w:ascii="BRH Devanagari Extra" w:hAnsi="BRH Devanagari Extra" w:cs="BRH Devanagari Extra"/>
+                <w:color w:val="000000"/>
+                <w:sz w:val="32"/>
+                <w:szCs w:val="32"/>
+              </w:rPr>
+              <w:t xml:space="preserve"> | </w:t>
+            </w:r>
+          </w:p>
+        </w:tc>
+        <w:tc>
+          <w:tcPr>
+            <w:tcW w:w="7371" w:type="dxa"/>
+            <w:tcBorders>
+              <w:top w:val="single" w:sz="4" w:space="0" w:color="000000"/>
+              <w:left w:val="single" w:sz="4" w:space="0" w:color="000000"/>
+              <w:bottom w:val="single" w:sz="4" w:space="0" w:color="000000"/>
+              <w:right w:val="single" w:sz="4" w:space="0" w:color="000000"/>
+            </w:tcBorders>
+          </w:tcPr>
+          <w:p>
+            <w:pPr>
+              <w:widowControl w:val="0"/>
+              <w:autoSpaceDE w:val="0"/>
+              <w:autoSpaceDN w:val="0"/>
+              <w:adjustRightInd w:val="0"/>
+              <w:spacing w:before="0" w:line="240" w:lineRule="auto"/>
+              <w:rPr>
+                <w:rFonts w:ascii="BRH Devanagari Extra" w:hAnsi="BRH Devanagari Extra" w:cs="BRH Devanagari Extra"/>
+                <w:color w:val="000000"/>
+                <w:sz w:val="32"/>
+                <w:szCs w:val="32"/>
+              </w:rPr>
+            </w:pPr>
+            <w:r>
+              <w:rPr>
+                <w:rFonts w:cs="BRH Devanagari Extra"/>
+                <w:color w:val="000000"/>
+                <w:szCs w:val="32"/>
+              </w:rPr>
+              <w:t>39</w:t>
+            </w:r>
+            <w:r>
+              <w:rPr>
+                <w:rFonts w:ascii="BRH Devanagari Extra" w:hAnsi="BRH Devanagari Extra" w:cs="BRH Devanagari Extra"/>
+                <w:color w:val="000000"/>
+                <w:sz w:val="32"/>
+                <w:szCs w:val="32"/>
+              </w:rPr>
+              <w:t>)</w:t>
+            </w:r>
+            <w:r>
+              <w:rPr>
+                <w:rFonts w:ascii="BRH Devanagari Extra" w:hAnsi="BRH Devanagari Extra" w:cs="BRH Devanagari Extra"/>
+                <w:color w:val="000000"/>
+                <w:sz w:val="32"/>
+                <w:szCs w:val="32"/>
+              </w:rPr>
+              <w:tab/>
+            </w:r>
+            <w:r>
+              <w:rPr>
+                <w:rFonts w:cs="BRH Devanagari Extra"/>
+                <w:color w:val="000000"/>
+                <w:szCs w:val="32"/>
+              </w:rPr>
+              <w:t>4</w:t>
+            </w:r>
+            <w:r>
+              <w:rPr>
+                <w:rFonts w:ascii="BRH Devanagari Extra" w:hAnsi="BRH Devanagari Extra" w:cs="BRH Devanagari Extra"/>
+                <w:color w:val="000000"/>
+                <w:sz w:val="32"/>
+                <w:szCs w:val="32"/>
+              </w:rPr>
+              <w:t>.</w:t>
+            </w:r>
+            <w:r>
+              <w:rPr>
+                <w:rFonts w:cs="BRH Devanagari Extra"/>
+                <w:color w:val="000000"/>
+                <w:szCs w:val="32"/>
+              </w:rPr>
+              <w:t>1</w:t>
+            </w:r>
+            <w:r>
+              <w:rPr>
+                <w:rFonts w:ascii="BRH Devanagari Extra" w:hAnsi="BRH Devanagari Extra" w:cs="BRH Devanagari Extra"/>
+                <w:color w:val="000000"/>
+                <w:sz w:val="32"/>
+                <w:szCs w:val="32"/>
+              </w:rPr>
+              <w:t>.</w:t>
+            </w:r>
+            <w:r>
+              <w:rPr>
+                <w:rFonts w:cs="BRH Devanagari Extra"/>
+                <w:color w:val="000000"/>
+                <w:szCs w:val="32"/>
+              </w:rPr>
+              <w:t>2</w:t>
+            </w:r>
+            <w:r>
+              <w:rPr>
+                <w:rFonts w:ascii="BRH Devanagari Extra" w:hAnsi="BRH Devanagari Extra" w:cs="BRH Devanagari Extra"/>
+                <w:color w:val="000000"/>
+                <w:sz w:val="32"/>
+                <w:szCs w:val="32"/>
+              </w:rPr>
+              <w:t>.</w:t>
+            </w:r>
+            <w:r>
+              <w:rPr>
+                <w:rFonts w:cs="BRH Devanagari Extra"/>
+                <w:color w:val="000000"/>
+                <w:szCs w:val="32"/>
+              </w:rPr>
+              <w:t>1</w:t>
+            </w:r>
+            <w:r>
+              <w:rPr>
+                <w:rFonts w:ascii="BRH Devanagari Extra" w:hAnsi="BRH Devanagari Extra" w:cs="BRH Devanagari Extra"/>
+                <w:color w:val="000000"/>
+                <w:sz w:val="32"/>
+                <w:szCs w:val="32"/>
+              </w:rPr>
+              <w:t>(</w:t>
+            </w:r>
+            <w:r>
+              <w:rPr>
+                <w:rFonts w:cs="BRH Devanagari Extra"/>
+                <w:color w:val="000000"/>
+                <w:szCs w:val="32"/>
+              </w:rPr>
+              <w:t>38</w:t>
+            </w:r>
+            <w:r>
+              <w:rPr>
+                <w:rFonts w:ascii="BRH Devanagari Extra" w:hAnsi="BRH Devanagari Extra" w:cs="BRH Devanagari Extra"/>
+                <w:color w:val="000000"/>
+                <w:sz w:val="32"/>
+                <w:szCs w:val="32"/>
+              </w:rPr>
+              <w:t>)- rÉÉqÉåÿ | uÉ×</w:t>
+            </w:r>
+            <w:r>
+              <w:rPr>
+                <w:rFonts w:ascii="BRH Malayalam Extra" w:hAnsi="BRH Malayalam Extra" w:cs="BRH Devanagari Extra"/>
+                <w:color w:val="000000"/>
+                <w:szCs w:val="32"/>
+              </w:rPr>
+              <w:t>–</w:t>
+            </w:r>
+            <w:r>
+              <w:rPr>
+                <w:rFonts w:ascii="BRH Devanagari Extra" w:hAnsi="BRH Devanagari Extra" w:cs="BRH Devanagari Extra"/>
+                <w:color w:val="000000"/>
+                <w:sz w:val="32"/>
+                <w:szCs w:val="32"/>
+              </w:rPr>
+              <w:t>wÉ</w:t>
+            </w:r>
+            <w:r>
+              <w:rPr>
+                <w:rFonts w:ascii="BRH Malayalam Extra" w:hAnsi="BRH Malayalam Extra" w:cs="BRH Devanagari Extra"/>
+                <w:color w:val="000000"/>
+                <w:szCs w:val="32"/>
+              </w:rPr>
+              <w:t>–</w:t>
+            </w:r>
+            <w:r>
+              <w:rPr>
+                <w:rFonts w:ascii="BRH Devanagari Extra" w:hAnsi="BRH Devanagari Extra" w:cs="BRH Devanagari Extra"/>
+                <w:color w:val="000000"/>
+                <w:sz w:val="32"/>
+                <w:szCs w:val="32"/>
+              </w:rPr>
+              <w:t>huÉ</w:t>
+            </w:r>
+            <w:r>
+              <w:rPr>
+                <w:rFonts w:ascii="BRH Malayalam Extra" w:hAnsi="BRH Malayalam Extra" w:cs="BRH Devanagari Extra"/>
+                <w:color w:val="EE0000"/>
+                <w:szCs w:val="32"/>
+                <w:highlight w:val="yellow"/>
+              </w:rPr>
+              <w:t>–</w:t>
+            </w:r>
+            <w:r>
+              <w:rPr>
+                <w:rFonts w:ascii="BRH Devanagari Extra" w:hAnsi="BRH Devanagari Extra" w:cs="BRH Devanagari Extra"/>
+                <w:sz w:val="32"/>
+                <w:szCs w:val="32"/>
+                <w:highlight w:val="green"/>
+              </w:rPr>
+              <w:t>xÉ</w:t>
+            </w:r>
+            <w:r>
+              <w:rPr>
+                <w:rFonts w:ascii="BRH Malayalam Extra" w:hAnsi="BRH Malayalam Extra" w:cs="BRH Devanagari Extra"/>
+                <w:color w:val="EE0000"/>
+                <w:szCs w:val="32"/>
+                <w:highlight w:val="green"/>
+              </w:rPr>
+              <w:t>–</w:t>
+            </w:r>
+            <w:r>
+              <w:rPr>
+                <w:rFonts w:ascii="BRH Devanagari Extra" w:hAnsi="BRH Devanagari Extra" w:cs="BRH Devanagari Extra"/>
+                <w:sz w:val="32"/>
+                <w:szCs w:val="32"/>
+                <w:highlight w:val="yellow"/>
+              </w:rPr>
+              <w:t>Ô</w:t>
+            </w:r>
+            <w:r>
+              <w:rPr>
+                <w:rFonts w:ascii="BRH Devanagari Extra" w:hAnsi="BRH Devanagari Extra" w:cs="BRH Devanagari Extra"/>
+                <w:color w:val="000000"/>
+                <w:sz w:val="32"/>
+                <w:szCs w:val="32"/>
+              </w:rPr>
+              <w:t xml:space="preserve"> ||</w:t>
+            </w:r>
+          </w:p>
+          <w:p>
+            <w:pPr>
+              <w:widowControl w:val="0"/>
+              <w:autoSpaceDE w:val="0"/>
+              <w:autoSpaceDN w:val="0"/>
+              <w:adjustRightInd w:val="0"/>
+              <w:spacing w:before="0" w:line="240" w:lineRule="auto"/>
+              <w:rPr>
+                <w:rFonts w:ascii="BRH Devanagari Extra" w:hAnsi="BRH Devanagari Extra" w:cs="BRH Devanagari Extra"/>
+                <w:color w:val="000000"/>
+                <w:sz w:val="32"/>
+                <w:szCs w:val="32"/>
+              </w:rPr>
+            </w:pPr>
+            <w:r>
+              <w:rPr>
+                <w:rFonts w:ascii="BRH Devanagari Extra" w:hAnsi="BRH Devanagari Extra" w:cs="BRH Devanagari Extra"/>
+                <w:color w:val="000000"/>
+                <w:sz w:val="32"/>
+                <w:szCs w:val="32"/>
+              </w:rPr>
+              <w:t>rÉÉqÉåþ uÉ×wÉh</w:t>
+            </w:r>
+            <w:r>
+              <w:rPr>
+                <w:rFonts w:ascii="BRH Devanagari Extra" w:hAnsi="BRH Devanagari Extra" w:cs="BRH Devanagari Extra"/>
+                <w:color w:val="000000"/>
+                <w:sz w:val="32"/>
+                <w:szCs w:val="32"/>
+                <w:highlight w:val="green"/>
+              </w:rPr>
+              <w:t>uÉ</w:t>
+            </w:r>
+            <w:r>
+              <w:rPr>
+                <w:rFonts w:ascii="BRH Devanagari Extra" w:hAnsi="BRH Devanagari Extra" w:cs="BRH Devanagari Extra"/>
+                <w:color w:val="000000"/>
+                <w:sz w:val="32"/>
+                <w:szCs w:val="32"/>
+              </w:rPr>
+              <w:t xml:space="preserve">xÉÔ </w:t>
+            </w:r>
+            <w:r>
+              <w:rPr>
+                <w:rFonts w:ascii="BRH Devanagari Extra" w:hAnsi="BRH Devanagari Extra" w:cs="BRH Devanagari Extra"/>
+                <w:color w:val="000000"/>
+                <w:sz w:val="32"/>
+                <w:szCs w:val="32"/>
+                <w:highlight w:val="green"/>
+              </w:rPr>
+              <w:t>uÉ</w:t>
+            </w:r>
+            <w:r>
+              <w:rPr>
+                <w:rFonts w:ascii="BRH Devanagari Extra" w:hAnsi="BRH Devanagari Extra" w:cs="BRH Devanagari Extra"/>
+                <w:color w:val="000000"/>
+                <w:sz w:val="32"/>
+                <w:szCs w:val="32"/>
+              </w:rPr>
+              <w:t>×wÉ</w:t>
+            </w:r>
+            <w:r>
+              <w:rPr>
+                <w:rFonts w:ascii="BRH Devanagari Extra" w:hAnsi="BRH Devanagari Extra" w:cs="BRH Devanagari Extra"/>
+                <w:color w:val="000000"/>
+                <w:sz w:val="32"/>
+                <w:szCs w:val="32"/>
+                <w:highlight w:val="green"/>
+              </w:rPr>
+              <w:t>huÉxÉÔ</w:t>
+            </w:r>
+            <w:r>
+              <w:rPr>
+                <w:rFonts w:ascii="BRH Malayalam Extra" w:hAnsi="BRH Malayalam Extra" w:cs="BRH Devanagari Extra"/>
+                <w:color w:val="000000"/>
+                <w:szCs w:val="32"/>
+                <w:highlight w:val="yellow"/>
+              </w:rPr>
+              <w:t>–</w:t>
+            </w:r>
+            <w:r>
+              <w:rPr>
+                <w:rFonts w:ascii="BRH Devanagari Extra" w:hAnsi="BRH Devanagari Extra" w:cs="BRH Devanagari Extra"/>
+                <w:color w:val="000000"/>
+                <w:sz w:val="32"/>
+                <w:szCs w:val="32"/>
+              </w:rPr>
+              <w:t xml:space="preserve"> rÉÉqÉå</w:t>
+            </w:r>
+            <w:r>
+              <w:rPr>
+                <w:rFonts w:ascii="BRH Malayalam Extra" w:hAnsi="BRH Malayalam Extra" w:cs="BRH Devanagari Extra"/>
+                <w:color w:val="000000"/>
+                <w:szCs w:val="32"/>
+              </w:rPr>
+              <w:t>–</w:t>
+            </w:r>
+            <w:r>
+              <w:rPr>
+                <w:rFonts w:ascii="BRH Devanagari Extra" w:hAnsi="BRH Devanagari Extra" w:cs="BRH Devanagari Extra"/>
+                <w:color w:val="000000"/>
+                <w:sz w:val="32"/>
+                <w:szCs w:val="32"/>
+              </w:rPr>
+              <w:t xml:space="preserve"> rÉÉqÉåþ uÉ×wÉh</w:t>
+            </w:r>
+            <w:r>
+              <w:rPr>
+                <w:rFonts w:ascii="BRH Devanagari Extra" w:hAnsi="BRH Devanagari Extra" w:cs="BRH Devanagari Extra"/>
+                <w:color w:val="000000"/>
+                <w:sz w:val="32"/>
+                <w:szCs w:val="32"/>
+                <w:highlight w:val="green"/>
+              </w:rPr>
+              <w:t>uÉxÉ</w:t>
+            </w:r>
+            <w:r>
+              <w:rPr>
+                <w:rFonts w:ascii="BRH Malayalam Extra" w:hAnsi="BRH Malayalam Extra" w:cs="BRH Devanagari Extra"/>
+                <w:color w:val="000000"/>
+                <w:szCs w:val="32"/>
+              </w:rPr>
+              <w:t>–</w:t>
+            </w:r>
+            <w:r>
+              <w:rPr>
+                <w:rFonts w:ascii="BRH Devanagari Extra" w:hAnsi="BRH Devanagari Extra" w:cs="BRH Devanagari Extra"/>
+                <w:color w:val="000000"/>
+                <w:sz w:val="32"/>
+                <w:szCs w:val="32"/>
+              </w:rPr>
+              <w:t xml:space="preserve">Ô | </w:t>
+            </w:r>
+          </w:p>
+          <w:p>
+            <w:pPr>
+              <w:widowControl w:val="0"/>
+              <w:autoSpaceDE w:val="0"/>
+              <w:autoSpaceDN w:val="0"/>
+              <w:adjustRightInd w:val="0"/>
+              <w:spacing w:before="0" w:line="240" w:lineRule="auto"/>
+              <w:rPr>
+                <w:rFonts w:ascii="BRH Devanagari Extra" w:hAnsi="BRH Devanagari Extra" w:cs="BRH Devanagari Extra"/>
+                <w:sz w:val="32"/>
+                <w:szCs w:val="32"/>
+              </w:rPr>
+            </w:pPr>
+            <w:r>
+              <w:rPr>
+                <w:rFonts w:cs="BRH Devanagari Extra"/>
+                <w:szCs w:val="32"/>
+              </w:rPr>
+              <w:t>40</w:t>
+            </w:r>
+            <w:r>
+              <w:rPr>
+                <w:rFonts w:ascii="BRH Devanagari Extra" w:hAnsi="BRH Devanagari Extra" w:cs="BRH Devanagari Extra"/>
+                <w:sz w:val="32"/>
+                <w:szCs w:val="32"/>
+              </w:rPr>
+              <w:t>)</w:t>
+            </w:r>
+            <w:r>
+              <w:rPr>
+                <w:rFonts w:ascii="BRH Devanagari Extra" w:hAnsi="BRH Devanagari Extra" w:cs="BRH Devanagari Extra"/>
+                <w:sz w:val="32"/>
+                <w:szCs w:val="32"/>
+              </w:rPr>
+              <w:tab/>
+            </w:r>
+            <w:r>
+              <w:rPr>
+                <w:rFonts w:cs="BRH Devanagari Extra"/>
+                <w:szCs w:val="32"/>
+              </w:rPr>
+              <w:t>4</w:t>
+            </w:r>
+            <w:r>
+              <w:rPr>
+                <w:rFonts w:ascii="BRH Devanagari Extra" w:hAnsi="BRH Devanagari Extra" w:cs="BRH Devanagari Extra"/>
+                <w:sz w:val="32"/>
+                <w:szCs w:val="32"/>
+              </w:rPr>
+              <w:t>.</w:t>
+            </w:r>
+            <w:r>
+              <w:rPr>
+                <w:rFonts w:cs="BRH Devanagari Extra"/>
+                <w:szCs w:val="32"/>
+              </w:rPr>
+              <w:t>1</w:t>
+            </w:r>
+            <w:r>
+              <w:rPr>
+                <w:rFonts w:ascii="BRH Devanagari Extra" w:hAnsi="BRH Devanagari Extra" w:cs="BRH Devanagari Extra"/>
+                <w:sz w:val="32"/>
+                <w:szCs w:val="32"/>
+              </w:rPr>
+              <w:t>.</w:t>
+            </w:r>
+            <w:r>
+              <w:rPr>
+                <w:rFonts w:cs="BRH Devanagari Extra"/>
+                <w:szCs w:val="32"/>
+              </w:rPr>
+              <w:t>2</w:t>
+            </w:r>
+            <w:r>
+              <w:rPr>
+                <w:rFonts w:ascii="BRH Devanagari Extra" w:hAnsi="BRH Devanagari Extra" w:cs="BRH Devanagari Extra"/>
+                <w:sz w:val="32"/>
+                <w:szCs w:val="32"/>
+              </w:rPr>
+              <w:t>.</w:t>
+            </w:r>
+            <w:r>
+              <w:rPr>
+                <w:rFonts w:cs="BRH Devanagari Extra"/>
+                <w:szCs w:val="32"/>
+              </w:rPr>
+              <w:t>1</w:t>
+            </w:r>
+            <w:r>
+              <w:rPr>
+                <w:rFonts w:ascii="BRH Devanagari Extra" w:hAnsi="BRH Devanagari Extra" w:cs="BRH Devanagari Extra"/>
+                <w:sz w:val="32"/>
+                <w:szCs w:val="32"/>
+              </w:rPr>
+              <w:t>(</w:t>
+            </w:r>
+            <w:r>
+              <w:rPr>
+                <w:rFonts w:cs="BRH Devanagari Extra"/>
+                <w:szCs w:val="32"/>
+              </w:rPr>
+              <w:t>39</w:t>
+            </w:r>
+            <w:r>
+              <w:rPr>
+                <w:rFonts w:ascii="BRH Devanagari Extra" w:hAnsi="BRH Devanagari Extra" w:cs="BRH Devanagari Extra"/>
+                <w:sz w:val="32"/>
+                <w:szCs w:val="32"/>
+              </w:rPr>
+              <w:t>)- uÉ×</w:t>
+            </w:r>
+            <w:r>
+              <w:rPr>
+                <w:rFonts w:ascii="BRH Malayalam Extra" w:hAnsi="BRH Malayalam Extra" w:cs="BRH Devanagari Extra"/>
+                <w:szCs w:val="32"/>
+              </w:rPr>
+              <w:t>–</w:t>
+            </w:r>
+            <w:r>
+              <w:rPr>
+                <w:rFonts w:ascii="BRH Devanagari Extra" w:hAnsi="BRH Devanagari Extra" w:cs="BRH Devanagari Extra"/>
+                <w:sz w:val="32"/>
+                <w:szCs w:val="32"/>
+              </w:rPr>
+              <w:t>wÉ</w:t>
+            </w:r>
+            <w:r>
+              <w:rPr>
+                <w:rFonts w:ascii="BRH Malayalam Extra" w:hAnsi="BRH Malayalam Extra" w:cs="BRH Devanagari Extra"/>
+                <w:szCs w:val="32"/>
+              </w:rPr>
+              <w:t>–</w:t>
+            </w:r>
+            <w:r>
+              <w:rPr>
+                <w:rFonts w:ascii="BRH Devanagari Extra" w:hAnsi="BRH Devanagari Extra" w:cs="BRH Devanagari Extra"/>
+                <w:sz w:val="32"/>
+                <w:szCs w:val="32"/>
+              </w:rPr>
+              <w:t>h</w:t>
+            </w:r>
+            <w:r>
+              <w:rPr>
+                <w:rFonts w:ascii="BRH Devanagari Extra" w:hAnsi="BRH Devanagari Extra" w:cs="BRH Devanagari Extra"/>
+                <w:sz w:val="32"/>
+                <w:szCs w:val="32"/>
+              </w:rPr>
+              <w:t>uÉ</w:t>
+            </w:r>
+            <w:r>
+              <w:rPr>
+                <w:rFonts w:ascii="BRH Malayalam Extra" w:hAnsi="BRH Malayalam Extra" w:cs="BRH Devanagari Extra"/>
+                <w:szCs w:val="32"/>
+                <w:highlight w:val="green"/>
+              </w:rPr>
+              <w:t>–</w:t>
+            </w:r>
+            <w:r>
+              <w:rPr>
+                <w:rFonts w:ascii="BRH Devanagari Extra" w:hAnsi="BRH Devanagari Extra" w:cs="BRH Devanagari Extra"/>
+                <w:sz w:val="32"/>
+                <w:szCs w:val="32"/>
+                <w:highlight w:val="green"/>
+              </w:rPr>
+              <w:t>xÉÔ</w:t>
+            </w:r>
+            <w:r>
+              <w:rPr>
+                <w:rFonts w:ascii="BRH Malayalam Extra" w:hAnsi="BRH Malayalam Extra" w:cs="BRH Devanagari Extra"/>
+                <w:color w:val="000000"/>
+                <w:szCs w:val="32"/>
+              </w:rPr>
+              <w:t>–</w:t>
+            </w:r>
+            <w:r>
+              <w:rPr>
+                <w:rFonts w:ascii="BRH Devanagari Extra" w:hAnsi="BRH Devanagari Extra" w:cs="BRH Devanagari Extra"/>
+                <w:sz w:val="32"/>
+                <w:szCs w:val="32"/>
+              </w:rPr>
+              <w:t xml:space="preserve"> ||</w:t>
+            </w:r>
+          </w:p>
+          <w:p>
+            <w:pPr>
+              <w:widowControl w:val="0"/>
+              <w:autoSpaceDE w:val="0"/>
+              <w:autoSpaceDN w:val="0"/>
+              <w:adjustRightInd w:val="0"/>
+              <w:spacing w:before="0" w:line="240" w:lineRule="auto"/>
+              <w:rPr>
+                <w:rFonts w:cs="BRH Malayalam Extra"/>
+                <w:color w:val="FF0000"/>
+                <w:szCs w:val="40"/>
+              </w:rPr>
+            </w:pPr>
+            <w:r>
+              <w:rPr>
+                <w:rFonts w:ascii="BRH Devanagari Extra" w:hAnsi="BRH Devanagari Extra" w:cs="BRH Devanagari Extra"/>
+                <w:color w:val="000000"/>
+                <w:sz w:val="32"/>
+                <w:szCs w:val="32"/>
+              </w:rPr>
+              <w:t>uÉ×</w:t>
+            </w:r>
+            <w:r>
+              <w:rPr>
+                <w:rFonts w:ascii="BRH Malayalam Extra" w:hAnsi="BRH Malayalam Extra" w:cs="BRH Devanagari Extra"/>
+                <w:color w:val="000000"/>
+                <w:szCs w:val="32"/>
+              </w:rPr>
+              <w:t>–</w:t>
+            </w:r>
+            <w:r>
+              <w:rPr>
+                <w:rFonts w:ascii="BRH Devanagari Extra" w:hAnsi="BRH Devanagari Extra" w:cs="BRH Devanagari Extra"/>
+                <w:color w:val="000000"/>
+                <w:sz w:val="32"/>
+                <w:szCs w:val="32"/>
+              </w:rPr>
+              <w:t>wÉ</w:t>
+            </w:r>
+            <w:r>
+              <w:rPr>
+                <w:rFonts w:ascii="BRH Malayalam Extra" w:hAnsi="BRH Malayalam Extra" w:cs="BRH Devanagari Extra"/>
+                <w:color w:val="000000"/>
+                <w:szCs w:val="32"/>
+              </w:rPr>
+              <w:t>–</w:t>
+            </w:r>
+            <w:r>
+              <w:rPr>
+                <w:rFonts w:ascii="BRH Devanagari Extra" w:hAnsi="BRH Devanagari Extra" w:cs="BRH Devanagari Extra"/>
+                <w:color w:val="000000"/>
+                <w:sz w:val="32"/>
+                <w:szCs w:val="32"/>
+              </w:rPr>
+              <w:t>huÉ</w:t>
+            </w:r>
+            <w:r>
+              <w:rPr>
+                <w:rFonts w:ascii="BRH Malayalam Extra" w:hAnsi="BRH Malayalam Extra" w:cs="BRH Devanagari Extra"/>
+                <w:color w:val="000000"/>
+                <w:szCs w:val="32"/>
+              </w:rPr>
+              <w:t>–</w:t>
+            </w:r>
+            <w:r>
+              <w:rPr>
+                <w:rFonts w:ascii="BRH Devanagari Extra" w:hAnsi="BRH Devanagari Extra" w:cs="BRH Devanagari Extra"/>
+                <w:color w:val="000000"/>
+                <w:sz w:val="32"/>
+                <w:szCs w:val="32"/>
+              </w:rPr>
+              <w:t>xÉÔ</w:t>
+            </w:r>
+            <w:r>
+              <w:rPr>
+                <w:rFonts w:ascii="BRH Malayalam Extra" w:hAnsi="BRH Malayalam Extra" w:cs="BRH Devanagari Extra"/>
+                <w:color w:val="000000"/>
+                <w:szCs w:val="32"/>
+              </w:rPr>
+              <w:t>–</w:t>
+            </w:r>
+            <w:r>
+              <w:rPr>
+                <w:rFonts w:ascii="BRH Devanagari Extra" w:hAnsi="BRH Devanagari Extra" w:cs="BRH Devanagari Extra"/>
+                <w:color w:val="000000"/>
+                <w:sz w:val="32"/>
+                <w:szCs w:val="32"/>
+              </w:rPr>
+              <w:t xml:space="preserve"> CÌiÉþ uÉ×wÉhÉç - uÉ</w:t>
+            </w:r>
+            <w:r>
+              <w:rPr>
+                <w:rFonts w:ascii="BRH Malayalam Extra" w:hAnsi="BRH Malayalam Extra" w:cs="BRH Devanagari Extra"/>
+                <w:color w:val="000000"/>
+                <w:szCs w:val="32"/>
+              </w:rPr>
+              <w:t>–</w:t>
+            </w:r>
+            <w:r>
+              <w:rPr>
+                <w:rFonts w:ascii="BRH Devanagari Extra" w:hAnsi="BRH Devanagari Extra" w:cs="BRH Devanagari Extra"/>
+                <w:color w:val="000000"/>
+                <w:sz w:val="32"/>
+                <w:szCs w:val="32"/>
+              </w:rPr>
+              <w:t>xÉÔ</w:t>
+            </w:r>
+            <w:r>
+              <w:rPr>
+                <w:rFonts w:ascii="BRH Malayalam Extra" w:hAnsi="BRH Malayalam Extra" w:cs="BRH Devanagari Extra"/>
+                <w:color w:val="000000"/>
+                <w:szCs w:val="32"/>
+              </w:rPr>
+              <w:t>–</w:t>
+            </w:r>
+            <w:r>
+              <w:rPr>
+                <w:rFonts w:ascii="BRH Devanagari Extra" w:hAnsi="BRH Devanagari Extra" w:cs="BRH Devanagari Extra"/>
+                <w:color w:val="000000"/>
+                <w:sz w:val="32"/>
+                <w:szCs w:val="32"/>
+              </w:rPr>
+              <w:t xml:space="preserve"> | </w:t>
+            </w:r>
+          </w:p>
+        </w:tc>
+      </w:tr>
+      <w:tr>
+        <w:trPr>
+          <w:trHeight w:val="1261"/>
+        </w:trPr>
+        <w:tc>
+          <w:tcPr>
+            <w:tcW w:w="7166" w:type="dxa"/>
+            <w:tcBorders>
+              <w:top w:val="single" w:sz="4" w:space="0" w:color="000000"/>
+              <w:left w:val="single" w:sz="4" w:space="0" w:color="000000"/>
+              <w:bottom w:val="single" w:sz="4" w:space="0" w:color="000000"/>
+              <w:right w:val="single" w:sz="4" w:space="0" w:color="000000"/>
+            </w:tcBorders>
+          </w:tcPr>
+          <w:p>
+            <w:pPr>
+              <w:widowControl w:val="0"/>
+              <w:autoSpaceDE w:val="0"/>
+              <w:autoSpaceDN w:val="0"/>
+              <w:adjustRightInd w:val="0"/>
+              <w:spacing w:before="0" w:line="240" w:lineRule="auto"/>
+              <w:rPr>
+                <w:rFonts w:ascii="BRH Devanagari Extra" w:hAnsi="BRH Devanagari Extra" w:cs="BRH Devanagari Extra"/>
+                <w:color w:val="000000"/>
+                <w:sz w:val="32"/>
+                <w:szCs w:val="32"/>
+              </w:rPr>
+            </w:pPr>
+            <w:r>
+              <w:rPr>
+                <w:rFonts w:cs="BRH Devanagari Extra"/>
+                <w:color w:val="000000"/>
+                <w:szCs w:val="32"/>
+              </w:rPr>
+              <w:t>14</w:t>
+            </w:r>
+            <w:r>
+              <w:rPr>
+                <w:rFonts w:ascii="BRH Devanagari Extra" w:hAnsi="BRH Devanagari Extra" w:cs="BRH Devanagari Extra"/>
+                <w:color w:val="000000"/>
+                <w:sz w:val="32"/>
+                <w:szCs w:val="32"/>
+              </w:rPr>
+              <w:t>)</w:t>
+            </w:r>
+            <w:r>
+              <w:rPr>
+                <w:rFonts w:ascii="BRH Devanagari Extra" w:hAnsi="BRH Devanagari Extra" w:cs="BRH Devanagari Extra"/>
+                <w:color w:val="000000"/>
+                <w:sz w:val="32"/>
+                <w:szCs w:val="32"/>
+              </w:rPr>
+              <w:tab/>
+            </w:r>
+            <w:r>
+              <w:rPr>
+                <w:rFonts w:cs="BRH Devanagari Extra"/>
+                <w:color w:val="000000"/>
+                <w:szCs w:val="32"/>
+              </w:rPr>
+              <w:t>4</w:t>
+            </w:r>
+            <w:r>
+              <w:rPr>
+                <w:rFonts w:ascii="BRH Devanagari Extra" w:hAnsi="BRH Devanagari Extra" w:cs="BRH Devanagari Extra"/>
+                <w:color w:val="000000"/>
+                <w:sz w:val="32"/>
+                <w:szCs w:val="32"/>
+              </w:rPr>
+              <w:t>.</w:t>
+            </w:r>
+            <w:r>
+              <w:rPr>
+                <w:rFonts w:cs="BRH Devanagari Extra"/>
+                <w:color w:val="000000"/>
+                <w:szCs w:val="32"/>
+              </w:rPr>
+              <w:t>1</w:t>
+            </w:r>
+            <w:r>
+              <w:rPr>
+                <w:rFonts w:ascii="BRH Devanagari Extra" w:hAnsi="BRH Devanagari Extra" w:cs="BRH Devanagari Extra"/>
+                <w:color w:val="000000"/>
+                <w:sz w:val="32"/>
+                <w:szCs w:val="32"/>
+              </w:rPr>
+              <w:t>.</w:t>
+            </w:r>
+            <w:r>
+              <w:rPr>
+                <w:rFonts w:cs="BRH Devanagari Extra"/>
+                <w:color w:val="000000"/>
+                <w:szCs w:val="32"/>
+              </w:rPr>
+              <w:t>4</w:t>
+            </w:r>
+            <w:r>
+              <w:rPr>
+                <w:rFonts w:ascii="BRH Devanagari Extra" w:hAnsi="BRH Devanagari Extra" w:cs="BRH Devanagari Extra"/>
+                <w:color w:val="000000"/>
+                <w:sz w:val="32"/>
+                <w:szCs w:val="32"/>
+              </w:rPr>
+              <w:t>.</w:t>
+            </w:r>
+            <w:r>
+              <w:rPr>
+                <w:rFonts w:cs="BRH Devanagari Extra"/>
+                <w:color w:val="000000"/>
+                <w:szCs w:val="32"/>
+              </w:rPr>
+              <w:t>3</w:t>
+            </w:r>
+            <w:r>
+              <w:rPr>
+                <w:rFonts w:ascii="BRH Devanagari Extra" w:hAnsi="BRH Devanagari Extra" w:cs="BRH Devanagari Extra"/>
+                <w:color w:val="000000"/>
+                <w:sz w:val="32"/>
+                <w:szCs w:val="32"/>
+              </w:rPr>
+              <w:t>(</w:t>
+            </w:r>
+            <w:r>
+              <w:rPr>
+                <w:rFonts w:cs="BRH Devanagari Extra"/>
+                <w:color w:val="000000"/>
+                <w:szCs w:val="32"/>
+              </w:rPr>
+              <w:t>12</w:t>
+            </w:r>
+            <w:r>
+              <w:rPr>
+                <w:rFonts w:ascii="BRH Devanagari Extra" w:hAnsi="BRH Devanagari Extra" w:cs="BRH Devanagari Extra"/>
+                <w:color w:val="000000"/>
+                <w:sz w:val="32"/>
+                <w:szCs w:val="32"/>
+              </w:rPr>
+              <w:t>)- uÉlÉ</w:t>
+            </w:r>
+            <w:r>
+              <w:rPr>
+                <w:rFonts w:ascii="BRH Malayalam Extra" w:hAnsi="BRH Malayalam Extra" w:cs="BRH Devanagari Extra"/>
+                <w:color w:val="000000"/>
+                <w:szCs w:val="32"/>
+              </w:rPr>
+              <w:t>–</w:t>
+            </w:r>
+            <w:r>
+              <w:rPr>
+                <w:rFonts w:ascii="BRH Devanagari Extra" w:hAnsi="BRH Devanagari Extra" w:cs="BRH Devanagari Extra"/>
+                <w:color w:val="000000"/>
+                <w:sz w:val="32"/>
+                <w:szCs w:val="32"/>
+              </w:rPr>
+              <w:t>xmÉiÉÏlÉçþ ||</w:t>
+            </w:r>
+          </w:p>
+          <w:p>
+            <w:pPr>
+              <w:widowControl w:val="0"/>
+              <w:autoSpaceDE w:val="0"/>
+              <w:autoSpaceDN w:val="0"/>
+              <w:adjustRightInd w:val="0"/>
+              <w:spacing w:before="0" w:line="240" w:lineRule="auto"/>
+              <w:rPr>
+                <w:rFonts w:cs="BRH Malayalam Extra"/>
+                <w:color w:val="FF0000"/>
+                <w:szCs w:val="40"/>
+              </w:rPr>
+            </w:pPr>
+            <w:r>
+              <w:rPr>
+                <w:rFonts w:ascii="BRH Devanagari Extra" w:hAnsi="BRH Devanagari Extra" w:cs="BRH Devanagari Extra"/>
+                <w:color w:val="000000"/>
+                <w:sz w:val="32"/>
+                <w:szCs w:val="32"/>
+              </w:rPr>
+              <w:t>uÉlÉ</w:t>
+            </w:r>
+            <w:r>
+              <w:rPr>
+                <w:rFonts w:ascii="BRH Malayalam Extra" w:hAnsi="BRH Malayalam Extra" w:cs="BRH Devanagari Extra"/>
+                <w:color w:val="000000"/>
+                <w:szCs w:val="32"/>
+              </w:rPr>
+              <w:t>–</w:t>
+            </w:r>
+            <w:r>
+              <w:rPr>
+                <w:rFonts w:ascii="BRH Devanagari Extra" w:hAnsi="BRH Devanagari Extra" w:cs="BRH Devanagari Extra"/>
+                <w:color w:val="000000"/>
+                <w:sz w:val="32"/>
+                <w:szCs w:val="32"/>
+              </w:rPr>
+              <w:t>xmÉiÉÏ</w:t>
+            </w:r>
+            <w:r>
+              <w:rPr>
+                <w:rFonts w:ascii="BRH Malayalam Extra" w:hAnsi="BRH Malayalam Extra" w:cs="BRH Devanagari Extra"/>
+                <w:color w:val="000000"/>
+                <w:szCs w:val="32"/>
+              </w:rPr>
+              <w:t>–</w:t>
+            </w:r>
+            <w:r>
+              <w:rPr>
+                <w:rFonts w:ascii="BRH Devanagari Extra" w:hAnsi="BRH Devanagari Extra" w:cs="BRH Devanagari Extra"/>
+                <w:color w:val="000000"/>
+                <w:sz w:val="32"/>
+                <w:szCs w:val="32"/>
+              </w:rPr>
+              <w:t>ÌlÉ</w:t>
+            </w:r>
+            <w:r>
+              <w:rPr>
+                <w:rFonts w:ascii="BRH Devanagari Extra" w:hAnsi="BRH Devanagari Extra" w:cs="BRH Devanagari Extra"/>
+                <w:color w:val="000000"/>
+                <w:sz w:val="32"/>
+                <w:szCs w:val="32"/>
+                <w:highlight w:val="yellow"/>
+              </w:rPr>
+              <w:t>ÌiÉþ</w:t>
+            </w:r>
+            <w:r>
+              <w:rPr>
+                <w:rFonts w:ascii="BRH Devanagari Extra" w:hAnsi="BRH Devanagari Extra" w:cs="BRH Devanagari Extra"/>
+                <w:color w:val="000000"/>
+                <w:sz w:val="32"/>
+                <w:szCs w:val="32"/>
+              </w:rPr>
+              <w:t xml:space="preserve"> uÉlÉ</w:t>
+            </w:r>
+            <w:r>
+              <w:rPr>
+                <w:rFonts w:ascii="BRH Malayalam Extra" w:hAnsi="BRH Malayalam Extra" w:cs="BRH Devanagari Extra"/>
+                <w:color w:val="000000"/>
+                <w:szCs w:val="32"/>
+              </w:rPr>
+              <w:t>–</w:t>
+            </w:r>
+            <w:r>
+              <w:rPr>
+                <w:rFonts w:ascii="BRH Devanagari Extra" w:hAnsi="BRH Devanagari Extra" w:cs="BRH Devanagari Extra"/>
+                <w:color w:val="000000"/>
+                <w:sz w:val="32"/>
+                <w:szCs w:val="32"/>
+              </w:rPr>
+              <w:t xml:space="preserve">xmÉiÉÏlÉçþ | </w:t>
+            </w:r>
+          </w:p>
+        </w:tc>
+        <w:tc>
+          <w:tcPr>
+            <w:tcW w:w="7371" w:type="dxa"/>
+            <w:tcBorders>
+              <w:top w:val="single" w:sz="4" w:space="0" w:color="000000"/>
+              <w:left w:val="single" w:sz="4" w:space="0" w:color="000000"/>
+              <w:bottom w:val="single" w:sz="4" w:space="0" w:color="000000"/>
+              <w:right w:val="single" w:sz="4" w:space="0" w:color="000000"/>
+            </w:tcBorders>
+          </w:tcPr>
+          <w:p>
+            <w:pPr>
+              <w:widowControl w:val="0"/>
+              <w:autoSpaceDE w:val="0"/>
+              <w:autoSpaceDN w:val="0"/>
+              <w:adjustRightInd w:val="0"/>
+              <w:spacing w:before="0" w:line="240" w:lineRule="auto"/>
+              <w:rPr>
+                <w:rFonts w:ascii="BRH Devanagari Extra" w:hAnsi="BRH Devanagari Extra" w:cs="BRH Devanagari Extra"/>
+                <w:color w:val="000000"/>
+                <w:sz w:val="32"/>
+                <w:szCs w:val="32"/>
+              </w:rPr>
+            </w:pPr>
+            <w:r>
+              <w:rPr>
+                <w:rFonts w:cs="BRH Devanagari Extra"/>
+                <w:color w:val="000000"/>
+                <w:szCs w:val="32"/>
+              </w:rPr>
+              <w:t>14</w:t>
+            </w:r>
+            <w:r>
+              <w:rPr>
+                <w:rFonts w:ascii="BRH Devanagari Extra" w:hAnsi="BRH Devanagari Extra" w:cs="BRH Devanagari Extra"/>
+                <w:color w:val="000000"/>
+                <w:sz w:val="32"/>
+                <w:szCs w:val="32"/>
+              </w:rPr>
+              <w:t>)</w:t>
+            </w:r>
+            <w:r>
+              <w:rPr>
+                <w:rFonts w:ascii="BRH Devanagari Extra" w:hAnsi="BRH Devanagari Extra" w:cs="BRH Devanagari Extra"/>
+                <w:color w:val="000000"/>
+                <w:sz w:val="32"/>
+                <w:szCs w:val="32"/>
+              </w:rPr>
+              <w:tab/>
+            </w:r>
+            <w:r>
+              <w:rPr>
+                <w:rFonts w:cs="BRH Devanagari Extra"/>
+                <w:color w:val="000000"/>
+                <w:szCs w:val="32"/>
+              </w:rPr>
+              <w:t>4</w:t>
+            </w:r>
+            <w:r>
+              <w:rPr>
+                <w:rFonts w:ascii="BRH Devanagari Extra" w:hAnsi="BRH Devanagari Extra" w:cs="BRH Devanagari Extra"/>
+                <w:color w:val="000000"/>
+                <w:sz w:val="32"/>
+                <w:szCs w:val="32"/>
+              </w:rPr>
+              <w:t>.</w:t>
+            </w:r>
+            <w:r>
+              <w:rPr>
+                <w:rFonts w:cs="BRH Devanagari Extra"/>
+                <w:color w:val="000000"/>
+                <w:szCs w:val="32"/>
+              </w:rPr>
+              <w:t>1</w:t>
+            </w:r>
+            <w:r>
+              <w:rPr>
+                <w:rFonts w:ascii="BRH Devanagari Extra" w:hAnsi="BRH Devanagari Extra" w:cs="BRH Devanagari Extra"/>
+                <w:color w:val="000000"/>
+                <w:sz w:val="32"/>
+                <w:szCs w:val="32"/>
+              </w:rPr>
+              <w:t>.</w:t>
+            </w:r>
+            <w:r>
+              <w:rPr>
+                <w:rFonts w:cs="BRH Devanagari Extra"/>
+                <w:color w:val="000000"/>
+                <w:szCs w:val="32"/>
+              </w:rPr>
+              <w:t>4</w:t>
+            </w:r>
+            <w:r>
+              <w:rPr>
+                <w:rFonts w:ascii="BRH Devanagari Extra" w:hAnsi="BRH Devanagari Extra" w:cs="BRH Devanagari Extra"/>
+                <w:color w:val="000000"/>
+                <w:sz w:val="32"/>
+                <w:szCs w:val="32"/>
+              </w:rPr>
+              <w:t>.</w:t>
+            </w:r>
+            <w:r>
+              <w:rPr>
+                <w:rFonts w:cs="BRH Devanagari Extra"/>
+                <w:color w:val="000000"/>
+                <w:szCs w:val="32"/>
+              </w:rPr>
+              <w:t>3</w:t>
+            </w:r>
+            <w:r>
+              <w:rPr>
+                <w:rFonts w:ascii="BRH Devanagari Extra" w:hAnsi="BRH Devanagari Extra" w:cs="BRH Devanagari Extra"/>
+                <w:color w:val="000000"/>
+                <w:sz w:val="32"/>
+                <w:szCs w:val="32"/>
+              </w:rPr>
+              <w:t>(</w:t>
+            </w:r>
+            <w:r>
+              <w:rPr>
+                <w:rFonts w:cs="BRH Devanagari Extra"/>
+                <w:color w:val="000000"/>
+                <w:szCs w:val="32"/>
+              </w:rPr>
+              <w:t>12</w:t>
+            </w:r>
+            <w:r>
+              <w:rPr>
+                <w:rFonts w:ascii="BRH Devanagari Extra" w:hAnsi="BRH Devanagari Extra" w:cs="BRH Devanagari Extra"/>
+                <w:color w:val="000000"/>
+                <w:sz w:val="32"/>
+                <w:szCs w:val="32"/>
+              </w:rPr>
+              <w:t>)- uÉlÉ</w:t>
+            </w:r>
+            <w:r>
+              <w:rPr>
+                <w:rFonts w:ascii="BRH Malayalam Extra" w:hAnsi="BRH Malayalam Extra" w:cs="BRH Devanagari Extra"/>
+                <w:color w:val="000000"/>
+                <w:szCs w:val="32"/>
+              </w:rPr>
+              <w:t>–</w:t>
+            </w:r>
+            <w:r>
+              <w:rPr>
+                <w:rFonts w:ascii="BRH Devanagari Extra" w:hAnsi="BRH Devanagari Extra" w:cs="BRH Devanagari Extra"/>
+                <w:color w:val="000000"/>
+                <w:sz w:val="32"/>
+                <w:szCs w:val="32"/>
+              </w:rPr>
+              <w:t>xmÉiÉÏlÉçþ ||</w:t>
+            </w:r>
+          </w:p>
+          <w:p>
+            <w:pPr>
+              <w:widowControl w:val="0"/>
+              <w:autoSpaceDE w:val="0"/>
+              <w:autoSpaceDN w:val="0"/>
+              <w:adjustRightInd w:val="0"/>
+              <w:spacing w:before="0" w:line="240" w:lineRule="auto"/>
+              <w:rPr>
+                <w:rFonts w:cs="BRH Malayalam Extra"/>
+                <w:color w:val="FF0000"/>
+                <w:szCs w:val="40"/>
+              </w:rPr>
+            </w:pPr>
+            <w:r>
+              <w:rPr>
+                <w:rFonts w:ascii="BRH Devanagari Extra" w:hAnsi="BRH Devanagari Extra" w:cs="BRH Devanagari Extra"/>
+                <w:color w:val="000000"/>
+                <w:sz w:val="32"/>
+                <w:szCs w:val="32"/>
+              </w:rPr>
+              <w:t>uÉlÉ</w:t>
+            </w:r>
+            <w:r>
+              <w:rPr>
+                <w:rFonts w:ascii="BRH Malayalam Extra" w:hAnsi="BRH Malayalam Extra" w:cs="BRH Devanagari Extra"/>
+                <w:color w:val="000000"/>
+                <w:szCs w:val="32"/>
+              </w:rPr>
+              <w:t>–</w:t>
+            </w:r>
+            <w:r>
+              <w:rPr>
+                <w:rFonts w:ascii="BRH Devanagari Extra" w:hAnsi="BRH Devanagari Extra" w:cs="BRH Devanagari Extra"/>
+                <w:color w:val="000000"/>
+                <w:sz w:val="32"/>
+                <w:szCs w:val="32"/>
+              </w:rPr>
+              <w:t>xmÉiÉÏ</w:t>
+            </w:r>
+            <w:r>
+              <w:rPr>
+                <w:rFonts w:ascii="BRH Malayalam Extra" w:hAnsi="BRH Malayalam Extra" w:cs="BRH Devanagari Extra"/>
+                <w:color w:val="000000"/>
+                <w:szCs w:val="32"/>
+              </w:rPr>
+              <w:t>–</w:t>
+            </w:r>
+            <w:r>
+              <w:rPr>
+                <w:rFonts w:ascii="BRH Devanagari Extra" w:hAnsi="BRH Devanagari Extra" w:cs="BRH Devanagari Extra"/>
+                <w:color w:val="000000"/>
+                <w:sz w:val="32"/>
+                <w:szCs w:val="32"/>
+              </w:rPr>
+              <w:t>ÌlÉ</w:t>
+            </w:r>
+            <w:r>
+              <w:rPr>
+                <w:rFonts w:ascii="BRH Devanagari Extra" w:hAnsi="BRH Devanagari Extra" w:cs="BRH Devanagari Extra"/>
+                <w:color w:val="000000"/>
+                <w:sz w:val="32"/>
+                <w:szCs w:val="32"/>
+                <w:highlight w:val="green"/>
+              </w:rPr>
+              <w:t>ÌiÉ</w:t>
+            </w:r>
+            <w:r>
+              <w:rPr>
+                <w:rFonts w:ascii="BRH Malayalam Extra" w:hAnsi="BRH Malayalam Extra" w:cs="BRH Devanagari Extra"/>
+                <w:color w:val="000000"/>
+                <w:szCs w:val="32"/>
+              </w:rPr>
+              <w:t>–</w:t>
+            </w:r>
+            <w:r>
+              <w:rPr>
+                <w:rFonts w:ascii="BRH Devanagari Extra" w:hAnsi="BRH Devanagari Extra" w:cs="BRH Devanagari Extra"/>
+                <w:color w:val="000000"/>
+                <w:sz w:val="32"/>
+                <w:szCs w:val="32"/>
+              </w:rPr>
+              <w:t xml:space="preserve"> uÉlÉ</w:t>
+            </w:r>
+            <w:r>
+              <w:rPr>
+                <w:rFonts w:ascii="BRH Malayalam Extra" w:hAnsi="BRH Malayalam Extra" w:cs="BRH Devanagari Extra"/>
+                <w:color w:val="000000"/>
+                <w:szCs w:val="32"/>
+              </w:rPr>
+              <w:t>–</w:t>
+            </w:r>
+            <w:r>
+              <w:rPr>
+                <w:rFonts w:ascii="BRH Devanagari Extra" w:hAnsi="BRH Devanagari Extra" w:cs="BRH Devanagari Extra"/>
+                <w:color w:val="000000"/>
+                <w:sz w:val="32"/>
+                <w:szCs w:val="32"/>
+              </w:rPr>
+              <w:t xml:space="preserve">xmÉiÉÏlÉçþ | </w:t>
+            </w:r>
+          </w:p>
+        </w:tc>
+      </w:tr>
+      <w:tr>
+        <w:trPr>
+          <w:trHeight w:val="771"/>
+        </w:trPr>
+        <w:tc>
+          <w:tcPr>
+            <w:tcW w:w="7166" w:type="dxa"/>
+            <w:tcBorders>
+              <w:top w:val="single" w:sz="4" w:space="0" w:color="000000"/>
+              <w:left w:val="single" w:sz="4" w:space="0" w:color="000000"/>
+              <w:bottom w:val="single" w:sz="4" w:space="0" w:color="000000"/>
+              <w:right w:val="single" w:sz="4" w:space="0" w:color="000000"/>
+            </w:tcBorders>
+          </w:tcPr>
+          <w:p>
+            <w:pPr>
+              <w:widowControl w:val="0"/>
+              <w:autoSpaceDE w:val="0"/>
+              <w:autoSpaceDN w:val="0"/>
+              <w:adjustRightInd w:val="0"/>
+              <w:spacing w:before="0" w:line="240" w:lineRule="auto"/>
+              <w:rPr>
+                <w:rFonts w:cs="BRH Malayalam Extra"/>
+                <w:color w:val="FF0000"/>
+                <w:szCs w:val="40"/>
+              </w:rPr>
+            </w:pPr>
+          </w:p>
+        </w:tc>
+        <w:tc>
+          <w:tcPr>
+            <w:tcW w:w="7371" w:type="dxa"/>
+            <w:tcBorders>
+              <w:top w:val="single" w:sz="4" w:space="0" w:color="000000"/>
+              <w:left w:val="single" w:sz="4" w:space="0" w:color="000000"/>
+              <w:bottom w:val="single" w:sz="4" w:space="0" w:color="000000"/>
+              <w:right w:val="single" w:sz="4" w:space="0" w:color="000000"/>
+            </w:tcBorders>
+          </w:tcPr>
+          <w:p>
+            <w:pPr>
+              <w:widowControl w:val="0"/>
+              <w:autoSpaceDE w:val="0"/>
+              <w:autoSpaceDN w:val="0"/>
+              <w:adjustRightInd w:val="0"/>
+              <w:spacing w:before="0" w:line="240" w:lineRule="auto"/>
+              <w:rPr>
+                <w:rFonts w:cs="BRH Malayalam Extra"/>
+                <w:color w:val="FF0000"/>
+                <w:szCs w:val="40"/>
+              </w:rPr>
+            </w:pPr>
+          </w:p>
+        </w:tc>
+      </w:tr>
+      <w:tr>
+        <w:trPr>
+          <w:trHeight w:val="771"/>
+        </w:trPr>
+        <w:tc>
+          <w:tcPr>
+            <w:tcW w:w="7166" w:type="dxa"/>
+            <w:tcBorders>
+              <w:top w:val="single" w:sz="4" w:space="0" w:color="000000"/>
+              <w:left w:val="single" w:sz="4" w:space="0" w:color="000000"/>
+              <w:bottom w:val="single" w:sz="4" w:space="0" w:color="000000"/>
+              <w:right w:val="single" w:sz="4" w:space="0" w:color="000000"/>
+            </w:tcBorders>
+          </w:tcPr>
+          <w:p>
+            <w:pPr>
+              <w:widowControl w:val="0"/>
+              <w:autoSpaceDE w:val="0"/>
+              <w:autoSpaceDN w:val="0"/>
+              <w:adjustRightInd w:val="0"/>
+              <w:spacing w:before="0" w:line="240" w:lineRule="auto"/>
+              <w:rPr>
+                <w:rFonts w:cs="BRH Malayalam Extra"/>
+                <w:color w:val="FF0000"/>
+                <w:szCs w:val="40"/>
+              </w:rPr>
+            </w:pPr>
+          </w:p>
+        </w:tc>
+        <w:tc>
+          <w:tcPr>
+            <w:tcW w:w="7371" w:type="dxa"/>
+            <w:tcBorders>
+              <w:top w:val="single" w:sz="4" w:space="0" w:color="000000"/>
+              <w:left w:val="single" w:sz="4" w:space="0" w:color="000000"/>
+              <w:bottom w:val="single" w:sz="4" w:space="0" w:color="000000"/>
+              <w:right w:val="single" w:sz="4" w:space="0" w:color="000000"/>
+            </w:tcBorders>
+          </w:tcPr>
+          <w:p>
+            <w:pPr>
+              <w:widowControl w:val="0"/>
+              <w:autoSpaceDE w:val="0"/>
+              <w:autoSpaceDN w:val="0"/>
+              <w:adjustRightInd w:val="0"/>
+              <w:spacing w:before="0" w:line="240" w:lineRule="auto"/>
+              <w:rPr>
+                <w:rFonts w:cs="BRH Malayalam Extra"/>
+                <w:color w:val="FF0000"/>
+                <w:szCs w:val="40"/>
+              </w:rPr>
+            </w:pPr>
+          </w:p>
+        </w:tc>
+      </w:tr>
+    </w:tbl>
+    <w:p>
+      <w:pPr>
+        <w:spacing w:before="0" w:line="240" w:lineRule="auto"/>
+        <w:jc w:val="center"/>
+        <w:rPr>
+          <w:b/>
+          <w:bCs/>
+          <w:sz w:val="32"/>
+          <w:szCs w:val="32"/>
+          <w:u w:val="single"/>
+        </w:rPr>
+      </w:pPr>
+    </w:p>
+    <w:p>
+      <w:pPr>
+        <w:spacing w:before="0" w:line="240" w:lineRule="auto"/>
+        <w:jc w:val="center"/>
+        <w:rPr>
+          <w:b/>
+          <w:bCs/>
+          <w:sz w:val="32"/>
+          <w:szCs w:val="32"/>
+          <w:u w:val="single"/>
+        </w:rPr>
+      </w:pPr>
+    </w:p>
     <w:p>
       <w:pPr>
         <w:spacing w:before="0" w:line="240" w:lineRule="auto"/>
@@ -307,6 +2507,7 @@
                 <w:cs/>
                 <w:lang w:bidi="ta-IN"/>
               </w:rPr>
+              <w:lastRenderedPageBreak/>
               <w:t>52)</w:t>
             </w:r>
             <w:r>
@@ -1311,6 +3512,7 @@
                 <w:cs/>
                 <w:lang w:bidi="ta-IN"/>
               </w:rPr>
+              <w:lastRenderedPageBreak/>
               <w:t>12)</w:t>
             </w:r>
             <w:r>
@@ -4693,7 +6895,6 @@
                 <w:cs/>
                 <w:lang w:bidi="ta-IN"/>
               </w:rPr>
-              <w:lastRenderedPageBreak/>
               <w:t>69</w:t>
             </w:r>
             <w:r>
@@ -7843,7 +10044,6 @@
                 <w:cs/>
                 <w:lang w:bidi="ta-IN"/>
               </w:rPr>
-              <w:lastRenderedPageBreak/>
               <w:t>16</w:t>
             </w:r>
             <w:r>
@@ -8031,7 +10231,6 @@
                 <w:color w:val="000000"/>
                 <w:sz w:val="32"/>
                 <w:szCs w:val="32"/>
-                <w:lang w:val="it-IT"/>
               </w:rPr>
             </w:pPr>
             <w:r>
@@ -8539,7 +10738,6 @@
                 <w:rFonts w:cs="BRH Malayalam Extra"/>
                 <w:color w:val="FF0000"/>
                 <w:szCs w:val="40"/>
-                <w:lang w:val="it-IT"/>
               </w:rPr>
             </w:pPr>
           </w:p>
@@ -8762,7 +10960,6 @@
                 <w:color w:val="000000"/>
                 <w:sz w:val="32"/>
                 <w:szCs w:val="32"/>
-                <w:lang w:val="it-IT"/>
               </w:rPr>
             </w:pPr>
             <w:r>
@@ -9152,7 +11349,6 @@
                 <w:rFonts w:cs="BRH Malayalam Extra"/>
                 <w:color w:val="FF0000"/>
                 <w:szCs w:val="40"/>
-                <w:lang w:val="it-IT"/>
               </w:rPr>
             </w:pPr>
             <w:r>
@@ -9599,7 +11795,6 @@
                 <w:rFonts w:cs="BRH Malayalam Extra"/>
                 <w:color w:val="FF0000"/>
                 <w:szCs w:val="40"/>
-                <w:lang w:val="it-IT"/>
               </w:rPr>
             </w:pPr>
             <w:r>
@@ -10360,7 +12555,6 @@
                 <w:rFonts w:cs="BRH Malayalam Extra"/>
                 <w:color w:val="FF0000"/>
                 <w:szCs w:val="40"/>
-                <w:lang w:val="it-IT"/>
               </w:rPr>
             </w:pPr>
             <w:r>
@@ -10847,6 +13041,7 @@
                 <w:cs/>
                 <w:lang w:bidi="ta-IN"/>
               </w:rPr>
+              <w:lastRenderedPageBreak/>
               <w:t>2)</w:t>
             </w:r>
             <w:r>
@@ -12941,7 +15136,6 @@
                 <w:cs/>
                 <w:lang w:bidi="ta-IN"/>
               </w:rPr>
-              <w:lastRenderedPageBreak/>
               <w:t>17</w:t>
             </w:r>
             <w:r>
@@ -13299,7 +15493,6 @@
                 <w:cs/>
                 <w:lang w:bidi="ta-IN"/>
               </w:rPr>
-              <w:lastRenderedPageBreak/>
               <w:t>15</w:t>
             </w:r>
             <w:r>
@@ -14406,7 +16599,6 @@
                 <w:cs/>
                 <w:lang w:bidi="ta-IN"/>
               </w:rPr>
-              <w:lastRenderedPageBreak/>
               <w:t>17</w:t>
             </w:r>
             <w:r>
@@ -14754,7 +16946,6 @@
                 <w:cs/>
                 <w:lang w:bidi="ta-IN"/>
               </w:rPr>
-              <w:lastRenderedPageBreak/>
               <w:t>44</w:t>
             </w:r>
             <w:r>
@@ -15542,7 +17733,6 @@
                 <w:rFonts w:cs="BRH Malayalam Extra"/>
                 <w:color w:val="FF0000"/>
                 <w:szCs w:val="40"/>
-                <w:lang w:val="it-IT"/>
               </w:rPr>
             </w:pPr>
             <w:r>
@@ -15800,7 +17990,6 @@
                 <w:color w:val="000000"/>
                 <w:sz w:val="32"/>
                 <w:szCs w:val="32"/>
-                <w:lang w:val="it-IT"/>
               </w:rPr>
             </w:pPr>
             <w:bookmarkStart w:id="5" w:name="_Hlk160721200"/>
@@ -15881,7 +18070,6 @@
                 <w:rFonts w:cs="BRH Malayalam Extra"/>
                 <w:color w:val="FF0000"/>
                 <w:szCs w:val="40"/>
-                <w:lang w:val="it-IT"/>
               </w:rPr>
             </w:pPr>
           </w:p>
@@ -15919,8 +18107,8 @@
                 <w:bCs/>
                 <w:color w:val="000000"/>
                 <w:szCs w:val="32"/>
-                <w:lang w:val="it-IT"/>
-              </w:rPr>
+              </w:rPr>
+              <w:lastRenderedPageBreak/>
               <w:t>51</w:t>
             </w:r>
             <w:r>
@@ -15931,7 +18119,6 @@
                 <w:color w:val="000000"/>
                 <w:sz w:val="32"/>
                 <w:szCs w:val="32"/>
-                <w:lang w:val="it-IT"/>
               </w:rPr>
               <w:t>)</w:t>
             </w:r>
@@ -15943,7 +18130,6 @@
                 <w:color w:val="000000"/>
                 <w:sz w:val="32"/>
                 <w:szCs w:val="32"/>
-                <w:lang w:val="it-IT"/>
               </w:rPr>
               <w:tab/>
             </w:r>
@@ -15954,7 +18140,6 @@
                 <w:bCs/>
                 <w:color w:val="000000"/>
                 <w:szCs w:val="32"/>
-                <w:lang w:val="it-IT"/>
               </w:rPr>
               <w:t>4</w:t>
             </w:r>
@@ -15966,7 +18151,6 @@
                 <w:color w:val="000000"/>
                 <w:sz w:val="32"/>
                 <w:szCs w:val="32"/>
-                <w:lang w:val="it-IT"/>
               </w:rPr>
               <w:t>.</w:t>
             </w:r>
@@ -15977,7 +18161,6 @@
                 <w:bCs/>
                 <w:color w:val="000000"/>
                 <w:szCs w:val="32"/>
-                <w:lang w:val="it-IT"/>
               </w:rPr>
               <w:t>1</w:t>
             </w:r>
@@ -15989,7 +18172,6 @@
                 <w:color w:val="000000"/>
                 <w:sz w:val="32"/>
                 <w:szCs w:val="32"/>
-                <w:lang w:val="it-IT"/>
               </w:rPr>
               <w:t>.</w:t>
             </w:r>
@@ -16000,7 +18182,6 @@
                 <w:bCs/>
                 <w:color w:val="000000"/>
                 <w:szCs w:val="32"/>
-                <w:lang w:val="it-IT"/>
               </w:rPr>
               <w:t>6</w:t>
             </w:r>
@@ -16012,7 +18193,6 @@
                 <w:color w:val="000000"/>
                 <w:sz w:val="32"/>
                 <w:szCs w:val="32"/>
-                <w:lang w:val="it-IT"/>
               </w:rPr>
               <w:t>.</w:t>
             </w:r>
@@ -16023,7 +18203,6 @@
                 <w:bCs/>
                 <w:color w:val="000000"/>
                 <w:szCs w:val="32"/>
-                <w:lang w:val="it-IT"/>
               </w:rPr>
               <w:t>3</w:t>
             </w:r>
@@ -16035,7 +18214,6 @@
                 <w:color w:val="000000"/>
                 <w:sz w:val="32"/>
                 <w:szCs w:val="32"/>
-                <w:lang w:val="it-IT"/>
               </w:rPr>
               <w:t>(</w:t>
             </w:r>
@@ -16046,7 +18224,6 @@
                 <w:bCs/>
                 <w:color w:val="000000"/>
                 <w:szCs w:val="32"/>
-                <w:lang w:val="it-IT"/>
               </w:rPr>
               <w:t>48</w:t>
             </w:r>
@@ -16058,7 +18235,6 @@
                 <w:color w:val="000000"/>
                 <w:sz w:val="32"/>
                 <w:szCs w:val="32"/>
-                <w:lang w:val="it-IT"/>
               </w:rPr>
               <w:t>)</w:t>
             </w:r>
@@ -16068,7 +18244,6 @@
                 <w:color w:val="000000"/>
                 <w:sz w:val="32"/>
                 <w:szCs w:val="32"/>
-                <w:lang w:val="it-IT"/>
               </w:rPr>
               <w:t xml:space="preserve">- </w:t>
             </w:r>
@@ -16128,7 +18303,6 @@
                 <w:rFonts w:cs="BRH Malayalam Extra"/>
                 <w:color w:val="FF0000"/>
                 <w:szCs w:val="40"/>
-                <w:lang w:val="it-IT"/>
               </w:rPr>
             </w:pPr>
             <w:r>
@@ -16201,7 +18375,6 @@
                 <w:color w:val="000000"/>
                 <w:sz w:val="32"/>
                 <w:szCs w:val="32"/>
-                <w:lang w:val="it-IT"/>
               </w:rPr>
               <w:t xml:space="preserve"> </w:t>
             </w:r>
@@ -16235,7 +18408,6 @@
                 <w:bCs/>
                 <w:color w:val="000000"/>
                 <w:szCs w:val="32"/>
-                <w:lang w:val="it-IT"/>
               </w:rPr>
               <w:t>51</w:t>
             </w:r>
@@ -16247,7 +18419,6 @@
                 <w:color w:val="000000"/>
                 <w:sz w:val="32"/>
                 <w:szCs w:val="32"/>
-                <w:lang w:val="it-IT"/>
               </w:rPr>
               <w:t>)</w:t>
             </w:r>
@@ -16259,7 +18430,6 @@
                 <w:color w:val="000000"/>
                 <w:sz w:val="32"/>
                 <w:szCs w:val="32"/>
-                <w:lang w:val="it-IT"/>
               </w:rPr>
               <w:tab/>
             </w:r>
@@ -16270,7 +18440,6 @@
                 <w:bCs/>
                 <w:color w:val="000000"/>
                 <w:szCs w:val="32"/>
-                <w:lang w:val="it-IT"/>
               </w:rPr>
               <w:t>4</w:t>
             </w:r>
@@ -16282,7 +18451,6 @@
                 <w:color w:val="000000"/>
                 <w:sz w:val="32"/>
                 <w:szCs w:val="32"/>
-                <w:lang w:val="it-IT"/>
               </w:rPr>
               <w:t>.</w:t>
             </w:r>
@@ -16293,7 +18461,6 @@
                 <w:bCs/>
                 <w:color w:val="000000"/>
                 <w:szCs w:val="32"/>
-                <w:lang w:val="it-IT"/>
               </w:rPr>
               <w:t>1</w:t>
             </w:r>
@@ -16305,7 +18472,6 @@
                 <w:color w:val="000000"/>
                 <w:sz w:val="32"/>
                 <w:szCs w:val="32"/>
-                <w:lang w:val="it-IT"/>
               </w:rPr>
               <w:t>.</w:t>
             </w:r>
@@ -16316,7 +18482,6 @@
                 <w:bCs/>
                 <w:color w:val="000000"/>
                 <w:szCs w:val="32"/>
-                <w:lang w:val="it-IT"/>
               </w:rPr>
               <w:t>6</w:t>
             </w:r>
@@ -16328,7 +18493,6 @@
                 <w:color w:val="000000"/>
                 <w:sz w:val="32"/>
                 <w:szCs w:val="32"/>
-                <w:lang w:val="it-IT"/>
               </w:rPr>
               <w:t>.</w:t>
             </w:r>
@@ -16339,7 +18503,6 @@
                 <w:bCs/>
                 <w:color w:val="000000"/>
                 <w:szCs w:val="32"/>
-                <w:lang w:val="it-IT"/>
               </w:rPr>
               <w:t>3</w:t>
             </w:r>
@@ -16351,7 +18514,6 @@
                 <w:color w:val="000000"/>
                 <w:sz w:val="32"/>
                 <w:szCs w:val="32"/>
-                <w:lang w:val="it-IT"/>
               </w:rPr>
               <w:t>(</w:t>
             </w:r>
@@ -16362,7 +18524,6 @@
                 <w:bCs/>
                 <w:color w:val="000000"/>
                 <w:szCs w:val="32"/>
-                <w:lang w:val="it-IT"/>
               </w:rPr>
               <w:t>48</w:t>
             </w:r>
@@ -16374,7 +18535,6 @@
                 <w:color w:val="000000"/>
                 <w:sz w:val="32"/>
                 <w:szCs w:val="32"/>
-                <w:lang w:val="it-IT"/>
               </w:rPr>
               <w:t>)</w:t>
             </w:r>
@@ -16384,7 +18544,6 @@
                 <w:color w:val="000000"/>
                 <w:sz w:val="32"/>
                 <w:szCs w:val="32"/>
-                <w:lang w:val="it-IT"/>
               </w:rPr>
               <w:t xml:space="preserve">- </w:t>
             </w:r>
@@ -16445,7 +18604,6 @@
                 <w:color w:val="000000"/>
                 <w:sz w:val="32"/>
                 <w:szCs w:val="32"/>
-                <w:lang w:val="it-IT"/>
               </w:rPr>
             </w:pPr>
             <w:r>
@@ -16524,7 +18682,6 @@
                 <w:rFonts w:cs="BRH Malayalam Extra"/>
                 <w:color w:val="FF0000"/>
                 <w:szCs w:val="40"/>
-                <w:lang w:val="it-IT"/>
               </w:rPr>
             </w:pPr>
           </w:p>
@@ -16562,7 +18719,6 @@
                 <w:bCs/>
                 <w:color w:val="000000"/>
                 <w:szCs w:val="32"/>
-                <w:lang w:val="it-IT"/>
               </w:rPr>
               <w:t>58</w:t>
             </w:r>
@@ -16574,7 +18730,6 @@
                 <w:color w:val="000000"/>
                 <w:sz w:val="32"/>
                 <w:szCs w:val="32"/>
-                <w:lang w:val="it-IT"/>
               </w:rPr>
               <w:t>)</w:t>
             </w:r>
@@ -16586,7 +18741,6 @@
                 <w:color w:val="000000"/>
                 <w:sz w:val="32"/>
                 <w:szCs w:val="32"/>
-                <w:lang w:val="it-IT"/>
               </w:rPr>
               <w:tab/>
             </w:r>
@@ -16597,7 +18751,6 @@
                 <w:bCs/>
                 <w:color w:val="000000"/>
                 <w:szCs w:val="32"/>
-                <w:lang w:val="it-IT"/>
               </w:rPr>
               <w:t>4</w:t>
             </w:r>
@@ -16609,7 +18762,6 @@
                 <w:color w:val="000000"/>
                 <w:sz w:val="32"/>
                 <w:szCs w:val="32"/>
-                <w:lang w:val="it-IT"/>
               </w:rPr>
               <w:t>.</w:t>
             </w:r>
@@ -16620,7 +18772,6 @@
                 <w:bCs/>
                 <w:color w:val="000000"/>
                 <w:szCs w:val="32"/>
-                <w:lang w:val="it-IT"/>
               </w:rPr>
               <w:t>1</w:t>
             </w:r>
@@ -16632,7 +18783,6 @@
                 <w:color w:val="000000"/>
                 <w:sz w:val="32"/>
                 <w:szCs w:val="32"/>
-                <w:lang w:val="it-IT"/>
               </w:rPr>
               <w:t>.</w:t>
             </w:r>
@@ -16643,7 +18793,6 @@
                 <w:bCs/>
                 <w:color w:val="000000"/>
                 <w:szCs w:val="32"/>
-                <w:lang w:val="it-IT"/>
               </w:rPr>
               <w:t>6</w:t>
             </w:r>
@@ -16655,7 +18804,6 @@
                 <w:color w:val="000000"/>
                 <w:sz w:val="32"/>
                 <w:szCs w:val="32"/>
-                <w:lang w:val="it-IT"/>
               </w:rPr>
               <w:t>.</w:t>
             </w:r>
@@ -16666,7 +18814,6 @@
                 <w:bCs/>
                 <w:color w:val="000000"/>
                 <w:szCs w:val="32"/>
-                <w:lang w:val="it-IT"/>
               </w:rPr>
               <w:t>3</w:t>
             </w:r>
@@ -16678,7 +18825,6 @@
                 <w:color w:val="000000"/>
                 <w:sz w:val="32"/>
                 <w:szCs w:val="32"/>
-                <w:lang w:val="it-IT"/>
               </w:rPr>
               <w:t>(</w:t>
             </w:r>
@@ -16689,7 +18835,6 @@
                 <w:bCs/>
                 <w:color w:val="000000"/>
                 <w:szCs w:val="32"/>
-                <w:lang w:val="it-IT"/>
               </w:rPr>
               <w:t>55</w:t>
             </w:r>
@@ -16701,7 +18846,6 @@
                 <w:color w:val="000000"/>
                 <w:sz w:val="32"/>
                 <w:szCs w:val="32"/>
-                <w:lang w:val="it-IT"/>
               </w:rPr>
               <w:t>)</w:t>
             </w:r>
@@ -16711,7 +18855,6 @@
                 <w:color w:val="000000"/>
                 <w:sz w:val="32"/>
                 <w:szCs w:val="32"/>
-                <w:lang w:val="it-IT"/>
               </w:rPr>
               <w:t xml:space="preserve">- </w:t>
             </w:r>
@@ -16771,7 +18914,6 @@
                 <w:rFonts w:cs="BRH Malayalam Extra"/>
                 <w:color w:val="FF0000"/>
                 <w:szCs w:val="40"/>
-                <w:lang w:val="it-IT"/>
               </w:rPr>
             </w:pPr>
             <w:r>
@@ -16869,7 +19011,6 @@
                 <w:bCs/>
                 <w:color w:val="000000"/>
                 <w:szCs w:val="32"/>
-                <w:lang w:val="it-IT"/>
               </w:rPr>
               <w:t>58</w:t>
             </w:r>
@@ -16881,7 +19022,6 @@
                 <w:color w:val="000000"/>
                 <w:sz w:val="32"/>
                 <w:szCs w:val="32"/>
-                <w:lang w:val="it-IT"/>
               </w:rPr>
               <w:t>)</w:t>
             </w:r>
@@ -16893,7 +19033,6 @@
                 <w:color w:val="000000"/>
                 <w:sz w:val="32"/>
                 <w:szCs w:val="32"/>
-                <w:lang w:val="it-IT"/>
               </w:rPr>
               <w:tab/>
             </w:r>
@@ -16904,7 +19043,6 @@
                 <w:bCs/>
                 <w:color w:val="000000"/>
                 <w:szCs w:val="32"/>
-                <w:lang w:val="it-IT"/>
               </w:rPr>
               <w:t>4</w:t>
             </w:r>
@@ -16916,7 +19054,6 @@
                 <w:color w:val="000000"/>
                 <w:sz w:val="32"/>
                 <w:szCs w:val="32"/>
-                <w:lang w:val="it-IT"/>
               </w:rPr>
               <w:t>.</w:t>
             </w:r>
@@ -16927,7 +19064,6 @@
                 <w:bCs/>
                 <w:color w:val="000000"/>
                 <w:szCs w:val="32"/>
-                <w:lang w:val="it-IT"/>
               </w:rPr>
               <w:t>1</w:t>
             </w:r>
@@ -16939,7 +19075,6 @@
                 <w:color w:val="000000"/>
                 <w:sz w:val="32"/>
                 <w:szCs w:val="32"/>
-                <w:lang w:val="it-IT"/>
               </w:rPr>
               <w:t>.</w:t>
             </w:r>
@@ -16950,7 +19085,6 @@
                 <w:bCs/>
                 <w:color w:val="000000"/>
                 <w:szCs w:val="32"/>
-                <w:lang w:val="it-IT"/>
               </w:rPr>
               <w:t>6</w:t>
             </w:r>
@@ -16962,7 +19096,6 @@
                 <w:color w:val="000000"/>
                 <w:sz w:val="32"/>
                 <w:szCs w:val="32"/>
-                <w:lang w:val="it-IT"/>
               </w:rPr>
               <w:t>.</w:t>
             </w:r>
@@ -16973,7 +19106,6 @@
                 <w:bCs/>
                 <w:color w:val="000000"/>
                 <w:szCs w:val="32"/>
-                <w:lang w:val="it-IT"/>
               </w:rPr>
               <w:t>3</w:t>
             </w:r>
@@ -16985,7 +19117,6 @@
                 <w:color w:val="000000"/>
                 <w:sz w:val="32"/>
                 <w:szCs w:val="32"/>
-                <w:lang w:val="it-IT"/>
               </w:rPr>
               <w:t>(</w:t>
             </w:r>
@@ -16996,7 +19127,6 @@
                 <w:bCs/>
                 <w:color w:val="000000"/>
                 <w:szCs w:val="32"/>
-                <w:lang w:val="it-IT"/>
               </w:rPr>
               <w:t>55</w:t>
             </w:r>
@@ -17008,7 +19138,6 @@
                 <w:color w:val="000000"/>
                 <w:sz w:val="32"/>
                 <w:szCs w:val="32"/>
-                <w:lang w:val="it-IT"/>
               </w:rPr>
               <w:t>)</w:t>
             </w:r>
@@ -17018,7 +19147,6 @@
                 <w:color w:val="000000"/>
                 <w:sz w:val="32"/>
                 <w:szCs w:val="32"/>
-                <w:lang w:val="it-IT"/>
               </w:rPr>
               <w:t xml:space="preserve">- </w:t>
             </w:r>
@@ -17078,7 +19206,6 @@
                 <w:rFonts w:cs="BRH Malayalam Extra"/>
                 <w:color w:val="FF0000"/>
                 <w:szCs w:val="40"/>
-                <w:lang w:val="it-IT"/>
               </w:rPr>
             </w:pPr>
             <w:bookmarkStart w:id="6" w:name="_Hlk160721281"/>
@@ -17153,7 +19280,6 @@
                 <w:color w:val="000000"/>
                 <w:sz w:val="32"/>
                 <w:szCs w:val="32"/>
-                <w:lang w:val="it-IT"/>
               </w:rPr>
               <w:t xml:space="preserve"> </w:t>
             </w:r>
@@ -17194,7 +19320,6 @@
                 <w:cs/>
                 <w:lang w:bidi="ta-IN"/>
               </w:rPr>
-              <w:lastRenderedPageBreak/>
               <w:t>5</w:t>
             </w:r>
             <w:r>
@@ -17563,7 +19688,6 @@
                 <w:color w:val="000000"/>
                 <w:sz w:val="32"/>
                 <w:szCs w:val="32"/>
-                <w:lang w:val="it-IT"/>
               </w:rPr>
             </w:pPr>
             <w:r>
@@ -19174,7 +21298,6 @@
                 <w:rFonts w:cs="BRH Malayalam Extra"/>
                 <w:color w:val="FF0000"/>
                 <w:szCs w:val="40"/>
-                <w:lang w:val="it-IT"/>
               </w:rPr>
             </w:pPr>
             <w:r>
@@ -19820,7 +21943,6 @@
                 <w:color w:val="000000"/>
                 <w:sz w:val="32"/>
                 <w:szCs w:val="32"/>
-                <w:lang w:val="it-IT"/>
               </w:rPr>
             </w:pPr>
             <w:r>
@@ -20715,7 +22837,6 @@
                 <w:color w:val="000000"/>
                 <w:sz w:val="32"/>
                 <w:szCs w:val="32"/>
-                <w:lang w:val="it-IT"/>
               </w:rPr>
             </w:pPr>
             <w:r>
@@ -21225,7 +23346,6 @@
                 <w:color w:val="000000"/>
                 <w:sz w:val="32"/>
                 <w:szCs w:val="32"/>
-                <w:lang w:val="it-IT"/>
               </w:rPr>
               <w:t xml:space="preserve"> </w:t>
             </w:r>
@@ -21512,7 +23632,6 @@
                 <w:rFonts w:cs="BRH Malayalam Extra"/>
                 <w:color w:val="FF0000"/>
                 <w:szCs w:val="40"/>
-                <w:lang w:val="it-IT"/>
               </w:rPr>
             </w:pPr>
             <w:r>
@@ -22008,6 +24127,7 @@
                 <w:cs/>
                 <w:lang w:bidi="ta-IN"/>
               </w:rPr>
+              <w:lastRenderedPageBreak/>
               <w:t>அரா</w:t>
             </w:r>
             <w:r>
@@ -22398,7 +24518,6 @@
                 <w:rFonts w:cs="BRH Malayalam Extra"/>
                 <w:color w:val="FF0000"/>
                 <w:szCs w:val="40"/>
-                <w:lang w:val="it-IT"/>
               </w:rPr>
             </w:pPr>
             <w:r>
@@ -22543,6 +24662,7 @@
                 <w:cs/>
                 <w:lang w:bidi="ta-IN"/>
               </w:rPr>
+              <w:lastRenderedPageBreak/>
               <w:t>7</w:t>
             </w:r>
             <w:r>
@@ -22758,6 +24878,7 @@
                 <w:cs/>
                 <w:lang w:bidi="ta-IN"/>
               </w:rPr>
+              <w:lastRenderedPageBreak/>
               <w:t>அரா</w:t>
             </w:r>
             <w:r>
@@ -23139,7 +25260,6 @@
                 <w:color w:val="000000"/>
                 <w:sz w:val="32"/>
                 <w:szCs w:val="32"/>
-                <w:lang w:val="it-IT"/>
               </w:rPr>
             </w:pPr>
             <w:r>
@@ -23276,7 +25396,6 @@
                 <w:color w:val="000000"/>
                 <w:sz w:val="32"/>
                 <w:szCs w:val="32"/>
-                <w:lang w:val="it-IT"/>
               </w:rPr>
             </w:pPr>
           </w:p>
@@ -23291,7 +25410,6 @@
                 <w:rFonts w:cs="BRH Malayalam Extra"/>
                 <w:color w:val="FF0000"/>
                 <w:szCs w:val="40"/>
-                <w:lang w:val="it-IT"/>
               </w:rPr>
             </w:pPr>
             <w:r>
@@ -23300,7 +25418,6 @@
                 <w:color w:val="000000"/>
                 <w:sz w:val="32"/>
                 <w:szCs w:val="32"/>
-                <w:lang w:val="it-IT"/>
               </w:rPr>
               <w:t xml:space="preserve"> </w:t>
             </w:r>
@@ -23341,7 +25458,6 @@
                 <w:cs/>
                 <w:lang w:bidi="ta-IN"/>
               </w:rPr>
-              <w:lastRenderedPageBreak/>
               <w:t>6</w:t>
             </w:r>
             <w:r>
@@ -23521,7 +25637,6 @@
                 <w:color w:val="000000"/>
                 <w:sz w:val="32"/>
                 <w:szCs w:val="32"/>
-                <w:lang w:val="it-IT"/>
               </w:rPr>
             </w:pPr>
             <w:r>
@@ -23661,7 +25776,6 @@
                 <w:rFonts w:cs="BRH Malayalam Extra"/>
                 <w:color w:val="FF0000"/>
                 <w:szCs w:val="40"/>
-                <w:lang w:val="it-IT"/>
               </w:rPr>
             </w:pPr>
           </w:p>
@@ -23875,7 +25989,6 @@
                 <w:color w:val="000000"/>
                 <w:sz w:val="32"/>
                 <w:szCs w:val="32"/>
-                <w:lang w:val="it-IT"/>
               </w:rPr>
             </w:pPr>
             <w:r>
@@ -24015,7 +26128,6 @@
                 <w:rFonts w:cs="BRH Malayalam Extra"/>
                 <w:color w:val="FF0000"/>
                 <w:szCs w:val="40"/>
-                <w:lang w:val="it-IT"/>
               </w:rPr>
             </w:pPr>
           </w:p>
@@ -24225,7 +26337,6 @@
                 <w:rFonts w:cs="BRH Malayalam Extra"/>
                 <w:color w:val="FF0000"/>
                 <w:szCs w:val="40"/>
-                <w:lang w:val="it-IT"/>
               </w:rPr>
             </w:pPr>
             <w:r>
@@ -24555,7 +26666,6 @@
                 <w:rFonts w:cs="BRH Malayalam Extra"/>
                 <w:color w:val="FF0000"/>
                 <w:szCs w:val="40"/>
-                <w:lang w:val="it-IT"/>
               </w:rPr>
             </w:pPr>
             <w:bookmarkStart w:id="8" w:name="_Hlk160735995"/>
@@ -24892,7 +27002,6 @@
                 <w:rFonts w:cs="BRH Malayalam Extra"/>
                 <w:color w:val="FF0000"/>
                 <w:szCs w:val="40"/>
-                <w:lang w:val="it-IT"/>
               </w:rPr>
             </w:pPr>
             <w:r>
@@ -25026,7 +27135,6 @@
                 <w:color w:val="000000"/>
                 <w:sz w:val="32"/>
                 <w:szCs w:val="32"/>
-                <w:lang w:val="it-IT"/>
               </w:rPr>
               <w:t xml:space="preserve"> </w:t>
             </w:r>
@@ -25232,7 +27340,6 @@
                 <w:rFonts w:cs="BRH Malayalam Extra"/>
                 <w:color w:val="FF0000"/>
                 <w:szCs w:val="40"/>
-                <w:lang w:val="it-IT"/>
               </w:rPr>
             </w:pPr>
             <w:bookmarkStart w:id="9" w:name="_Hlk160736041"/>
@@ -25368,7 +27475,6 @@
                 <w:color w:val="000000"/>
                 <w:sz w:val="32"/>
                 <w:szCs w:val="32"/>
-                <w:lang w:val="it-IT"/>
               </w:rPr>
               <w:t xml:space="preserve"> </w:t>
             </w:r>
@@ -25600,7 +27706,6 @@
                 <w:rFonts w:cs="BRH Malayalam Extra"/>
                 <w:color w:val="FF0000"/>
                 <w:szCs w:val="40"/>
-                <w:lang w:val="it-IT"/>
               </w:rPr>
             </w:pPr>
             <w:r>
@@ -25951,7 +28056,6 @@
                 <w:rFonts w:cs="BRH Malayalam Extra"/>
                 <w:color w:val="FF0000"/>
                 <w:szCs w:val="40"/>
-                <w:lang w:val="it-IT"/>
               </w:rPr>
             </w:pPr>
             <w:bookmarkStart w:id="10" w:name="_Hlk160736095"/>
@@ -26118,6 +28222,7 @@
                 <w:cs/>
                 <w:lang w:bidi="ta-IN"/>
               </w:rPr>
+              <w:lastRenderedPageBreak/>
               <w:t>19</w:t>
             </w:r>
             <w:r>
@@ -26404,7 +28509,6 @@
                 <w:rFonts w:cs="BRH Malayalam Extra"/>
                 <w:color w:val="FF0000"/>
                 <w:szCs w:val="40"/>
-                <w:lang w:val="it-IT"/>
               </w:rPr>
             </w:pPr>
             <w:r>
@@ -27444,7 +29548,6 @@
                 <w:cs/>
                 <w:lang w:bidi="ta-IN"/>
               </w:rPr>
-              <w:lastRenderedPageBreak/>
               <w:t>33</w:t>
             </w:r>
             <w:r>
@@ -27647,7 +29750,6 @@
                 <w:rFonts w:cs="BRH Malayalam Extra"/>
                 <w:color w:val="FF0000"/>
                 <w:szCs w:val="40"/>
-                <w:lang w:val="it-IT"/>
               </w:rPr>
             </w:pPr>
             <w:r>
@@ -27781,7 +29883,6 @@
                 <w:color w:val="000000"/>
                 <w:sz w:val="32"/>
                 <w:szCs w:val="32"/>
-                <w:lang w:val="it-IT"/>
               </w:rPr>
               <w:t xml:space="preserve"> </w:t>
             </w:r>
@@ -28019,7 +30120,6 @@
                 <w:rFonts w:cs="BRH Malayalam Extra"/>
                 <w:color w:val="FF0000"/>
                 <w:szCs w:val="40"/>
-                <w:lang w:val="it-IT"/>
               </w:rPr>
             </w:pPr>
             <w:bookmarkStart w:id="12" w:name="_Hlk160736275"/>
@@ -28155,7 +30255,6 @@
                 <w:color w:val="000000"/>
                 <w:sz w:val="32"/>
                 <w:szCs w:val="32"/>
-                <w:lang w:val="it-IT"/>
               </w:rPr>
               <w:t xml:space="preserve"> </w:t>
             </w:r>
@@ -28388,7 +30487,6 @@
                 <w:color w:val="000000"/>
                 <w:sz w:val="32"/>
                 <w:szCs w:val="32"/>
-                <w:lang w:val="it-IT"/>
               </w:rPr>
             </w:pPr>
             <w:r>
@@ -28522,7 +30620,6 @@
                 <w:color w:val="000000"/>
                 <w:sz w:val="32"/>
                 <w:szCs w:val="32"/>
-                <w:lang w:val="it-IT"/>
               </w:rPr>
               <w:t xml:space="preserve"> </w:t>
             </w:r>
@@ -28538,7 +30635,6 @@
                 <w:rFonts w:cs="BRH Malayalam Extra"/>
                 <w:color w:val="FF0000"/>
                 <w:szCs w:val="40"/>
-                <w:lang w:val="it-IT"/>
               </w:rPr>
             </w:pPr>
           </w:p>
@@ -28765,7 +30861,6 @@
                 <w:color w:val="000000"/>
                 <w:sz w:val="32"/>
                 <w:szCs w:val="32"/>
-                <w:lang w:val="it-IT"/>
               </w:rPr>
             </w:pPr>
             <w:bookmarkStart w:id="13" w:name="_Hlk160736326"/>
@@ -28901,7 +30996,6 @@
                 <w:color w:val="000000"/>
                 <w:sz w:val="32"/>
                 <w:szCs w:val="32"/>
-                <w:lang w:val="it-IT"/>
               </w:rPr>
               <w:t xml:space="preserve"> </w:t>
             </w:r>
@@ -28917,7 +31011,6 @@
                 <w:rFonts w:cs="BRH Malayalam Extra"/>
                 <w:color w:val="FF0000"/>
                 <w:szCs w:val="40"/>
-                <w:lang w:val="it-IT"/>
               </w:rPr>
             </w:pPr>
           </w:p>
@@ -28949,7 +31042,6 @@
                 <w:color w:val="000000"/>
                 <w:sz w:val="32"/>
                 <w:szCs w:val="32"/>
-                <w:lang w:val="it-IT"/>
               </w:rPr>
             </w:pPr>
             <w:r>
@@ -29162,7 +31254,6 @@
                 <w:rFonts w:cs="BRH Malayalam Extra"/>
                 <w:color w:val="FF0000"/>
                 <w:szCs w:val="40"/>
-                <w:lang w:val="it-IT"/>
               </w:rPr>
             </w:pPr>
             <w:r>
@@ -29296,7 +31387,6 @@
                 <w:color w:val="000000"/>
                 <w:sz w:val="32"/>
                 <w:szCs w:val="32"/>
-                <w:lang w:val="it-IT"/>
               </w:rPr>
               <w:t xml:space="preserve"> </w:t>
             </w:r>
@@ -29323,7 +31413,6 @@
                 <w:rFonts w:cs="BRH Malayalam Extra"/>
                 <w:color w:val="FF0000"/>
                 <w:szCs w:val="40"/>
-                <w:lang w:val="it-IT"/>
               </w:rPr>
             </w:pPr>
             <w:r>
@@ -29666,7 +31755,6 @@
                 <w:color w:val="000000"/>
                 <w:sz w:val="32"/>
                 <w:szCs w:val="32"/>
-                <w:lang w:val="it-IT"/>
               </w:rPr>
               <w:t xml:space="preserve"> </w:t>
             </w:r>
@@ -29898,7 +31986,6 @@
                 <w:rFonts w:cs="BRH Malayalam Extra"/>
                 <w:color w:val="FF0000"/>
                 <w:szCs w:val="40"/>
-                <w:lang w:val="it-IT"/>
               </w:rPr>
             </w:pPr>
             <w:r>
@@ -30032,7 +32119,6 @@
                 <w:color w:val="000000"/>
                 <w:sz w:val="32"/>
                 <w:szCs w:val="32"/>
-                <w:lang w:val="it-IT"/>
               </w:rPr>
               <w:t xml:space="preserve"> </w:t>
             </w:r>
@@ -30259,7 +32345,6 @@
                 <w:rFonts w:cs="BRH Malayalam Extra"/>
                 <w:color w:val="FF0000"/>
                 <w:szCs w:val="40"/>
-                <w:lang w:val="it-IT"/>
               </w:rPr>
             </w:pPr>
             <w:bookmarkStart w:id="15" w:name="_Hlk160737181"/>
@@ -30631,7 +32716,6 @@
                 <w:rFonts w:cs="BRH Malayalam Extra"/>
                 <w:color w:val="FF0000"/>
                 <w:szCs w:val="40"/>
-                <w:lang w:val="it-IT"/>
               </w:rPr>
             </w:pPr>
             <w:r>
@@ -31068,7 +33152,6 @@
                 <w:rFonts w:cs="BRH Malayalam Extra"/>
                 <w:color w:val="FF0000"/>
                 <w:szCs w:val="40"/>
-                <w:lang w:val="it-IT"/>
               </w:rPr>
             </w:pPr>
             <w:bookmarkStart w:id="16" w:name="_Hlk160737291"/>
@@ -31570,7 +33653,6 @@
                 <w:color w:val="000000"/>
                 <w:sz w:val="32"/>
                 <w:szCs w:val="32"/>
-                <w:lang w:val="it-IT"/>
               </w:rPr>
             </w:pPr>
             <w:r>
@@ -32764,7 +34846,6 @@
                 <w:rFonts w:cs="BRH Malayalam Extra"/>
                 <w:color w:val="FF0000"/>
                 <w:szCs w:val="40"/>
-                <w:lang w:val="it-IT"/>
               </w:rPr>
             </w:pPr>
             <w:r>
@@ -33274,7 +35355,6 @@
                 <w:color w:val="000000"/>
                 <w:sz w:val="32"/>
                 <w:szCs w:val="32"/>
-                <w:lang w:val="it-IT"/>
               </w:rPr>
             </w:pPr>
             <w:r>
@@ -34134,7 +36214,6 @@
                 <w:color w:val="000000"/>
                 <w:sz w:val="32"/>
                 <w:szCs w:val="32"/>
-                <w:lang w:val="it-IT"/>
               </w:rPr>
             </w:pPr>
             <w:r>
@@ -34400,7 +36479,6 @@
                 <w:color w:val="000000"/>
                 <w:sz w:val="32"/>
                 <w:szCs w:val="32"/>
-                <w:lang w:val="it-IT"/>
               </w:rPr>
             </w:pPr>
             <w:r>
@@ -34638,7 +36716,6 @@
                 <w:rFonts w:cs="BRH Malayalam Extra"/>
                 <w:color w:val="FF0000"/>
                 <w:szCs w:val="40"/>
-                <w:lang w:val="it-IT"/>
               </w:rPr>
             </w:pPr>
             <w:r>
@@ -34647,7 +36724,6 @@
                 <w:color w:val="000000"/>
                 <w:sz w:val="32"/>
                 <w:szCs w:val="32"/>
-                <w:lang w:val="it-IT"/>
               </w:rPr>
               <w:t xml:space="preserve"> </w:t>
             </w:r>
@@ -35453,7 +37529,7 @@
               <w:rPr>
                 <w:rFonts w:ascii="Latha" w:hAnsi="Latha" w:cs="Latha"/>
                 <w:szCs w:val="24"/>
-                <w:lang w:bidi="ta-IN"/>
+                <w:lang w:val="it-IT" w:bidi="ta-IN"/>
               </w:rPr>
             </w:pPr>
             <w:bookmarkStart w:id="18" w:name="_Hlk160738000"/>
@@ -35474,7 +37550,7 @@
                 <w:b/>
                 <w:bCs/>
                 <w:szCs w:val="24"/>
-                <w:lang w:bidi="ta-IN"/>
+                <w:lang w:val="it-IT" w:bidi="ta-IN"/>
               </w:rPr>
               <w:t>)</w:t>
             </w:r>
@@ -35482,7 +37558,7 @@
               <w:rPr>
                 <w:rFonts w:ascii="Latha" w:hAnsi="Latha" w:cs="Latha"/>
                 <w:szCs w:val="24"/>
-                <w:lang w:bidi="ta-IN"/>
+                <w:lang w:val="it-IT" w:bidi="ta-IN"/>
               </w:rPr>
               <w:tab/>
             </w:r>
@@ -35503,7 +37579,7 @@
                 <w:b/>
                 <w:bCs/>
                 <w:szCs w:val="24"/>
-                <w:lang w:bidi="ta-IN"/>
+                <w:lang w:val="it-IT" w:bidi="ta-IN"/>
               </w:rPr>
               <w:t>.</w:t>
             </w:r>
@@ -35524,7 +37600,7 @@
                 <w:b/>
                 <w:bCs/>
                 <w:szCs w:val="24"/>
-                <w:lang w:bidi="ta-IN"/>
+                <w:lang w:val="it-IT" w:bidi="ta-IN"/>
               </w:rPr>
               <w:t>.3(</w:t>
             </w:r>
@@ -35545,7 +37621,7 @@
                 <w:b/>
                 <w:bCs/>
                 <w:szCs w:val="24"/>
-                <w:lang w:bidi="ta-IN"/>
+                <w:lang w:val="it-IT" w:bidi="ta-IN"/>
               </w:rPr>
               <w:t>)</w:t>
             </w:r>
@@ -35553,7 +37629,7 @@
               <w:rPr>
                 <w:rFonts w:ascii="Latha" w:hAnsi="Latha" w:cs="Latha"/>
                 <w:szCs w:val="24"/>
-                <w:lang w:bidi="ta-IN"/>
+                <w:lang w:val="it-IT" w:bidi="ta-IN"/>
               </w:rPr>
               <w:t xml:space="preserve">-  </w:t>
             </w:r>
@@ -35570,7 +37646,7 @@
               <w:rPr>
                 <w:rFonts w:ascii="Latha" w:hAnsi="Latha" w:cs="Latha"/>
                 <w:szCs w:val="24"/>
-                <w:lang w:bidi="ta-IN"/>
+                <w:lang w:val="it-IT" w:bidi="ta-IN"/>
               </w:rPr>
               <w:t xml:space="preserve"> | </w:t>
             </w:r>
@@ -35589,7 +37665,7 @@
                 <w:b/>
                 <w:bCs/>
                 <w:szCs w:val="28"/>
-                <w:lang w:bidi="ta-IN"/>
+                <w:lang w:val="it-IT" w:bidi="ta-IN"/>
               </w:rPr>
               <w:t>…</w:t>
             </w:r>
@@ -35608,7 +37684,7 @@
                 <w:b/>
                 <w:bCs/>
                 <w:szCs w:val="28"/>
-                <w:lang w:bidi="ta-IN"/>
+                <w:lang w:val="it-IT" w:bidi="ta-IN"/>
               </w:rPr>
               <w:t>…</w:t>
             </w:r>
@@ -35648,7 +37724,7 @@
                 <w:b/>
                 <w:bCs/>
                 <w:szCs w:val="28"/>
-                <w:lang w:bidi="ta-IN"/>
+                <w:lang w:val="it-IT" w:bidi="ta-IN"/>
               </w:rPr>
               <w:t>…</w:t>
             </w:r>
@@ -35679,15 +37755,15 @@
                 <w:b/>
                 <w:bCs/>
                 <w:szCs w:val="28"/>
-                <w:lang w:bidi="ta-IN"/>
-              </w:rPr>
-              <w:t>…</w:t>
-            </w:r>
-            <w:r>
-              <w:rPr>
-                <w:rFonts w:ascii="Latha" w:hAnsi="Latha" w:cs="Latha"/>
-                <w:szCs w:val="24"/>
-                <w:lang w:bidi="ta-IN"/>
+                <w:lang w:val="it-IT" w:bidi="ta-IN"/>
+              </w:rPr>
+              <w:t>…</w:t>
+            </w:r>
+            <w:r>
+              <w:rPr>
+                <w:rFonts w:ascii="Latha" w:hAnsi="Latha" w:cs="Latha"/>
+                <w:szCs w:val="24"/>
+                <w:lang w:val="it-IT" w:bidi="ta-IN"/>
               </w:rPr>
               <w:t xml:space="preserve"> | </w:t>
             </w:r>
@@ -35697,25 +37773,15 @@
                 <w:b/>
                 <w:bCs/>
                 <w:szCs w:val="24"/>
-                <w:lang w:bidi="ta-IN"/>
-              </w:rPr>
-              <w:t>(</w:t>
-            </w:r>
-            <w:r>
-              <w:rPr>
-                <w:rFonts w:ascii="Latha" w:hAnsi="Latha" w:cs="Latha"/>
-                <w:b/>
-                <w:bCs/>
-                <w:szCs w:val="24"/>
-                <w:lang w:bidi="ta-IN"/>
-              </w:rPr>
-              <w:t>GS</w:t>
-            </w:r>
-            <w:r>
-              <w:rPr>
-                <w:rFonts w:ascii="Latha" w:hAnsi="Latha" w:cs="Latha"/>
-                <w:szCs w:val="24"/>
-                <w:lang w:bidi="ta-IN"/>
+                <w:lang w:val="it-IT" w:bidi="ta-IN"/>
+              </w:rPr>
+              <w:t>(GS</w:t>
+            </w:r>
+            <w:r>
+              <w:rPr>
+                <w:rFonts w:ascii="Latha" w:hAnsi="Latha" w:cs="Latha"/>
+                <w:szCs w:val="24"/>
+                <w:lang w:val="it-IT" w:bidi="ta-IN"/>
               </w:rPr>
               <w:t>-</w:t>
             </w:r>
@@ -35734,7 +37800,7 @@
               <w:rPr>
                 <w:rFonts w:ascii="Latha" w:hAnsi="Latha" w:cs="Latha"/>
                 <w:szCs w:val="24"/>
-                <w:lang w:bidi="ta-IN"/>
+                <w:lang w:val="it-IT" w:bidi="ta-IN"/>
               </w:rPr>
               <w:t>-</w:t>
             </w:r>
@@ -35782,7 +37848,7 @@
                 <w:bCs/>
                 <w:szCs w:val="28"/>
                 <w:highlight w:val="green"/>
-                <w:lang w:bidi="ta-IN"/>
+                <w:lang w:val="it-IT" w:bidi="ta-IN"/>
               </w:rPr>
               <w:t>†</w:t>
             </w:r>
@@ -35791,7 +37857,7 @@
                 <w:rFonts w:ascii="Latha" w:hAnsi="Latha" w:cs="Latha"/>
                 <w:szCs w:val="24"/>
                 <w:highlight w:val="green"/>
-                <w:lang w:bidi="ta-IN"/>
+                <w:lang w:val="it-IT" w:bidi="ta-IN"/>
               </w:rPr>
               <w:t xml:space="preserve"> </w:t>
             </w:r>
@@ -35802,7 +37868,7 @@
                 <w:bCs/>
                 <w:szCs w:val="28"/>
                 <w:highlight w:val="green"/>
-                <w:lang w:bidi="ta-IN"/>
+                <w:lang w:val="it-IT" w:bidi="ta-IN"/>
               </w:rPr>
               <w:t>Å</w:t>
             </w:r>
@@ -35867,7 +37933,7 @@
                 <w:rFonts w:ascii="Latha" w:hAnsi="Latha" w:cs="Latha"/>
                 <w:szCs w:val="24"/>
                 <w:highlight w:val="green"/>
-                <w:lang w:bidi="ta-IN"/>
+                <w:lang w:val="it-IT" w:bidi="ta-IN"/>
               </w:rPr>
               <w:t xml:space="preserve"> </w:t>
             </w:r>
@@ -35931,15 +37997,15 @@
                 <w:b/>
                 <w:bCs/>
                 <w:szCs w:val="28"/>
-                <w:lang w:bidi="ta-IN"/>
-              </w:rPr>
-              <w:t>…</w:t>
-            </w:r>
-            <w:r>
-              <w:rPr>
-                <w:rFonts w:ascii="Latha" w:hAnsi="Latha" w:cs="Latha"/>
-                <w:szCs w:val="24"/>
-                <w:lang w:bidi="ta-IN"/>
+                <w:lang w:val="it-IT" w:bidi="ta-IN"/>
+              </w:rPr>
+              <w:t>…</w:t>
+            </w:r>
+            <w:r>
+              <w:rPr>
+                <w:rFonts w:ascii="Latha" w:hAnsi="Latha" w:cs="Latha"/>
+                <w:szCs w:val="24"/>
+                <w:lang w:val="it-IT" w:bidi="ta-IN"/>
               </w:rPr>
               <w:t xml:space="preserve"> </w:t>
             </w:r>
@@ -35958,7 +38024,7 @@
                 <w:rFonts w:ascii="Latha" w:hAnsi="Latha" w:cs="Latha"/>
                 <w:szCs w:val="24"/>
                 <w:highlight w:val="green"/>
-                <w:lang w:bidi="ta-IN"/>
+                <w:lang w:val="it-IT" w:bidi="ta-IN"/>
               </w:rPr>
               <w:t xml:space="preserve"> </w:t>
             </w:r>
@@ -35979,7 +38045,7 @@
                 <w:bCs/>
                 <w:szCs w:val="28"/>
                 <w:highlight w:val="green"/>
-                <w:lang w:bidi="ta-IN"/>
+                <w:lang w:val="it-IT" w:bidi="ta-IN"/>
               </w:rPr>
               <w:t>†</w:t>
             </w:r>
@@ -35988,7 +38054,7 @@
                 <w:rFonts w:ascii="Latha" w:hAnsi="Latha" w:cs="Latha"/>
                 <w:szCs w:val="24"/>
                 <w:highlight w:val="green"/>
-                <w:lang w:bidi="ta-IN"/>
+                <w:lang w:val="it-IT" w:bidi="ta-IN"/>
               </w:rPr>
               <w:t xml:space="preserve"> </w:t>
             </w:r>
@@ -35999,7 +38065,7 @@
                 <w:bCs/>
                 <w:szCs w:val="28"/>
                 <w:highlight w:val="green"/>
-                <w:lang w:bidi="ta-IN"/>
+                <w:lang w:val="it-IT" w:bidi="ta-IN"/>
               </w:rPr>
               <w:t>Å</w:t>
             </w:r>
@@ -36063,7 +38129,7 @@
               <w:rPr>
                 <w:rFonts w:ascii="Latha" w:hAnsi="Latha" w:cs="Latha"/>
                 <w:szCs w:val="24"/>
-                <w:lang w:bidi="ta-IN"/>
+                <w:lang w:val="it-IT" w:bidi="ta-IN"/>
               </w:rPr>
               <w:t xml:space="preserve"> |</w:t>
             </w:r>
@@ -36618,7 +38684,7 @@
 </file>
 
 <file path=word/endnotes.xml><?xml version="1.0" encoding="utf-8"?>
-<w:endnotes xmlns:wpc="http://schemas.microsoft.com/office/word/2010/wordprocessingCanvas" xmlns:cx="http://schemas.microsoft.com/office/drawing/2014/chartex" xmlns:cx1="http://schemas.microsoft.com/office/drawing/2015/9/8/chartex" xmlns:cx2="http://schemas.microsoft.com/office/drawing/2015/10/21/chartex" xmlns:cx3="http://schemas.microsoft.com/office/drawing/2016/5/9/chartex" xmlns:cx4="http://schemas.microsoft.com/office/drawing/2016/5/10/chartex" xmlns:cx5="http://schemas.microsoft.com/office/drawing/2016/5/11/chartex" xmlns:cx6="http://schemas.microsoft.com/office/drawing/2016/5/12/chartex" xmlns:cx7="http://schemas.microsoft.com/office/drawing/2016/5/13/chartex" xmlns:cx8="http://schemas.microsoft.com/office/drawing/2016/5/14/chartex" xmlns:mc="http://schemas.openxmlformats.org/markup-compatibility/2006" xmlns:aink="http://schemas.microsoft.com/office/drawing/2016/ink" xmlns:am3d="http://schemas.microsoft.com/office/drawing/2017/model3d" xmlns:o="urn:schemas-microsoft-com:office:office" xmlns:oel="http://schemas.microsoft.com/office/2019/extlst" xmlns:r="http://schemas.openxmlformats.org/officeDocument/2006/relationships" xmlns:m="http://schemas.openxmlformats.org/officeDocument/2006/math" xmlns:v="urn:schemas-microsoft-com:vml" xmlns:wp14="http://schemas.microsoft.com/office/word/2010/wordprocessingDrawing" xmlns:wp="http://schemas.openxmlformats.org/drawingml/2006/wordprocessingDrawing" xmlns:w10="urn:schemas-microsoft-com:office:word" xmlns:w="http://schemas.openxmlformats.org/wordprocessingml/2006/main" xmlns:w14="http://schemas.microsoft.com/office/word/2010/wordml" xmlns:w15="http://schemas.microsoft.com/office/word/2012/wordml" xmlns:w16cex="http://schemas.microsoft.com/office/word/2018/wordml/cex" xmlns:w16cid="http://schemas.microsoft.com/office/word/2016/wordml/cid" xmlns:w16="http://schemas.microsoft.com/office/word/2018/wordml" xmlns:w16sdtdh="http://schemas.microsoft.com/office/word/2020/wordml/sdtdatahash" xmlns:w16se="http://schemas.microsoft.com/office/word/2015/wordml/symex" xmlns:wpg="http://schemas.microsoft.com/office/word/2010/wordprocessingGroup" xmlns:wpi="http://schemas.microsoft.com/office/word/2010/wordprocessingInk" xmlns:wne="http://schemas.microsoft.com/office/word/2006/wordml" xmlns:wps="http://schemas.microsoft.com/office/word/2010/wordprocessingShape" mc:Ignorable="w14 w15 w16se w16cid w16 w16cex w16sdtdh wp14">
+<w:endnotes xmlns:wpc="http://schemas.microsoft.com/office/word/2010/wordprocessingCanvas" xmlns:cx="http://schemas.microsoft.com/office/drawing/2014/chartex" xmlns:cx1="http://schemas.microsoft.com/office/drawing/2015/9/8/chartex" xmlns:cx2="http://schemas.microsoft.com/office/drawing/2015/10/21/chartex" xmlns:cx3="http://schemas.microsoft.com/office/drawing/2016/5/9/chartex" xmlns:cx4="http://schemas.microsoft.com/office/drawing/2016/5/10/chartex" xmlns:cx5="http://schemas.microsoft.com/office/drawing/2016/5/11/chartex" xmlns:cx6="http://schemas.microsoft.com/office/drawing/2016/5/12/chartex" xmlns:cx7="http://schemas.microsoft.com/office/drawing/2016/5/13/chartex" xmlns:cx8="http://schemas.microsoft.com/office/drawing/2016/5/14/chartex" xmlns:mc="http://schemas.openxmlformats.org/markup-compatibility/2006" xmlns:aink="http://schemas.microsoft.com/office/drawing/2016/ink" xmlns:am3d="http://schemas.microsoft.com/office/drawing/2017/model3d" xmlns:o="urn:schemas-microsoft-com:office:office" xmlns:oel="http://schemas.microsoft.com/office/2019/extlst" xmlns:r="http://schemas.openxmlformats.org/officeDocument/2006/relationships" xmlns:m="http://schemas.openxmlformats.org/officeDocument/2006/math" xmlns:v="urn:schemas-microsoft-com:vml" xmlns:wp14="http://schemas.microsoft.com/office/word/2010/wordprocessingDrawing" xmlns:wp="http://schemas.openxmlformats.org/drawingml/2006/wordprocessingDrawing" xmlns:w10="urn:schemas-microsoft-com:office:word" xmlns:w="http://schemas.openxmlformats.org/wordprocessingml/2006/main" xmlns:w14="http://schemas.microsoft.com/office/word/2010/wordml" xmlns:w15="http://schemas.microsoft.com/office/word/2012/wordml" xmlns:w16cex="http://schemas.microsoft.com/office/word/2018/wordml/cex" xmlns:w16cid="http://schemas.microsoft.com/office/word/2016/wordml/cid" xmlns:w16="http://schemas.microsoft.com/office/word/2018/wordml" xmlns:w16du="http://schemas.microsoft.com/office/word/2023/wordml/word16du" xmlns:w16sdtdh="http://schemas.microsoft.com/office/word/2020/wordml/sdtdatahash" xmlns:w16sdtfl="http://schemas.microsoft.com/office/word/2024/wordml/sdtformatlock" xmlns:w16se="http://schemas.microsoft.com/office/word/2015/wordml/symex" xmlns:wpg="http://schemas.microsoft.com/office/word/2010/wordprocessingGroup" xmlns:wpi="http://schemas.microsoft.com/office/word/2010/wordprocessingInk" xmlns:wne="http://schemas.microsoft.com/office/word/2006/wordml" xmlns:wps="http://schemas.microsoft.com/office/word/2010/wordprocessingShape" mc:Ignorable="w14 w15 w16se w16cid w16 w16cex w16sdtdh w16sdtfl w16du wp14">
   <w:endnote w:type="separator" w:id="-1">
     <w:p>
       <w:pPr>
@@ -36643,7 +38709,7 @@
 </file>
 
 <file path=word/footer1.xml><?xml version="1.0" encoding="utf-8"?>
-<w:ftr xmlns:wpc="http://schemas.microsoft.com/office/word/2010/wordprocessingCanvas" xmlns:cx="http://schemas.microsoft.com/office/drawing/2014/chartex" xmlns:cx1="http://schemas.microsoft.com/office/drawing/2015/9/8/chartex" xmlns:cx2="http://schemas.microsoft.com/office/drawing/2015/10/21/chartex" xmlns:cx3="http://schemas.microsoft.com/office/drawing/2016/5/9/chartex" xmlns:cx4="http://schemas.microsoft.com/office/drawing/2016/5/10/chartex" xmlns:cx5="http://schemas.microsoft.com/office/drawing/2016/5/11/chartex" xmlns:cx6="http://schemas.microsoft.com/office/drawing/2016/5/12/chartex" xmlns:cx7="http://schemas.microsoft.com/office/drawing/2016/5/13/chartex" xmlns:cx8="http://schemas.microsoft.com/office/drawing/2016/5/14/chartex" xmlns:mc="http://schemas.openxmlformats.org/markup-compatibility/2006" xmlns:aink="http://schemas.microsoft.com/office/drawing/2016/ink" xmlns:am3d="http://schemas.microsoft.com/office/drawing/2017/model3d" xmlns:o="urn:schemas-microsoft-com:office:office" xmlns:oel="http://schemas.microsoft.com/office/2019/extlst" xmlns:r="http://schemas.openxmlformats.org/officeDocument/2006/relationships" xmlns:m="http://schemas.openxmlformats.org/officeDocument/2006/math" xmlns:v="urn:schemas-microsoft-com:vml" xmlns:wp14="http://schemas.microsoft.com/office/word/2010/wordprocessingDrawing" xmlns:wp="http://schemas.openxmlformats.org/drawingml/2006/wordprocessingDrawing" xmlns:w10="urn:schemas-microsoft-com:office:word" xmlns:w="http://schemas.openxmlformats.org/wordprocessingml/2006/main" xmlns:w14="http://schemas.microsoft.com/office/word/2010/wordml" xmlns:w15="http://schemas.microsoft.com/office/word/2012/wordml" xmlns:w16cex="http://schemas.microsoft.com/office/word/2018/wordml/cex" xmlns:w16cid="http://schemas.microsoft.com/office/word/2016/wordml/cid" xmlns:w16="http://schemas.microsoft.com/office/word/2018/wordml" xmlns:w16sdtdh="http://schemas.microsoft.com/office/word/2020/wordml/sdtdatahash" xmlns:w16se="http://schemas.microsoft.com/office/word/2015/wordml/symex" xmlns:wpg="http://schemas.microsoft.com/office/word/2010/wordprocessingGroup" xmlns:wpi="http://schemas.microsoft.com/office/word/2010/wordprocessingInk" xmlns:wne="http://schemas.microsoft.com/office/word/2006/wordml" xmlns:wps="http://schemas.microsoft.com/office/word/2010/wordprocessingShape" mc:Ignorable="w14 w15 w16se w16cid w16 w16cex w16sdtdh wp14">
+<w:ftr xmlns:wpc="http://schemas.microsoft.com/office/word/2010/wordprocessingCanvas" xmlns:cx="http://schemas.microsoft.com/office/drawing/2014/chartex" xmlns:cx1="http://schemas.microsoft.com/office/drawing/2015/9/8/chartex" xmlns:cx2="http://schemas.microsoft.com/office/drawing/2015/10/21/chartex" xmlns:cx3="http://schemas.microsoft.com/office/drawing/2016/5/9/chartex" xmlns:cx4="http://schemas.microsoft.com/office/drawing/2016/5/10/chartex" xmlns:cx5="http://schemas.microsoft.com/office/drawing/2016/5/11/chartex" xmlns:cx6="http://schemas.microsoft.com/office/drawing/2016/5/12/chartex" xmlns:cx7="http://schemas.microsoft.com/office/drawing/2016/5/13/chartex" xmlns:cx8="http://schemas.microsoft.com/office/drawing/2016/5/14/chartex" xmlns:mc="http://schemas.openxmlformats.org/markup-compatibility/2006" xmlns:aink="http://schemas.microsoft.com/office/drawing/2016/ink" xmlns:am3d="http://schemas.microsoft.com/office/drawing/2017/model3d" xmlns:o="urn:schemas-microsoft-com:office:office" xmlns:oel="http://schemas.microsoft.com/office/2019/extlst" xmlns:r="http://schemas.openxmlformats.org/officeDocument/2006/relationships" xmlns:m="http://schemas.openxmlformats.org/officeDocument/2006/math" xmlns:v="urn:schemas-microsoft-com:vml" xmlns:wp14="http://schemas.microsoft.com/office/word/2010/wordprocessingDrawing" xmlns:wp="http://schemas.openxmlformats.org/drawingml/2006/wordprocessingDrawing" xmlns:w10="urn:schemas-microsoft-com:office:word" xmlns:w="http://schemas.openxmlformats.org/wordprocessingml/2006/main" xmlns:w14="http://schemas.microsoft.com/office/word/2010/wordml" xmlns:w15="http://schemas.microsoft.com/office/word/2012/wordml" xmlns:w16cex="http://schemas.microsoft.com/office/word/2018/wordml/cex" xmlns:w16cid="http://schemas.microsoft.com/office/word/2016/wordml/cid" xmlns:w16="http://schemas.microsoft.com/office/word/2018/wordml" xmlns:w16du="http://schemas.microsoft.com/office/word/2023/wordml/word16du" xmlns:w16sdtdh="http://schemas.microsoft.com/office/word/2020/wordml/sdtdatahash" xmlns:w16sdtfl="http://schemas.microsoft.com/office/word/2024/wordml/sdtformatlock" xmlns:w16se="http://schemas.microsoft.com/office/word/2015/wordml/symex" xmlns:wpg="http://schemas.microsoft.com/office/word/2010/wordprocessingGroup" xmlns:wpi="http://schemas.microsoft.com/office/word/2010/wordprocessingInk" xmlns:wne="http://schemas.microsoft.com/office/word/2006/wordml" xmlns:wps="http://schemas.microsoft.com/office/word/2010/wordprocessingShape" mc:Ignorable="w14 w15 w16se w16cid w16 w16cex w16sdtdh w16sdtfl w16du wp14">
   <w:p>
     <w:pPr>
       <w:pBdr>
@@ -36825,7 +38891,7 @@
 </file>
 
 <file path=word/footer2.xml><?xml version="1.0" encoding="utf-8"?>
-<w:ftr xmlns:wpc="http://schemas.microsoft.com/office/word/2010/wordprocessingCanvas" xmlns:cx="http://schemas.microsoft.com/office/drawing/2014/chartex" xmlns:cx1="http://schemas.microsoft.com/office/drawing/2015/9/8/chartex" xmlns:cx2="http://schemas.microsoft.com/office/drawing/2015/10/21/chartex" xmlns:cx3="http://schemas.microsoft.com/office/drawing/2016/5/9/chartex" xmlns:cx4="http://schemas.microsoft.com/office/drawing/2016/5/10/chartex" xmlns:cx5="http://schemas.microsoft.com/office/drawing/2016/5/11/chartex" xmlns:cx6="http://schemas.microsoft.com/office/drawing/2016/5/12/chartex" xmlns:cx7="http://schemas.microsoft.com/office/drawing/2016/5/13/chartex" xmlns:cx8="http://schemas.microsoft.com/office/drawing/2016/5/14/chartex" xmlns:mc="http://schemas.openxmlformats.org/markup-compatibility/2006" xmlns:aink="http://schemas.microsoft.com/office/drawing/2016/ink" xmlns:am3d="http://schemas.microsoft.com/office/drawing/2017/model3d" xmlns:o="urn:schemas-microsoft-com:office:office" xmlns:oel="http://schemas.microsoft.com/office/2019/extlst" xmlns:r="http://schemas.openxmlformats.org/officeDocument/2006/relationships" xmlns:m="http://schemas.openxmlformats.org/officeDocument/2006/math" xmlns:v="urn:schemas-microsoft-com:vml" xmlns:wp14="http://schemas.microsoft.com/office/word/2010/wordprocessingDrawing" xmlns:wp="http://schemas.openxmlformats.org/drawingml/2006/wordprocessingDrawing" xmlns:w10="urn:schemas-microsoft-com:office:word" xmlns:w="http://schemas.openxmlformats.org/wordprocessingml/2006/main" xmlns:w14="http://schemas.microsoft.com/office/word/2010/wordml" xmlns:w15="http://schemas.microsoft.com/office/word/2012/wordml" xmlns:w16cex="http://schemas.microsoft.com/office/word/2018/wordml/cex" xmlns:w16cid="http://schemas.microsoft.com/office/word/2016/wordml/cid" xmlns:w16="http://schemas.microsoft.com/office/word/2018/wordml" xmlns:w16sdtdh="http://schemas.microsoft.com/office/word/2020/wordml/sdtdatahash" xmlns:w16se="http://schemas.microsoft.com/office/word/2015/wordml/symex" xmlns:wpg="http://schemas.microsoft.com/office/word/2010/wordprocessingGroup" xmlns:wpi="http://schemas.microsoft.com/office/word/2010/wordprocessingInk" xmlns:wne="http://schemas.microsoft.com/office/word/2006/wordml" xmlns:wps="http://schemas.microsoft.com/office/word/2010/wordprocessingShape" mc:Ignorable="w14 w15 w16se w16cid w16 w16cex w16sdtdh wp14">
+<w:ftr xmlns:wpc="http://schemas.microsoft.com/office/word/2010/wordprocessingCanvas" xmlns:cx="http://schemas.microsoft.com/office/drawing/2014/chartex" xmlns:cx1="http://schemas.microsoft.com/office/drawing/2015/9/8/chartex" xmlns:cx2="http://schemas.microsoft.com/office/drawing/2015/10/21/chartex" xmlns:cx3="http://schemas.microsoft.com/office/drawing/2016/5/9/chartex" xmlns:cx4="http://schemas.microsoft.com/office/drawing/2016/5/10/chartex" xmlns:cx5="http://schemas.microsoft.com/office/drawing/2016/5/11/chartex" xmlns:cx6="http://schemas.microsoft.com/office/drawing/2016/5/12/chartex" xmlns:cx7="http://schemas.microsoft.com/office/drawing/2016/5/13/chartex" xmlns:cx8="http://schemas.microsoft.com/office/drawing/2016/5/14/chartex" xmlns:mc="http://schemas.openxmlformats.org/markup-compatibility/2006" xmlns:aink="http://schemas.microsoft.com/office/drawing/2016/ink" xmlns:am3d="http://schemas.microsoft.com/office/drawing/2017/model3d" xmlns:o="urn:schemas-microsoft-com:office:office" xmlns:oel="http://schemas.microsoft.com/office/2019/extlst" xmlns:r="http://schemas.openxmlformats.org/officeDocument/2006/relationships" xmlns:m="http://schemas.openxmlformats.org/officeDocument/2006/math" xmlns:v="urn:schemas-microsoft-com:vml" xmlns:wp14="http://schemas.microsoft.com/office/word/2010/wordprocessingDrawing" xmlns:wp="http://schemas.openxmlformats.org/drawingml/2006/wordprocessingDrawing" xmlns:w10="urn:schemas-microsoft-com:office:word" xmlns:w="http://schemas.openxmlformats.org/wordprocessingml/2006/main" xmlns:w14="http://schemas.microsoft.com/office/word/2010/wordml" xmlns:w15="http://schemas.microsoft.com/office/word/2012/wordml" xmlns:w16cex="http://schemas.microsoft.com/office/word/2018/wordml/cex" xmlns:w16cid="http://schemas.microsoft.com/office/word/2016/wordml/cid" xmlns:w16="http://schemas.microsoft.com/office/word/2018/wordml" xmlns:w16du="http://schemas.microsoft.com/office/word/2023/wordml/word16du" xmlns:w16sdtdh="http://schemas.microsoft.com/office/word/2020/wordml/sdtdatahash" xmlns:w16sdtfl="http://schemas.microsoft.com/office/word/2024/wordml/sdtformatlock" xmlns:w16se="http://schemas.microsoft.com/office/word/2015/wordml/symex" xmlns:wpg="http://schemas.microsoft.com/office/word/2010/wordprocessingGroup" xmlns:wpi="http://schemas.microsoft.com/office/word/2010/wordprocessingInk" xmlns:wne="http://schemas.microsoft.com/office/word/2006/wordml" xmlns:wps="http://schemas.microsoft.com/office/word/2010/wordprocessingShape" mc:Ignorable="w14 w15 w16se w16cid w16 w16cex w16sdtdh w16sdtfl w16du wp14">
   <w:p>
     <w:pPr>
       <w:pBdr>
@@ -37045,7 +39111,7 @@
 </file>
 
 <file path=word/footnotes.xml><?xml version="1.0" encoding="utf-8"?>
-<w:footnotes xmlns:wpc="http://schemas.microsoft.com/office/word/2010/wordprocessingCanvas" xmlns:cx="http://schemas.microsoft.com/office/drawing/2014/chartex" xmlns:cx1="http://schemas.microsoft.com/office/drawing/2015/9/8/chartex" xmlns:cx2="http://schemas.microsoft.com/office/drawing/2015/10/21/chartex" xmlns:cx3="http://schemas.microsoft.com/office/drawing/2016/5/9/chartex" xmlns:cx4="http://schemas.microsoft.com/office/drawing/2016/5/10/chartex" xmlns:cx5="http://schemas.microsoft.com/office/drawing/2016/5/11/chartex" xmlns:cx6="http://schemas.microsoft.com/office/drawing/2016/5/12/chartex" xmlns:cx7="http://schemas.microsoft.com/office/drawing/2016/5/13/chartex" xmlns:cx8="http://schemas.microsoft.com/office/drawing/2016/5/14/chartex" xmlns:mc="http://schemas.openxmlformats.org/markup-compatibility/2006" xmlns:aink="http://schemas.microsoft.com/office/drawing/2016/ink" xmlns:am3d="http://schemas.microsoft.com/office/drawing/2017/model3d" xmlns:o="urn:schemas-microsoft-com:office:office" xmlns:oel="http://schemas.microsoft.com/office/2019/extlst" xmlns:r="http://schemas.openxmlformats.org/officeDocument/2006/relationships" xmlns:m="http://schemas.openxmlformats.org/officeDocument/2006/math" xmlns:v="urn:schemas-microsoft-com:vml" xmlns:wp14="http://schemas.microsoft.com/office/word/2010/wordprocessingDrawing" xmlns:wp="http://schemas.openxmlformats.org/drawingml/2006/wordprocessingDrawing" xmlns:w10="urn:schemas-microsoft-com:office:word" xmlns:w="http://schemas.openxmlformats.org/wordprocessingml/2006/main" xmlns:w14="http://schemas.microsoft.com/office/word/2010/wordml" xmlns:w15="http://schemas.microsoft.com/office/word/2012/wordml" xmlns:w16cex="http://schemas.microsoft.com/office/word/2018/wordml/cex" xmlns:w16cid="http://schemas.microsoft.com/office/word/2016/wordml/cid" xmlns:w16="http://schemas.microsoft.com/office/word/2018/wordml" xmlns:w16sdtdh="http://schemas.microsoft.com/office/word/2020/wordml/sdtdatahash" xmlns:w16se="http://schemas.microsoft.com/office/word/2015/wordml/symex" xmlns:wpg="http://schemas.microsoft.com/office/word/2010/wordprocessingGroup" xmlns:wpi="http://schemas.microsoft.com/office/word/2010/wordprocessingInk" xmlns:wne="http://schemas.microsoft.com/office/word/2006/wordml" xmlns:wps="http://schemas.microsoft.com/office/word/2010/wordprocessingShape" mc:Ignorable="w14 w15 w16se w16cid w16 w16cex w16sdtdh wp14">
+<w:footnotes xmlns:wpc="http://schemas.microsoft.com/office/word/2010/wordprocessingCanvas" xmlns:cx="http://schemas.microsoft.com/office/drawing/2014/chartex" xmlns:cx1="http://schemas.microsoft.com/office/drawing/2015/9/8/chartex" xmlns:cx2="http://schemas.microsoft.com/office/drawing/2015/10/21/chartex" xmlns:cx3="http://schemas.microsoft.com/office/drawing/2016/5/9/chartex" xmlns:cx4="http://schemas.microsoft.com/office/drawing/2016/5/10/chartex" xmlns:cx5="http://schemas.microsoft.com/office/drawing/2016/5/11/chartex" xmlns:cx6="http://schemas.microsoft.com/office/drawing/2016/5/12/chartex" xmlns:cx7="http://schemas.microsoft.com/office/drawing/2016/5/13/chartex" xmlns:cx8="http://schemas.microsoft.com/office/drawing/2016/5/14/chartex" xmlns:mc="http://schemas.openxmlformats.org/markup-compatibility/2006" xmlns:aink="http://schemas.microsoft.com/office/drawing/2016/ink" xmlns:am3d="http://schemas.microsoft.com/office/drawing/2017/model3d" xmlns:o="urn:schemas-microsoft-com:office:office" xmlns:oel="http://schemas.microsoft.com/office/2019/extlst" xmlns:r="http://schemas.openxmlformats.org/officeDocument/2006/relationships" xmlns:m="http://schemas.openxmlformats.org/officeDocument/2006/math" xmlns:v="urn:schemas-microsoft-com:vml" xmlns:wp14="http://schemas.microsoft.com/office/word/2010/wordprocessingDrawing" xmlns:wp="http://schemas.openxmlformats.org/drawingml/2006/wordprocessingDrawing" xmlns:w10="urn:schemas-microsoft-com:office:word" xmlns:w="http://schemas.openxmlformats.org/wordprocessingml/2006/main" xmlns:w14="http://schemas.microsoft.com/office/word/2010/wordml" xmlns:w15="http://schemas.microsoft.com/office/word/2012/wordml" xmlns:w16cex="http://schemas.microsoft.com/office/word/2018/wordml/cex" xmlns:w16cid="http://schemas.microsoft.com/office/word/2016/wordml/cid" xmlns:w16="http://schemas.microsoft.com/office/word/2018/wordml" xmlns:w16du="http://schemas.microsoft.com/office/word/2023/wordml/word16du" xmlns:w16sdtdh="http://schemas.microsoft.com/office/word/2020/wordml/sdtdatahash" xmlns:w16sdtfl="http://schemas.microsoft.com/office/word/2024/wordml/sdtformatlock" xmlns:w16se="http://schemas.microsoft.com/office/word/2015/wordml/symex" xmlns:wpg="http://schemas.microsoft.com/office/word/2010/wordprocessingGroup" xmlns:wpi="http://schemas.microsoft.com/office/word/2010/wordprocessingInk" xmlns:wne="http://schemas.microsoft.com/office/word/2006/wordml" xmlns:wps="http://schemas.microsoft.com/office/word/2010/wordprocessingShape" mc:Ignorable="w14 w15 w16se w16cid w16 w16cex w16sdtdh w16sdtfl w16du wp14">
   <w:footnote w:type="separator" w:id="-1">
     <w:p>
       <w:pPr>
@@ -37070,7 +39136,7 @@
 </file>
 
 <file path=word/header1.xml><?xml version="1.0" encoding="utf-8"?>
-<w:hdr xmlns:wpc="http://schemas.microsoft.com/office/word/2010/wordprocessingCanvas" xmlns:cx="http://schemas.microsoft.com/office/drawing/2014/chartex" xmlns:cx1="http://schemas.microsoft.com/office/drawing/2015/9/8/chartex" xmlns:cx2="http://schemas.microsoft.com/office/drawing/2015/10/21/chartex" xmlns:cx3="http://schemas.microsoft.com/office/drawing/2016/5/9/chartex" xmlns:cx4="http://schemas.microsoft.com/office/drawing/2016/5/10/chartex" xmlns:cx5="http://schemas.microsoft.com/office/drawing/2016/5/11/chartex" xmlns:cx6="http://schemas.microsoft.com/office/drawing/2016/5/12/chartex" xmlns:cx7="http://schemas.microsoft.com/office/drawing/2016/5/13/chartex" xmlns:cx8="http://schemas.microsoft.com/office/drawing/2016/5/14/chartex" xmlns:mc="http://schemas.openxmlformats.org/markup-compatibility/2006" xmlns:aink="http://schemas.microsoft.com/office/drawing/2016/ink" xmlns:am3d="http://schemas.microsoft.com/office/drawing/2017/model3d" xmlns:o="urn:schemas-microsoft-com:office:office" xmlns:oel="http://schemas.microsoft.com/office/2019/extlst" xmlns:r="http://schemas.openxmlformats.org/officeDocument/2006/relationships" xmlns:m="http://schemas.openxmlformats.org/officeDocument/2006/math" xmlns:v="urn:schemas-microsoft-com:vml" xmlns:wp14="http://schemas.microsoft.com/office/word/2010/wordprocessingDrawing" xmlns:wp="http://schemas.openxmlformats.org/drawingml/2006/wordprocessingDrawing" xmlns:w10="urn:schemas-microsoft-com:office:word" xmlns:w="http://schemas.openxmlformats.org/wordprocessingml/2006/main" xmlns:w14="http://schemas.microsoft.com/office/word/2010/wordml" xmlns:w15="http://schemas.microsoft.com/office/word/2012/wordml" xmlns:w16cex="http://schemas.microsoft.com/office/word/2018/wordml/cex" xmlns:w16cid="http://schemas.microsoft.com/office/word/2016/wordml/cid" xmlns:w16="http://schemas.microsoft.com/office/word/2018/wordml" xmlns:w16sdtdh="http://schemas.microsoft.com/office/word/2020/wordml/sdtdatahash" xmlns:w16se="http://schemas.microsoft.com/office/word/2015/wordml/symex" xmlns:wpg="http://schemas.microsoft.com/office/word/2010/wordprocessingGroup" xmlns:wpi="http://schemas.microsoft.com/office/word/2010/wordprocessingInk" xmlns:wne="http://schemas.microsoft.com/office/word/2006/wordml" xmlns:wps="http://schemas.microsoft.com/office/word/2010/wordprocessingShape" mc:Ignorable="w14 w15 w16se w16cid w16 w16cex w16sdtdh wp14">
+<w:hdr xmlns:wpc="http://schemas.microsoft.com/office/word/2010/wordprocessingCanvas" xmlns:cx="http://schemas.microsoft.com/office/drawing/2014/chartex" xmlns:cx1="http://schemas.microsoft.com/office/drawing/2015/9/8/chartex" xmlns:cx2="http://schemas.microsoft.com/office/drawing/2015/10/21/chartex" xmlns:cx3="http://schemas.microsoft.com/office/drawing/2016/5/9/chartex" xmlns:cx4="http://schemas.microsoft.com/office/drawing/2016/5/10/chartex" xmlns:cx5="http://schemas.microsoft.com/office/drawing/2016/5/11/chartex" xmlns:cx6="http://schemas.microsoft.com/office/drawing/2016/5/12/chartex" xmlns:cx7="http://schemas.microsoft.com/office/drawing/2016/5/13/chartex" xmlns:cx8="http://schemas.microsoft.com/office/drawing/2016/5/14/chartex" xmlns:mc="http://schemas.openxmlformats.org/markup-compatibility/2006" xmlns:aink="http://schemas.microsoft.com/office/drawing/2016/ink" xmlns:am3d="http://schemas.microsoft.com/office/drawing/2017/model3d" xmlns:o="urn:schemas-microsoft-com:office:office" xmlns:oel="http://schemas.microsoft.com/office/2019/extlst" xmlns:r="http://schemas.openxmlformats.org/officeDocument/2006/relationships" xmlns:m="http://schemas.openxmlformats.org/officeDocument/2006/math" xmlns:v="urn:schemas-microsoft-com:vml" xmlns:wp14="http://schemas.microsoft.com/office/word/2010/wordprocessingDrawing" xmlns:wp="http://schemas.openxmlformats.org/drawingml/2006/wordprocessingDrawing" xmlns:w10="urn:schemas-microsoft-com:office:word" xmlns:w="http://schemas.openxmlformats.org/wordprocessingml/2006/main" xmlns:w14="http://schemas.microsoft.com/office/word/2010/wordml" xmlns:w15="http://schemas.microsoft.com/office/word/2012/wordml" xmlns:w16cex="http://schemas.microsoft.com/office/word/2018/wordml/cex" xmlns:w16cid="http://schemas.microsoft.com/office/word/2016/wordml/cid" xmlns:w16="http://schemas.microsoft.com/office/word/2018/wordml" xmlns:w16du="http://schemas.microsoft.com/office/word/2023/wordml/word16du" xmlns:w16sdtdh="http://schemas.microsoft.com/office/word/2020/wordml/sdtdatahash" xmlns:w16sdtfl="http://schemas.microsoft.com/office/word/2024/wordml/sdtformatlock" xmlns:w16se="http://schemas.microsoft.com/office/word/2015/wordml/symex" xmlns:wpg="http://schemas.microsoft.com/office/word/2010/wordprocessingGroup" xmlns:wpi="http://schemas.microsoft.com/office/word/2010/wordprocessingInk" xmlns:wne="http://schemas.microsoft.com/office/word/2006/wordml" xmlns:wps="http://schemas.microsoft.com/office/word/2010/wordprocessingShape" mc:Ignorable="w14 w15 w16se w16cid w16 w16cex w16sdtdh w16sdtfl w16du wp14">
   <w:p>
     <w:pPr>
       <w:pStyle w:val="Header"/>
@@ -37091,7 +39157,7 @@
 </file>
 
 <file path=word/header2.xml><?xml version="1.0" encoding="utf-8"?>
-<w:hdr xmlns:wpc="http://schemas.microsoft.com/office/word/2010/wordprocessingCanvas" xmlns:cx="http://schemas.microsoft.com/office/drawing/2014/chartex" xmlns:cx1="http://schemas.microsoft.com/office/drawing/2015/9/8/chartex" xmlns:cx2="http://schemas.microsoft.com/office/drawing/2015/10/21/chartex" xmlns:cx3="http://schemas.microsoft.com/office/drawing/2016/5/9/chartex" xmlns:cx4="http://schemas.microsoft.com/office/drawing/2016/5/10/chartex" xmlns:cx5="http://schemas.microsoft.com/office/drawing/2016/5/11/chartex" xmlns:cx6="http://schemas.microsoft.com/office/drawing/2016/5/12/chartex" xmlns:cx7="http://schemas.microsoft.com/office/drawing/2016/5/13/chartex" xmlns:cx8="http://schemas.microsoft.com/office/drawing/2016/5/14/chartex" xmlns:mc="http://schemas.openxmlformats.org/markup-compatibility/2006" xmlns:aink="http://schemas.microsoft.com/office/drawing/2016/ink" xmlns:am3d="http://schemas.microsoft.com/office/drawing/2017/model3d" xmlns:o="urn:schemas-microsoft-com:office:office" xmlns:oel="http://schemas.microsoft.com/office/2019/extlst" xmlns:r="http://schemas.openxmlformats.org/officeDocument/2006/relationships" xmlns:m="http://schemas.openxmlformats.org/officeDocument/2006/math" xmlns:v="urn:schemas-microsoft-com:vml" xmlns:wp14="http://schemas.microsoft.com/office/word/2010/wordprocessingDrawing" xmlns:wp="http://schemas.openxmlformats.org/drawingml/2006/wordprocessingDrawing" xmlns:w10="urn:schemas-microsoft-com:office:word" xmlns:w="http://schemas.openxmlformats.org/wordprocessingml/2006/main" xmlns:w14="http://schemas.microsoft.com/office/word/2010/wordml" xmlns:w15="http://schemas.microsoft.com/office/word/2012/wordml" xmlns:w16cex="http://schemas.microsoft.com/office/word/2018/wordml/cex" xmlns:w16cid="http://schemas.microsoft.com/office/word/2016/wordml/cid" xmlns:w16="http://schemas.microsoft.com/office/word/2018/wordml" xmlns:w16sdtdh="http://schemas.microsoft.com/office/word/2020/wordml/sdtdatahash" xmlns:w16se="http://schemas.microsoft.com/office/word/2015/wordml/symex" xmlns:wpg="http://schemas.microsoft.com/office/word/2010/wordprocessingGroup" xmlns:wpi="http://schemas.microsoft.com/office/word/2010/wordprocessingInk" xmlns:wne="http://schemas.microsoft.com/office/word/2006/wordml" xmlns:wps="http://schemas.microsoft.com/office/word/2010/wordprocessingShape" mc:Ignorable="w14 w15 w16se w16cid w16 w16cex w16sdtdh wp14">
+<w:hdr xmlns:wpc="http://schemas.microsoft.com/office/word/2010/wordprocessingCanvas" xmlns:cx="http://schemas.microsoft.com/office/drawing/2014/chartex" xmlns:cx1="http://schemas.microsoft.com/office/drawing/2015/9/8/chartex" xmlns:cx2="http://schemas.microsoft.com/office/drawing/2015/10/21/chartex" xmlns:cx3="http://schemas.microsoft.com/office/drawing/2016/5/9/chartex" xmlns:cx4="http://schemas.microsoft.com/office/drawing/2016/5/10/chartex" xmlns:cx5="http://schemas.microsoft.com/office/drawing/2016/5/11/chartex" xmlns:cx6="http://schemas.microsoft.com/office/drawing/2016/5/12/chartex" xmlns:cx7="http://schemas.microsoft.com/office/drawing/2016/5/13/chartex" xmlns:cx8="http://schemas.microsoft.com/office/drawing/2016/5/14/chartex" xmlns:mc="http://schemas.openxmlformats.org/markup-compatibility/2006" xmlns:aink="http://schemas.microsoft.com/office/drawing/2016/ink" xmlns:am3d="http://schemas.microsoft.com/office/drawing/2017/model3d" xmlns:o="urn:schemas-microsoft-com:office:office" xmlns:oel="http://schemas.microsoft.com/office/2019/extlst" xmlns:r="http://schemas.openxmlformats.org/officeDocument/2006/relationships" xmlns:m="http://schemas.openxmlformats.org/officeDocument/2006/math" xmlns:v="urn:schemas-microsoft-com:vml" xmlns:wp14="http://schemas.microsoft.com/office/word/2010/wordprocessingDrawing" xmlns:wp="http://schemas.openxmlformats.org/drawingml/2006/wordprocessingDrawing" xmlns:w10="urn:schemas-microsoft-com:office:word" xmlns:w="http://schemas.openxmlformats.org/wordprocessingml/2006/main" xmlns:w14="http://schemas.microsoft.com/office/word/2010/wordml" xmlns:w15="http://schemas.microsoft.com/office/word/2012/wordml" xmlns:w16cex="http://schemas.microsoft.com/office/word/2018/wordml/cex" xmlns:w16cid="http://schemas.microsoft.com/office/word/2016/wordml/cid" xmlns:w16="http://schemas.microsoft.com/office/word/2018/wordml" xmlns:w16du="http://schemas.microsoft.com/office/word/2023/wordml/word16du" xmlns:w16sdtdh="http://schemas.microsoft.com/office/word/2020/wordml/sdtdatahash" xmlns:w16sdtfl="http://schemas.microsoft.com/office/word/2024/wordml/sdtformatlock" xmlns:w16se="http://schemas.microsoft.com/office/word/2015/wordml/symex" xmlns:wpg="http://schemas.microsoft.com/office/word/2010/wordprocessingGroup" xmlns:wpi="http://schemas.microsoft.com/office/word/2010/wordprocessingInk" xmlns:wne="http://schemas.microsoft.com/office/word/2006/wordml" xmlns:wps="http://schemas.microsoft.com/office/word/2010/wordprocessingShape" mc:Ignorable="w14 w15 w16se w16cid w16 w16cex w16sdtdh w16sdtfl w16du wp14">
   <w:p>
     <w:pPr>
       <w:pStyle w:val="Header"/>
@@ -37104,7 +39170,7 @@
 </file>
 
 <file path=word/styles.xml><?xml version="1.0" encoding="utf-8"?>
-<w:styles xmlns:mc="http://schemas.openxmlformats.org/markup-compatibility/2006" xmlns:r="http://schemas.openxmlformats.org/officeDocument/2006/relationships" xmlns:w="http://schemas.openxmlformats.org/wordprocessingml/2006/main" xmlns:w14="http://schemas.microsoft.com/office/word/2010/wordml" xmlns:w15="http://schemas.microsoft.com/office/word/2012/wordml" xmlns:w16cex="http://schemas.microsoft.com/office/word/2018/wordml/cex" xmlns:w16cid="http://schemas.microsoft.com/office/word/2016/wordml/cid" xmlns:w16="http://schemas.microsoft.com/office/word/2018/wordml" xmlns:w16sdtdh="http://schemas.microsoft.com/office/word/2020/wordml/sdtdatahash" xmlns:w16se="http://schemas.microsoft.com/office/word/2015/wordml/symex" mc:Ignorable="w14 w15 w16se w16cid w16 w16cex w16sdtdh">
+<w:styles xmlns:mc="http://schemas.openxmlformats.org/markup-compatibility/2006" xmlns:r="http://schemas.openxmlformats.org/officeDocument/2006/relationships" xmlns:w="http://schemas.openxmlformats.org/wordprocessingml/2006/main" xmlns:w14="http://schemas.microsoft.com/office/word/2010/wordml" xmlns:w15="http://schemas.microsoft.com/office/word/2012/wordml" xmlns:w16cex="http://schemas.microsoft.com/office/word/2018/wordml/cex" xmlns:w16cid="http://schemas.microsoft.com/office/word/2016/wordml/cid" xmlns:w16="http://schemas.microsoft.com/office/word/2018/wordml" xmlns:w16du="http://schemas.microsoft.com/office/word/2023/wordml/word16du" xmlns:w16sdtdh="http://schemas.microsoft.com/office/word/2020/wordml/sdtdatahash" xmlns:w16sdtfl="http://schemas.microsoft.com/office/word/2024/wordml/sdtformatlock" xmlns:w16se="http://schemas.microsoft.com/office/word/2015/wordml/symex" mc:Ignorable="w14 w15 w16se w16cid w16 w16cex w16sdtdh w16sdtfl w16du">
   <w:docDefaults>
     <w:rPrDefault>
       <w:rPr>

--- a/TS Jatai Ghanam Project/TS 4.1/TS 4.1 Jatai Tamil Corrections.docx
+++ b/TS Jatai Ghanam Project/TS 4.1/TS 4.1 Jatai Tamil Corrections.docx
@@ -2061,6 +2061,1324 @@
                 <w:szCs w:val="32"/>
               </w:rPr>
               <w:t xml:space="preserve">xmÉiÉÏlÉçþ | </w:t>
+            </w:r>
+          </w:p>
+        </w:tc>
+      </w:tr>
+      <w:tr>
+        <w:trPr>
+          <w:trHeight w:val="2671"/>
+        </w:trPr>
+        <w:tc>
+          <w:tcPr>
+            <w:tcW w:w="7166" w:type="dxa"/>
+            <w:tcBorders>
+              <w:top w:val="single" w:sz="4" w:space="0" w:color="000000"/>
+              <w:left w:val="single" w:sz="4" w:space="0" w:color="000000"/>
+              <w:bottom w:val="single" w:sz="4" w:space="0" w:color="000000"/>
+              <w:right w:val="single" w:sz="4" w:space="0" w:color="000000"/>
+            </w:tcBorders>
+          </w:tcPr>
+          <w:p>
+            <w:pPr>
+              <w:widowControl w:val="0"/>
+              <w:autoSpaceDE w:val="0"/>
+              <w:autoSpaceDN w:val="0"/>
+              <w:adjustRightInd w:val="0"/>
+              <w:spacing w:before="0" w:line="240" w:lineRule="auto"/>
+              <w:rPr>
+                <w:rFonts w:ascii="BRH Devanagari Extra" w:hAnsi="BRH Devanagari Extra" w:cs="BRH Devanagari Extra"/>
+                <w:color w:val="000000"/>
+                <w:sz w:val="32"/>
+                <w:szCs w:val="32"/>
+              </w:rPr>
+            </w:pPr>
+            <w:r>
+              <w:rPr>
+                <w:rFonts w:cs="BRH Devanagari Extra"/>
+                <w:color w:val="000000"/>
+                <w:szCs w:val="32"/>
+              </w:rPr>
+              <w:t>53</w:t>
+            </w:r>
+            <w:r>
+              <w:rPr>
+                <w:rFonts w:ascii="BRH Devanagari Extra" w:hAnsi="BRH Devanagari Extra" w:cs="BRH Devanagari Extra"/>
+                <w:color w:val="000000"/>
+                <w:sz w:val="32"/>
+                <w:szCs w:val="32"/>
+              </w:rPr>
+              <w:t>)</w:t>
+            </w:r>
+            <w:r>
+              <w:rPr>
+                <w:rFonts w:ascii="BRH Devanagari Extra" w:hAnsi="BRH Devanagari Extra" w:cs="BRH Devanagari Extra"/>
+                <w:color w:val="000000"/>
+                <w:sz w:val="32"/>
+                <w:szCs w:val="32"/>
+              </w:rPr>
+              <w:tab/>
+            </w:r>
+            <w:r>
+              <w:rPr>
+                <w:rFonts w:cs="BRH Devanagari Extra"/>
+                <w:color w:val="000000"/>
+                <w:szCs w:val="32"/>
+              </w:rPr>
+              <w:t>4</w:t>
+            </w:r>
+            <w:r>
+              <w:rPr>
+                <w:rFonts w:ascii="BRH Devanagari Extra" w:hAnsi="BRH Devanagari Extra" w:cs="BRH Devanagari Extra"/>
+                <w:color w:val="000000"/>
+                <w:sz w:val="32"/>
+                <w:szCs w:val="32"/>
+              </w:rPr>
+              <w:t>.</w:t>
+            </w:r>
+            <w:r>
+              <w:rPr>
+                <w:rFonts w:cs="BRH Devanagari Extra"/>
+                <w:color w:val="000000"/>
+                <w:szCs w:val="32"/>
+              </w:rPr>
+              <w:t>1</w:t>
+            </w:r>
+            <w:r>
+              <w:rPr>
+                <w:rFonts w:ascii="BRH Devanagari Extra" w:hAnsi="BRH Devanagari Extra" w:cs="BRH Devanagari Extra"/>
+                <w:color w:val="000000"/>
+                <w:sz w:val="32"/>
+                <w:szCs w:val="32"/>
+              </w:rPr>
+              <w:t>.</w:t>
+            </w:r>
+            <w:r>
+              <w:rPr>
+                <w:rFonts w:cs="BRH Devanagari Extra"/>
+                <w:color w:val="000000"/>
+                <w:szCs w:val="32"/>
+              </w:rPr>
+              <w:t>10</w:t>
+            </w:r>
+            <w:r>
+              <w:rPr>
+                <w:rFonts w:ascii="BRH Devanagari Extra" w:hAnsi="BRH Devanagari Extra" w:cs="BRH Devanagari Extra"/>
+                <w:color w:val="000000"/>
+                <w:sz w:val="32"/>
+                <w:szCs w:val="32"/>
+              </w:rPr>
+              <w:t>.</w:t>
+            </w:r>
+            <w:r>
+              <w:rPr>
+                <w:rFonts w:cs="BRH Devanagari Extra"/>
+                <w:color w:val="000000"/>
+                <w:szCs w:val="32"/>
+              </w:rPr>
+              <w:t>4</w:t>
+            </w:r>
+            <w:r>
+              <w:rPr>
+                <w:rFonts w:ascii="BRH Devanagari Extra" w:hAnsi="BRH Devanagari Extra" w:cs="BRH Devanagari Extra"/>
+                <w:color w:val="000000"/>
+                <w:sz w:val="32"/>
+                <w:szCs w:val="32"/>
+              </w:rPr>
+              <w:t>(</w:t>
+            </w:r>
+            <w:r>
+              <w:rPr>
+                <w:rFonts w:cs="BRH Devanagari Extra"/>
+                <w:color w:val="000000"/>
+                <w:szCs w:val="32"/>
+              </w:rPr>
+              <w:t>46</w:t>
+            </w:r>
+            <w:r>
+              <w:rPr>
+                <w:rFonts w:ascii="BRH Devanagari Extra" w:hAnsi="BRH Devanagari Extra" w:cs="BRH Devanagari Extra"/>
+                <w:color w:val="000000"/>
+                <w:sz w:val="32"/>
+                <w:szCs w:val="32"/>
+              </w:rPr>
+              <w:t xml:space="preserve">)- LMüÿqÉç | </w:t>
+            </w:r>
+            <w:r>
+              <w:rPr>
+                <w:rFonts w:ascii="BRH Devanagari Extra" w:hAnsi="BRH Devanagari Extra" w:cs="BRH Devanagari Extra"/>
+                <w:color w:val="000000"/>
+                <w:sz w:val="32"/>
+                <w:szCs w:val="32"/>
+                <w:highlight w:val="yellow"/>
+              </w:rPr>
+              <w:t>xÉ</w:t>
+            </w:r>
+            <w:r>
+              <w:rPr>
+                <w:rFonts w:ascii="BRH Malayalam Extra" w:hAnsi="BRH Malayalam Extra" w:cs="BRH Devanagari Extra"/>
+                <w:color w:val="000000"/>
+                <w:szCs w:val="32"/>
+                <w:highlight w:val="yellow"/>
+              </w:rPr>
+              <w:t>–</w:t>
+            </w:r>
+            <w:r>
+              <w:rPr>
+                <w:rFonts w:ascii="BRH Devanagari Extra" w:hAnsi="BRH Devanagari Extra" w:cs="BRH Devanagari Extra"/>
+                <w:color w:val="000000"/>
+                <w:sz w:val="32"/>
+                <w:szCs w:val="32"/>
+                <w:highlight w:val="yellow"/>
+              </w:rPr>
+              <w:t>qÉÏcÉÏÿ</w:t>
+            </w:r>
+            <w:r>
+              <w:rPr>
+                <w:rFonts w:ascii="BRH Devanagari Extra" w:hAnsi="BRH Devanagari Extra" w:cs="BRH Devanagari Extra"/>
+                <w:color w:val="000000"/>
+                <w:sz w:val="32"/>
+                <w:szCs w:val="32"/>
+              </w:rPr>
+              <w:t xml:space="preserve"> ||</w:t>
+            </w:r>
+          </w:p>
+          <w:p>
+            <w:pPr>
+              <w:widowControl w:val="0"/>
+              <w:autoSpaceDE w:val="0"/>
+              <w:autoSpaceDN w:val="0"/>
+              <w:adjustRightInd w:val="0"/>
+              <w:spacing w:before="0" w:line="240" w:lineRule="auto"/>
+              <w:rPr>
+                <w:rFonts w:ascii="BRH Devanagari Extra" w:hAnsi="BRH Devanagari Extra" w:cs="BRH Devanagari Extra"/>
+                <w:color w:val="000000"/>
+                <w:sz w:val="32"/>
+                <w:szCs w:val="32"/>
+              </w:rPr>
+            </w:pPr>
+            <w:r>
+              <w:rPr>
+                <w:rFonts w:ascii="BRH Devanagari Extra" w:hAnsi="BRH Devanagari Extra" w:cs="BRH Devanagari Extra"/>
+                <w:color w:val="000000"/>
+                <w:sz w:val="32"/>
+                <w:szCs w:val="32"/>
+              </w:rPr>
+              <w:t>LMü</w:t>
+            </w:r>
+            <w:r>
+              <w:rPr>
+                <w:rFonts w:ascii="BRH Devanagari Extra" w:hAnsi="BRH Devanagari Extra" w:cs="BRH Devanagari Extra"/>
+                <w:color w:val="000000"/>
+                <w:sz w:val="26"/>
+                <w:szCs w:val="32"/>
+              </w:rPr>
+              <w:t>óè</w:t>
+            </w:r>
+            <w:r>
+              <w:rPr>
+                <w:rFonts w:ascii="BRH Devanagari Extra" w:hAnsi="BRH Devanagari Extra" w:cs="BRH Devanagari Extra"/>
+                <w:color w:val="000000"/>
+                <w:sz w:val="32"/>
+                <w:szCs w:val="32"/>
+              </w:rPr>
+              <w:t xml:space="preserve">þ </w:t>
+            </w:r>
+            <w:r>
+              <w:rPr>
+                <w:rFonts w:ascii="BRH Devanagari Extra" w:hAnsi="BRH Devanagari Extra" w:cs="BRH Devanagari Extra"/>
+                <w:color w:val="000000"/>
+                <w:sz w:val="32"/>
+                <w:szCs w:val="32"/>
+                <w:highlight w:val="yellow"/>
+              </w:rPr>
+              <w:t>xÉ</w:t>
+            </w:r>
+            <w:r>
+              <w:rPr>
+                <w:rFonts w:ascii="BRH Malayalam Extra" w:hAnsi="BRH Malayalam Extra" w:cs="BRH Devanagari Extra"/>
+                <w:color w:val="000000"/>
+                <w:szCs w:val="32"/>
+                <w:highlight w:val="yellow"/>
+              </w:rPr>
+              <w:t>–</w:t>
+            </w:r>
+            <w:r>
+              <w:rPr>
+                <w:rFonts w:ascii="BRH Devanagari Extra" w:hAnsi="BRH Devanagari Extra" w:cs="BRH Devanagari Extra"/>
+                <w:color w:val="000000"/>
+                <w:sz w:val="32"/>
+                <w:szCs w:val="32"/>
+                <w:highlight w:val="yellow"/>
+              </w:rPr>
+              <w:t>qÉÏcÉÏþ</w:t>
+            </w:r>
+            <w:r>
+              <w:rPr>
+                <w:rFonts w:ascii="BRH Devanagari Extra" w:hAnsi="BRH Devanagari Extra" w:cs="BRH Devanagari Extra"/>
+                <w:color w:val="000000"/>
+                <w:sz w:val="32"/>
+                <w:szCs w:val="32"/>
+              </w:rPr>
+              <w:t xml:space="preserve"> </w:t>
+            </w:r>
+            <w:r>
+              <w:rPr>
+                <w:rFonts w:ascii="BRH Devanagari Extra" w:hAnsi="BRH Devanagari Extra" w:cs="BRH Devanagari Extra"/>
+                <w:color w:val="000000"/>
+                <w:sz w:val="32"/>
+                <w:szCs w:val="32"/>
+                <w:highlight w:val="yellow"/>
+              </w:rPr>
+              <w:t>xÉ</w:t>
+            </w:r>
+            <w:r>
+              <w:rPr>
+                <w:rFonts w:ascii="BRH Malayalam Extra" w:hAnsi="BRH Malayalam Extra" w:cs="BRH Devanagari Extra"/>
+                <w:color w:val="000000"/>
+                <w:szCs w:val="32"/>
+                <w:highlight w:val="yellow"/>
+              </w:rPr>
+              <w:t>–</w:t>
+            </w:r>
+            <w:r>
+              <w:rPr>
+                <w:rFonts w:ascii="BRH Devanagari Extra" w:hAnsi="BRH Devanagari Extra" w:cs="BRH Devanagari Extra"/>
+                <w:color w:val="000000"/>
+                <w:sz w:val="32"/>
+                <w:szCs w:val="32"/>
+                <w:highlight w:val="yellow"/>
+              </w:rPr>
+              <w:t>qÉÏcÉÏ</w:t>
+            </w:r>
+            <w:r>
+              <w:rPr>
+                <w:rFonts w:ascii="BRH Malayalam Extra" w:hAnsi="BRH Malayalam Extra" w:cs="BRH Devanagari Extra"/>
+                <w:color w:val="000000"/>
+                <w:szCs w:val="32"/>
+              </w:rPr>
+              <w:t>–</w:t>
+            </w:r>
+            <w:r>
+              <w:rPr>
+                <w:rFonts w:ascii="BRH Devanagari Extra" w:hAnsi="BRH Devanagari Extra" w:cs="BRH Devanagari Extra"/>
+                <w:color w:val="000000"/>
+                <w:sz w:val="32"/>
+                <w:szCs w:val="32"/>
+              </w:rPr>
+              <w:t xml:space="preserve"> LMü</w:t>
+            </w:r>
+            <w:r>
+              <w:rPr>
+                <w:rFonts w:ascii="BRH Malayalam Extra" w:hAnsi="BRH Malayalam Extra" w:cs="BRH Devanagari Extra"/>
+                <w:color w:val="000000"/>
+                <w:szCs w:val="32"/>
+              </w:rPr>
+              <w:t>–</w:t>
+            </w:r>
+            <w:r>
+              <w:rPr>
+                <w:rFonts w:ascii="BRH Devanagari Extra" w:hAnsi="BRH Devanagari Extra" w:cs="BRH Devanagari Extra"/>
+                <w:color w:val="000000"/>
+                <w:sz w:val="32"/>
+                <w:szCs w:val="32"/>
+              </w:rPr>
+              <w:t xml:space="preserve"> qÉåMü</w:t>
+            </w:r>
+            <w:r>
+              <w:rPr>
+                <w:rFonts w:ascii="BRH Devanagari Extra" w:hAnsi="BRH Devanagari Extra" w:cs="BRH Devanagari Extra"/>
+                <w:color w:val="000000"/>
+                <w:sz w:val="26"/>
+                <w:szCs w:val="32"/>
+              </w:rPr>
+              <w:t>óè</w:t>
+            </w:r>
+            <w:r>
+              <w:rPr>
+                <w:rFonts w:ascii="BRH Devanagari Extra" w:hAnsi="BRH Devanagari Extra" w:cs="BRH Devanagari Extra"/>
+                <w:color w:val="000000"/>
+                <w:sz w:val="32"/>
+                <w:szCs w:val="32"/>
+              </w:rPr>
+              <w:t xml:space="preserve">þ </w:t>
+            </w:r>
+            <w:r>
+              <w:rPr>
+                <w:rFonts w:ascii="BRH Devanagari Extra" w:hAnsi="BRH Devanagari Extra" w:cs="BRH Devanagari Extra"/>
+                <w:color w:val="000000"/>
+                <w:sz w:val="32"/>
+                <w:szCs w:val="32"/>
+                <w:highlight w:val="yellow"/>
+              </w:rPr>
+              <w:t>xÉ</w:t>
+            </w:r>
+            <w:r>
+              <w:rPr>
+                <w:rFonts w:ascii="BRH Malayalam Extra" w:hAnsi="BRH Malayalam Extra" w:cs="BRH Devanagari Extra"/>
+                <w:color w:val="000000"/>
+                <w:szCs w:val="32"/>
+                <w:highlight w:val="yellow"/>
+              </w:rPr>
+              <w:t>–</w:t>
+            </w:r>
+            <w:r>
+              <w:rPr>
+                <w:rFonts w:ascii="BRH Devanagari Extra" w:hAnsi="BRH Devanagari Extra" w:cs="BRH Devanagari Extra"/>
+                <w:color w:val="000000"/>
+                <w:sz w:val="32"/>
+                <w:szCs w:val="32"/>
+                <w:highlight w:val="yellow"/>
+              </w:rPr>
+              <w:t>qÉÏcÉÏÿ</w:t>
+            </w:r>
+            <w:r>
+              <w:rPr>
+                <w:rFonts w:ascii="BRH Devanagari Extra" w:hAnsi="BRH Devanagari Extra" w:cs="BRH Devanagari Extra"/>
+                <w:color w:val="000000"/>
+                <w:sz w:val="32"/>
+                <w:szCs w:val="32"/>
+              </w:rPr>
+              <w:t xml:space="preserve"> | </w:t>
+            </w:r>
+          </w:p>
+          <w:p>
+            <w:pPr>
+              <w:widowControl w:val="0"/>
+              <w:autoSpaceDE w:val="0"/>
+              <w:autoSpaceDN w:val="0"/>
+              <w:adjustRightInd w:val="0"/>
+              <w:spacing w:before="0" w:line="240" w:lineRule="auto"/>
+              <w:rPr>
+                <w:rFonts w:ascii="BRH Devanagari Extra" w:hAnsi="BRH Devanagari Extra" w:cs="BRH Devanagari Extra"/>
+                <w:color w:val="000000"/>
+                <w:sz w:val="32"/>
+                <w:szCs w:val="32"/>
+              </w:rPr>
+            </w:pPr>
+            <w:r>
+              <w:rPr>
+                <w:rFonts w:cs="BRH Devanagari Extra"/>
+                <w:color w:val="000000"/>
+                <w:szCs w:val="32"/>
+              </w:rPr>
+              <w:t>54</w:t>
+            </w:r>
+            <w:r>
+              <w:rPr>
+                <w:rFonts w:ascii="BRH Devanagari Extra" w:hAnsi="BRH Devanagari Extra" w:cs="BRH Devanagari Extra"/>
+                <w:color w:val="000000"/>
+                <w:sz w:val="32"/>
+                <w:szCs w:val="32"/>
+              </w:rPr>
+              <w:t>)</w:t>
+            </w:r>
+            <w:r>
+              <w:rPr>
+                <w:rFonts w:ascii="BRH Devanagari Extra" w:hAnsi="BRH Devanagari Extra" w:cs="BRH Devanagari Extra"/>
+                <w:color w:val="000000"/>
+                <w:sz w:val="32"/>
+                <w:szCs w:val="32"/>
+              </w:rPr>
+              <w:tab/>
+            </w:r>
+            <w:r>
+              <w:rPr>
+                <w:rFonts w:cs="BRH Devanagari Extra"/>
+                <w:color w:val="000000"/>
+                <w:szCs w:val="32"/>
+              </w:rPr>
+              <w:t>4</w:t>
+            </w:r>
+            <w:r>
+              <w:rPr>
+                <w:rFonts w:ascii="BRH Devanagari Extra" w:hAnsi="BRH Devanagari Extra" w:cs="BRH Devanagari Extra"/>
+                <w:color w:val="000000"/>
+                <w:sz w:val="32"/>
+                <w:szCs w:val="32"/>
+              </w:rPr>
+              <w:t>.</w:t>
+            </w:r>
+            <w:r>
+              <w:rPr>
+                <w:rFonts w:cs="BRH Devanagari Extra"/>
+                <w:color w:val="000000"/>
+                <w:szCs w:val="32"/>
+              </w:rPr>
+              <w:t>1</w:t>
+            </w:r>
+            <w:r>
+              <w:rPr>
+                <w:rFonts w:ascii="BRH Devanagari Extra" w:hAnsi="BRH Devanagari Extra" w:cs="BRH Devanagari Extra"/>
+                <w:color w:val="000000"/>
+                <w:sz w:val="32"/>
+                <w:szCs w:val="32"/>
+              </w:rPr>
+              <w:t>.</w:t>
+            </w:r>
+            <w:r>
+              <w:rPr>
+                <w:rFonts w:cs="BRH Devanagari Extra"/>
+                <w:color w:val="000000"/>
+                <w:szCs w:val="32"/>
+              </w:rPr>
+              <w:t>10</w:t>
+            </w:r>
+            <w:r>
+              <w:rPr>
+                <w:rFonts w:ascii="BRH Devanagari Extra" w:hAnsi="BRH Devanagari Extra" w:cs="BRH Devanagari Extra"/>
+                <w:color w:val="000000"/>
+                <w:sz w:val="32"/>
+                <w:szCs w:val="32"/>
+              </w:rPr>
+              <w:t>.</w:t>
+            </w:r>
+            <w:r>
+              <w:rPr>
+                <w:rFonts w:cs="BRH Devanagari Extra"/>
+                <w:color w:val="000000"/>
+                <w:szCs w:val="32"/>
+              </w:rPr>
+              <w:t>4</w:t>
+            </w:r>
+            <w:r>
+              <w:rPr>
+                <w:rFonts w:ascii="BRH Devanagari Extra" w:hAnsi="BRH Devanagari Extra" w:cs="BRH Devanagari Extra"/>
+                <w:color w:val="000000"/>
+                <w:sz w:val="32"/>
+                <w:szCs w:val="32"/>
+              </w:rPr>
+              <w:t>(</w:t>
+            </w:r>
+            <w:r>
+              <w:rPr>
+                <w:rFonts w:cs="BRH Devanagari Extra"/>
+                <w:color w:val="000000"/>
+                <w:szCs w:val="32"/>
+              </w:rPr>
+              <w:t>47</w:t>
+            </w:r>
+            <w:r>
+              <w:rPr>
+                <w:rFonts w:ascii="BRH Devanagari Extra" w:hAnsi="BRH Devanagari Extra" w:cs="BRH Devanagari Extra"/>
+                <w:color w:val="000000"/>
+                <w:sz w:val="32"/>
+                <w:szCs w:val="32"/>
+              </w:rPr>
+              <w:t xml:space="preserve">)- </w:t>
+            </w:r>
+            <w:r>
+              <w:rPr>
+                <w:rFonts w:ascii="BRH Devanagari Extra" w:hAnsi="BRH Devanagari Extra" w:cs="BRH Devanagari Extra"/>
+                <w:color w:val="000000"/>
+                <w:sz w:val="32"/>
+                <w:szCs w:val="32"/>
+                <w:highlight w:val="yellow"/>
+              </w:rPr>
+              <w:t>xÉ</w:t>
+            </w:r>
+            <w:r>
+              <w:rPr>
+                <w:rFonts w:ascii="BRH Malayalam Extra" w:hAnsi="BRH Malayalam Extra" w:cs="BRH Devanagari Extra"/>
+                <w:color w:val="000000"/>
+                <w:szCs w:val="32"/>
+                <w:highlight w:val="yellow"/>
+              </w:rPr>
+              <w:t>–</w:t>
+            </w:r>
+            <w:r>
+              <w:rPr>
+                <w:rFonts w:ascii="BRH Devanagari Extra" w:hAnsi="BRH Devanagari Extra" w:cs="BRH Devanagari Extra"/>
+                <w:color w:val="000000"/>
+                <w:sz w:val="32"/>
+                <w:szCs w:val="32"/>
+                <w:highlight w:val="yellow"/>
+              </w:rPr>
+              <w:t>qÉÏcÉÏÿ</w:t>
+            </w:r>
+            <w:r>
+              <w:rPr>
+                <w:rFonts w:ascii="BRH Devanagari Extra" w:hAnsi="BRH Devanagari Extra" w:cs="BRH Devanagari Extra"/>
+                <w:color w:val="000000"/>
+                <w:sz w:val="32"/>
+                <w:szCs w:val="32"/>
+              </w:rPr>
+              <w:t xml:space="preserve"> ||</w:t>
+            </w:r>
+          </w:p>
+          <w:p>
+            <w:pPr>
+              <w:widowControl w:val="0"/>
+              <w:autoSpaceDE w:val="0"/>
+              <w:autoSpaceDN w:val="0"/>
+              <w:adjustRightInd w:val="0"/>
+              <w:spacing w:before="0" w:line="240" w:lineRule="auto"/>
+              <w:rPr>
+                <w:rFonts w:cs="BRH Malayalam Extra"/>
+                <w:color w:val="FF0000"/>
+                <w:szCs w:val="40"/>
+              </w:rPr>
+            </w:pPr>
+            <w:r>
+              <w:rPr>
+                <w:rFonts w:ascii="BRH Devanagari Extra" w:hAnsi="BRH Devanagari Extra" w:cs="BRH Devanagari Extra"/>
+                <w:color w:val="000000"/>
+                <w:sz w:val="32"/>
+                <w:szCs w:val="32"/>
+                <w:highlight w:val="yellow"/>
+              </w:rPr>
+              <w:t>xÉ</w:t>
+            </w:r>
+            <w:r>
+              <w:rPr>
+                <w:rFonts w:ascii="BRH Malayalam Extra" w:hAnsi="BRH Malayalam Extra" w:cs="BRH Devanagari Extra"/>
+                <w:color w:val="000000"/>
+                <w:szCs w:val="32"/>
+                <w:highlight w:val="yellow"/>
+              </w:rPr>
+              <w:t>–</w:t>
+            </w:r>
+            <w:r>
+              <w:rPr>
+                <w:rFonts w:ascii="BRH Devanagari Extra" w:hAnsi="BRH Devanagari Extra" w:cs="BRH Devanagari Extra"/>
+                <w:color w:val="000000"/>
+                <w:sz w:val="32"/>
+                <w:szCs w:val="32"/>
+                <w:highlight w:val="yellow"/>
+              </w:rPr>
+              <w:t>qÉÏcÉÏ</w:t>
+            </w:r>
+            <w:r>
+              <w:rPr>
+                <w:rFonts w:ascii="BRH Malayalam Extra" w:hAnsi="BRH Malayalam Extra" w:cs="BRH Devanagari Extra"/>
+                <w:color w:val="000000"/>
+                <w:szCs w:val="32"/>
+              </w:rPr>
+              <w:t>–</w:t>
+            </w:r>
+            <w:r>
+              <w:rPr>
+                <w:rFonts w:ascii="BRH Devanagari Extra" w:hAnsi="BRH Devanagari Extra" w:cs="BRH Devanagari Extra"/>
+                <w:color w:val="000000"/>
+                <w:sz w:val="32"/>
+                <w:szCs w:val="32"/>
+              </w:rPr>
+              <w:t xml:space="preserve"> CÌiÉþ </w:t>
+            </w:r>
+            <w:r>
+              <w:rPr>
+                <w:rFonts w:ascii="BRH Devanagari Extra" w:hAnsi="BRH Devanagari Extra" w:cs="BRH Devanagari Extra"/>
+                <w:color w:val="000000"/>
+                <w:sz w:val="32"/>
+                <w:szCs w:val="32"/>
+                <w:highlight w:val="yellow"/>
+              </w:rPr>
+              <w:t>xÉ</w:t>
+            </w:r>
+            <w:r>
+              <w:rPr>
+                <w:rFonts w:ascii="BRH Malayalam Extra" w:hAnsi="BRH Malayalam Extra" w:cs="BRH Devanagari Extra"/>
+                <w:color w:val="000000"/>
+                <w:szCs w:val="32"/>
+                <w:highlight w:val="yellow"/>
+              </w:rPr>
+              <w:t>–</w:t>
+            </w:r>
+            <w:r>
+              <w:rPr>
+                <w:rFonts w:ascii="BRH Devanagari Extra" w:hAnsi="BRH Devanagari Extra" w:cs="BRH Devanagari Extra"/>
+                <w:color w:val="000000"/>
+                <w:sz w:val="32"/>
+                <w:szCs w:val="32"/>
+                <w:highlight w:val="yellow"/>
+              </w:rPr>
+              <w:t>qÉÏcÉÏÿ</w:t>
+            </w:r>
+            <w:r>
+              <w:rPr>
+                <w:rFonts w:ascii="BRH Devanagari Extra" w:hAnsi="BRH Devanagari Extra" w:cs="BRH Devanagari Extra"/>
+                <w:color w:val="000000"/>
+                <w:sz w:val="32"/>
+                <w:szCs w:val="32"/>
+              </w:rPr>
+              <w:t xml:space="preserve"> | </w:t>
+            </w:r>
+          </w:p>
+        </w:tc>
+        <w:tc>
+          <w:tcPr>
+            <w:tcW w:w="7371" w:type="dxa"/>
+            <w:tcBorders>
+              <w:top w:val="single" w:sz="4" w:space="0" w:color="000000"/>
+              <w:left w:val="single" w:sz="4" w:space="0" w:color="000000"/>
+              <w:bottom w:val="single" w:sz="4" w:space="0" w:color="000000"/>
+              <w:right w:val="single" w:sz="4" w:space="0" w:color="000000"/>
+            </w:tcBorders>
+          </w:tcPr>
+          <w:p>
+            <w:pPr>
+              <w:widowControl w:val="0"/>
+              <w:autoSpaceDE w:val="0"/>
+              <w:autoSpaceDN w:val="0"/>
+              <w:adjustRightInd w:val="0"/>
+              <w:spacing w:before="0" w:line="240" w:lineRule="auto"/>
+              <w:rPr>
+                <w:rFonts w:ascii="BRH Devanagari Extra" w:hAnsi="BRH Devanagari Extra" w:cs="BRH Devanagari Extra"/>
+                <w:color w:val="000000"/>
+                <w:sz w:val="32"/>
+                <w:szCs w:val="32"/>
+              </w:rPr>
+            </w:pPr>
+            <w:r>
+              <w:rPr>
+                <w:rFonts w:cs="BRH Devanagari Extra"/>
+                <w:color w:val="000000"/>
+                <w:szCs w:val="32"/>
+              </w:rPr>
+              <w:t>53</w:t>
+            </w:r>
+            <w:r>
+              <w:rPr>
+                <w:rFonts w:ascii="BRH Devanagari Extra" w:hAnsi="BRH Devanagari Extra" w:cs="BRH Devanagari Extra"/>
+                <w:color w:val="000000"/>
+                <w:sz w:val="32"/>
+                <w:szCs w:val="32"/>
+              </w:rPr>
+              <w:t>)</w:t>
+            </w:r>
+            <w:r>
+              <w:rPr>
+                <w:rFonts w:ascii="BRH Devanagari Extra" w:hAnsi="BRH Devanagari Extra" w:cs="BRH Devanagari Extra"/>
+                <w:color w:val="000000"/>
+                <w:sz w:val="32"/>
+                <w:szCs w:val="32"/>
+              </w:rPr>
+              <w:tab/>
+            </w:r>
+            <w:r>
+              <w:rPr>
+                <w:rFonts w:cs="BRH Devanagari Extra"/>
+                <w:color w:val="000000"/>
+                <w:szCs w:val="32"/>
+              </w:rPr>
+              <w:t>4</w:t>
+            </w:r>
+            <w:r>
+              <w:rPr>
+                <w:rFonts w:ascii="BRH Devanagari Extra" w:hAnsi="BRH Devanagari Extra" w:cs="BRH Devanagari Extra"/>
+                <w:color w:val="000000"/>
+                <w:sz w:val="32"/>
+                <w:szCs w:val="32"/>
+              </w:rPr>
+              <w:t>.</w:t>
+            </w:r>
+            <w:r>
+              <w:rPr>
+                <w:rFonts w:cs="BRH Devanagari Extra"/>
+                <w:color w:val="000000"/>
+                <w:szCs w:val="32"/>
+              </w:rPr>
+              <w:t>1</w:t>
+            </w:r>
+            <w:r>
+              <w:rPr>
+                <w:rFonts w:ascii="BRH Devanagari Extra" w:hAnsi="BRH Devanagari Extra" w:cs="BRH Devanagari Extra"/>
+                <w:color w:val="000000"/>
+                <w:sz w:val="32"/>
+                <w:szCs w:val="32"/>
+              </w:rPr>
+              <w:t>.</w:t>
+            </w:r>
+            <w:r>
+              <w:rPr>
+                <w:rFonts w:cs="BRH Devanagari Extra"/>
+                <w:color w:val="000000"/>
+                <w:szCs w:val="32"/>
+              </w:rPr>
+              <w:t>10</w:t>
+            </w:r>
+            <w:r>
+              <w:rPr>
+                <w:rFonts w:ascii="BRH Devanagari Extra" w:hAnsi="BRH Devanagari Extra" w:cs="BRH Devanagari Extra"/>
+                <w:color w:val="000000"/>
+                <w:sz w:val="32"/>
+                <w:szCs w:val="32"/>
+              </w:rPr>
+              <w:t>.</w:t>
+            </w:r>
+            <w:r>
+              <w:rPr>
+                <w:rFonts w:cs="BRH Devanagari Extra"/>
+                <w:color w:val="000000"/>
+                <w:szCs w:val="32"/>
+              </w:rPr>
+              <w:t>4</w:t>
+            </w:r>
+            <w:r>
+              <w:rPr>
+                <w:rFonts w:ascii="BRH Devanagari Extra" w:hAnsi="BRH Devanagari Extra" w:cs="BRH Devanagari Extra"/>
+                <w:color w:val="000000"/>
+                <w:sz w:val="32"/>
+                <w:szCs w:val="32"/>
+              </w:rPr>
+              <w:t>(</w:t>
+            </w:r>
+            <w:r>
+              <w:rPr>
+                <w:rFonts w:cs="BRH Devanagari Extra"/>
+                <w:color w:val="000000"/>
+                <w:szCs w:val="32"/>
+              </w:rPr>
+              <w:t>46</w:t>
+            </w:r>
+            <w:r>
+              <w:rPr>
+                <w:rFonts w:ascii="BRH Devanagari Extra" w:hAnsi="BRH Devanagari Extra" w:cs="BRH Devanagari Extra"/>
+                <w:color w:val="000000"/>
+                <w:sz w:val="32"/>
+                <w:szCs w:val="32"/>
+              </w:rPr>
+              <w:t xml:space="preserve">)- LMüÿqÉç | </w:t>
+            </w:r>
+            <w:r>
+              <w:rPr>
+                <w:rFonts w:ascii="BRH Devanagari Extra" w:hAnsi="BRH Devanagari Extra" w:cs="BRH Devanagari Extra"/>
+                <w:color w:val="000000"/>
+                <w:sz w:val="32"/>
+                <w:szCs w:val="32"/>
+                <w:highlight w:val="green"/>
+              </w:rPr>
+              <w:t>xÉ</w:t>
+            </w:r>
+            <w:r>
+              <w:rPr>
+                <w:rFonts w:ascii="BRH Malayalam Extra" w:hAnsi="BRH Malayalam Extra" w:cs="BRH Devanagari Extra"/>
+                <w:color w:val="000000"/>
+                <w:szCs w:val="32"/>
+                <w:highlight w:val="green"/>
+              </w:rPr>
+              <w:t>–</w:t>
+            </w:r>
+            <w:r>
+              <w:rPr>
+                <w:rFonts w:ascii="BRH Devanagari Extra" w:hAnsi="BRH Devanagari Extra" w:cs="BRH Devanagari Extra"/>
+                <w:color w:val="000000"/>
+                <w:sz w:val="32"/>
+                <w:szCs w:val="32"/>
+                <w:highlight w:val="green"/>
+              </w:rPr>
+              <w:t>qÉÏ</w:t>
+            </w:r>
+            <w:r>
+              <w:rPr>
+                <w:rFonts w:ascii="BRH Malayalam Extra" w:hAnsi="BRH Malayalam Extra" w:cs="BRH Devanagari Extra"/>
+                <w:color w:val="000000"/>
+                <w:szCs w:val="32"/>
+                <w:highlight w:val="green"/>
+              </w:rPr>
+              <w:t>–</w:t>
+            </w:r>
+            <w:r>
+              <w:rPr>
+                <w:rFonts w:ascii="BRH Devanagari Extra" w:hAnsi="BRH Devanagari Extra" w:cs="BRH Devanagari Extra"/>
+                <w:color w:val="000000"/>
+                <w:sz w:val="32"/>
+                <w:szCs w:val="32"/>
+                <w:highlight w:val="green"/>
+              </w:rPr>
+              <w:t>cÉÏ</w:t>
+            </w:r>
+            <w:r>
+              <w:rPr>
+                <w:rFonts w:ascii="BRH Devanagari Extra" w:hAnsi="BRH Devanagari Extra" w:cs="BRH Devanagari Extra"/>
+                <w:color w:val="000000"/>
+                <w:sz w:val="32"/>
+                <w:szCs w:val="32"/>
+              </w:rPr>
+              <w:t xml:space="preserve"> ||</w:t>
+            </w:r>
+          </w:p>
+          <w:p>
+            <w:pPr>
+              <w:widowControl w:val="0"/>
+              <w:autoSpaceDE w:val="0"/>
+              <w:autoSpaceDN w:val="0"/>
+              <w:adjustRightInd w:val="0"/>
+              <w:spacing w:before="0" w:line="240" w:lineRule="auto"/>
+              <w:rPr>
+                <w:rFonts w:ascii="BRH Devanagari Extra" w:hAnsi="BRH Devanagari Extra" w:cs="BRH Devanagari Extra"/>
+                <w:color w:val="000000"/>
+                <w:sz w:val="32"/>
+                <w:szCs w:val="32"/>
+              </w:rPr>
+            </w:pPr>
+            <w:r>
+              <w:rPr>
+                <w:rFonts w:ascii="BRH Devanagari Extra" w:hAnsi="BRH Devanagari Extra" w:cs="BRH Devanagari Extra"/>
+                <w:color w:val="000000"/>
+                <w:sz w:val="32"/>
+                <w:szCs w:val="32"/>
+              </w:rPr>
+              <w:t>LMü</w:t>
+            </w:r>
+            <w:r>
+              <w:rPr>
+                <w:rFonts w:ascii="BRH Devanagari Extra" w:hAnsi="BRH Devanagari Extra" w:cs="BRH Devanagari Extra"/>
+                <w:color w:val="000000"/>
+                <w:sz w:val="26"/>
+                <w:szCs w:val="32"/>
+              </w:rPr>
+              <w:t>óè</w:t>
+            </w:r>
+            <w:r>
+              <w:rPr>
+                <w:rFonts w:ascii="BRH Devanagari Extra" w:hAnsi="BRH Devanagari Extra" w:cs="BRH Devanagari Extra"/>
+                <w:color w:val="000000"/>
+                <w:sz w:val="32"/>
+                <w:szCs w:val="32"/>
+              </w:rPr>
+              <w:t xml:space="preserve">þ </w:t>
+            </w:r>
+            <w:r>
+              <w:rPr>
+                <w:rFonts w:ascii="BRH Devanagari Extra" w:hAnsi="BRH Devanagari Extra" w:cs="BRH Devanagari Extra"/>
+                <w:color w:val="000000"/>
+                <w:sz w:val="32"/>
+                <w:szCs w:val="32"/>
+                <w:highlight w:val="green"/>
+              </w:rPr>
+              <w:t>xÉqÉÏ</w:t>
+            </w:r>
+            <w:r>
+              <w:rPr>
+                <w:rFonts w:ascii="BRH Malayalam Extra" w:hAnsi="BRH Malayalam Extra" w:cs="BRH Devanagari Extra"/>
+                <w:color w:val="000000"/>
+                <w:szCs w:val="32"/>
+                <w:highlight w:val="green"/>
+              </w:rPr>
+              <w:t>–</w:t>
+            </w:r>
+            <w:r>
+              <w:rPr>
+                <w:rFonts w:ascii="BRH Devanagari Extra" w:hAnsi="BRH Devanagari Extra" w:cs="BRH Devanagari Extra"/>
+                <w:color w:val="000000"/>
+                <w:sz w:val="32"/>
+                <w:szCs w:val="32"/>
+                <w:highlight w:val="green"/>
+              </w:rPr>
+              <w:t>cÉÏ</w:t>
+            </w:r>
+            <w:r>
+              <w:rPr>
+                <w:rFonts w:ascii="BRH Devanagari Extra" w:hAnsi="BRH Devanagari Extra" w:cs="BRH Devanagari Extra"/>
+                <w:color w:val="000000"/>
+                <w:sz w:val="32"/>
+                <w:szCs w:val="32"/>
+              </w:rPr>
+              <w:t xml:space="preserve"> </w:t>
+            </w:r>
+            <w:r>
+              <w:rPr>
+                <w:rFonts w:ascii="BRH Devanagari Extra" w:hAnsi="BRH Devanagari Extra" w:cs="BRH Devanagari Extra"/>
+                <w:color w:val="000000"/>
+                <w:sz w:val="32"/>
+                <w:szCs w:val="32"/>
+                <w:highlight w:val="green"/>
+              </w:rPr>
+              <w:t>xÉþqÉÏ</w:t>
+            </w:r>
+            <w:r>
+              <w:rPr>
+                <w:rFonts w:ascii="BRH Malayalam Extra" w:hAnsi="BRH Malayalam Extra" w:cs="BRH Devanagari Extra"/>
+                <w:color w:val="000000"/>
+                <w:szCs w:val="32"/>
+                <w:highlight w:val="green"/>
+              </w:rPr>
+              <w:t>–</w:t>
+            </w:r>
+            <w:r>
+              <w:rPr>
+                <w:rFonts w:ascii="BRH Devanagari Extra" w:hAnsi="BRH Devanagari Extra" w:cs="BRH Devanagari Extra"/>
+                <w:color w:val="000000"/>
+                <w:sz w:val="32"/>
+                <w:szCs w:val="32"/>
+                <w:highlight w:val="green"/>
+              </w:rPr>
+              <w:t>cÉÏ</w:t>
+            </w:r>
+            <w:r>
+              <w:rPr>
+                <w:rFonts w:ascii="BRH Devanagari Extra" w:hAnsi="BRH Devanagari Extra" w:cs="BRH Devanagari Extra"/>
+                <w:color w:val="000000"/>
+                <w:sz w:val="32"/>
+                <w:szCs w:val="32"/>
+              </w:rPr>
+              <w:t xml:space="preserve"> LMü</w:t>
+            </w:r>
+            <w:r>
+              <w:rPr>
+                <w:rFonts w:ascii="BRH Malayalam Extra" w:hAnsi="BRH Malayalam Extra" w:cs="BRH Devanagari Extra"/>
+                <w:color w:val="000000"/>
+                <w:szCs w:val="32"/>
+              </w:rPr>
+              <w:t>–</w:t>
+            </w:r>
+            <w:r>
+              <w:rPr>
+                <w:rFonts w:ascii="BRH Devanagari Extra" w:hAnsi="BRH Devanagari Extra" w:cs="BRH Devanagari Extra"/>
+                <w:color w:val="000000"/>
+                <w:sz w:val="32"/>
+                <w:szCs w:val="32"/>
+              </w:rPr>
+              <w:t xml:space="preserve"> qÉåMü</w:t>
+            </w:r>
+            <w:r>
+              <w:rPr>
+                <w:rFonts w:ascii="BRH Devanagari Extra" w:hAnsi="BRH Devanagari Extra" w:cs="BRH Devanagari Extra"/>
+                <w:color w:val="000000"/>
+                <w:sz w:val="26"/>
+                <w:szCs w:val="32"/>
+              </w:rPr>
+              <w:t>óè</w:t>
+            </w:r>
+            <w:r>
+              <w:rPr>
+                <w:rFonts w:ascii="BRH Devanagari Extra" w:hAnsi="BRH Devanagari Extra" w:cs="BRH Devanagari Extra"/>
+                <w:color w:val="000000"/>
+                <w:sz w:val="32"/>
+                <w:szCs w:val="32"/>
+              </w:rPr>
+              <w:t xml:space="preserve">þ </w:t>
+            </w:r>
+            <w:r>
+              <w:rPr>
+                <w:rFonts w:ascii="BRH Devanagari Extra" w:hAnsi="BRH Devanagari Extra" w:cs="BRH Devanagari Extra"/>
+                <w:color w:val="000000"/>
+                <w:sz w:val="32"/>
+                <w:szCs w:val="32"/>
+                <w:highlight w:val="green"/>
+              </w:rPr>
+              <w:t>xÉqÉÏ</w:t>
+            </w:r>
+            <w:r>
+              <w:rPr>
+                <w:rFonts w:ascii="BRH Malayalam Extra" w:hAnsi="BRH Malayalam Extra" w:cs="BRH Devanagari Extra"/>
+                <w:color w:val="000000"/>
+                <w:szCs w:val="32"/>
+                <w:highlight w:val="green"/>
+              </w:rPr>
+              <w:t>–</w:t>
+            </w:r>
+            <w:r>
+              <w:rPr>
+                <w:rFonts w:ascii="BRH Devanagari Extra" w:hAnsi="BRH Devanagari Extra" w:cs="BRH Devanagari Extra"/>
+                <w:color w:val="000000"/>
+                <w:sz w:val="32"/>
+                <w:szCs w:val="32"/>
+                <w:highlight w:val="green"/>
+              </w:rPr>
+              <w:t>cÉÏ</w:t>
+            </w:r>
+            <w:r>
+              <w:rPr>
+                <w:rFonts w:ascii="BRH Devanagari Extra" w:hAnsi="BRH Devanagari Extra" w:cs="BRH Devanagari Extra"/>
+                <w:color w:val="000000"/>
+                <w:sz w:val="32"/>
+                <w:szCs w:val="32"/>
+              </w:rPr>
+              <w:t xml:space="preserve"> | </w:t>
+            </w:r>
+          </w:p>
+          <w:p>
+            <w:pPr>
+              <w:widowControl w:val="0"/>
+              <w:autoSpaceDE w:val="0"/>
+              <w:autoSpaceDN w:val="0"/>
+              <w:adjustRightInd w:val="0"/>
+              <w:spacing w:before="0" w:line="240" w:lineRule="auto"/>
+              <w:rPr>
+                <w:rFonts w:ascii="BRH Devanagari Extra" w:hAnsi="BRH Devanagari Extra" w:cs="BRH Devanagari Extra"/>
+                <w:color w:val="000000"/>
+                <w:sz w:val="32"/>
+                <w:szCs w:val="32"/>
+              </w:rPr>
+            </w:pPr>
+            <w:r>
+              <w:rPr>
+                <w:rFonts w:cs="BRH Devanagari Extra"/>
+                <w:color w:val="000000"/>
+                <w:szCs w:val="32"/>
+              </w:rPr>
+              <w:t>54</w:t>
+            </w:r>
+            <w:r>
+              <w:rPr>
+                <w:rFonts w:ascii="BRH Devanagari Extra" w:hAnsi="BRH Devanagari Extra" w:cs="BRH Devanagari Extra"/>
+                <w:color w:val="000000"/>
+                <w:sz w:val="32"/>
+                <w:szCs w:val="32"/>
+              </w:rPr>
+              <w:t>)</w:t>
+            </w:r>
+            <w:r>
+              <w:rPr>
+                <w:rFonts w:ascii="BRH Devanagari Extra" w:hAnsi="BRH Devanagari Extra" w:cs="BRH Devanagari Extra"/>
+                <w:color w:val="000000"/>
+                <w:sz w:val="32"/>
+                <w:szCs w:val="32"/>
+              </w:rPr>
+              <w:tab/>
+            </w:r>
+            <w:r>
+              <w:rPr>
+                <w:rFonts w:cs="BRH Devanagari Extra"/>
+                <w:color w:val="000000"/>
+                <w:szCs w:val="32"/>
+              </w:rPr>
+              <w:t>4</w:t>
+            </w:r>
+            <w:r>
+              <w:rPr>
+                <w:rFonts w:ascii="BRH Devanagari Extra" w:hAnsi="BRH Devanagari Extra" w:cs="BRH Devanagari Extra"/>
+                <w:color w:val="000000"/>
+                <w:sz w:val="32"/>
+                <w:szCs w:val="32"/>
+              </w:rPr>
+              <w:t>.</w:t>
+            </w:r>
+            <w:r>
+              <w:rPr>
+                <w:rFonts w:cs="BRH Devanagari Extra"/>
+                <w:color w:val="000000"/>
+                <w:szCs w:val="32"/>
+              </w:rPr>
+              <w:t>1</w:t>
+            </w:r>
+            <w:r>
+              <w:rPr>
+                <w:rFonts w:ascii="BRH Devanagari Extra" w:hAnsi="BRH Devanagari Extra" w:cs="BRH Devanagari Extra"/>
+                <w:color w:val="000000"/>
+                <w:sz w:val="32"/>
+                <w:szCs w:val="32"/>
+              </w:rPr>
+              <w:t>.</w:t>
+            </w:r>
+            <w:r>
+              <w:rPr>
+                <w:rFonts w:cs="BRH Devanagari Extra"/>
+                <w:color w:val="000000"/>
+                <w:szCs w:val="32"/>
+              </w:rPr>
+              <w:t>10</w:t>
+            </w:r>
+            <w:r>
+              <w:rPr>
+                <w:rFonts w:ascii="BRH Devanagari Extra" w:hAnsi="BRH Devanagari Extra" w:cs="BRH Devanagari Extra"/>
+                <w:color w:val="000000"/>
+                <w:sz w:val="32"/>
+                <w:szCs w:val="32"/>
+              </w:rPr>
+              <w:t>.</w:t>
+            </w:r>
+            <w:r>
+              <w:rPr>
+                <w:rFonts w:cs="BRH Devanagari Extra"/>
+                <w:color w:val="000000"/>
+                <w:szCs w:val="32"/>
+              </w:rPr>
+              <w:t>4</w:t>
+            </w:r>
+            <w:r>
+              <w:rPr>
+                <w:rFonts w:ascii="BRH Devanagari Extra" w:hAnsi="BRH Devanagari Extra" w:cs="BRH Devanagari Extra"/>
+                <w:color w:val="000000"/>
+                <w:sz w:val="32"/>
+                <w:szCs w:val="32"/>
+              </w:rPr>
+              <w:t>(</w:t>
+            </w:r>
+            <w:r>
+              <w:rPr>
+                <w:rFonts w:cs="BRH Devanagari Extra"/>
+                <w:color w:val="000000"/>
+                <w:szCs w:val="32"/>
+              </w:rPr>
+              <w:t>47</w:t>
+            </w:r>
+            <w:r>
+              <w:rPr>
+                <w:rFonts w:ascii="BRH Devanagari Extra" w:hAnsi="BRH Devanagari Extra" w:cs="BRH Devanagari Extra"/>
+                <w:color w:val="000000"/>
+                <w:sz w:val="32"/>
+                <w:szCs w:val="32"/>
+              </w:rPr>
+              <w:t xml:space="preserve">)- </w:t>
+            </w:r>
+            <w:r>
+              <w:rPr>
+                <w:rFonts w:ascii="BRH Devanagari Extra" w:hAnsi="BRH Devanagari Extra" w:cs="BRH Devanagari Extra"/>
+                <w:color w:val="000000"/>
+                <w:sz w:val="32"/>
+                <w:szCs w:val="32"/>
+                <w:highlight w:val="green"/>
+              </w:rPr>
+              <w:t>xÉ</w:t>
+            </w:r>
+            <w:r>
+              <w:rPr>
+                <w:rFonts w:ascii="BRH Malayalam Extra" w:hAnsi="BRH Malayalam Extra" w:cs="BRH Devanagari Extra"/>
+                <w:color w:val="000000"/>
+                <w:szCs w:val="32"/>
+                <w:highlight w:val="green"/>
+              </w:rPr>
+              <w:t>–</w:t>
+            </w:r>
+            <w:r>
+              <w:rPr>
+                <w:rFonts w:ascii="BRH Devanagari Extra" w:hAnsi="BRH Devanagari Extra" w:cs="BRH Devanagari Extra"/>
+                <w:color w:val="000000"/>
+                <w:sz w:val="32"/>
+                <w:szCs w:val="32"/>
+                <w:highlight w:val="green"/>
+              </w:rPr>
+              <w:t>qÉÏ</w:t>
+            </w:r>
+            <w:r>
+              <w:rPr>
+                <w:rFonts w:ascii="BRH Malayalam Extra" w:hAnsi="BRH Malayalam Extra" w:cs="BRH Devanagari Extra"/>
+                <w:color w:val="000000"/>
+                <w:szCs w:val="32"/>
+                <w:highlight w:val="green"/>
+              </w:rPr>
+              <w:t>–</w:t>
+            </w:r>
+            <w:r>
+              <w:rPr>
+                <w:rFonts w:ascii="BRH Devanagari Extra" w:hAnsi="BRH Devanagari Extra" w:cs="BRH Devanagari Extra"/>
+                <w:color w:val="000000"/>
+                <w:sz w:val="32"/>
+                <w:szCs w:val="32"/>
+                <w:highlight w:val="green"/>
+              </w:rPr>
+              <w:t>cÉÏ</w:t>
+            </w:r>
+            <w:r>
+              <w:rPr>
+                <w:rFonts w:ascii="BRH Devanagari Extra" w:hAnsi="BRH Devanagari Extra" w:cs="BRH Devanagari Extra"/>
+                <w:color w:val="000000"/>
+                <w:sz w:val="32"/>
+                <w:szCs w:val="32"/>
+              </w:rPr>
+              <w:t xml:space="preserve"> ||</w:t>
+            </w:r>
+          </w:p>
+          <w:p>
+            <w:pPr>
+              <w:widowControl w:val="0"/>
+              <w:autoSpaceDE w:val="0"/>
+              <w:autoSpaceDN w:val="0"/>
+              <w:adjustRightInd w:val="0"/>
+              <w:spacing w:before="0" w:line="240" w:lineRule="auto"/>
+              <w:rPr>
+                <w:rFonts w:cs="BRH Malayalam Extra"/>
+                <w:color w:val="FF0000"/>
+                <w:szCs w:val="40"/>
+              </w:rPr>
+            </w:pPr>
+            <w:r>
+              <w:rPr>
+                <w:rFonts w:ascii="BRH Devanagari Extra" w:hAnsi="BRH Devanagari Extra" w:cs="BRH Devanagari Extra"/>
+                <w:color w:val="000000"/>
+                <w:sz w:val="32"/>
+                <w:szCs w:val="32"/>
+                <w:highlight w:val="green"/>
+              </w:rPr>
+              <w:t>xÉ</w:t>
+            </w:r>
+            <w:r>
+              <w:rPr>
+                <w:rFonts w:ascii="BRH Malayalam Extra" w:hAnsi="BRH Malayalam Extra" w:cs="BRH Devanagari Extra"/>
+                <w:color w:val="000000"/>
+                <w:szCs w:val="32"/>
+                <w:highlight w:val="green"/>
+              </w:rPr>
+              <w:t>–</w:t>
+            </w:r>
+            <w:r>
+              <w:rPr>
+                <w:rFonts w:ascii="BRH Devanagari Extra" w:hAnsi="BRH Devanagari Extra" w:cs="BRH Devanagari Extra"/>
+                <w:color w:val="000000"/>
+                <w:sz w:val="32"/>
+                <w:szCs w:val="32"/>
+                <w:highlight w:val="green"/>
+              </w:rPr>
+              <w:t>qÉÏ</w:t>
+            </w:r>
+            <w:r>
+              <w:rPr>
+                <w:rFonts w:ascii="BRH Malayalam Extra" w:hAnsi="BRH Malayalam Extra" w:cs="BRH Devanagari Extra"/>
+                <w:color w:val="000000"/>
+                <w:szCs w:val="32"/>
+                <w:highlight w:val="green"/>
+              </w:rPr>
+              <w:t>–</w:t>
+            </w:r>
+            <w:r>
+              <w:rPr>
+                <w:rFonts w:ascii="BRH Devanagari Extra" w:hAnsi="BRH Devanagari Extra" w:cs="BRH Devanagari Extra"/>
+                <w:color w:val="000000"/>
+                <w:sz w:val="32"/>
+                <w:szCs w:val="32"/>
+                <w:highlight w:val="green"/>
+              </w:rPr>
+              <w:t>cÉÏ</w:t>
+            </w:r>
+            <w:r>
+              <w:rPr>
+                <w:rFonts w:ascii="BRH Devanagari Extra" w:hAnsi="BRH Devanagari Extra" w:cs="BRH Devanagari Extra"/>
+                <w:color w:val="000000"/>
+                <w:sz w:val="32"/>
+                <w:szCs w:val="32"/>
+              </w:rPr>
+              <w:t xml:space="preserve"> CÌiÉþ </w:t>
+            </w:r>
+            <w:r>
+              <w:rPr>
+                <w:rFonts w:ascii="BRH Devanagari Extra" w:hAnsi="BRH Devanagari Extra" w:cs="BRH Devanagari Extra"/>
+                <w:color w:val="000000"/>
+                <w:sz w:val="32"/>
+                <w:szCs w:val="32"/>
+                <w:highlight w:val="green"/>
+              </w:rPr>
+              <w:t>xÉqÉÏ</w:t>
+            </w:r>
+            <w:r>
+              <w:rPr>
+                <w:rFonts w:ascii="BRH Malayalam Extra" w:hAnsi="BRH Malayalam Extra" w:cs="BRH Devanagari Extra"/>
+                <w:color w:val="000000"/>
+                <w:szCs w:val="32"/>
+                <w:highlight w:val="green"/>
+              </w:rPr>
+              <w:t>–</w:t>
+            </w:r>
+            <w:r>
+              <w:rPr>
+                <w:rFonts w:ascii="BRH Devanagari Extra" w:hAnsi="BRH Devanagari Extra" w:cs="BRH Devanagari Extra"/>
+                <w:color w:val="000000"/>
+                <w:sz w:val="32"/>
+                <w:szCs w:val="32"/>
+                <w:highlight w:val="green"/>
+              </w:rPr>
+              <w:t>cÉÏ</w:t>
+            </w:r>
+            <w:r>
+              <w:rPr>
+                <w:rFonts w:ascii="BRH Devanagari Extra" w:hAnsi="BRH Devanagari Extra" w:cs="BRH Devanagari Extra"/>
+                <w:color w:val="000000"/>
+                <w:sz w:val="32"/>
+                <w:szCs w:val="32"/>
+              </w:rPr>
+              <w:t xml:space="preserve"> | </w:t>
             </w:r>
           </w:p>
         </w:tc>
@@ -2507,7 +3825,6 @@
                 <w:cs/>
                 <w:lang w:bidi="ta-IN"/>
               </w:rPr>
-              <w:lastRenderedPageBreak/>
               <w:t>52)</w:t>
             </w:r>
             <w:r>
@@ -3512,7 +4829,6 @@
                 <w:cs/>
                 <w:lang w:bidi="ta-IN"/>
               </w:rPr>
-              <w:lastRenderedPageBreak/>
               <w:t>12)</w:t>
             </w:r>
             <w:r>
@@ -6306,6 +7622,7 @@
                 <w:cs/>
                 <w:lang w:bidi="ta-IN"/>
               </w:rPr>
+              <w:lastRenderedPageBreak/>
               <w:t>20</w:t>
             </w:r>
             <w:r>
@@ -10044,6 +11361,7 @@
                 <w:cs/>
                 <w:lang w:bidi="ta-IN"/>
               </w:rPr>
+              <w:lastRenderedPageBreak/>
               <w:t>16</w:t>
             </w:r>
             <w:r>
@@ -13041,7 +14359,6 @@
                 <w:cs/>
                 <w:lang w:bidi="ta-IN"/>
               </w:rPr>
-              <w:lastRenderedPageBreak/>
               <w:t>2)</w:t>
             </w:r>
             <w:r>
@@ -15136,6 +16453,7 @@
                 <w:cs/>
                 <w:lang w:bidi="ta-IN"/>
               </w:rPr>
+              <w:lastRenderedPageBreak/>
               <w:t>17</w:t>
             </w:r>
             <w:r>
@@ -15493,6 +16811,7 @@
                 <w:cs/>
                 <w:lang w:bidi="ta-IN"/>
               </w:rPr>
+              <w:lastRenderedPageBreak/>
               <w:t>15</w:t>
             </w:r>
             <w:r>
@@ -16599,6 +17918,7 @@
                 <w:cs/>
                 <w:lang w:bidi="ta-IN"/>
               </w:rPr>
+              <w:lastRenderedPageBreak/>
               <w:t>17</w:t>
             </w:r>
             <w:r>
@@ -16946,6 +18266,7 @@
                 <w:cs/>
                 <w:lang w:bidi="ta-IN"/>
               </w:rPr>
+              <w:lastRenderedPageBreak/>
               <w:t>44</w:t>
             </w:r>
             <w:r>
@@ -18108,7 +19429,6 @@
                 <w:color w:val="000000"/>
                 <w:szCs w:val="32"/>
               </w:rPr>
-              <w:lastRenderedPageBreak/>
               <w:t>51</w:t>
             </w:r>
             <w:r>
@@ -19320,6 +20640,7 @@
                 <w:cs/>
                 <w:lang w:bidi="ta-IN"/>
               </w:rPr>
+              <w:lastRenderedPageBreak/>
               <w:t>5</w:t>
             </w:r>
             <w:r>
@@ -24127,7 +25448,6 @@
                 <w:cs/>
                 <w:lang w:bidi="ta-IN"/>
               </w:rPr>
-              <w:lastRenderedPageBreak/>
               <w:t>அரா</w:t>
             </w:r>
             <w:r>
@@ -24662,7 +25982,6 @@
                 <w:cs/>
                 <w:lang w:bidi="ta-IN"/>
               </w:rPr>
-              <w:lastRenderedPageBreak/>
               <w:t>7</w:t>
             </w:r>
             <w:r>
@@ -24878,7 +26197,6 @@
                 <w:cs/>
                 <w:lang w:bidi="ta-IN"/>
               </w:rPr>
-              <w:lastRenderedPageBreak/>
               <w:t>அரா</w:t>
             </w:r>
             <w:r>
@@ -25458,6 +26776,7 @@
                 <w:cs/>
                 <w:lang w:bidi="ta-IN"/>
               </w:rPr>
+              <w:lastRenderedPageBreak/>
               <w:t>6</w:t>
             </w:r>
             <w:r>
@@ -28222,7 +29541,6 @@
                 <w:cs/>
                 <w:lang w:bidi="ta-IN"/>
               </w:rPr>
-              <w:lastRenderedPageBreak/>
               <w:t>19</w:t>
             </w:r>
             <w:r>
@@ -30295,6 +31613,7 @@
                 <w:cs/>
                 <w:lang w:bidi="ta-IN"/>
               </w:rPr>
+              <w:lastRenderedPageBreak/>
               <w:t>54)</w:t>
             </w:r>
             <w:r>

--- a/TS Jatai Ghanam Project/TS 4.1/TS 4.1 Jatai Tamil Corrections.docx
+++ b/TS Jatai Ghanam Project/TS 4.1/TS 4.1 Jatai Tamil Corrections.docx
@@ -120,20 +120,9 @@
           <w:bCs/>
           <w:sz w:val="32"/>
           <w:szCs w:val="32"/>
-          <w:highlight w:val="red"/>
           <w:u w:val="single"/>
         </w:rPr>
-        <w:t>??????</w:t>
-      </w:r>
-      <w:r>
-        <w:rPr>
-          <w:b/>
-          <w:bCs/>
-          <w:sz w:val="32"/>
-          <w:szCs w:val="32"/>
-          <w:u w:val="single"/>
-        </w:rPr>
-        <w:t>.</w:t>
+        <w:t>31st Oct 2026</w:t>
       </w:r>
     </w:p>
     <w:p>
@@ -250,189 +239,779 @@
           </w:tcPr>
           <w:p>
             <w:pPr>
-              <w:widowControl w:val="0"/>
               <w:autoSpaceDE w:val="0"/>
               <w:autoSpaceDN w:val="0"/>
               <w:adjustRightInd w:val="0"/>
-              <w:spacing w:before="0" w:line="240" w:lineRule="auto"/>
-              <w:rPr>
-                <w:rFonts w:ascii="BRH Devanagari Extra" w:hAnsi="BRH Devanagari Extra" w:cs="BRH Devanagari Extra"/>
-                <w:color w:val="000000"/>
-                <w:sz w:val="32"/>
-                <w:szCs w:val="32"/>
+              <w:rPr>
+                <w:rFonts w:ascii="Latha" w:hAnsi="Latha" w:cs="Latha"/>
+                <w:szCs w:val="24"/>
+                <w:lang w:bidi="ta-IN"/>
               </w:rPr>
             </w:pPr>
             <w:r>
               <w:rPr>
-                <w:rFonts w:cs="BRH Devanagari Extra"/>
-                <w:color w:val="000000"/>
-                <w:szCs w:val="32"/>
+                <w:rFonts w:ascii="Latha" w:hAnsi="Latha" w:cs="Latha"/>
+                <w:b/>
+                <w:bCs/>
+                <w:szCs w:val="24"/>
+                <w:cs/>
+                <w:lang w:bidi="ta-IN"/>
               </w:rPr>
               <w:t>39</w:t>
             </w:r>
             <w:r>
               <w:rPr>
-                <w:rFonts w:ascii="BRH Devanagari Extra" w:hAnsi="BRH Devanagari Extra" w:cs="BRH Devanagari Extra"/>
-                <w:color w:val="000000"/>
-                <w:sz w:val="32"/>
-                <w:szCs w:val="32"/>
+                <w:rFonts w:ascii="Latha" w:hAnsi="Latha" w:cs="Latha"/>
+                <w:b/>
+                <w:bCs/>
+                <w:szCs w:val="24"/>
+                <w:lang w:bidi="ta-IN"/>
               </w:rPr>
               <w:t>)</w:t>
             </w:r>
             <w:r>
               <w:rPr>
-                <w:rFonts w:ascii="BRH Devanagari Extra" w:hAnsi="BRH Devanagari Extra" w:cs="BRH Devanagari Extra"/>
-                <w:color w:val="000000"/>
-                <w:sz w:val="32"/>
-                <w:szCs w:val="32"/>
+                <w:rFonts w:ascii="Latha" w:hAnsi="Latha" w:cs="Latha"/>
+                <w:szCs w:val="24"/>
+                <w:lang w:bidi="ta-IN"/>
               </w:rPr>
               <w:tab/>
             </w:r>
             <w:r>
               <w:rPr>
-                <w:rFonts w:cs="BRH Devanagari Extra"/>
-                <w:color w:val="000000"/>
-                <w:szCs w:val="32"/>
-              </w:rPr>
-              <w:t>4</w:t>
-            </w:r>
-            <w:r>
-              <w:rPr>
-                <w:rFonts w:ascii="BRH Devanagari Extra" w:hAnsi="BRH Devanagari Extra" w:cs="BRH Devanagari Extra"/>
-                <w:color w:val="000000"/>
-                <w:sz w:val="32"/>
-                <w:szCs w:val="32"/>
-              </w:rPr>
-              <w:t>.</w:t>
-            </w:r>
-            <w:r>
-              <w:rPr>
-                <w:rFonts w:cs="BRH Devanagari Extra"/>
-                <w:color w:val="000000"/>
-                <w:szCs w:val="32"/>
+                <w:rFonts w:ascii="Latha" w:hAnsi="Latha" w:cs="Latha"/>
+                <w:b/>
+                <w:bCs/>
+                <w:szCs w:val="24"/>
+                <w:cs/>
+                <w:lang w:bidi="ta-IN"/>
+              </w:rPr>
+              <w:t>4.1</w:t>
+            </w:r>
+            <w:r>
+              <w:rPr>
+                <w:rFonts w:ascii="Latha" w:hAnsi="Latha" w:cs="Latha"/>
+                <w:b/>
+                <w:bCs/>
+                <w:szCs w:val="24"/>
+                <w:lang w:bidi="ta-IN"/>
+              </w:rPr>
+              <w:t>.2.</w:t>
+            </w:r>
+            <w:r>
+              <w:rPr>
+                <w:rFonts w:ascii="Latha" w:hAnsi="Latha" w:cs="Latha"/>
+                <w:b/>
+                <w:bCs/>
+                <w:szCs w:val="24"/>
+                <w:cs/>
+                <w:lang w:bidi="ta-IN"/>
               </w:rPr>
               <w:t>1</w:t>
             </w:r>
             <w:r>
               <w:rPr>
-                <w:rFonts w:ascii="BRH Devanagari Extra" w:hAnsi="BRH Devanagari Extra" w:cs="BRH Devanagari Extra"/>
-                <w:color w:val="000000"/>
-                <w:sz w:val="32"/>
-                <w:szCs w:val="32"/>
-              </w:rPr>
-              <w:t>.</w:t>
-            </w:r>
-            <w:r>
-              <w:rPr>
-                <w:rFonts w:cs="BRH Devanagari Extra"/>
-                <w:color w:val="000000"/>
-                <w:szCs w:val="32"/>
-              </w:rPr>
-              <w:t>2</w:t>
-            </w:r>
-            <w:r>
-              <w:rPr>
-                <w:rFonts w:ascii="BRH Devanagari Extra" w:hAnsi="BRH Devanagari Extra" w:cs="BRH Devanagari Extra"/>
-                <w:color w:val="000000"/>
-                <w:sz w:val="32"/>
-                <w:szCs w:val="32"/>
-              </w:rPr>
-              <w:t>.</w:t>
-            </w:r>
-            <w:r>
-              <w:rPr>
-                <w:rFonts w:cs="BRH Devanagari Extra"/>
-                <w:color w:val="000000"/>
-                <w:szCs w:val="32"/>
+                <w:rFonts w:ascii="Latha" w:hAnsi="Latha" w:cs="Latha"/>
+                <w:b/>
+                <w:bCs/>
+                <w:szCs w:val="24"/>
+                <w:lang w:bidi="ta-IN"/>
+              </w:rPr>
+              <w:t>(3</w:t>
+            </w:r>
+            <w:r>
+              <w:rPr>
+                <w:rFonts w:ascii="Latha" w:hAnsi="Latha" w:cs="Latha"/>
+                <w:b/>
+                <w:bCs/>
+                <w:szCs w:val="24"/>
+                <w:cs/>
+                <w:lang w:bidi="ta-IN"/>
+              </w:rPr>
+              <w:t>8</w:t>
+            </w:r>
+            <w:r>
+              <w:rPr>
+                <w:rFonts w:ascii="Latha" w:hAnsi="Latha" w:cs="Latha"/>
+                <w:b/>
+                <w:bCs/>
+                <w:szCs w:val="24"/>
+                <w:lang w:bidi="ta-IN"/>
+              </w:rPr>
+              <w:t>)</w:t>
+            </w:r>
+            <w:r>
+              <w:rPr>
+                <w:rFonts w:ascii="Latha" w:hAnsi="Latha" w:cs="Latha"/>
+                <w:szCs w:val="24"/>
+                <w:lang w:bidi="ta-IN"/>
+              </w:rPr>
+              <w:t xml:space="preserve">-  </w:t>
+            </w:r>
+            <w:r>
+              <w:rPr>
+                <w:rFonts w:ascii="Latha" w:hAnsi="Latha" w:cs="Latha"/>
+                <w:szCs w:val="24"/>
+                <w:cs/>
+                <w:lang w:bidi="ta-IN"/>
+              </w:rPr>
+              <w:t>யாமே</w:t>
+            </w:r>
+            <w:r>
+              <w:rPr>
+                <w:rFonts w:ascii="BRH Tamil Tab Extra" w:hAnsi="BRH Tamil Tab Extra" w:cs="Latha"/>
+                <w:b/>
+                <w:bCs/>
+                <w:szCs w:val="28"/>
+                <w:lang w:bidi="ta-IN"/>
+              </w:rPr>
+              <w:t>‡</w:t>
+            </w:r>
+            <w:r>
+              <w:rPr>
+                <w:rFonts w:ascii="Latha" w:hAnsi="Latha" w:cs="Latha"/>
+                <w:szCs w:val="24"/>
+                <w:lang w:bidi="ta-IN"/>
+              </w:rPr>
+              <w:t xml:space="preserve"> | </w:t>
+            </w:r>
+            <w:r>
+              <w:rPr>
+                <w:rFonts w:ascii="Latha" w:hAnsi="Latha" w:cs="Latha"/>
+                <w:szCs w:val="24"/>
+                <w:cs/>
+                <w:lang w:bidi="ta-IN"/>
+              </w:rPr>
+              <w:t>வ்</w:t>
+            </w:r>
+            <w:r>
+              <w:rPr>
+                <w:rFonts w:ascii="Latha" w:hAnsi="Latha" w:cs="Latha"/>
+                <w:b/>
+                <w:bCs/>
+                <w:i/>
+                <w:iCs/>
+                <w:szCs w:val="24"/>
+                <w:cs/>
+                <w:lang w:bidi="ta-IN"/>
+              </w:rPr>
+              <w:t>ரு</w:t>
+            </w:r>
+            <w:r>
+              <w:rPr>
+                <w:rFonts w:ascii="BRH Tamil Tab Extra" w:hAnsi="BRH Tamil Tab Extra" w:cs="Latha"/>
+                <w:b/>
+                <w:bCs/>
+                <w:szCs w:val="28"/>
+                <w:lang w:bidi="ta-IN"/>
+              </w:rPr>
+              <w:t>…</w:t>
+            </w:r>
+            <w:r>
+              <w:rPr>
+                <w:rFonts w:ascii="Latha" w:hAnsi="Latha" w:cs="Latha"/>
+                <w:szCs w:val="24"/>
+                <w:cs/>
+                <w:lang w:bidi="ta-IN"/>
+              </w:rPr>
+              <w:t>ஷ</w:t>
+            </w:r>
+            <w:r>
+              <w:rPr>
+                <w:rFonts w:ascii="BRH Tamil Tab Extra" w:hAnsi="BRH Tamil Tab Extra" w:cs="Latha"/>
+                <w:b/>
+                <w:bCs/>
+                <w:szCs w:val="28"/>
+                <w:lang w:bidi="ta-IN"/>
+              </w:rPr>
+              <w:t>…</w:t>
+            </w:r>
+            <w:r>
+              <w:rPr>
+                <w:rFonts w:ascii="Latha" w:hAnsi="Latha" w:cs="Latha"/>
+                <w:szCs w:val="24"/>
+                <w:cs/>
+                <w:lang w:bidi="ta-IN"/>
+              </w:rPr>
+              <w:t>ண்</w:t>
+            </w:r>
+            <w:r>
+              <w:rPr>
+                <w:rFonts w:ascii="Latha" w:hAnsi="Latha" w:cs="Latha"/>
+                <w:color w:val="EE0000"/>
+                <w:szCs w:val="24"/>
+                <w:highlight w:val="yellow"/>
+                <w:cs/>
+                <w:lang w:bidi="ta-IN"/>
+              </w:rPr>
+              <w:t>வ</w:t>
+            </w:r>
+            <w:r>
+              <w:rPr>
+                <w:rFonts w:ascii="BRH Tamil Tab Extra" w:hAnsi="BRH Tamil Tab Extra" w:cs="Latha"/>
+                <w:b/>
+                <w:bCs/>
+                <w:color w:val="EE0000"/>
+                <w:szCs w:val="28"/>
+                <w:highlight w:val="yellow"/>
+                <w:lang w:bidi="ta-IN"/>
+              </w:rPr>
+              <w:t>…</w:t>
+            </w:r>
+            <w:r>
+              <w:rPr>
+                <w:rFonts w:ascii="Latha" w:hAnsi="Latha" w:cs="Latha"/>
+                <w:color w:val="EE0000"/>
+                <w:szCs w:val="24"/>
+                <w:highlight w:val="yellow"/>
+                <w:cs/>
+                <w:lang w:bidi="ta-IN"/>
+              </w:rPr>
+              <w:t>ஸூ</w:t>
+            </w:r>
+            <w:r>
+              <w:rPr>
+                <w:rFonts w:ascii="Latha" w:hAnsi="Latha" w:cs="Latha"/>
+                <w:szCs w:val="24"/>
+                <w:cs/>
+                <w:lang w:bidi="ta-IN"/>
+              </w:rPr>
+              <w:t xml:space="preserve"> </w:t>
+            </w:r>
+            <w:r>
+              <w:rPr>
+                <w:rFonts w:ascii="Latha" w:hAnsi="Latha" w:cs="Latha"/>
+                <w:szCs w:val="24"/>
+                <w:lang w:bidi="ta-IN"/>
+              </w:rPr>
+              <w:t>||</w:t>
+            </w:r>
+          </w:p>
+          <w:p>
+            <w:pPr>
+              <w:autoSpaceDE w:val="0"/>
+              <w:autoSpaceDN w:val="0"/>
+              <w:adjustRightInd w:val="0"/>
+              <w:rPr>
+                <w:rFonts w:ascii="Latha" w:hAnsi="Latha" w:cs="Latha"/>
+                <w:szCs w:val="24"/>
+                <w:lang w:bidi="ta-IN"/>
+              </w:rPr>
+            </w:pPr>
+            <w:r>
+              <w:rPr>
+                <w:rFonts w:ascii="Latha" w:hAnsi="Latha" w:cs="Latha"/>
+                <w:szCs w:val="24"/>
+                <w:cs/>
+                <w:lang w:bidi="ta-IN"/>
+              </w:rPr>
+              <w:t>யாமே</w:t>
+            </w:r>
+            <w:r>
+              <w:rPr>
+                <w:rFonts w:ascii="BRH Tamil Tab Extra" w:hAnsi="BRH Tamil Tab Extra" w:cs="Latha"/>
+                <w:b/>
+                <w:bCs/>
+                <w:szCs w:val="28"/>
+                <w:lang w:bidi="ta-IN"/>
+              </w:rPr>
+              <w:t>†</w:t>
+            </w:r>
+            <w:r>
+              <w:rPr>
+                <w:rFonts w:ascii="Latha" w:hAnsi="Latha" w:cs="Latha"/>
+                <w:szCs w:val="24"/>
+                <w:lang w:bidi="ta-IN"/>
+              </w:rPr>
+              <w:t xml:space="preserve"> </w:t>
+            </w:r>
+            <w:r>
+              <w:rPr>
+                <w:rFonts w:ascii="Latha" w:hAnsi="Latha" w:cs="Latha"/>
+                <w:szCs w:val="24"/>
+                <w:cs/>
+                <w:lang w:bidi="ta-IN"/>
+              </w:rPr>
+              <w:t>வ்</w:t>
+            </w:r>
+            <w:r>
+              <w:rPr>
+                <w:rFonts w:ascii="Latha" w:hAnsi="Latha" w:cs="Latha"/>
+                <w:b/>
+                <w:bCs/>
+                <w:i/>
+                <w:iCs/>
+                <w:szCs w:val="24"/>
+                <w:cs/>
+                <w:lang w:bidi="ta-IN"/>
+              </w:rPr>
+              <w:t>ரு</w:t>
+            </w:r>
+            <w:r>
+              <w:rPr>
+                <w:rFonts w:ascii="Latha" w:hAnsi="Latha" w:cs="Latha"/>
+                <w:szCs w:val="24"/>
+                <w:cs/>
+                <w:lang w:bidi="ta-IN"/>
+              </w:rPr>
+              <w:t>ஷண்</w:t>
+            </w:r>
+            <w:r>
+              <w:rPr>
+                <w:rFonts w:ascii="Latha" w:hAnsi="Latha" w:cs="Latha"/>
+                <w:szCs w:val="24"/>
+                <w:highlight w:val="yellow"/>
+                <w:cs/>
+                <w:lang w:bidi="ta-IN"/>
+              </w:rPr>
+              <w:t>வ</w:t>
+            </w:r>
+            <w:r>
+              <w:rPr>
+                <w:rFonts w:ascii="BRH Tamil Tab Extra" w:hAnsi="BRH Tamil Tab Extra" w:cs="Latha"/>
+                <w:b/>
+                <w:bCs/>
+                <w:szCs w:val="28"/>
+                <w:highlight w:val="yellow"/>
+                <w:lang w:bidi="ta-IN"/>
+              </w:rPr>
+              <w:t>…</w:t>
+            </w:r>
+            <w:r>
+              <w:rPr>
+                <w:rFonts w:ascii="Latha" w:hAnsi="Latha" w:cs="Latha"/>
+                <w:szCs w:val="24"/>
+                <w:highlight w:val="yellow"/>
+                <w:cs/>
+                <w:lang w:bidi="ta-IN"/>
+              </w:rPr>
+              <w:t>ஸூ</w:t>
+            </w:r>
+            <w:r>
+              <w:rPr>
+                <w:rFonts w:ascii="Latha" w:hAnsi="Latha" w:cs="Latha"/>
+                <w:szCs w:val="24"/>
+                <w:cs/>
+                <w:lang w:bidi="ta-IN"/>
+              </w:rPr>
+              <w:t xml:space="preserve"> </w:t>
+            </w:r>
+            <w:r>
+              <w:rPr>
+                <w:rFonts w:ascii="Latha" w:hAnsi="Latha" w:cs="Latha"/>
+                <w:szCs w:val="24"/>
+                <w:highlight w:val="yellow"/>
+                <w:cs/>
+                <w:lang w:bidi="ta-IN"/>
+              </w:rPr>
+              <w:t>வ்</w:t>
+            </w:r>
+            <w:r>
+              <w:rPr>
+                <w:rFonts w:ascii="Latha" w:hAnsi="Latha" w:cs="Latha"/>
+                <w:b/>
+                <w:bCs/>
+                <w:i/>
+                <w:iCs/>
+                <w:szCs w:val="24"/>
+                <w:highlight w:val="yellow"/>
+                <w:cs/>
+                <w:lang w:bidi="ta-IN"/>
+              </w:rPr>
+              <w:t>ரு</w:t>
+            </w:r>
+            <w:r>
+              <w:rPr>
+                <w:rFonts w:ascii="BRH Tamil Tab Extra" w:hAnsi="BRH Tamil Tab Extra" w:cs="Latha"/>
+                <w:b/>
+                <w:bCs/>
+                <w:szCs w:val="28"/>
+                <w:lang w:bidi="ta-IN"/>
+              </w:rPr>
+              <w:t>†</w:t>
+            </w:r>
+            <w:r>
+              <w:rPr>
+                <w:rFonts w:ascii="Latha" w:hAnsi="Latha" w:cs="Latha"/>
+                <w:szCs w:val="24"/>
+                <w:cs/>
+                <w:lang w:bidi="ta-IN"/>
+              </w:rPr>
+              <w:t>ஷண்</w:t>
+            </w:r>
+            <w:r>
+              <w:rPr>
+                <w:rFonts w:ascii="Latha" w:hAnsi="Latha" w:cs="Latha"/>
+                <w:szCs w:val="24"/>
+                <w:highlight w:val="yellow"/>
+                <w:cs/>
+                <w:lang w:bidi="ta-IN"/>
+              </w:rPr>
+              <w:t>வ</w:t>
+            </w:r>
+            <w:r>
+              <w:rPr>
+                <w:rFonts w:ascii="BRH Tamil Tab Extra" w:hAnsi="BRH Tamil Tab Extra" w:cs="Latha"/>
+                <w:b/>
+                <w:bCs/>
+                <w:szCs w:val="28"/>
+                <w:highlight w:val="yellow"/>
+                <w:lang w:bidi="ta-IN"/>
+              </w:rPr>
+              <w:t>…</w:t>
+            </w:r>
+            <w:r>
+              <w:rPr>
+                <w:rFonts w:ascii="Latha" w:hAnsi="Latha" w:cs="Latha"/>
+                <w:szCs w:val="24"/>
+                <w:highlight w:val="yellow"/>
+                <w:cs/>
+                <w:lang w:bidi="ta-IN"/>
+              </w:rPr>
+              <w:t>ஸூ</w:t>
+            </w:r>
+            <w:r>
+              <w:rPr>
+                <w:rFonts w:ascii="Latha" w:hAnsi="Latha" w:cs="Latha"/>
+                <w:szCs w:val="24"/>
+                <w:cs/>
+                <w:lang w:bidi="ta-IN"/>
+              </w:rPr>
+              <w:t xml:space="preserve"> யாமே</w:t>
+            </w:r>
+            <w:r>
+              <w:rPr>
+                <w:rFonts w:ascii="BRH Tamil Tab Extra" w:hAnsi="BRH Tamil Tab Extra" w:cs="Latha"/>
+                <w:b/>
+                <w:bCs/>
+                <w:szCs w:val="28"/>
+                <w:lang w:bidi="ta-IN"/>
+              </w:rPr>
+              <w:t>…</w:t>
+            </w:r>
+            <w:r>
+              <w:rPr>
+                <w:rFonts w:ascii="Latha" w:hAnsi="Latha" w:cs="Latha"/>
+                <w:szCs w:val="24"/>
+                <w:lang w:bidi="ta-IN"/>
+              </w:rPr>
+              <w:t xml:space="preserve"> </w:t>
+            </w:r>
+            <w:r>
+              <w:rPr>
+                <w:rFonts w:ascii="Latha" w:hAnsi="Latha" w:cs="Latha"/>
+                <w:szCs w:val="24"/>
+                <w:cs/>
+                <w:lang w:bidi="ta-IN"/>
+              </w:rPr>
+              <w:t>யாமே</w:t>
+            </w:r>
+            <w:r>
+              <w:rPr>
+                <w:rFonts w:ascii="BRH Tamil Tab Extra" w:hAnsi="BRH Tamil Tab Extra" w:cs="Latha"/>
+                <w:b/>
+                <w:bCs/>
+                <w:szCs w:val="28"/>
+                <w:lang w:bidi="ta-IN"/>
+              </w:rPr>
+              <w:t>†</w:t>
+            </w:r>
+            <w:r>
+              <w:rPr>
+                <w:rFonts w:ascii="Latha" w:hAnsi="Latha" w:cs="Latha"/>
+                <w:szCs w:val="24"/>
+                <w:lang w:bidi="ta-IN"/>
+              </w:rPr>
+              <w:t xml:space="preserve"> </w:t>
+            </w:r>
+            <w:r>
+              <w:rPr>
+                <w:rFonts w:ascii="Latha" w:hAnsi="Latha" w:cs="Latha"/>
+                <w:szCs w:val="24"/>
+                <w:cs/>
+                <w:lang w:bidi="ta-IN"/>
+              </w:rPr>
+              <w:t>வ்</w:t>
+            </w:r>
+            <w:r>
+              <w:rPr>
+                <w:rFonts w:ascii="Latha" w:hAnsi="Latha" w:cs="Latha"/>
+                <w:b/>
+                <w:bCs/>
+                <w:i/>
+                <w:iCs/>
+                <w:szCs w:val="24"/>
+                <w:cs/>
+                <w:lang w:bidi="ta-IN"/>
+              </w:rPr>
+              <w:t>ரு</w:t>
+            </w:r>
+            <w:r>
+              <w:rPr>
+                <w:rFonts w:ascii="Latha" w:hAnsi="Latha" w:cs="Latha"/>
+                <w:szCs w:val="24"/>
+                <w:cs/>
+                <w:lang w:bidi="ta-IN"/>
+              </w:rPr>
+              <w:t>ஷண்</w:t>
+            </w:r>
+            <w:r>
+              <w:rPr>
+                <w:rFonts w:ascii="Latha" w:hAnsi="Latha" w:cs="Latha"/>
+                <w:szCs w:val="24"/>
+                <w:highlight w:val="yellow"/>
+                <w:cs/>
+                <w:lang w:bidi="ta-IN"/>
+              </w:rPr>
+              <w:t>வ</w:t>
+            </w:r>
+            <w:r>
+              <w:rPr>
+                <w:rFonts w:ascii="BRH Tamil Tab Extra" w:hAnsi="BRH Tamil Tab Extra" w:cs="Latha"/>
+                <w:b/>
+                <w:bCs/>
+                <w:szCs w:val="28"/>
+                <w:highlight w:val="yellow"/>
+                <w:lang w:bidi="ta-IN"/>
+              </w:rPr>
+              <w:t>…</w:t>
+            </w:r>
+            <w:r>
+              <w:rPr>
+                <w:rFonts w:ascii="Latha" w:hAnsi="Latha" w:cs="Latha"/>
+                <w:szCs w:val="24"/>
+                <w:highlight w:val="yellow"/>
+                <w:cs/>
+                <w:lang w:bidi="ta-IN"/>
+              </w:rPr>
+              <w:t>ஸூ</w:t>
+            </w:r>
+            <w:r>
+              <w:rPr>
+                <w:rFonts w:ascii="Latha" w:hAnsi="Latha" w:cs="Latha"/>
+                <w:szCs w:val="24"/>
+                <w:cs/>
+                <w:lang w:bidi="ta-IN"/>
+              </w:rPr>
+              <w:t xml:space="preserve"> </w:t>
+            </w:r>
+            <w:r>
+              <w:rPr>
+                <w:rFonts w:ascii="Latha" w:hAnsi="Latha" w:cs="Latha"/>
+                <w:szCs w:val="24"/>
+                <w:lang w:bidi="ta-IN"/>
+              </w:rPr>
+              <w:t xml:space="preserve">| </w:t>
+            </w:r>
+          </w:p>
+          <w:p>
+            <w:pPr>
+              <w:autoSpaceDE w:val="0"/>
+              <w:autoSpaceDN w:val="0"/>
+              <w:adjustRightInd w:val="0"/>
+              <w:rPr>
+                <w:rFonts w:ascii="Latha" w:hAnsi="Latha" w:cs="Latha"/>
+                <w:szCs w:val="24"/>
+                <w:lang w:bidi="ta-IN"/>
+              </w:rPr>
+            </w:pPr>
+            <w:r>
+              <w:rPr>
+                <w:rFonts w:ascii="Latha" w:hAnsi="Latha" w:cs="Latha"/>
+                <w:b/>
+                <w:bCs/>
+                <w:szCs w:val="24"/>
+                <w:cs/>
+                <w:lang w:bidi="ta-IN"/>
+              </w:rPr>
+              <w:t>40</w:t>
+            </w:r>
+            <w:r>
+              <w:rPr>
+                <w:rFonts w:ascii="Latha" w:hAnsi="Latha" w:cs="Latha"/>
+                <w:b/>
+                <w:bCs/>
+                <w:szCs w:val="24"/>
+                <w:lang w:bidi="ta-IN"/>
+              </w:rPr>
+              <w:t>)</w:t>
+            </w:r>
+            <w:r>
+              <w:rPr>
+                <w:rFonts w:ascii="Latha" w:hAnsi="Latha" w:cs="Latha"/>
+                <w:szCs w:val="24"/>
+                <w:lang w:bidi="ta-IN"/>
+              </w:rPr>
+              <w:tab/>
+            </w:r>
+            <w:r>
+              <w:rPr>
+                <w:rFonts w:ascii="Latha" w:hAnsi="Latha" w:cs="Latha"/>
+                <w:b/>
+                <w:bCs/>
+                <w:szCs w:val="24"/>
+                <w:cs/>
+                <w:lang w:bidi="ta-IN"/>
+              </w:rPr>
+              <w:t>4.1</w:t>
+            </w:r>
+            <w:r>
+              <w:rPr>
+                <w:rFonts w:ascii="Latha" w:hAnsi="Latha" w:cs="Latha"/>
+                <w:b/>
+                <w:bCs/>
+                <w:szCs w:val="24"/>
+                <w:lang w:bidi="ta-IN"/>
+              </w:rPr>
+              <w:t>.2.</w:t>
+            </w:r>
+            <w:r>
+              <w:rPr>
+                <w:rFonts w:ascii="Latha" w:hAnsi="Latha" w:cs="Latha"/>
+                <w:b/>
+                <w:bCs/>
+                <w:szCs w:val="24"/>
+                <w:cs/>
+                <w:lang w:bidi="ta-IN"/>
               </w:rPr>
               <w:t>1</w:t>
             </w:r>
             <w:r>
               <w:rPr>
-                <w:rFonts w:ascii="BRH Devanagari Extra" w:hAnsi="BRH Devanagari Extra" w:cs="BRH Devanagari Extra"/>
-                <w:color w:val="000000"/>
-                <w:sz w:val="32"/>
-                <w:szCs w:val="32"/>
-              </w:rPr>
-              <w:t>(</w:t>
-            </w:r>
-            <w:r>
-              <w:rPr>
-                <w:rFonts w:cs="BRH Devanagari Extra"/>
-                <w:color w:val="000000"/>
-                <w:szCs w:val="32"/>
-              </w:rPr>
-              <w:t>38</w:t>
-            </w:r>
-            <w:r>
-              <w:rPr>
-                <w:rFonts w:ascii="BRH Devanagari Extra" w:hAnsi="BRH Devanagari Extra" w:cs="BRH Devanagari Extra"/>
-                <w:color w:val="000000"/>
-                <w:sz w:val="32"/>
-                <w:szCs w:val="32"/>
-              </w:rPr>
-              <w:t>)- rÉÉqÉåÿ | uÉ×</w:t>
-            </w:r>
-            <w:r>
-              <w:rPr>
-                <w:rFonts w:ascii="BRH Malayalam Extra" w:hAnsi="BRH Malayalam Extra" w:cs="BRH Devanagari Extra"/>
-                <w:color w:val="000000"/>
-                <w:szCs w:val="32"/>
-              </w:rPr>
-              <w:t>–</w:t>
-            </w:r>
-            <w:r>
-              <w:rPr>
-                <w:rFonts w:ascii="BRH Devanagari Extra" w:hAnsi="BRH Devanagari Extra" w:cs="BRH Devanagari Extra"/>
-                <w:color w:val="000000"/>
-                <w:sz w:val="32"/>
-                <w:szCs w:val="32"/>
-              </w:rPr>
-              <w:t>wÉ</w:t>
-            </w:r>
-            <w:r>
-              <w:rPr>
-                <w:rFonts w:ascii="BRH Malayalam Extra" w:hAnsi="BRH Malayalam Extra" w:cs="BRH Devanagari Extra"/>
-                <w:color w:val="000000"/>
-                <w:szCs w:val="32"/>
-              </w:rPr>
-              <w:t>–</w:t>
-            </w:r>
-            <w:r>
-              <w:rPr>
-                <w:rFonts w:ascii="BRH Devanagari Extra" w:hAnsi="BRH Devanagari Extra" w:cs="BRH Devanagari Extra"/>
-                <w:color w:val="000000"/>
-                <w:sz w:val="32"/>
-                <w:szCs w:val="32"/>
-              </w:rPr>
-              <w:t>huÉ</w:t>
-            </w:r>
-            <w:r>
-              <w:rPr>
-                <w:rFonts w:ascii="BRH Malayalam Extra" w:hAnsi="BRH Malayalam Extra" w:cs="BRH Devanagari Extra"/>
+                <w:rFonts w:ascii="Latha" w:hAnsi="Latha" w:cs="Latha"/>
+                <w:b/>
+                <w:bCs/>
+                <w:szCs w:val="24"/>
+                <w:lang w:bidi="ta-IN"/>
+              </w:rPr>
+              <w:t>(3</w:t>
+            </w:r>
+            <w:r>
+              <w:rPr>
+                <w:rFonts w:ascii="Latha" w:hAnsi="Latha" w:cs="Latha"/>
+                <w:b/>
+                <w:bCs/>
+                <w:szCs w:val="24"/>
+                <w:cs/>
+                <w:lang w:bidi="ta-IN"/>
+              </w:rPr>
+              <w:t>9</w:t>
+            </w:r>
+            <w:r>
+              <w:rPr>
+                <w:rFonts w:ascii="Latha" w:hAnsi="Latha" w:cs="Latha"/>
+                <w:b/>
+                <w:bCs/>
+                <w:szCs w:val="24"/>
+                <w:lang w:bidi="ta-IN"/>
+              </w:rPr>
+              <w:t>)</w:t>
+            </w:r>
+            <w:r>
+              <w:rPr>
+                <w:rFonts w:ascii="Latha" w:hAnsi="Latha" w:cs="Latha"/>
+                <w:szCs w:val="24"/>
+                <w:lang w:bidi="ta-IN"/>
+              </w:rPr>
+              <w:t xml:space="preserve">-  </w:t>
+            </w:r>
+            <w:r>
+              <w:rPr>
+                <w:rFonts w:ascii="Latha" w:hAnsi="Latha" w:cs="Latha"/>
+                <w:szCs w:val="24"/>
+                <w:cs/>
+                <w:lang w:bidi="ta-IN"/>
+              </w:rPr>
+              <w:t>வ்</w:t>
+            </w:r>
+            <w:r>
+              <w:rPr>
+                <w:rFonts w:ascii="Latha" w:hAnsi="Latha" w:cs="Latha"/>
+                <w:b/>
+                <w:bCs/>
+                <w:i/>
+                <w:iCs/>
+                <w:szCs w:val="24"/>
+                <w:cs/>
+                <w:lang w:bidi="ta-IN"/>
+              </w:rPr>
+              <w:t>ரு</w:t>
+            </w:r>
+            <w:r>
+              <w:rPr>
+                <w:rFonts w:ascii="BRH Tamil Tab Extra" w:hAnsi="BRH Tamil Tab Extra" w:cs="Latha"/>
+                <w:b/>
+                <w:bCs/>
+                <w:szCs w:val="28"/>
+                <w:lang w:bidi="ta-IN"/>
+              </w:rPr>
+              <w:t>…</w:t>
+            </w:r>
+            <w:r>
+              <w:rPr>
+                <w:rFonts w:ascii="Latha" w:hAnsi="Latha" w:cs="Latha"/>
+                <w:szCs w:val="24"/>
+                <w:cs/>
+                <w:lang w:bidi="ta-IN"/>
+              </w:rPr>
+              <w:t>ஷ</w:t>
+            </w:r>
+            <w:r>
+              <w:rPr>
+                <w:rFonts w:ascii="BRH Tamil Tab Extra" w:hAnsi="BRH Tamil Tab Extra" w:cs="Latha"/>
+                <w:b/>
+                <w:bCs/>
+                <w:szCs w:val="28"/>
+                <w:lang w:bidi="ta-IN"/>
+              </w:rPr>
+              <w:t>…</w:t>
+            </w:r>
+            <w:r>
+              <w:rPr>
+                <w:rFonts w:ascii="Latha" w:hAnsi="Latha" w:cs="Latha"/>
+                <w:szCs w:val="24"/>
+                <w:cs/>
+                <w:lang w:bidi="ta-IN"/>
+              </w:rPr>
+              <w:t>ண்வ</w:t>
+            </w:r>
+            <w:r>
+              <w:rPr>
+                <w:rFonts w:ascii="BRH Tamil Tab Extra" w:hAnsi="BRH Tamil Tab Extra" w:cs="Latha"/>
+                <w:b/>
+                <w:bCs/>
+                <w:szCs w:val="28"/>
+                <w:lang w:bidi="ta-IN"/>
+              </w:rPr>
+              <w:t>…</w:t>
+            </w:r>
+            <w:r>
+              <w:rPr>
+                <w:rFonts w:ascii="Latha" w:hAnsi="Latha" w:cs="Latha"/>
                 <w:color w:val="EE0000"/>
-                <w:szCs w:val="32"/>
+                <w:szCs w:val="24"/>
                 <w:highlight w:val="yellow"/>
-              </w:rPr>
-              <w:t>–</w:t>
-            </w:r>
-            <w:r>
-              <w:rPr>
-                <w:rFonts w:ascii="BRH Devanagari Extra" w:hAnsi="BRH Devanagari Extra" w:cs="BRH Devanagari Extra"/>
-                <w:sz w:val="32"/>
-                <w:szCs w:val="32"/>
-                <w:highlight w:val="yellow"/>
-              </w:rPr>
-              <w:t>xÉÔ</w:t>
-            </w:r>
-            <w:r>
-              <w:rPr>
-                <w:rFonts w:ascii="BRH Devanagari Extra" w:hAnsi="BRH Devanagari Extra" w:cs="BRH Devanagari Extra"/>
-                <w:color w:val="000000"/>
-                <w:sz w:val="32"/>
-                <w:szCs w:val="32"/>
-              </w:rPr>
-              <w:t xml:space="preserve"> ||</w:t>
+                <w:cs/>
+                <w:lang w:bidi="ta-IN"/>
+              </w:rPr>
+              <w:t>ஸூ</w:t>
+            </w:r>
+            <w:r>
+              <w:rPr>
+                <w:rFonts w:ascii="Latha" w:hAnsi="Latha" w:cs="Latha"/>
+                <w:szCs w:val="24"/>
+                <w:cs/>
+                <w:lang w:bidi="ta-IN"/>
+              </w:rPr>
+              <w:t xml:space="preserve"> </w:t>
+            </w:r>
+            <w:r>
+              <w:rPr>
+                <w:rFonts w:ascii="Latha" w:hAnsi="Latha" w:cs="Latha"/>
+                <w:szCs w:val="24"/>
+                <w:lang w:bidi="ta-IN"/>
+              </w:rPr>
+              <w:t>||</w:t>
             </w:r>
           </w:p>
           <w:p>
@@ -443,344 +1022,6 @@
               <w:adjustRightInd w:val="0"/>
               <w:spacing w:before="0" w:line="240" w:lineRule="auto"/>
               <w:rPr>
-                <w:rFonts w:ascii="BRH Devanagari Extra" w:hAnsi="BRH Devanagari Extra" w:cs="BRH Devanagari Extra"/>
-                <w:color w:val="000000"/>
-                <w:sz w:val="32"/>
-                <w:szCs w:val="32"/>
-              </w:rPr>
-            </w:pPr>
-            <w:r>
-              <w:rPr>
-                <w:rFonts w:ascii="BRH Devanagari Extra" w:hAnsi="BRH Devanagari Extra" w:cs="BRH Devanagari Extra"/>
-                <w:color w:val="000000"/>
-                <w:sz w:val="32"/>
-                <w:szCs w:val="32"/>
-              </w:rPr>
-              <w:t>rÉÉqÉåþ uÉ×wÉh</w:t>
-            </w:r>
-            <w:r>
-              <w:rPr>
-                <w:rFonts w:ascii="BRH Devanagari Extra" w:hAnsi="BRH Devanagari Extra" w:cs="BRH Devanagari Extra"/>
-                <w:color w:val="000000"/>
-                <w:sz w:val="32"/>
-                <w:szCs w:val="32"/>
-                <w:highlight w:val="yellow"/>
-              </w:rPr>
-              <w:t>uÉ</w:t>
-            </w:r>
-            <w:r>
-              <w:rPr>
-                <w:rFonts w:ascii="BRH Malayalam Extra" w:hAnsi="BRH Malayalam Extra" w:cs="BRH Devanagari Extra"/>
-                <w:color w:val="000000"/>
-                <w:szCs w:val="32"/>
-              </w:rPr>
-              <w:t>–</w:t>
-            </w:r>
-            <w:r>
-              <w:rPr>
-                <w:rFonts w:ascii="BRH Devanagari Extra" w:hAnsi="BRH Devanagari Extra" w:cs="BRH Devanagari Extra"/>
-                <w:color w:val="000000"/>
-                <w:sz w:val="32"/>
-                <w:szCs w:val="32"/>
-              </w:rPr>
-              <w:t xml:space="preserve">xÉÔ </w:t>
-            </w:r>
-            <w:r>
-              <w:rPr>
-                <w:rFonts w:ascii="BRH Devanagari Extra" w:hAnsi="BRH Devanagari Extra" w:cs="BRH Devanagari Extra"/>
-                <w:color w:val="000000"/>
-                <w:sz w:val="32"/>
-                <w:szCs w:val="32"/>
-                <w:highlight w:val="yellow"/>
-              </w:rPr>
-              <w:t>uÉ</w:t>
-            </w:r>
-            <w:r>
-              <w:rPr>
-                <w:rFonts w:ascii="BRH Devanagari Extra" w:hAnsi="BRH Devanagari Extra" w:cs="BRH Devanagari Extra"/>
-                <w:color w:val="000000"/>
-                <w:sz w:val="32"/>
-                <w:szCs w:val="32"/>
-              </w:rPr>
-              <w:t>×þwÉh</w:t>
-            </w:r>
-            <w:r>
-              <w:rPr>
-                <w:rFonts w:ascii="BRH Devanagari Extra" w:hAnsi="BRH Devanagari Extra" w:cs="BRH Devanagari Extra"/>
-                <w:color w:val="000000"/>
-                <w:sz w:val="32"/>
-                <w:szCs w:val="32"/>
-                <w:highlight w:val="yellow"/>
-              </w:rPr>
-              <w:t>uÉ</w:t>
-            </w:r>
-            <w:r>
-              <w:rPr>
-                <w:rFonts w:ascii="BRH Malayalam Extra" w:hAnsi="BRH Malayalam Extra" w:cs="BRH Devanagari Extra"/>
-                <w:color w:val="000000"/>
-                <w:szCs w:val="32"/>
-                <w:highlight w:val="yellow"/>
-              </w:rPr>
-              <w:t>–</w:t>
-            </w:r>
-            <w:r>
-              <w:rPr>
-                <w:rFonts w:ascii="BRH Devanagari Extra" w:hAnsi="BRH Devanagari Extra" w:cs="BRH Devanagari Extra"/>
-                <w:color w:val="000000"/>
-                <w:sz w:val="32"/>
-                <w:szCs w:val="32"/>
-                <w:highlight w:val="yellow"/>
-              </w:rPr>
-              <w:t>xÉ</w:t>
-            </w:r>
-            <w:r>
-              <w:rPr>
-                <w:rFonts w:ascii="BRH Devanagari Extra" w:hAnsi="BRH Devanagari Extra" w:cs="BRH Devanagari Extra"/>
-                <w:color w:val="000000"/>
-                <w:sz w:val="32"/>
-                <w:szCs w:val="32"/>
-              </w:rPr>
-              <w:t>Ô rÉÉqÉå</w:t>
-            </w:r>
-            <w:r>
-              <w:rPr>
-                <w:rFonts w:ascii="BRH Malayalam Extra" w:hAnsi="BRH Malayalam Extra" w:cs="BRH Devanagari Extra"/>
-                <w:color w:val="000000"/>
-                <w:szCs w:val="32"/>
-              </w:rPr>
-              <w:t>–</w:t>
-            </w:r>
-            <w:r>
-              <w:rPr>
-                <w:rFonts w:ascii="BRH Devanagari Extra" w:hAnsi="BRH Devanagari Extra" w:cs="BRH Devanagari Extra"/>
-                <w:color w:val="000000"/>
-                <w:sz w:val="32"/>
-                <w:szCs w:val="32"/>
-              </w:rPr>
-              <w:t xml:space="preserve"> rÉÉqÉåþ uÉ×wÉh</w:t>
-            </w:r>
-            <w:r>
-              <w:rPr>
-                <w:rFonts w:ascii="BRH Devanagari Extra" w:hAnsi="BRH Devanagari Extra" w:cs="BRH Devanagari Extra"/>
-                <w:color w:val="000000"/>
-                <w:sz w:val="32"/>
-                <w:szCs w:val="32"/>
-                <w:highlight w:val="yellow"/>
-              </w:rPr>
-              <w:t>uÉ</w:t>
-            </w:r>
-            <w:r>
-              <w:rPr>
-                <w:rFonts w:ascii="BRH Malayalam Extra" w:hAnsi="BRH Malayalam Extra" w:cs="BRH Devanagari Extra"/>
-                <w:color w:val="000000"/>
-                <w:szCs w:val="32"/>
-              </w:rPr>
-              <w:t>–</w:t>
-            </w:r>
-            <w:r>
-              <w:rPr>
-                <w:rFonts w:ascii="BRH Devanagari Extra" w:hAnsi="BRH Devanagari Extra" w:cs="BRH Devanagari Extra"/>
-                <w:color w:val="000000"/>
-                <w:sz w:val="32"/>
-                <w:szCs w:val="32"/>
-                <w:highlight w:val="yellow"/>
-              </w:rPr>
-              <w:t>xÉÔ</w:t>
-            </w:r>
-            <w:r>
-              <w:rPr>
-                <w:rFonts w:ascii="BRH Devanagari Extra" w:hAnsi="BRH Devanagari Extra" w:cs="BRH Devanagari Extra"/>
-                <w:color w:val="000000"/>
-                <w:sz w:val="32"/>
-                <w:szCs w:val="32"/>
-              </w:rPr>
-              <w:t xml:space="preserve"> | </w:t>
-            </w:r>
-          </w:p>
-          <w:p>
-            <w:pPr>
-              <w:widowControl w:val="0"/>
-              <w:autoSpaceDE w:val="0"/>
-              <w:autoSpaceDN w:val="0"/>
-              <w:adjustRightInd w:val="0"/>
-              <w:spacing w:before="0" w:line="240" w:lineRule="auto"/>
-              <w:rPr>
-                <w:rFonts w:ascii="BRH Devanagari Extra" w:hAnsi="BRH Devanagari Extra" w:cs="BRH Devanagari Extra"/>
-                <w:sz w:val="32"/>
-                <w:szCs w:val="32"/>
-              </w:rPr>
-            </w:pPr>
-            <w:r>
-              <w:rPr>
-                <w:rFonts w:cs="BRH Devanagari Extra"/>
-                <w:szCs w:val="32"/>
-              </w:rPr>
-              <w:t>40</w:t>
-            </w:r>
-            <w:r>
-              <w:rPr>
-                <w:rFonts w:ascii="BRH Devanagari Extra" w:hAnsi="BRH Devanagari Extra" w:cs="BRH Devanagari Extra"/>
-                <w:sz w:val="32"/>
-                <w:szCs w:val="32"/>
-              </w:rPr>
-              <w:t>)</w:t>
-            </w:r>
-            <w:r>
-              <w:rPr>
-                <w:rFonts w:ascii="BRH Devanagari Extra" w:hAnsi="BRH Devanagari Extra" w:cs="BRH Devanagari Extra"/>
-                <w:sz w:val="32"/>
-                <w:szCs w:val="32"/>
-              </w:rPr>
-              <w:tab/>
-            </w:r>
-            <w:r>
-              <w:rPr>
-                <w:rFonts w:cs="BRH Devanagari Extra"/>
-                <w:szCs w:val="32"/>
-              </w:rPr>
-              <w:t>4</w:t>
-            </w:r>
-            <w:r>
-              <w:rPr>
-                <w:rFonts w:ascii="BRH Devanagari Extra" w:hAnsi="BRH Devanagari Extra" w:cs="BRH Devanagari Extra"/>
-                <w:sz w:val="32"/>
-                <w:szCs w:val="32"/>
-              </w:rPr>
-              <w:t>.</w:t>
-            </w:r>
-            <w:r>
-              <w:rPr>
-                <w:rFonts w:cs="BRH Devanagari Extra"/>
-                <w:szCs w:val="32"/>
-              </w:rPr>
-              <w:t>1</w:t>
-            </w:r>
-            <w:r>
-              <w:rPr>
-                <w:rFonts w:ascii="BRH Devanagari Extra" w:hAnsi="BRH Devanagari Extra" w:cs="BRH Devanagari Extra"/>
-                <w:sz w:val="32"/>
-                <w:szCs w:val="32"/>
-              </w:rPr>
-              <w:t>.</w:t>
-            </w:r>
-            <w:r>
-              <w:rPr>
-                <w:rFonts w:cs="BRH Devanagari Extra"/>
-                <w:szCs w:val="32"/>
-              </w:rPr>
-              <w:t>2</w:t>
-            </w:r>
-            <w:r>
-              <w:rPr>
-                <w:rFonts w:ascii="BRH Devanagari Extra" w:hAnsi="BRH Devanagari Extra" w:cs="BRH Devanagari Extra"/>
-                <w:sz w:val="32"/>
-                <w:szCs w:val="32"/>
-              </w:rPr>
-              <w:t>.</w:t>
-            </w:r>
-            <w:r>
-              <w:rPr>
-                <w:rFonts w:cs="BRH Devanagari Extra"/>
-                <w:szCs w:val="32"/>
-              </w:rPr>
-              <w:t>1</w:t>
-            </w:r>
-            <w:r>
-              <w:rPr>
-                <w:rFonts w:ascii="BRH Devanagari Extra" w:hAnsi="BRH Devanagari Extra" w:cs="BRH Devanagari Extra"/>
-                <w:sz w:val="32"/>
-                <w:szCs w:val="32"/>
-              </w:rPr>
-              <w:t>(</w:t>
-            </w:r>
-            <w:r>
-              <w:rPr>
-                <w:rFonts w:cs="BRH Devanagari Extra"/>
-                <w:szCs w:val="32"/>
-              </w:rPr>
-              <w:t>39</w:t>
-            </w:r>
-            <w:r>
-              <w:rPr>
-                <w:rFonts w:ascii="BRH Devanagari Extra" w:hAnsi="BRH Devanagari Extra" w:cs="BRH Devanagari Extra"/>
-                <w:sz w:val="32"/>
-                <w:szCs w:val="32"/>
-              </w:rPr>
-              <w:t>)- uÉ×</w:t>
-            </w:r>
-            <w:r>
-              <w:rPr>
-                <w:rFonts w:ascii="BRH Malayalam Extra" w:hAnsi="BRH Malayalam Extra" w:cs="BRH Devanagari Extra"/>
-                <w:szCs w:val="32"/>
-              </w:rPr>
-              <w:t>–</w:t>
-            </w:r>
-            <w:r>
-              <w:rPr>
-                <w:rFonts w:ascii="BRH Devanagari Extra" w:hAnsi="BRH Devanagari Extra" w:cs="BRH Devanagari Extra"/>
-                <w:sz w:val="32"/>
-                <w:szCs w:val="32"/>
-              </w:rPr>
-              <w:t>wÉ</w:t>
-            </w:r>
-            <w:r>
-              <w:rPr>
-                <w:rFonts w:ascii="BRH Malayalam Extra" w:hAnsi="BRH Malayalam Extra" w:cs="BRH Devanagari Extra"/>
-                <w:szCs w:val="32"/>
-              </w:rPr>
-              <w:t>–</w:t>
-            </w:r>
-            <w:r>
-              <w:rPr>
-                <w:rFonts w:ascii="BRH Devanagari Extra" w:hAnsi="BRH Devanagari Extra" w:cs="BRH Devanagari Extra"/>
-                <w:sz w:val="32"/>
-                <w:szCs w:val="32"/>
-              </w:rPr>
-              <w:t>h</w:t>
-            </w:r>
-            <w:r>
-              <w:rPr>
-                <w:rFonts w:ascii="BRH Devanagari Extra" w:hAnsi="BRH Devanagari Extra" w:cs="BRH Devanagari Extra"/>
-                <w:sz w:val="32"/>
-                <w:szCs w:val="32"/>
-                <w:highlight w:val="yellow"/>
-              </w:rPr>
-              <w:t>uÉ</w:t>
-            </w:r>
-            <w:r>
-              <w:rPr>
-                <w:rFonts w:ascii="BRH Malayalam Extra" w:hAnsi="BRH Malayalam Extra" w:cs="BRH Devanagari Extra"/>
-                <w:szCs w:val="32"/>
-                <w:highlight w:val="yellow"/>
-              </w:rPr>
-              <w:t>–</w:t>
-            </w:r>
-            <w:r>
-              <w:rPr>
-                <w:rFonts w:ascii="BRH Devanagari Extra" w:hAnsi="BRH Devanagari Extra" w:cs="BRH Devanagari Extra"/>
-                <w:sz w:val="32"/>
-                <w:szCs w:val="32"/>
-                <w:highlight w:val="yellow"/>
-              </w:rPr>
-              <w:t>xÉÔ</w:t>
-            </w:r>
-            <w:r>
-              <w:rPr>
-                <w:rFonts w:ascii="BRH Devanagari Extra" w:hAnsi="BRH Devanagari Extra" w:cs="BRH Devanagari Extra"/>
-                <w:sz w:val="32"/>
-                <w:szCs w:val="32"/>
-              </w:rPr>
-              <w:t xml:space="preserve"> ||</w:t>
-            </w:r>
-          </w:p>
-          <w:p>
-            <w:pPr>
-              <w:widowControl w:val="0"/>
-              <w:autoSpaceDE w:val="0"/>
-              <w:autoSpaceDN w:val="0"/>
-              <w:adjustRightInd w:val="0"/>
-              <w:spacing w:before="0" w:line="240" w:lineRule="auto"/>
-              <w:rPr>
                 <w:rFonts w:cs="BRH Malayalam Extra"/>
                 <w:color w:val="FF0000"/>
                 <w:szCs w:val="40"/>
@@ -788,114 +1029,212 @@
             </w:pPr>
             <w:r>
               <w:rPr>
-                <w:rFonts w:ascii="BRH Devanagari Extra" w:hAnsi="BRH Devanagari Extra" w:cs="BRH Devanagari Extra"/>
-                <w:color w:val="000000"/>
-                <w:sz w:val="32"/>
-                <w:szCs w:val="32"/>
-              </w:rPr>
-              <w:t>uÉ×</w:t>
-            </w:r>
-            <w:r>
-              <w:rPr>
-                <w:rFonts w:ascii="BRH Malayalam Extra" w:hAnsi="BRH Malayalam Extra" w:cs="BRH Devanagari Extra"/>
-                <w:color w:val="000000"/>
-                <w:szCs w:val="32"/>
-              </w:rPr>
-              <w:t>–</w:t>
-            </w:r>
-            <w:r>
-              <w:rPr>
-                <w:rFonts w:ascii="BRH Devanagari Extra" w:hAnsi="BRH Devanagari Extra" w:cs="BRH Devanagari Extra"/>
-                <w:color w:val="000000"/>
-                <w:sz w:val="32"/>
-                <w:szCs w:val="32"/>
-              </w:rPr>
-              <w:t>wÉ</w:t>
-            </w:r>
-            <w:r>
-              <w:rPr>
-                <w:rFonts w:ascii="BRH Malayalam Extra" w:hAnsi="BRH Malayalam Extra" w:cs="BRH Devanagari Extra"/>
-                <w:color w:val="000000"/>
-                <w:szCs w:val="32"/>
-              </w:rPr>
-              <w:t>–</w:t>
-            </w:r>
-            <w:r>
-              <w:rPr>
-                <w:rFonts w:ascii="BRH Devanagari Extra" w:hAnsi="BRH Devanagari Extra" w:cs="BRH Devanagari Extra"/>
-                <w:color w:val="000000"/>
-                <w:sz w:val="32"/>
-                <w:szCs w:val="32"/>
-              </w:rPr>
-              <w:t>huÉ</w:t>
-            </w:r>
-            <w:r>
-              <w:rPr>
-                <w:rFonts w:ascii="BRH Malayalam Extra" w:hAnsi="BRH Malayalam Extra" w:cs="BRH Devanagari Extra"/>
-                <w:color w:val="000000"/>
-                <w:szCs w:val="32"/>
-              </w:rPr>
-              <w:t>–</w:t>
-            </w:r>
-            <w:r>
-              <w:rPr>
-                <w:rFonts w:ascii="BRH Devanagari Extra" w:hAnsi="BRH Devanagari Extra" w:cs="BRH Devanagari Extra"/>
-                <w:color w:val="000000"/>
-                <w:sz w:val="32"/>
-                <w:szCs w:val="32"/>
-              </w:rPr>
-              <w:t>xÉÔ</w:t>
-            </w:r>
-            <w:r>
-              <w:rPr>
-                <w:rFonts w:ascii="BRH Malayalam Extra" w:hAnsi="BRH Malayalam Extra" w:cs="BRH Devanagari Extra"/>
-                <w:color w:val="000000"/>
-                <w:szCs w:val="32"/>
-              </w:rPr>
-              <w:t>–</w:t>
-            </w:r>
-            <w:r>
-              <w:rPr>
-                <w:rFonts w:ascii="BRH Devanagari Extra" w:hAnsi="BRH Devanagari Extra" w:cs="BRH Devanagari Extra"/>
-                <w:color w:val="000000"/>
-                <w:sz w:val="32"/>
-                <w:szCs w:val="32"/>
-              </w:rPr>
-              <w:t xml:space="preserve"> CÌiÉþ uÉ×wÉhÉç - uÉ</w:t>
-            </w:r>
-            <w:r>
-              <w:rPr>
-                <w:rFonts w:ascii="BRH Malayalam Extra" w:hAnsi="BRH Malayalam Extra" w:cs="BRH Devanagari Extra"/>
-                <w:color w:val="000000"/>
-                <w:szCs w:val="32"/>
-              </w:rPr>
-              <w:t>–</w:t>
-            </w:r>
-            <w:r>
-              <w:rPr>
-                <w:rFonts w:ascii="BRH Devanagari Extra" w:hAnsi="BRH Devanagari Extra" w:cs="BRH Devanagari Extra"/>
-                <w:color w:val="000000"/>
-                <w:sz w:val="32"/>
-                <w:szCs w:val="32"/>
-              </w:rPr>
-              <w:t>xÉÔ</w:t>
-            </w:r>
-            <w:r>
-              <w:rPr>
-                <w:rFonts w:ascii="BRH Malayalam Extra" w:hAnsi="BRH Malayalam Extra" w:cs="BRH Devanagari Extra"/>
-                <w:color w:val="000000"/>
-                <w:szCs w:val="32"/>
-              </w:rPr>
-              <w:t>–</w:t>
-            </w:r>
-            <w:r>
-              <w:rPr>
-                <w:rFonts w:ascii="BRH Devanagari Extra" w:hAnsi="BRH Devanagari Extra" w:cs="BRH Devanagari Extra"/>
-                <w:color w:val="000000"/>
-                <w:sz w:val="32"/>
-                <w:szCs w:val="32"/>
-              </w:rPr>
-              <w:t xml:space="preserve"> | </w:t>
+                <w:rFonts w:ascii="Latha" w:hAnsi="Latha" w:cs="Latha"/>
+                <w:szCs w:val="24"/>
+                <w:cs/>
+                <w:lang w:bidi="ta-IN"/>
+              </w:rPr>
+              <w:t>வ்</w:t>
+            </w:r>
+            <w:r>
+              <w:rPr>
+                <w:rFonts w:ascii="Latha" w:hAnsi="Latha" w:cs="Latha"/>
+                <w:b/>
+                <w:bCs/>
+                <w:i/>
+                <w:iCs/>
+                <w:szCs w:val="24"/>
+                <w:cs/>
+                <w:lang w:bidi="ta-IN"/>
+              </w:rPr>
+              <w:t>ரு</w:t>
+            </w:r>
+            <w:r>
+              <w:rPr>
+                <w:rFonts w:ascii="BRH Tamil Tab Extra" w:hAnsi="BRH Tamil Tab Extra" w:cs="Latha"/>
+                <w:b/>
+                <w:bCs/>
+                <w:szCs w:val="28"/>
+                <w:lang w:bidi="ta-IN"/>
+              </w:rPr>
+              <w:t>…</w:t>
+            </w:r>
+            <w:r>
+              <w:rPr>
+                <w:rFonts w:ascii="Latha" w:hAnsi="Latha" w:cs="Latha"/>
+                <w:szCs w:val="24"/>
+                <w:cs/>
+                <w:lang w:bidi="ta-IN"/>
+              </w:rPr>
+              <w:t>ஷ</w:t>
+            </w:r>
+            <w:r>
+              <w:rPr>
+                <w:rFonts w:ascii="BRH Tamil Tab Extra" w:hAnsi="BRH Tamil Tab Extra" w:cs="Latha"/>
+                <w:b/>
+                <w:bCs/>
+                <w:szCs w:val="28"/>
+                <w:lang w:bidi="ta-IN"/>
+              </w:rPr>
+              <w:t>…</w:t>
+            </w:r>
+            <w:r>
+              <w:rPr>
+                <w:rFonts w:ascii="Latha" w:hAnsi="Latha" w:cs="Latha"/>
+                <w:szCs w:val="24"/>
+                <w:cs/>
+                <w:lang w:bidi="ta-IN"/>
+              </w:rPr>
+              <w:t>ண்வ</w:t>
+            </w:r>
+            <w:r>
+              <w:rPr>
+                <w:rFonts w:ascii="BRH Tamil Tab Extra" w:hAnsi="BRH Tamil Tab Extra" w:cs="Latha"/>
+                <w:b/>
+                <w:bCs/>
+                <w:szCs w:val="28"/>
+                <w:lang w:bidi="ta-IN"/>
+              </w:rPr>
+              <w:t>…</w:t>
+            </w:r>
+            <w:r>
+              <w:rPr>
+                <w:rFonts w:ascii="Latha" w:hAnsi="Latha" w:cs="Latha"/>
+                <w:szCs w:val="24"/>
+                <w:cs/>
+                <w:lang w:bidi="ta-IN"/>
+              </w:rPr>
+              <w:t>ஸூ</w:t>
+            </w:r>
+            <w:r>
+              <w:rPr>
+                <w:rFonts w:ascii="BRH Tamil Tab Extra" w:hAnsi="BRH Tamil Tab Extra" w:cs="Latha"/>
+                <w:b/>
+                <w:bCs/>
+                <w:szCs w:val="28"/>
+                <w:lang w:bidi="ta-IN"/>
+              </w:rPr>
+              <w:t>…</w:t>
+            </w:r>
+            <w:r>
+              <w:rPr>
+                <w:rFonts w:ascii="Latha" w:hAnsi="Latha" w:cs="Latha"/>
+                <w:szCs w:val="24"/>
+                <w:lang w:bidi="ta-IN"/>
+              </w:rPr>
+              <w:t xml:space="preserve"> </w:t>
+            </w:r>
+            <w:r>
+              <w:rPr>
+                <w:rFonts w:ascii="Latha" w:hAnsi="Latha" w:cs="Latha"/>
+                <w:szCs w:val="24"/>
+                <w:cs/>
+                <w:lang w:bidi="ta-IN"/>
+              </w:rPr>
+              <w:t>இதி</w:t>
+            </w:r>
+            <w:r>
+              <w:rPr>
+                <w:rFonts w:ascii="BRH Tamil Tab Extra" w:hAnsi="BRH Tamil Tab Extra" w:cs="Latha"/>
+                <w:b/>
+                <w:bCs/>
+                <w:szCs w:val="28"/>
+                <w:lang w:bidi="ta-IN"/>
+              </w:rPr>
+              <w:t>†</w:t>
+            </w:r>
+            <w:r>
+              <w:rPr>
+                <w:rFonts w:ascii="Latha" w:hAnsi="Latha" w:cs="Latha"/>
+                <w:szCs w:val="24"/>
+                <w:lang w:bidi="ta-IN"/>
+              </w:rPr>
+              <w:t xml:space="preserve"> </w:t>
+            </w:r>
+            <w:r>
+              <w:rPr>
+                <w:rFonts w:ascii="Latha" w:hAnsi="Latha" w:cs="Latha"/>
+                <w:szCs w:val="24"/>
+                <w:cs/>
+                <w:lang w:bidi="ta-IN"/>
+              </w:rPr>
+              <w:t>வ்</w:t>
+            </w:r>
+            <w:r>
+              <w:rPr>
+                <w:rFonts w:ascii="Latha" w:hAnsi="Latha" w:cs="Latha"/>
+                <w:b/>
+                <w:bCs/>
+                <w:i/>
+                <w:iCs/>
+                <w:szCs w:val="24"/>
+                <w:cs/>
+                <w:lang w:bidi="ta-IN"/>
+              </w:rPr>
+              <w:t>ரு</w:t>
+            </w:r>
+            <w:r>
+              <w:rPr>
+                <w:rFonts w:ascii="Latha" w:hAnsi="Latha" w:cs="Latha"/>
+                <w:szCs w:val="24"/>
+                <w:cs/>
+                <w:lang w:bidi="ta-IN"/>
+              </w:rPr>
+              <w:t xml:space="preserve">ஷண் </w:t>
+            </w:r>
+            <w:r>
+              <w:rPr>
+                <w:rFonts w:ascii="Latha" w:hAnsi="Latha" w:cs="Latha"/>
+                <w:szCs w:val="24"/>
+                <w:lang w:bidi="ta-IN"/>
+              </w:rPr>
+              <w:t xml:space="preserve">- </w:t>
+            </w:r>
+            <w:r>
+              <w:rPr>
+                <w:rFonts w:ascii="Latha" w:hAnsi="Latha" w:cs="Latha"/>
+                <w:szCs w:val="24"/>
+                <w:cs/>
+                <w:lang w:bidi="ta-IN"/>
+              </w:rPr>
+              <w:t>வ</w:t>
+            </w:r>
+            <w:r>
+              <w:rPr>
+                <w:rFonts w:ascii="BRH Tamil Tab Extra" w:hAnsi="BRH Tamil Tab Extra" w:cs="Latha"/>
+                <w:b/>
+                <w:bCs/>
+                <w:szCs w:val="28"/>
+                <w:lang w:bidi="ta-IN"/>
+              </w:rPr>
+              <w:t>…</w:t>
+            </w:r>
+            <w:r>
+              <w:rPr>
+                <w:rFonts w:ascii="Latha" w:hAnsi="Latha" w:cs="Latha"/>
+                <w:szCs w:val="24"/>
+                <w:cs/>
+                <w:lang w:bidi="ta-IN"/>
+              </w:rPr>
+              <w:t>ஸூ</w:t>
+            </w:r>
+            <w:r>
+              <w:rPr>
+                <w:rFonts w:ascii="BRH Tamil Tab Extra" w:hAnsi="BRH Tamil Tab Extra" w:cs="Latha"/>
+                <w:b/>
+                <w:bCs/>
+                <w:szCs w:val="28"/>
+                <w:lang w:bidi="ta-IN"/>
+              </w:rPr>
+              <w:t>…</w:t>
+            </w:r>
+            <w:r>
+              <w:rPr>
+                <w:rFonts w:ascii="Latha" w:hAnsi="Latha" w:cs="Latha"/>
+                <w:szCs w:val="24"/>
+                <w:lang w:bidi="ta-IN"/>
+              </w:rPr>
+              <w:t xml:space="preserve"> |</w:t>
             </w:r>
           </w:p>
         </w:tc>
@@ -911,207 +1250,261 @@
           </w:tcPr>
           <w:p>
             <w:pPr>
-              <w:widowControl w:val="0"/>
               <w:autoSpaceDE w:val="0"/>
               <w:autoSpaceDN w:val="0"/>
               <w:adjustRightInd w:val="0"/>
-              <w:spacing w:before="0" w:line="240" w:lineRule="auto"/>
-              <w:rPr>
-                <w:rFonts w:ascii="BRH Devanagari Extra" w:hAnsi="BRH Devanagari Extra" w:cs="BRH Devanagari Extra"/>
-                <w:color w:val="000000"/>
-                <w:sz w:val="32"/>
-                <w:szCs w:val="32"/>
+              <w:rPr>
+                <w:rFonts w:ascii="Latha" w:hAnsi="Latha" w:cs="Latha"/>
+                <w:szCs w:val="24"/>
+                <w:lang w:bidi="ta-IN"/>
               </w:rPr>
             </w:pPr>
             <w:r>
               <w:rPr>
-                <w:rFonts w:cs="BRH Devanagari Extra"/>
-                <w:color w:val="000000"/>
-                <w:szCs w:val="32"/>
+                <w:rFonts w:ascii="Latha" w:hAnsi="Latha" w:cs="Latha"/>
+                <w:b/>
+                <w:bCs/>
+                <w:szCs w:val="24"/>
+                <w:cs/>
+                <w:lang w:bidi="ta-IN"/>
               </w:rPr>
               <w:t>39</w:t>
             </w:r>
             <w:r>
               <w:rPr>
-                <w:rFonts w:ascii="BRH Devanagari Extra" w:hAnsi="BRH Devanagari Extra" w:cs="BRH Devanagari Extra"/>
-                <w:color w:val="000000"/>
-                <w:sz w:val="32"/>
-                <w:szCs w:val="32"/>
+                <w:rFonts w:ascii="Latha" w:hAnsi="Latha" w:cs="Latha"/>
+                <w:b/>
+                <w:bCs/>
+                <w:szCs w:val="24"/>
+                <w:lang w:bidi="ta-IN"/>
               </w:rPr>
               <w:t>)</w:t>
             </w:r>
             <w:r>
               <w:rPr>
-                <w:rFonts w:ascii="BRH Devanagari Extra" w:hAnsi="BRH Devanagari Extra" w:cs="BRH Devanagari Extra"/>
-                <w:color w:val="000000"/>
-                <w:sz w:val="32"/>
-                <w:szCs w:val="32"/>
+                <w:rFonts w:ascii="Latha" w:hAnsi="Latha" w:cs="Latha"/>
+                <w:szCs w:val="24"/>
+                <w:lang w:bidi="ta-IN"/>
               </w:rPr>
               <w:tab/>
             </w:r>
             <w:r>
               <w:rPr>
-                <w:rFonts w:cs="BRH Devanagari Extra"/>
-                <w:color w:val="000000"/>
-                <w:szCs w:val="32"/>
-              </w:rPr>
-              <w:t>4</w:t>
-            </w:r>
-            <w:r>
-              <w:rPr>
-                <w:rFonts w:ascii="BRH Devanagari Extra" w:hAnsi="BRH Devanagari Extra" w:cs="BRH Devanagari Extra"/>
-                <w:color w:val="000000"/>
-                <w:sz w:val="32"/>
-                <w:szCs w:val="32"/>
-              </w:rPr>
-              <w:t>.</w:t>
-            </w:r>
-            <w:r>
-              <w:rPr>
-                <w:rFonts w:cs="BRH Devanagari Extra"/>
-                <w:color w:val="000000"/>
-                <w:szCs w:val="32"/>
+                <w:rFonts w:ascii="Latha" w:hAnsi="Latha" w:cs="Latha"/>
+                <w:b/>
+                <w:bCs/>
+                <w:szCs w:val="24"/>
+                <w:cs/>
+                <w:lang w:bidi="ta-IN"/>
+              </w:rPr>
+              <w:t>4.1</w:t>
+            </w:r>
+            <w:r>
+              <w:rPr>
+                <w:rFonts w:ascii="Latha" w:hAnsi="Latha" w:cs="Latha"/>
+                <w:b/>
+                <w:bCs/>
+                <w:szCs w:val="24"/>
+                <w:lang w:bidi="ta-IN"/>
+              </w:rPr>
+              <w:t>.2.</w:t>
+            </w:r>
+            <w:r>
+              <w:rPr>
+                <w:rFonts w:ascii="Latha" w:hAnsi="Latha" w:cs="Latha"/>
+                <w:b/>
+                <w:bCs/>
+                <w:szCs w:val="24"/>
+                <w:cs/>
+                <w:lang w:bidi="ta-IN"/>
               </w:rPr>
               <w:t>1</w:t>
             </w:r>
             <w:r>
               <w:rPr>
-                <w:rFonts w:ascii="BRH Devanagari Extra" w:hAnsi="BRH Devanagari Extra" w:cs="BRH Devanagari Extra"/>
-                <w:color w:val="000000"/>
-                <w:sz w:val="32"/>
-                <w:szCs w:val="32"/>
-              </w:rPr>
-              <w:t>.</w:t>
-            </w:r>
-            <w:r>
-              <w:rPr>
-                <w:rFonts w:cs="BRH Devanagari Extra"/>
-                <w:color w:val="000000"/>
-                <w:szCs w:val="32"/>
-              </w:rPr>
-              <w:t>2</w:t>
-            </w:r>
-            <w:r>
-              <w:rPr>
-                <w:rFonts w:ascii="BRH Devanagari Extra" w:hAnsi="BRH Devanagari Extra" w:cs="BRH Devanagari Extra"/>
-                <w:color w:val="000000"/>
-                <w:sz w:val="32"/>
-                <w:szCs w:val="32"/>
-              </w:rPr>
-              <w:t>.</w:t>
-            </w:r>
-            <w:r>
-              <w:rPr>
-                <w:rFonts w:cs="BRH Devanagari Extra"/>
-                <w:color w:val="000000"/>
-                <w:szCs w:val="32"/>
-              </w:rPr>
-              <w:t>1</w:t>
-            </w:r>
-            <w:r>
-              <w:rPr>
-                <w:rFonts w:ascii="BRH Devanagari Extra" w:hAnsi="BRH Devanagari Extra" w:cs="BRH Devanagari Extra"/>
-                <w:color w:val="000000"/>
-                <w:sz w:val="32"/>
-                <w:szCs w:val="32"/>
-              </w:rPr>
-              <w:t>(</w:t>
-            </w:r>
-            <w:r>
-              <w:rPr>
-                <w:rFonts w:cs="BRH Devanagari Extra"/>
-                <w:color w:val="000000"/>
-                <w:szCs w:val="32"/>
-              </w:rPr>
-              <w:t>38</w:t>
-            </w:r>
-            <w:r>
-              <w:rPr>
-                <w:rFonts w:ascii="BRH Devanagari Extra" w:hAnsi="BRH Devanagari Extra" w:cs="BRH Devanagari Extra"/>
-                <w:color w:val="000000"/>
-                <w:sz w:val="32"/>
-                <w:szCs w:val="32"/>
-              </w:rPr>
-              <w:t>)- rÉÉqÉåÿ | uÉ×</w:t>
-            </w:r>
-            <w:r>
-              <w:rPr>
-                <w:rFonts w:ascii="BRH Malayalam Extra" w:hAnsi="BRH Malayalam Extra" w:cs="BRH Devanagari Extra"/>
-                <w:color w:val="000000"/>
-                <w:szCs w:val="32"/>
-              </w:rPr>
-              <w:t>–</w:t>
-            </w:r>
-            <w:r>
-              <w:rPr>
-                <w:rFonts w:ascii="BRH Devanagari Extra" w:hAnsi="BRH Devanagari Extra" w:cs="BRH Devanagari Extra"/>
-                <w:color w:val="000000"/>
-                <w:sz w:val="32"/>
-                <w:szCs w:val="32"/>
-              </w:rPr>
-              <w:t>wÉ</w:t>
-            </w:r>
-            <w:r>
-              <w:rPr>
-                <w:rFonts w:ascii="BRH Malayalam Extra" w:hAnsi="BRH Malayalam Extra" w:cs="BRH Devanagari Extra"/>
-                <w:color w:val="000000"/>
-                <w:szCs w:val="32"/>
-              </w:rPr>
-              <w:t>–</w:t>
-            </w:r>
-            <w:r>
-              <w:rPr>
-                <w:rFonts w:ascii="BRH Devanagari Extra" w:hAnsi="BRH Devanagari Extra" w:cs="BRH Devanagari Extra"/>
-                <w:color w:val="000000"/>
-                <w:sz w:val="32"/>
-                <w:szCs w:val="32"/>
-              </w:rPr>
-              <w:t>huÉ</w:t>
-            </w:r>
-            <w:r>
-              <w:rPr>
-                <w:rFonts w:ascii="BRH Malayalam Extra" w:hAnsi="BRH Malayalam Extra" w:cs="BRH Devanagari Extra"/>
+                <w:rFonts w:ascii="Latha" w:hAnsi="Latha" w:cs="Latha"/>
+                <w:b/>
+                <w:bCs/>
+                <w:szCs w:val="24"/>
+                <w:lang w:bidi="ta-IN"/>
+              </w:rPr>
+              <w:t>(3</w:t>
+            </w:r>
+            <w:r>
+              <w:rPr>
+                <w:rFonts w:ascii="Latha" w:hAnsi="Latha" w:cs="Latha"/>
+                <w:b/>
+                <w:bCs/>
+                <w:szCs w:val="24"/>
+                <w:cs/>
+                <w:lang w:bidi="ta-IN"/>
+              </w:rPr>
+              <w:t>8</w:t>
+            </w:r>
+            <w:r>
+              <w:rPr>
+                <w:rFonts w:ascii="Latha" w:hAnsi="Latha" w:cs="Latha"/>
+                <w:b/>
+                <w:bCs/>
+                <w:szCs w:val="24"/>
+                <w:lang w:bidi="ta-IN"/>
+              </w:rPr>
+              <w:t>)</w:t>
+            </w:r>
+            <w:r>
+              <w:rPr>
+                <w:rFonts w:ascii="Latha" w:hAnsi="Latha" w:cs="Latha"/>
+                <w:szCs w:val="24"/>
+                <w:lang w:bidi="ta-IN"/>
+              </w:rPr>
+              <w:t xml:space="preserve">-  </w:t>
+            </w:r>
+            <w:r>
+              <w:rPr>
+                <w:rFonts w:ascii="Latha" w:hAnsi="Latha" w:cs="Latha"/>
+                <w:szCs w:val="24"/>
+                <w:cs/>
+                <w:lang w:bidi="ta-IN"/>
+              </w:rPr>
+              <w:t>யாமே</w:t>
+            </w:r>
+            <w:r>
+              <w:rPr>
+                <w:rFonts w:ascii="BRH Tamil Tab Extra" w:hAnsi="BRH Tamil Tab Extra" w:cs="Latha"/>
+                <w:b/>
+                <w:bCs/>
+                <w:szCs w:val="28"/>
+                <w:lang w:bidi="ta-IN"/>
+              </w:rPr>
+              <w:t>‡</w:t>
+            </w:r>
+            <w:r>
+              <w:rPr>
+                <w:rFonts w:ascii="Latha" w:hAnsi="Latha" w:cs="Latha"/>
+                <w:szCs w:val="24"/>
+                <w:lang w:bidi="ta-IN"/>
+              </w:rPr>
+              <w:t xml:space="preserve"> | </w:t>
+            </w:r>
+            <w:r>
+              <w:rPr>
+                <w:rFonts w:ascii="Latha" w:hAnsi="Latha" w:cs="Latha"/>
+                <w:szCs w:val="24"/>
+                <w:cs/>
+                <w:lang w:bidi="ta-IN"/>
+              </w:rPr>
+              <w:t>வ்</w:t>
+            </w:r>
+            <w:r>
+              <w:rPr>
+                <w:rFonts w:ascii="Latha" w:hAnsi="Latha" w:cs="Latha"/>
+                <w:b/>
+                <w:bCs/>
+                <w:i/>
+                <w:iCs/>
+                <w:szCs w:val="24"/>
+                <w:cs/>
+                <w:lang w:bidi="ta-IN"/>
+              </w:rPr>
+              <w:t>ரு</w:t>
+            </w:r>
+            <w:r>
+              <w:rPr>
+                <w:rFonts w:ascii="BRH Tamil Tab Extra" w:hAnsi="BRH Tamil Tab Extra" w:cs="Latha"/>
+                <w:b/>
+                <w:bCs/>
+                <w:szCs w:val="28"/>
+                <w:lang w:bidi="ta-IN"/>
+              </w:rPr>
+              <w:t>…</w:t>
+            </w:r>
+            <w:r>
+              <w:rPr>
+                <w:rFonts w:ascii="Latha" w:hAnsi="Latha" w:cs="Latha"/>
+                <w:szCs w:val="24"/>
+                <w:cs/>
+                <w:lang w:bidi="ta-IN"/>
+              </w:rPr>
+              <w:t>ஷ</w:t>
+            </w:r>
+            <w:r>
+              <w:rPr>
+                <w:rFonts w:ascii="BRH Tamil Tab Extra" w:hAnsi="BRH Tamil Tab Extra" w:cs="Latha"/>
+                <w:b/>
+                <w:bCs/>
+                <w:szCs w:val="28"/>
+                <w:lang w:bidi="ta-IN"/>
+              </w:rPr>
+              <w:t>…</w:t>
+            </w:r>
+            <w:r>
+              <w:rPr>
+                <w:rFonts w:ascii="Latha" w:hAnsi="Latha" w:cs="Latha"/>
+                <w:szCs w:val="24"/>
+                <w:cs/>
+                <w:lang w:bidi="ta-IN"/>
+              </w:rPr>
+              <w:t>ண்</w:t>
+            </w:r>
+            <w:r>
+              <w:rPr>
+                <w:rFonts w:ascii="Latha" w:hAnsi="Latha" w:cs="Latha"/>
+                <w:szCs w:val="24"/>
+                <w:highlight w:val="green"/>
+                <w:cs/>
+                <w:lang w:bidi="ta-IN"/>
+              </w:rPr>
+              <w:t>வ</w:t>
+            </w:r>
+            <w:r>
+              <w:rPr>
+                <w:rFonts w:ascii="BRH Tamil Tab Extra" w:hAnsi="BRH Tamil Tab Extra" w:cs="Latha"/>
+                <w:b/>
+                <w:bCs/>
+                <w:szCs w:val="28"/>
+                <w:highlight w:val="green"/>
+                <w:lang w:bidi="ta-IN"/>
+              </w:rPr>
+              <w:t>…</w:t>
+            </w:r>
+            <w:r>
+              <w:rPr>
+                <w:rFonts w:ascii="Latha" w:hAnsi="Latha" w:cs="Latha"/>
+                <w:szCs w:val="24"/>
+                <w:highlight w:val="green"/>
+                <w:cs/>
+                <w:lang w:bidi="ta-IN"/>
+              </w:rPr>
+              <w:t>ஸூ</w:t>
+            </w:r>
+            <w:r>
+              <w:rPr>
+                <w:rFonts w:ascii="BRH Tamil Tab Extra" w:hAnsi="BRH Tamil Tab Extra" w:cs="Latha"/>
+                <w:b/>
+                <w:bCs/>
                 <w:color w:val="EE0000"/>
-                <w:szCs w:val="32"/>
-                <w:highlight w:val="yellow"/>
-              </w:rPr>
-              <w:t>–</w:t>
-            </w:r>
-            <w:r>
-              <w:rPr>
-                <w:rFonts w:ascii="BRH Devanagari Extra" w:hAnsi="BRH Devanagari Extra" w:cs="BRH Devanagari Extra"/>
-                <w:sz w:val="32"/>
-                <w:szCs w:val="32"/>
+                <w:szCs w:val="28"/>
                 <w:highlight w:val="green"/>
-              </w:rPr>
-              <w:t>xÉ</w:t>
-            </w:r>
-            <w:r>
-              <w:rPr>
-                <w:rFonts w:ascii="BRH Malayalam Extra" w:hAnsi="BRH Malayalam Extra" w:cs="BRH Devanagari Extra"/>
-                <w:color w:val="EE0000"/>
-                <w:szCs w:val="32"/>
-                <w:highlight w:val="green"/>
-              </w:rPr>
-              <w:t>–</w:t>
-            </w:r>
-            <w:r>
-              <w:rPr>
-                <w:rFonts w:ascii="BRH Devanagari Extra" w:hAnsi="BRH Devanagari Extra" w:cs="BRH Devanagari Extra"/>
-                <w:sz w:val="32"/>
-                <w:szCs w:val="32"/>
-                <w:highlight w:val="yellow"/>
-              </w:rPr>
-              <w:t>Ô</w:t>
-            </w:r>
-            <w:r>
-              <w:rPr>
-                <w:rFonts w:ascii="BRH Devanagari Extra" w:hAnsi="BRH Devanagari Extra" w:cs="BRH Devanagari Extra"/>
-                <w:color w:val="000000"/>
-                <w:sz w:val="32"/>
-                <w:szCs w:val="32"/>
-              </w:rPr>
-              <w:t xml:space="preserve"> ||</w:t>
+                <w:lang w:bidi="ta-IN"/>
+              </w:rPr>
+              <w:t>…</w:t>
+            </w:r>
+            <w:r>
+              <w:rPr>
+                <w:rFonts w:ascii="Latha" w:hAnsi="Latha" w:cs="Latha"/>
+                <w:szCs w:val="24"/>
+                <w:cs/>
+                <w:lang w:bidi="ta-IN"/>
+              </w:rPr>
+              <w:t xml:space="preserve"> </w:t>
+            </w:r>
+            <w:r>
+              <w:rPr>
+                <w:rFonts w:ascii="Latha" w:hAnsi="Latha" w:cs="Latha"/>
+                <w:szCs w:val="24"/>
+                <w:lang w:bidi="ta-IN"/>
+              </w:rPr>
+              <w:t>||</w:t>
             </w:r>
           </w:p>
           <w:p>
@@ -1130,122 +1523,512 @@
             </w:pPr>
             <w:r>
               <w:rPr>
+                <w:rFonts w:ascii="Latha" w:hAnsi="Latha" w:cs="Latha"/>
+                <w:szCs w:val="24"/>
+                <w:cs/>
+                <w:lang w:bidi="ta-IN"/>
+              </w:rPr>
+              <w:t>யாமே</w:t>
+            </w:r>
+            <w:r>
+              <w:rPr>
+                <w:rFonts w:ascii="BRH Tamil Tab Extra" w:hAnsi="BRH Tamil Tab Extra" w:cs="Latha"/>
+                <w:b/>
+                <w:bCs/>
+                <w:szCs w:val="28"/>
+                <w:lang w:bidi="ta-IN"/>
+              </w:rPr>
+              <w:t>†</w:t>
+            </w:r>
+            <w:r>
+              <w:rPr>
+                <w:rFonts w:ascii="Latha" w:hAnsi="Latha" w:cs="Latha"/>
+                <w:szCs w:val="24"/>
+                <w:lang w:bidi="ta-IN"/>
+              </w:rPr>
+              <w:t xml:space="preserve"> </w:t>
+            </w:r>
+            <w:r>
+              <w:rPr>
+                <w:rFonts w:ascii="Latha" w:hAnsi="Latha" w:cs="Latha"/>
+                <w:szCs w:val="24"/>
+                <w:cs/>
+                <w:lang w:bidi="ta-IN"/>
+              </w:rPr>
+              <w:t>வ்</w:t>
+            </w:r>
+            <w:r>
+              <w:rPr>
+                <w:rFonts w:ascii="Latha" w:hAnsi="Latha" w:cs="Latha"/>
+                <w:b/>
+                <w:bCs/>
+                <w:i/>
+                <w:iCs/>
+                <w:szCs w:val="24"/>
+                <w:cs/>
+                <w:lang w:bidi="ta-IN"/>
+              </w:rPr>
+              <w:t>ரு</w:t>
+            </w:r>
+            <w:r>
+              <w:rPr>
+                <w:rFonts w:ascii="Latha" w:hAnsi="Latha" w:cs="Latha"/>
+                <w:szCs w:val="24"/>
+                <w:cs/>
+                <w:lang w:bidi="ta-IN"/>
+              </w:rPr>
+              <w:t>ஷண்</w:t>
+            </w:r>
+            <w:r>
+              <w:rPr>
+                <w:rFonts w:ascii="Latha" w:hAnsi="Latha" w:cs="Latha"/>
+                <w:szCs w:val="24"/>
+                <w:highlight w:val="green"/>
+                <w:cs/>
+                <w:lang w:bidi="ta-IN"/>
+              </w:rPr>
+              <w:t>வ</w:t>
+            </w:r>
+            <w:r>
+              <w:rPr>
+                <w:rFonts w:ascii="Latha" w:hAnsi="Latha" w:cs="Latha"/>
+                <w:szCs w:val="24"/>
+                <w:cs/>
+                <w:lang w:bidi="ta-IN"/>
+              </w:rPr>
+              <w:t>ஸூ</w:t>
+            </w:r>
+            <w:r>
+              <w:rPr>
+                <w:rFonts w:ascii="Latha" w:hAnsi="Latha" w:cs="Latha"/>
+                <w:szCs w:val="24"/>
+                <w:cs/>
+                <w:lang w:bidi="ta-IN"/>
+              </w:rPr>
+              <w:t xml:space="preserve"> </w:t>
+            </w:r>
+            <w:r>
+              <w:rPr>
+                <w:rFonts w:ascii="Latha" w:hAnsi="Latha" w:cs="Latha"/>
+                <w:szCs w:val="24"/>
+                <w:highlight w:val="green"/>
+                <w:cs/>
+                <w:lang w:bidi="ta-IN"/>
+              </w:rPr>
+              <w:t>வ்</w:t>
+            </w:r>
+            <w:r>
+              <w:rPr>
+                <w:rFonts w:ascii="Latha" w:hAnsi="Latha" w:cs="Latha"/>
+                <w:b/>
+                <w:bCs/>
+                <w:i/>
+                <w:iCs/>
+                <w:szCs w:val="24"/>
+                <w:highlight w:val="green"/>
+                <w:cs/>
+                <w:lang w:bidi="ta-IN"/>
+              </w:rPr>
+              <w:t>ரு</w:t>
+            </w:r>
+            <w:r>
+              <w:rPr>
+                <w:rFonts w:ascii="Latha" w:hAnsi="Latha" w:cs="Latha"/>
+                <w:szCs w:val="24"/>
+                <w:cs/>
+                <w:lang w:bidi="ta-IN"/>
+              </w:rPr>
+              <w:t>ஷண்</w:t>
+            </w:r>
+            <w:r>
+              <w:rPr>
+                <w:rFonts w:ascii="Latha" w:hAnsi="Latha" w:cs="Latha"/>
+                <w:szCs w:val="24"/>
+                <w:highlight w:val="green"/>
+                <w:cs/>
+                <w:lang w:bidi="ta-IN"/>
+              </w:rPr>
+              <w:t>வஸூ</w:t>
+            </w:r>
+            <w:r>
+              <w:rPr>
+                <w:rFonts w:ascii="BRH Tamil Tab Extra" w:hAnsi="BRH Tamil Tab Extra" w:cs="Latha"/>
+                <w:b/>
+                <w:bCs/>
+                <w:szCs w:val="28"/>
+                <w:highlight w:val="yellow"/>
+                <w:lang w:bidi="ta-IN"/>
+              </w:rPr>
+              <w:t>…</w:t>
+            </w:r>
+            <w:r>
+              <w:rPr>
+                <w:rFonts w:ascii="Latha" w:hAnsi="Latha" w:cs="Latha"/>
+                <w:szCs w:val="24"/>
+                <w:cs/>
+                <w:lang w:bidi="ta-IN"/>
+              </w:rPr>
+              <w:t xml:space="preserve"> </w:t>
+            </w:r>
+            <w:r>
+              <w:rPr>
+                <w:rFonts w:ascii="Latha" w:hAnsi="Latha" w:cs="Latha"/>
+                <w:szCs w:val="24"/>
+                <w:cs/>
+                <w:lang w:bidi="ta-IN"/>
+              </w:rPr>
+              <w:t>யா</w:t>
+            </w:r>
+            <w:r>
+              <w:rPr>
                 <w:rFonts w:ascii="BRH Devanagari Extra" w:hAnsi="BRH Devanagari Extra" w:cs="BRH Devanagari Extra"/>
                 <w:color w:val="000000"/>
                 <w:sz w:val="32"/>
                 <w:szCs w:val="32"/>
               </w:rPr>
-              <w:t>rÉÉqÉåþ uÉ×wÉh</w:t>
-            </w:r>
-            <w:r>
-              <w:rPr>
-                <w:rFonts w:ascii="BRH Devanagari Extra" w:hAnsi="BRH Devanagari Extra" w:cs="BRH Devanagari Extra"/>
-                <w:color w:val="000000"/>
-                <w:sz w:val="32"/>
-                <w:szCs w:val="32"/>
+              <w:t>×</w:t>
+            </w:r>
+            <w:r>
+              <w:rPr>
+                <w:rFonts w:ascii="Latha" w:hAnsi="Latha" w:cs="Latha"/>
+                <w:szCs w:val="24"/>
+                <w:cs/>
+                <w:lang w:bidi="ta-IN"/>
+              </w:rPr>
+              <w:t>மே</w:t>
+            </w:r>
+            <w:r>
+              <w:rPr>
+                <w:rFonts w:ascii="BRH Tamil Tab Extra" w:hAnsi="BRH Tamil Tab Extra" w:cs="Latha"/>
+                <w:b/>
+                <w:bCs/>
+                <w:szCs w:val="28"/>
+                <w:lang w:bidi="ta-IN"/>
+              </w:rPr>
+              <w:t>…</w:t>
+            </w:r>
+            <w:r>
+              <w:rPr>
+                <w:rFonts w:ascii="Latha" w:hAnsi="Latha" w:cs="Latha"/>
+                <w:szCs w:val="24"/>
+                <w:lang w:bidi="ta-IN"/>
+              </w:rPr>
+              <w:t xml:space="preserve"> </w:t>
+            </w:r>
+            <w:r>
+              <w:rPr>
+                <w:rFonts w:ascii="Latha" w:hAnsi="Latha" w:cs="Latha"/>
+                <w:szCs w:val="24"/>
+                <w:cs/>
+                <w:lang w:bidi="ta-IN"/>
+              </w:rPr>
+              <w:t>யாமே</w:t>
+            </w:r>
+            <w:r>
+              <w:rPr>
+                <w:rFonts w:ascii="BRH Tamil Tab Extra" w:hAnsi="BRH Tamil Tab Extra" w:cs="Latha"/>
+                <w:b/>
+                <w:bCs/>
+                <w:szCs w:val="28"/>
+                <w:lang w:bidi="ta-IN"/>
+              </w:rPr>
+              <w:t>†</w:t>
+            </w:r>
+            <w:r>
+              <w:rPr>
+                <w:rFonts w:ascii="Latha" w:hAnsi="Latha" w:cs="Latha"/>
+                <w:szCs w:val="24"/>
+                <w:lang w:bidi="ta-IN"/>
+              </w:rPr>
+              <w:t xml:space="preserve"> </w:t>
+            </w:r>
+            <w:r>
+              <w:rPr>
+                <w:rFonts w:ascii="Latha" w:hAnsi="Latha" w:cs="Latha"/>
+                <w:szCs w:val="24"/>
+                <w:cs/>
+                <w:lang w:bidi="ta-IN"/>
+              </w:rPr>
+              <w:t>வ்</w:t>
+            </w:r>
+            <w:r>
+              <w:rPr>
+                <w:rFonts w:ascii="Latha" w:hAnsi="Latha" w:cs="Latha"/>
+                <w:b/>
+                <w:bCs/>
+                <w:i/>
+                <w:iCs/>
+                <w:szCs w:val="24"/>
+                <w:cs/>
+                <w:lang w:bidi="ta-IN"/>
+              </w:rPr>
+              <w:t>ரு</w:t>
+            </w:r>
+            <w:r>
+              <w:rPr>
+                <w:rFonts w:ascii="Latha" w:hAnsi="Latha" w:cs="Latha"/>
+                <w:szCs w:val="24"/>
+                <w:cs/>
+                <w:lang w:bidi="ta-IN"/>
+              </w:rPr>
+              <w:t>ஷண்</w:t>
+            </w:r>
+            <w:r>
+              <w:rPr>
+                <w:rFonts w:ascii="Latha" w:hAnsi="Latha" w:cs="Latha"/>
+                <w:szCs w:val="24"/>
                 <w:highlight w:val="green"/>
-              </w:rPr>
-              <w:t>uÉ</w:t>
-            </w:r>
-            <w:r>
-              <w:rPr>
-                <w:rFonts w:ascii="BRH Devanagari Extra" w:hAnsi="BRH Devanagari Extra" w:cs="BRH Devanagari Extra"/>
-                <w:color w:val="000000"/>
-                <w:sz w:val="32"/>
-                <w:szCs w:val="32"/>
-              </w:rPr>
-              <w:t xml:space="preserve">xÉÔ </w:t>
-            </w:r>
-            <w:r>
-              <w:rPr>
-                <w:rFonts w:ascii="BRH Devanagari Extra" w:hAnsi="BRH Devanagari Extra" w:cs="BRH Devanagari Extra"/>
-                <w:color w:val="000000"/>
-                <w:sz w:val="32"/>
-                <w:szCs w:val="32"/>
+                <w:cs/>
+                <w:lang w:bidi="ta-IN"/>
+              </w:rPr>
+              <w:t>வஸூ</w:t>
+            </w:r>
+            <w:r>
+              <w:rPr>
+                <w:rFonts w:ascii="Latha" w:hAnsi="Latha" w:cs="Latha"/>
+                <w:szCs w:val="24"/>
+                <w:cs/>
+                <w:lang w:bidi="ta-IN"/>
+              </w:rPr>
+              <w:t xml:space="preserve"> </w:t>
+            </w:r>
+            <w:r>
+              <w:rPr>
+                <w:rFonts w:ascii="Latha" w:hAnsi="Latha" w:cs="Latha"/>
+                <w:szCs w:val="24"/>
+                <w:lang w:bidi="ta-IN"/>
+              </w:rPr>
+              <w:t>|</w:t>
+            </w:r>
+          </w:p>
+          <w:p>
+            <w:pPr>
+              <w:autoSpaceDE w:val="0"/>
+              <w:autoSpaceDN w:val="0"/>
+              <w:adjustRightInd w:val="0"/>
+              <w:rPr>
+                <w:rFonts w:ascii="Latha" w:hAnsi="Latha" w:cs="Latha"/>
+                <w:szCs w:val="24"/>
+                <w:lang w:bidi="ta-IN"/>
+              </w:rPr>
+            </w:pPr>
+            <w:r>
+              <w:rPr>
+                <w:rFonts w:ascii="Latha" w:hAnsi="Latha" w:cs="Latha"/>
+                <w:b/>
+                <w:bCs/>
+                <w:szCs w:val="24"/>
+                <w:cs/>
+                <w:lang w:bidi="ta-IN"/>
+              </w:rPr>
+              <w:t>40</w:t>
+            </w:r>
+            <w:r>
+              <w:rPr>
+                <w:rFonts w:ascii="Latha" w:hAnsi="Latha" w:cs="Latha"/>
+                <w:b/>
+                <w:bCs/>
+                <w:szCs w:val="24"/>
+                <w:lang w:bidi="ta-IN"/>
+              </w:rPr>
+              <w:t>)</w:t>
+            </w:r>
+            <w:r>
+              <w:rPr>
+                <w:rFonts w:ascii="Latha" w:hAnsi="Latha" w:cs="Latha"/>
+                <w:szCs w:val="24"/>
+                <w:lang w:bidi="ta-IN"/>
+              </w:rPr>
+              <w:tab/>
+            </w:r>
+            <w:r>
+              <w:rPr>
+                <w:rFonts w:ascii="Latha" w:hAnsi="Latha" w:cs="Latha"/>
+                <w:b/>
+                <w:bCs/>
+                <w:szCs w:val="24"/>
+                <w:cs/>
+                <w:lang w:bidi="ta-IN"/>
+              </w:rPr>
+              <w:t>4.1</w:t>
+            </w:r>
+            <w:r>
+              <w:rPr>
+                <w:rFonts w:ascii="Latha" w:hAnsi="Latha" w:cs="Latha"/>
+                <w:b/>
+                <w:bCs/>
+                <w:szCs w:val="24"/>
+                <w:lang w:bidi="ta-IN"/>
+              </w:rPr>
+              <w:t>.2.</w:t>
+            </w:r>
+            <w:r>
+              <w:rPr>
+                <w:rFonts w:ascii="Latha" w:hAnsi="Latha" w:cs="Latha"/>
+                <w:b/>
+                <w:bCs/>
+                <w:szCs w:val="24"/>
+                <w:cs/>
+                <w:lang w:bidi="ta-IN"/>
+              </w:rPr>
+              <w:t>1</w:t>
+            </w:r>
+            <w:r>
+              <w:rPr>
+                <w:rFonts w:ascii="Latha" w:hAnsi="Latha" w:cs="Latha"/>
+                <w:b/>
+                <w:bCs/>
+                <w:szCs w:val="24"/>
+                <w:lang w:bidi="ta-IN"/>
+              </w:rPr>
+              <w:t>(3</w:t>
+            </w:r>
+            <w:r>
+              <w:rPr>
+                <w:rFonts w:ascii="Latha" w:hAnsi="Latha" w:cs="Latha"/>
+                <w:b/>
+                <w:bCs/>
+                <w:szCs w:val="24"/>
+                <w:cs/>
+                <w:lang w:bidi="ta-IN"/>
+              </w:rPr>
+              <w:t>9</w:t>
+            </w:r>
+            <w:r>
+              <w:rPr>
+                <w:rFonts w:ascii="Latha" w:hAnsi="Latha" w:cs="Latha"/>
+                <w:b/>
+                <w:bCs/>
+                <w:szCs w:val="24"/>
+                <w:lang w:bidi="ta-IN"/>
+              </w:rPr>
+              <w:t>)</w:t>
+            </w:r>
+            <w:r>
+              <w:rPr>
+                <w:rFonts w:ascii="Latha" w:hAnsi="Latha" w:cs="Latha"/>
+                <w:szCs w:val="24"/>
+                <w:lang w:bidi="ta-IN"/>
+              </w:rPr>
+              <w:t xml:space="preserve">-  </w:t>
+            </w:r>
+            <w:r>
+              <w:rPr>
+                <w:rFonts w:ascii="Latha" w:hAnsi="Latha" w:cs="Latha"/>
+                <w:szCs w:val="24"/>
+                <w:cs/>
+                <w:lang w:bidi="ta-IN"/>
+              </w:rPr>
+              <w:t>வ்</w:t>
+            </w:r>
+            <w:r>
+              <w:rPr>
+                <w:rFonts w:ascii="Latha" w:hAnsi="Latha" w:cs="Latha"/>
+                <w:b/>
+                <w:bCs/>
+                <w:i/>
+                <w:iCs/>
+                <w:szCs w:val="24"/>
+                <w:cs/>
+                <w:lang w:bidi="ta-IN"/>
+              </w:rPr>
+              <w:t>ரு</w:t>
+            </w:r>
+            <w:r>
+              <w:rPr>
+                <w:rFonts w:ascii="BRH Tamil Tab Extra" w:hAnsi="BRH Tamil Tab Extra" w:cs="Latha"/>
+                <w:b/>
+                <w:bCs/>
+                <w:szCs w:val="28"/>
+                <w:lang w:bidi="ta-IN"/>
+              </w:rPr>
+              <w:t>…</w:t>
+            </w:r>
+            <w:r>
+              <w:rPr>
+                <w:rFonts w:ascii="Latha" w:hAnsi="Latha" w:cs="Latha"/>
+                <w:szCs w:val="24"/>
+                <w:cs/>
+                <w:lang w:bidi="ta-IN"/>
+              </w:rPr>
+              <w:t>ஷ</w:t>
+            </w:r>
+            <w:r>
+              <w:rPr>
+                <w:rFonts w:ascii="BRH Tamil Tab Extra" w:hAnsi="BRH Tamil Tab Extra" w:cs="Latha"/>
+                <w:b/>
+                <w:bCs/>
+                <w:szCs w:val="28"/>
+                <w:lang w:bidi="ta-IN"/>
+              </w:rPr>
+              <w:t>…</w:t>
+            </w:r>
+            <w:r>
+              <w:rPr>
+                <w:rFonts w:ascii="Latha" w:hAnsi="Latha" w:cs="Latha"/>
+                <w:szCs w:val="24"/>
+                <w:cs/>
+                <w:lang w:bidi="ta-IN"/>
+              </w:rPr>
+              <w:t>ண்</w:t>
+            </w:r>
+            <w:r>
+              <w:rPr>
+                <w:rFonts w:ascii="Latha" w:hAnsi="Latha" w:cs="Latha"/>
+                <w:szCs w:val="24"/>
                 <w:highlight w:val="green"/>
-              </w:rPr>
-              <w:t>uÉ</w:t>
-            </w:r>
-            <w:r>
-              <w:rPr>
-                <w:rFonts w:ascii="BRH Devanagari Extra" w:hAnsi="BRH Devanagari Extra" w:cs="BRH Devanagari Extra"/>
-                <w:color w:val="000000"/>
-                <w:sz w:val="32"/>
-                <w:szCs w:val="32"/>
-              </w:rPr>
-              <w:t>×wÉ</w:t>
-            </w:r>
-            <w:r>
-              <w:rPr>
-                <w:rFonts w:ascii="BRH Devanagari Extra" w:hAnsi="BRH Devanagari Extra" w:cs="BRH Devanagari Extra"/>
-                <w:color w:val="000000"/>
-                <w:sz w:val="32"/>
-                <w:szCs w:val="32"/>
+                <w:cs/>
+                <w:lang w:bidi="ta-IN"/>
+              </w:rPr>
+              <w:t>வ</w:t>
+            </w:r>
+            <w:r>
+              <w:rPr>
+                <w:rFonts w:ascii="BRH Tamil Tab Extra" w:hAnsi="BRH Tamil Tab Extra" w:cs="Latha"/>
+                <w:b/>
+                <w:bCs/>
+                <w:szCs w:val="28"/>
                 <w:highlight w:val="green"/>
-              </w:rPr>
-              <w:t>huÉxÉÔ</w:t>
-            </w:r>
-            <w:r>
-              <w:rPr>
-                <w:rFonts w:ascii="BRH Malayalam Extra" w:hAnsi="BRH Malayalam Extra" w:cs="BRH Devanagari Extra"/>
-                <w:color w:val="000000"/>
-                <w:szCs w:val="32"/>
-                <w:highlight w:val="yellow"/>
-              </w:rPr>
-              <w:t>–</w:t>
-            </w:r>
-            <w:r>
-              <w:rPr>
-                <w:rFonts w:ascii="BRH Devanagari Extra" w:hAnsi="BRH Devanagari Extra" w:cs="BRH Devanagari Extra"/>
-                <w:color w:val="000000"/>
-                <w:sz w:val="32"/>
-                <w:szCs w:val="32"/>
-              </w:rPr>
-              <w:t xml:space="preserve"> rÉÉqÉå</w:t>
-            </w:r>
-            <w:r>
-              <w:rPr>
-                <w:rFonts w:ascii="BRH Malayalam Extra" w:hAnsi="BRH Malayalam Extra" w:cs="BRH Devanagari Extra"/>
-                <w:color w:val="000000"/>
-                <w:szCs w:val="32"/>
-              </w:rPr>
-              <w:t>–</w:t>
-            </w:r>
-            <w:r>
-              <w:rPr>
-                <w:rFonts w:ascii="BRH Devanagari Extra" w:hAnsi="BRH Devanagari Extra" w:cs="BRH Devanagari Extra"/>
-                <w:color w:val="000000"/>
-                <w:sz w:val="32"/>
-                <w:szCs w:val="32"/>
-              </w:rPr>
-              <w:t xml:space="preserve"> rÉÉqÉåþ uÉ×wÉh</w:t>
-            </w:r>
-            <w:r>
-              <w:rPr>
-                <w:rFonts w:ascii="BRH Devanagari Extra" w:hAnsi="BRH Devanagari Extra" w:cs="BRH Devanagari Extra"/>
-                <w:color w:val="000000"/>
-                <w:sz w:val="32"/>
-                <w:szCs w:val="32"/>
+                <w:lang w:bidi="ta-IN"/>
+              </w:rPr>
+              <w:t>…</w:t>
+            </w:r>
+            <w:r>
+              <w:rPr>
+                <w:rFonts w:ascii="Latha" w:hAnsi="Latha" w:cs="Latha"/>
+                <w:szCs w:val="24"/>
                 <w:highlight w:val="green"/>
-              </w:rPr>
-              <w:t>uÉxÉ</w:t>
-            </w:r>
-            <w:r>
-              <w:rPr>
-                <w:rFonts w:ascii="BRH Malayalam Extra" w:hAnsi="BRH Malayalam Extra" w:cs="BRH Devanagari Extra"/>
-                <w:color w:val="000000"/>
-                <w:szCs w:val="32"/>
-              </w:rPr>
-              <w:t>–</w:t>
-            </w:r>
-            <w:r>
-              <w:rPr>
-                <w:rFonts w:ascii="BRH Devanagari Extra" w:hAnsi="BRH Devanagari Extra" w:cs="BRH Devanagari Extra"/>
-                <w:color w:val="000000"/>
-                <w:sz w:val="32"/>
-                <w:szCs w:val="32"/>
-              </w:rPr>
-              <w:t xml:space="preserve">Ô | </w:t>
+                <w:cs/>
+                <w:lang w:bidi="ta-IN"/>
+              </w:rPr>
+              <w:t>ஸூ</w:t>
+            </w:r>
+            <w:r>
+              <w:rPr>
+                <w:rFonts w:ascii="BRH Tamil Tab Extra" w:hAnsi="BRH Tamil Tab Extra" w:cs="Latha"/>
+                <w:b/>
+                <w:bCs/>
+                <w:szCs w:val="28"/>
+                <w:lang w:bidi="ta-IN"/>
+              </w:rPr>
+              <w:t>…</w:t>
+            </w:r>
+            <w:r>
+              <w:rPr>
+                <w:rFonts w:ascii="Latha" w:hAnsi="Latha" w:cs="Latha"/>
+                <w:szCs w:val="24"/>
+                <w:cs/>
+                <w:lang w:bidi="ta-IN"/>
+              </w:rPr>
+              <w:t xml:space="preserve"> </w:t>
+            </w:r>
+            <w:r>
+              <w:rPr>
+                <w:rFonts w:ascii="Latha" w:hAnsi="Latha" w:cs="Latha"/>
+                <w:szCs w:val="24"/>
+                <w:lang w:bidi="ta-IN"/>
+              </w:rPr>
+              <w:t>||</w:t>
             </w:r>
           </w:p>
           <w:p>
@@ -1256,189 +2039,6 @@
               <w:adjustRightInd w:val="0"/>
               <w:spacing w:before="0" w:line="240" w:lineRule="auto"/>
               <w:rPr>
-                <w:rFonts w:ascii="BRH Devanagari Extra" w:hAnsi="BRH Devanagari Extra" w:cs="BRH Devanagari Extra"/>
-                <w:sz w:val="32"/>
-                <w:szCs w:val="32"/>
-              </w:rPr>
-            </w:pPr>
-            <w:r>
-              <w:rPr>
-                <w:rFonts w:cs="BRH Devanagari Extra"/>
-                <w:szCs w:val="32"/>
-              </w:rPr>
-              <w:t>40</w:t>
-            </w:r>
-            <w:r>
-              <w:rPr>
-                <w:rFonts w:ascii="BRH Devanagari Extra" w:hAnsi="BRH Devanagari Extra" w:cs="BRH Devanagari Extra"/>
-                <w:sz w:val="32"/>
-                <w:szCs w:val="32"/>
-              </w:rPr>
-              <w:t>)</w:t>
-            </w:r>
-            <w:r>
-              <w:rPr>
-                <w:rFonts w:ascii="BRH Devanagari Extra" w:hAnsi="BRH Devanagari Extra" w:cs="BRH Devanagari Extra"/>
-                <w:sz w:val="32"/>
-                <w:szCs w:val="32"/>
-              </w:rPr>
-              <w:tab/>
-            </w:r>
-            <w:r>
-              <w:rPr>
-                <w:rFonts w:cs="BRH Devanagari Extra"/>
-                <w:szCs w:val="32"/>
-              </w:rPr>
-              <w:t>4</w:t>
-            </w:r>
-            <w:r>
-              <w:rPr>
-                <w:rFonts w:ascii="BRH Devanagari Extra" w:hAnsi="BRH Devanagari Extra" w:cs="BRH Devanagari Extra"/>
-                <w:sz w:val="32"/>
-                <w:szCs w:val="32"/>
-              </w:rPr>
-              <w:t>.</w:t>
-            </w:r>
-            <w:r>
-              <w:rPr>
-                <w:rFonts w:cs="BRH Devanagari Extra"/>
-                <w:szCs w:val="32"/>
-              </w:rPr>
-              <w:t>1</w:t>
-            </w:r>
-            <w:r>
-              <w:rPr>
-                <w:rFonts w:ascii="BRH Devanagari Extra" w:hAnsi="BRH Devanagari Extra" w:cs="BRH Devanagari Extra"/>
-                <w:sz w:val="32"/>
-                <w:szCs w:val="32"/>
-              </w:rPr>
-              <w:t>.</w:t>
-            </w:r>
-            <w:r>
-              <w:rPr>
-                <w:rFonts w:cs="BRH Devanagari Extra"/>
-                <w:szCs w:val="32"/>
-              </w:rPr>
-              <w:t>2</w:t>
-            </w:r>
-            <w:r>
-              <w:rPr>
-                <w:rFonts w:ascii="BRH Devanagari Extra" w:hAnsi="BRH Devanagari Extra" w:cs="BRH Devanagari Extra"/>
-                <w:sz w:val="32"/>
-                <w:szCs w:val="32"/>
-              </w:rPr>
-              <w:t>.</w:t>
-            </w:r>
-            <w:r>
-              <w:rPr>
-                <w:rFonts w:cs="BRH Devanagari Extra"/>
-                <w:szCs w:val="32"/>
-              </w:rPr>
-              <w:t>1</w:t>
-            </w:r>
-            <w:r>
-              <w:rPr>
-                <w:rFonts w:ascii="BRH Devanagari Extra" w:hAnsi="BRH Devanagari Extra" w:cs="BRH Devanagari Extra"/>
-                <w:sz w:val="32"/>
-                <w:szCs w:val="32"/>
-              </w:rPr>
-              <w:t>(</w:t>
-            </w:r>
-            <w:r>
-              <w:rPr>
-                <w:rFonts w:cs="BRH Devanagari Extra"/>
-                <w:szCs w:val="32"/>
-              </w:rPr>
-              <w:t>39</w:t>
-            </w:r>
-            <w:r>
-              <w:rPr>
-                <w:rFonts w:ascii="BRH Devanagari Extra" w:hAnsi="BRH Devanagari Extra" w:cs="BRH Devanagari Extra"/>
-                <w:sz w:val="32"/>
-                <w:szCs w:val="32"/>
-              </w:rPr>
-              <w:t>)- uÉ×</w:t>
-            </w:r>
-            <w:r>
-              <w:rPr>
-                <w:rFonts w:ascii="BRH Malayalam Extra" w:hAnsi="BRH Malayalam Extra" w:cs="BRH Devanagari Extra"/>
-                <w:szCs w:val="32"/>
-              </w:rPr>
-              <w:t>–</w:t>
-            </w:r>
-            <w:r>
-              <w:rPr>
-                <w:rFonts w:ascii="BRH Devanagari Extra" w:hAnsi="BRH Devanagari Extra" w:cs="BRH Devanagari Extra"/>
-                <w:sz w:val="32"/>
-                <w:szCs w:val="32"/>
-              </w:rPr>
-              <w:t>wÉ</w:t>
-            </w:r>
-            <w:r>
-              <w:rPr>
-                <w:rFonts w:ascii="BRH Malayalam Extra" w:hAnsi="BRH Malayalam Extra" w:cs="BRH Devanagari Extra"/>
-                <w:szCs w:val="32"/>
-              </w:rPr>
-              <w:t>–</w:t>
-            </w:r>
-            <w:r>
-              <w:rPr>
-                <w:rFonts w:ascii="BRH Devanagari Extra" w:hAnsi="BRH Devanagari Extra" w:cs="BRH Devanagari Extra"/>
-                <w:sz w:val="32"/>
-                <w:szCs w:val="32"/>
-              </w:rPr>
-              <w:t>h</w:t>
-            </w:r>
-            <w:r>
-              <w:rPr>
-                <w:rFonts w:ascii="BRH Devanagari Extra" w:hAnsi="BRH Devanagari Extra" w:cs="BRH Devanagari Extra"/>
-                <w:sz w:val="32"/>
-                <w:szCs w:val="32"/>
-              </w:rPr>
-              <w:t>uÉ</w:t>
-            </w:r>
-            <w:r>
-              <w:rPr>
-                <w:rFonts w:ascii="BRH Malayalam Extra" w:hAnsi="BRH Malayalam Extra" w:cs="BRH Devanagari Extra"/>
-                <w:szCs w:val="32"/>
-                <w:highlight w:val="green"/>
-              </w:rPr>
-              <w:t>–</w:t>
-            </w:r>
-            <w:r>
-              <w:rPr>
-                <w:rFonts w:ascii="BRH Devanagari Extra" w:hAnsi="BRH Devanagari Extra" w:cs="BRH Devanagari Extra"/>
-                <w:sz w:val="32"/>
-                <w:szCs w:val="32"/>
-                <w:highlight w:val="green"/>
-              </w:rPr>
-              <w:t>xÉÔ</w:t>
-            </w:r>
-            <w:r>
-              <w:rPr>
-                <w:rFonts w:ascii="BRH Malayalam Extra" w:hAnsi="BRH Malayalam Extra" w:cs="BRH Devanagari Extra"/>
-                <w:color w:val="000000"/>
-                <w:szCs w:val="32"/>
-              </w:rPr>
-              <w:t>–</w:t>
-            </w:r>
-            <w:r>
-              <w:rPr>
-                <w:rFonts w:ascii="BRH Devanagari Extra" w:hAnsi="BRH Devanagari Extra" w:cs="BRH Devanagari Extra"/>
-                <w:sz w:val="32"/>
-                <w:szCs w:val="32"/>
-              </w:rPr>
-              <w:t xml:space="preserve"> ||</w:t>
-            </w:r>
-          </w:p>
-          <w:p>
-            <w:pPr>
-              <w:widowControl w:val="0"/>
-              <w:autoSpaceDE w:val="0"/>
-              <w:autoSpaceDN w:val="0"/>
-              <w:adjustRightInd w:val="0"/>
-              <w:spacing w:before="0" w:line="240" w:lineRule="auto"/>
-              <w:rPr>
                 <w:rFonts w:cs="BRH Malayalam Extra"/>
                 <w:color w:val="FF0000"/>
                 <w:szCs w:val="40"/>
@@ -1446,114 +2046,212 @@
             </w:pPr>
             <w:r>
               <w:rPr>
-                <w:rFonts w:ascii="BRH Devanagari Extra" w:hAnsi="BRH Devanagari Extra" w:cs="BRH Devanagari Extra"/>
-                <w:color w:val="000000"/>
-                <w:sz w:val="32"/>
-                <w:szCs w:val="32"/>
-              </w:rPr>
-              <w:t>uÉ×</w:t>
-            </w:r>
-            <w:r>
-              <w:rPr>
-                <w:rFonts w:ascii="BRH Malayalam Extra" w:hAnsi="BRH Malayalam Extra" w:cs="BRH Devanagari Extra"/>
-                <w:color w:val="000000"/>
-                <w:szCs w:val="32"/>
-              </w:rPr>
-              <w:t>–</w:t>
-            </w:r>
-            <w:r>
-              <w:rPr>
-                <w:rFonts w:ascii="BRH Devanagari Extra" w:hAnsi="BRH Devanagari Extra" w:cs="BRH Devanagari Extra"/>
-                <w:color w:val="000000"/>
-                <w:sz w:val="32"/>
-                <w:szCs w:val="32"/>
-              </w:rPr>
-              <w:t>wÉ</w:t>
-            </w:r>
-            <w:r>
-              <w:rPr>
-                <w:rFonts w:ascii="BRH Malayalam Extra" w:hAnsi="BRH Malayalam Extra" w:cs="BRH Devanagari Extra"/>
-                <w:color w:val="000000"/>
-                <w:szCs w:val="32"/>
-              </w:rPr>
-              <w:t>–</w:t>
-            </w:r>
-            <w:r>
-              <w:rPr>
-                <w:rFonts w:ascii="BRH Devanagari Extra" w:hAnsi="BRH Devanagari Extra" w:cs="BRH Devanagari Extra"/>
-                <w:color w:val="000000"/>
-                <w:sz w:val="32"/>
-                <w:szCs w:val="32"/>
-              </w:rPr>
-              <w:t>huÉ</w:t>
-            </w:r>
-            <w:r>
-              <w:rPr>
-                <w:rFonts w:ascii="BRH Malayalam Extra" w:hAnsi="BRH Malayalam Extra" w:cs="BRH Devanagari Extra"/>
-                <w:color w:val="000000"/>
-                <w:szCs w:val="32"/>
-              </w:rPr>
-              <w:t>–</w:t>
-            </w:r>
-            <w:r>
-              <w:rPr>
-                <w:rFonts w:ascii="BRH Devanagari Extra" w:hAnsi="BRH Devanagari Extra" w:cs="BRH Devanagari Extra"/>
-                <w:color w:val="000000"/>
-                <w:sz w:val="32"/>
-                <w:szCs w:val="32"/>
-              </w:rPr>
-              <w:t>xÉÔ</w:t>
-            </w:r>
-            <w:r>
-              <w:rPr>
-                <w:rFonts w:ascii="BRH Malayalam Extra" w:hAnsi="BRH Malayalam Extra" w:cs="BRH Devanagari Extra"/>
-                <w:color w:val="000000"/>
-                <w:szCs w:val="32"/>
-              </w:rPr>
-              <w:t>–</w:t>
-            </w:r>
-            <w:r>
-              <w:rPr>
-                <w:rFonts w:ascii="BRH Devanagari Extra" w:hAnsi="BRH Devanagari Extra" w:cs="BRH Devanagari Extra"/>
-                <w:color w:val="000000"/>
-                <w:sz w:val="32"/>
-                <w:szCs w:val="32"/>
-              </w:rPr>
-              <w:t xml:space="preserve"> CÌiÉþ uÉ×wÉhÉç - uÉ</w:t>
-            </w:r>
-            <w:r>
-              <w:rPr>
-                <w:rFonts w:ascii="BRH Malayalam Extra" w:hAnsi="BRH Malayalam Extra" w:cs="BRH Devanagari Extra"/>
-                <w:color w:val="000000"/>
-                <w:szCs w:val="32"/>
-              </w:rPr>
-              <w:t>–</w:t>
-            </w:r>
-            <w:r>
-              <w:rPr>
-                <w:rFonts w:ascii="BRH Devanagari Extra" w:hAnsi="BRH Devanagari Extra" w:cs="BRH Devanagari Extra"/>
-                <w:color w:val="000000"/>
-                <w:sz w:val="32"/>
-                <w:szCs w:val="32"/>
-              </w:rPr>
-              <w:t>xÉÔ</w:t>
-            </w:r>
-            <w:r>
-              <w:rPr>
-                <w:rFonts w:ascii="BRH Malayalam Extra" w:hAnsi="BRH Malayalam Extra" w:cs="BRH Devanagari Extra"/>
-                <w:color w:val="000000"/>
-                <w:szCs w:val="32"/>
-              </w:rPr>
-              <w:t>–</w:t>
-            </w:r>
-            <w:r>
-              <w:rPr>
-                <w:rFonts w:ascii="BRH Devanagari Extra" w:hAnsi="BRH Devanagari Extra" w:cs="BRH Devanagari Extra"/>
-                <w:color w:val="000000"/>
-                <w:sz w:val="32"/>
-                <w:szCs w:val="32"/>
-              </w:rPr>
-              <w:t xml:space="preserve"> | </w:t>
+                <w:rFonts w:ascii="Latha" w:hAnsi="Latha" w:cs="Latha"/>
+                <w:szCs w:val="24"/>
+                <w:cs/>
+                <w:lang w:bidi="ta-IN"/>
+              </w:rPr>
+              <w:t>வ்</w:t>
+            </w:r>
+            <w:r>
+              <w:rPr>
+                <w:rFonts w:ascii="Latha" w:hAnsi="Latha" w:cs="Latha"/>
+                <w:b/>
+                <w:bCs/>
+                <w:i/>
+                <w:iCs/>
+                <w:szCs w:val="24"/>
+                <w:cs/>
+                <w:lang w:bidi="ta-IN"/>
+              </w:rPr>
+              <w:t>ரு</w:t>
+            </w:r>
+            <w:r>
+              <w:rPr>
+                <w:rFonts w:ascii="BRH Tamil Tab Extra" w:hAnsi="BRH Tamil Tab Extra" w:cs="Latha"/>
+                <w:b/>
+                <w:bCs/>
+                <w:szCs w:val="28"/>
+                <w:lang w:bidi="ta-IN"/>
+              </w:rPr>
+              <w:t>…</w:t>
+            </w:r>
+            <w:r>
+              <w:rPr>
+                <w:rFonts w:ascii="Latha" w:hAnsi="Latha" w:cs="Latha"/>
+                <w:szCs w:val="24"/>
+                <w:cs/>
+                <w:lang w:bidi="ta-IN"/>
+              </w:rPr>
+              <w:t>ஷ</w:t>
+            </w:r>
+            <w:r>
+              <w:rPr>
+                <w:rFonts w:ascii="BRH Tamil Tab Extra" w:hAnsi="BRH Tamil Tab Extra" w:cs="Latha"/>
+                <w:b/>
+                <w:bCs/>
+                <w:szCs w:val="28"/>
+                <w:lang w:bidi="ta-IN"/>
+              </w:rPr>
+              <w:t>…</w:t>
+            </w:r>
+            <w:r>
+              <w:rPr>
+                <w:rFonts w:ascii="Latha" w:hAnsi="Latha" w:cs="Latha"/>
+                <w:szCs w:val="24"/>
+                <w:cs/>
+                <w:lang w:bidi="ta-IN"/>
+              </w:rPr>
+              <w:t>ண்வ</w:t>
+            </w:r>
+            <w:r>
+              <w:rPr>
+                <w:rFonts w:ascii="BRH Tamil Tab Extra" w:hAnsi="BRH Tamil Tab Extra" w:cs="Latha"/>
+                <w:b/>
+                <w:bCs/>
+                <w:szCs w:val="28"/>
+                <w:lang w:bidi="ta-IN"/>
+              </w:rPr>
+              <w:t>…</w:t>
+            </w:r>
+            <w:r>
+              <w:rPr>
+                <w:rFonts w:ascii="Latha" w:hAnsi="Latha" w:cs="Latha"/>
+                <w:szCs w:val="24"/>
+                <w:cs/>
+                <w:lang w:bidi="ta-IN"/>
+              </w:rPr>
+              <w:t>ஸூ</w:t>
+            </w:r>
+            <w:r>
+              <w:rPr>
+                <w:rFonts w:ascii="BRH Tamil Tab Extra" w:hAnsi="BRH Tamil Tab Extra" w:cs="Latha"/>
+                <w:b/>
+                <w:bCs/>
+                <w:szCs w:val="28"/>
+                <w:lang w:bidi="ta-IN"/>
+              </w:rPr>
+              <w:t>…</w:t>
+            </w:r>
+            <w:r>
+              <w:rPr>
+                <w:rFonts w:ascii="Latha" w:hAnsi="Latha" w:cs="Latha"/>
+                <w:szCs w:val="24"/>
+                <w:lang w:bidi="ta-IN"/>
+              </w:rPr>
+              <w:t xml:space="preserve"> </w:t>
+            </w:r>
+            <w:r>
+              <w:rPr>
+                <w:rFonts w:ascii="Latha" w:hAnsi="Latha" w:cs="Latha"/>
+                <w:szCs w:val="24"/>
+                <w:cs/>
+                <w:lang w:bidi="ta-IN"/>
+              </w:rPr>
+              <w:t>இதி</w:t>
+            </w:r>
+            <w:r>
+              <w:rPr>
+                <w:rFonts w:ascii="BRH Tamil Tab Extra" w:hAnsi="BRH Tamil Tab Extra" w:cs="Latha"/>
+                <w:b/>
+                <w:bCs/>
+                <w:szCs w:val="28"/>
+                <w:lang w:bidi="ta-IN"/>
+              </w:rPr>
+              <w:t>†</w:t>
+            </w:r>
+            <w:r>
+              <w:rPr>
+                <w:rFonts w:ascii="Latha" w:hAnsi="Latha" w:cs="Latha"/>
+                <w:szCs w:val="24"/>
+                <w:lang w:bidi="ta-IN"/>
+              </w:rPr>
+              <w:t xml:space="preserve"> </w:t>
+            </w:r>
+            <w:r>
+              <w:rPr>
+                <w:rFonts w:ascii="Latha" w:hAnsi="Latha" w:cs="Latha"/>
+                <w:szCs w:val="24"/>
+                <w:cs/>
+                <w:lang w:bidi="ta-IN"/>
+              </w:rPr>
+              <w:t>வ்</w:t>
+            </w:r>
+            <w:r>
+              <w:rPr>
+                <w:rFonts w:ascii="Latha" w:hAnsi="Latha" w:cs="Latha"/>
+                <w:b/>
+                <w:bCs/>
+                <w:i/>
+                <w:iCs/>
+                <w:szCs w:val="24"/>
+                <w:cs/>
+                <w:lang w:bidi="ta-IN"/>
+              </w:rPr>
+              <w:t>ரு</w:t>
+            </w:r>
+            <w:r>
+              <w:rPr>
+                <w:rFonts w:ascii="Latha" w:hAnsi="Latha" w:cs="Latha"/>
+                <w:szCs w:val="24"/>
+                <w:cs/>
+                <w:lang w:bidi="ta-IN"/>
+              </w:rPr>
+              <w:t xml:space="preserve">ஷண் </w:t>
+            </w:r>
+            <w:r>
+              <w:rPr>
+                <w:rFonts w:ascii="Latha" w:hAnsi="Latha" w:cs="Latha"/>
+                <w:szCs w:val="24"/>
+                <w:lang w:bidi="ta-IN"/>
+              </w:rPr>
+              <w:t xml:space="preserve">- </w:t>
+            </w:r>
+            <w:r>
+              <w:rPr>
+                <w:rFonts w:ascii="Latha" w:hAnsi="Latha" w:cs="Latha"/>
+                <w:szCs w:val="24"/>
+                <w:cs/>
+                <w:lang w:bidi="ta-IN"/>
+              </w:rPr>
+              <w:t>வ</w:t>
+            </w:r>
+            <w:r>
+              <w:rPr>
+                <w:rFonts w:ascii="BRH Tamil Tab Extra" w:hAnsi="BRH Tamil Tab Extra" w:cs="Latha"/>
+                <w:b/>
+                <w:bCs/>
+                <w:szCs w:val="28"/>
+                <w:lang w:bidi="ta-IN"/>
+              </w:rPr>
+              <w:t>…</w:t>
+            </w:r>
+            <w:r>
+              <w:rPr>
+                <w:rFonts w:ascii="Latha" w:hAnsi="Latha" w:cs="Latha"/>
+                <w:szCs w:val="24"/>
+                <w:cs/>
+                <w:lang w:bidi="ta-IN"/>
+              </w:rPr>
+              <w:t>ஸூ</w:t>
+            </w:r>
+            <w:r>
+              <w:rPr>
+                <w:rFonts w:ascii="BRH Tamil Tab Extra" w:hAnsi="BRH Tamil Tab Extra" w:cs="Latha"/>
+                <w:b/>
+                <w:bCs/>
+                <w:szCs w:val="28"/>
+                <w:lang w:bidi="ta-IN"/>
+              </w:rPr>
+              <w:t>…</w:t>
+            </w:r>
+            <w:r>
+              <w:rPr>
+                <w:rFonts w:ascii="Latha" w:hAnsi="Latha" w:cs="Latha"/>
+                <w:szCs w:val="24"/>
+                <w:lang w:bidi="ta-IN"/>
+              </w:rPr>
+              <w:t xml:space="preserve"> |</w:t>
             </w:r>
           </w:p>
         </w:tc>
@@ -1574,145 +2272,140 @@
           </w:tcPr>
           <w:p>
             <w:pPr>
-              <w:widowControl w:val="0"/>
               <w:autoSpaceDE w:val="0"/>
               <w:autoSpaceDN w:val="0"/>
               <w:adjustRightInd w:val="0"/>
-              <w:spacing w:before="0" w:line="240" w:lineRule="auto"/>
-              <w:rPr>
-                <w:rFonts w:ascii="BRH Devanagari Extra" w:hAnsi="BRH Devanagari Extra" w:cs="BRH Devanagari Extra"/>
-                <w:color w:val="000000"/>
-                <w:sz w:val="32"/>
-                <w:szCs w:val="32"/>
+              <w:rPr>
+                <w:rFonts w:ascii="Latha" w:hAnsi="Latha" w:cs="Latha"/>
+                <w:szCs w:val="24"/>
+                <w:lang w:bidi="ta-IN"/>
               </w:rPr>
             </w:pPr>
             <w:r>
               <w:rPr>
-                <w:rFonts w:cs="BRH Devanagari Extra"/>
-                <w:color w:val="000000"/>
-                <w:szCs w:val="32"/>
-              </w:rPr>
-              <w:t>14</w:t>
-            </w:r>
-            <w:r>
-              <w:rPr>
-                <w:rFonts w:ascii="BRH Devanagari Extra" w:hAnsi="BRH Devanagari Extra" w:cs="BRH Devanagari Extra"/>
-                <w:color w:val="000000"/>
-                <w:sz w:val="32"/>
-                <w:szCs w:val="32"/>
-              </w:rPr>
-              <w:t>)</w:t>
-            </w:r>
-            <w:r>
-              <w:rPr>
-                <w:rFonts w:ascii="BRH Devanagari Extra" w:hAnsi="BRH Devanagari Extra" w:cs="BRH Devanagari Extra"/>
-                <w:color w:val="000000"/>
-                <w:sz w:val="32"/>
-                <w:szCs w:val="32"/>
+                <w:rFonts w:ascii="Latha" w:hAnsi="Latha" w:cs="Latha"/>
+                <w:b/>
+                <w:bCs/>
+                <w:szCs w:val="24"/>
+                <w:cs/>
+                <w:lang w:bidi="ta-IN"/>
+              </w:rPr>
+              <w:t>14)</w:t>
+            </w:r>
+            <w:r>
+              <w:rPr>
+                <w:rFonts w:ascii="Latha" w:hAnsi="Latha" w:cs="Latha"/>
+                <w:szCs w:val="24"/>
+                <w:lang w:bidi="ta-IN"/>
               </w:rPr>
               <w:tab/>
             </w:r>
             <w:r>
               <w:rPr>
-                <w:rFonts w:cs="BRH Devanagari Extra"/>
-                <w:color w:val="000000"/>
-                <w:szCs w:val="32"/>
-              </w:rPr>
-              <w:t>4</w:t>
-            </w:r>
-            <w:r>
-              <w:rPr>
-                <w:rFonts w:ascii="BRH Devanagari Extra" w:hAnsi="BRH Devanagari Extra" w:cs="BRH Devanagari Extra"/>
-                <w:color w:val="000000"/>
-                <w:sz w:val="32"/>
-                <w:szCs w:val="32"/>
+                <w:rFonts w:ascii="Latha" w:hAnsi="Latha" w:cs="Latha"/>
+                <w:b/>
+                <w:bCs/>
+                <w:szCs w:val="24"/>
+                <w:cs/>
+                <w:lang w:bidi="ta-IN"/>
+              </w:rPr>
+              <w:t>4.1</w:t>
+            </w:r>
+            <w:r>
+              <w:rPr>
+                <w:rFonts w:ascii="Latha" w:hAnsi="Latha" w:cs="Latha"/>
+                <w:b/>
+                <w:bCs/>
+                <w:szCs w:val="24"/>
+                <w:lang w:bidi="ta-IN"/>
               </w:rPr>
               <w:t>.</w:t>
             </w:r>
             <w:r>
               <w:rPr>
-                <w:rFonts w:cs="BRH Devanagari Extra"/>
-                <w:color w:val="000000"/>
-                <w:szCs w:val="32"/>
-              </w:rPr>
-              <w:t>1</w:t>
-            </w:r>
-            <w:r>
-              <w:rPr>
-                <w:rFonts w:ascii="BRH Devanagari Extra" w:hAnsi="BRH Devanagari Extra" w:cs="BRH Devanagari Extra"/>
-                <w:color w:val="000000"/>
-                <w:sz w:val="32"/>
-                <w:szCs w:val="32"/>
-              </w:rPr>
-              <w:t>.</w:t>
-            </w:r>
-            <w:r>
-              <w:rPr>
-                <w:rFonts w:cs="BRH Devanagari Extra"/>
-                <w:color w:val="000000"/>
-                <w:szCs w:val="32"/>
-              </w:rPr>
-              <w:t>4</w:t>
-            </w:r>
-            <w:r>
-              <w:rPr>
-                <w:rFonts w:ascii="BRH Devanagari Extra" w:hAnsi="BRH Devanagari Extra" w:cs="BRH Devanagari Extra"/>
-                <w:color w:val="000000"/>
-                <w:sz w:val="32"/>
-                <w:szCs w:val="32"/>
-              </w:rPr>
-              <w:t>.</w:t>
-            </w:r>
-            <w:r>
-              <w:rPr>
-                <w:rFonts w:cs="BRH Devanagari Extra"/>
-                <w:color w:val="000000"/>
-                <w:szCs w:val="32"/>
-              </w:rPr>
-              <w:t>3</w:t>
-            </w:r>
-            <w:r>
-              <w:rPr>
-                <w:rFonts w:ascii="BRH Devanagari Extra" w:hAnsi="BRH Devanagari Extra" w:cs="BRH Devanagari Extra"/>
-                <w:color w:val="000000"/>
-                <w:sz w:val="32"/>
-                <w:szCs w:val="32"/>
+                <w:rFonts w:ascii="Latha" w:hAnsi="Latha" w:cs="Latha"/>
+                <w:b/>
+                <w:bCs/>
+                <w:szCs w:val="24"/>
+                <w:cs/>
+                <w:lang w:bidi="ta-IN"/>
+              </w:rPr>
+              <w:t>4.3</w:t>
+            </w:r>
+            <w:r>
+              <w:rPr>
+                <w:rFonts w:ascii="Latha" w:hAnsi="Latha" w:cs="Latha"/>
+                <w:b/>
+                <w:bCs/>
+                <w:szCs w:val="24"/>
+                <w:lang w:bidi="ta-IN"/>
               </w:rPr>
               <w:t>(</w:t>
             </w:r>
             <w:r>
               <w:rPr>
-                <w:rFonts w:cs="BRH Devanagari Extra"/>
-                <w:color w:val="000000"/>
-                <w:szCs w:val="32"/>
-              </w:rPr>
-              <w:t>12</w:t>
-            </w:r>
-            <w:r>
-              <w:rPr>
-                <w:rFonts w:ascii="BRH Devanagari Extra" w:hAnsi="BRH Devanagari Extra" w:cs="BRH Devanagari Extra"/>
-                <w:color w:val="000000"/>
-                <w:sz w:val="32"/>
-                <w:szCs w:val="32"/>
-              </w:rPr>
-              <w:t>)- uÉlÉ</w:t>
-            </w:r>
-            <w:r>
-              <w:rPr>
-                <w:rFonts w:ascii="BRH Malayalam Extra" w:hAnsi="BRH Malayalam Extra" w:cs="BRH Devanagari Extra"/>
-                <w:color w:val="000000"/>
-                <w:szCs w:val="32"/>
-              </w:rPr>
-              <w:t>–</w:t>
-            </w:r>
-            <w:r>
-              <w:rPr>
-                <w:rFonts w:ascii="BRH Devanagari Extra" w:hAnsi="BRH Devanagari Extra" w:cs="BRH Devanagari Extra"/>
-                <w:color w:val="000000"/>
-                <w:sz w:val="32"/>
-                <w:szCs w:val="32"/>
-              </w:rPr>
-              <w:t>xmÉiÉÏlÉçþ ||</w:t>
+                <w:rFonts w:ascii="Latha" w:hAnsi="Latha" w:cs="Latha"/>
+                <w:b/>
+                <w:bCs/>
+                <w:szCs w:val="24"/>
+                <w:cs/>
+                <w:lang w:bidi="ta-IN"/>
+              </w:rPr>
+              <w:t>12)</w:t>
+            </w:r>
+            <w:r>
+              <w:rPr>
+                <w:rFonts w:ascii="Latha" w:hAnsi="Latha" w:cs="Latha"/>
+                <w:szCs w:val="24"/>
+                <w:lang w:bidi="ta-IN"/>
+              </w:rPr>
+              <w:t xml:space="preserve">-  </w:t>
+            </w:r>
+            <w:r>
+              <w:rPr>
+                <w:rFonts w:ascii="Latha" w:hAnsi="Latha" w:cs="Latha"/>
+                <w:szCs w:val="24"/>
+                <w:cs/>
+                <w:lang w:bidi="ta-IN"/>
+              </w:rPr>
+              <w:t>வன</w:t>
+            </w:r>
+            <w:r>
+              <w:rPr>
+                <w:rFonts w:ascii="BRH Tamil Tab Extra" w:hAnsi="BRH Tamil Tab Extra" w:cs="Latha"/>
+                <w:b/>
+                <w:bCs/>
+                <w:szCs w:val="28"/>
+                <w:lang w:bidi="ta-IN"/>
+              </w:rPr>
+              <w:t>…</w:t>
+            </w:r>
+            <w:r>
+              <w:rPr>
+                <w:rFonts w:ascii="Latha" w:hAnsi="Latha" w:cs="Latha"/>
+                <w:szCs w:val="24"/>
+                <w:cs/>
+                <w:lang w:bidi="ta-IN"/>
+              </w:rPr>
+              <w:t>ஸ்பதீன்</w:t>
+            </w:r>
+            <w:r>
+              <w:rPr>
+                <w:rFonts w:ascii="BRH Tamil Tab Extra" w:hAnsi="BRH Tamil Tab Extra" w:cs="Latha"/>
+                <w:b/>
+                <w:bCs/>
+                <w:szCs w:val="28"/>
+                <w:lang w:bidi="ta-IN"/>
+              </w:rPr>
+              <w:t>†</w:t>
+            </w:r>
+            <w:r>
+              <w:rPr>
+                <w:rFonts w:ascii="Latha" w:hAnsi="Latha" w:cs="Latha"/>
+                <w:szCs w:val="24"/>
+                <w:lang w:bidi="ta-IN"/>
+              </w:rPr>
+              <w:t xml:space="preserve"> ||</w:t>
             </w:r>
           </w:p>
           <w:p>
@@ -1723,90 +2416,155 @@
               <w:adjustRightInd w:val="0"/>
               <w:spacing w:before="0" w:line="240" w:lineRule="auto"/>
               <w:rPr>
+                <w:rFonts w:ascii="Latha" w:hAnsi="Latha" w:cs="Latha"/>
+                <w:szCs w:val="24"/>
+                <w:lang w:bidi="ta-IN"/>
+              </w:rPr>
+            </w:pPr>
+            <w:r>
+              <w:rPr>
+                <w:rFonts w:ascii="Latha" w:hAnsi="Latha" w:cs="Latha"/>
+                <w:szCs w:val="24"/>
+                <w:cs/>
+                <w:lang w:bidi="ta-IN"/>
+              </w:rPr>
+              <w:t>வன</w:t>
+            </w:r>
+            <w:r>
+              <w:rPr>
+                <w:rFonts w:ascii="BRH Malayalam Extra" w:hAnsi="BRH Malayalam Extra" w:cs="BRH Devanagari Extra"/>
+                <w:color w:val="000000"/>
+                <w:szCs w:val="32"/>
+              </w:rPr>
+              <w:t>–</w:t>
+            </w:r>
+            <w:r>
+              <w:rPr>
+                <w:rFonts w:ascii="BRH Tamil Tab Extra" w:hAnsi="BRH Tamil Tab Extra" w:cs="Latha"/>
+                <w:b/>
+                <w:bCs/>
+                <w:szCs w:val="28"/>
+                <w:lang w:bidi="ta-IN"/>
+              </w:rPr>
+              <w:t>…</w:t>
+            </w:r>
+            <w:r>
+              <w:rPr>
+                <w:rFonts w:ascii="Latha" w:hAnsi="Latha" w:cs="Latha"/>
+                <w:szCs w:val="24"/>
+                <w:cs/>
+                <w:lang w:bidi="ta-IN"/>
+              </w:rPr>
+              <w:t>ஸ்பதீ</w:t>
+            </w:r>
+            <w:r>
+              <w:rPr>
+                <w:rFonts w:ascii="BRH Tamil Tab Extra" w:hAnsi="BRH Tamil Tab Extra" w:cs="Latha"/>
+                <w:b/>
+                <w:bCs/>
+                <w:szCs w:val="28"/>
+                <w:lang w:bidi="ta-IN"/>
+              </w:rPr>
+              <w:t>…</w:t>
+            </w:r>
+            <w:r>
+              <w:rPr>
+                <w:rFonts w:ascii="Latha" w:hAnsi="Latha" w:cs="Latha"/>
+                <w:szCs w:val="24"/>
+                <w:cs/>
+                <w:lang w:bidi="ta-IN"/>
+              </w:rPr>
+              <w:t>னி</w:t>
+            </w:r>
+            <w:r>
+              <w:rPr>
+                <w:rFonts w:ascii="Latha" w:hAnsi="Latha" w:cs="Latha"/>
+                <w:szCs w:val="24"/>
+                <w:highlight w:val="yellow"/>
+                <w:cs/>
+                <w:lang w:bidi="ta-IN"/>
+              </w:rPr>
+              <w:t>தி</w:t>
+            </w:r>
+            <w:r>
+              <w:rPr>
+                <w:rFonts w:ascii="BRH Tamil Tab Extra" w:hAnsi="BRH Tamil Tab Extra" w:cs="Latha"/>
+                <w:b/>
+                <w:bCs/>
+                <w:szCs w:val="28"/>
+                <w:highlight w:val="yellow"/>
+                <w:lang w:bidi="ta-IN"/>
+              </w:rPr>
+              <w:t>†</w:t>
+            </w:r>
+            <w:r>
+              <w:rPr>
+                <w:rFonts w:ascii="Latha" w:hAnsi="Latha" w:cs="Latha"/>
+                <w:szCs w:val="24"/>
+                <w:lang w:bidi="ta-IN"/>
+              </w:rPr>
+              <w:t xml:space="preserve"> </w:t>
+            </w:r>
+            <w:r>
+              <w:rPr>
+                <w:rFonts w:ascii="Latha" w:hAnsi="Latha" w:cs="Latha"/>
+                <w:szCs w:val="24"/>
+                <w:cs/>
+                <w:lang w:bidi="ta-IN"/>
+              </w:rPr>
+              <w:t>வன</w:t>
+            </w:r>
+            <w:r>
+              <w:rPr>
+                <w:rFonts w:ascii="BRH Tamil Tab Extra" w:hAnsi="BRH Tamil Tab Extra" w:cs="Latha"/>
+                <w:b/>
+                <w:bCs/>
+                <w:szCs w:val="28"/>
+                <w:lang w:bidi="ta-IN"/>
+              </w:rPr>
+              <w:t>…</w:t>
+            </w:r>
+            <w:r>
+              <w:rPr>
+                <w:rFonts w:ascii="Latha" w:hAnsi="Latha" w:cs="Latha"/>
+                <w:szCs w:val="24"/>
+                <w:cs/>
+                <w:lang w:bidi="ta-IN"/>
+              </w:rPr>
+              <w:t>ஸ்பதீன்</w:t>
+            </w:r>
+            <w:r>
+              <w:rPr>
+                <w:rFonts w:ascii="BRH Tamil Tab Extra" w:hAnsi="BRH Tamil Tab Extra" w:cs="Latha"/>
+                <w:b/>
+                <w:bCs/>
+                <w:szCs w:val="28"/>
+                <w:lang w:bidi="ta-IN"/>
+              </w:rPr>
+              <w:t>†</w:t>
+            </w:r>
+            <w:r>
+              <w:rPr>
+                <w:rFonts w:ascii="Latha" w:hAnsi="Latha" w:cs="Latha"/>
+                <w:szCs w:val="24"/>
+                <w:lang w:bidi="ta-IN"/>
+              </w:rPr>
+              <w:t xml:space="preserve"> |</w:t>
+            </w:r>
+          </w:p>
+          <w:p>
+            <w:pPr>
+              <w:widowControl w:val="0"/>
+              <w:autoSpaceDE w:val="0"/>
+              <w:autoSpaceDN w:val="0"/>
+              <w:adjustRightInd w:val="0"/>
+              <w:spacing w:before="0" w:line="240" w:lineRule="auto"/>
+              <w:rPr>
                 <w:rFonts w:cs="BRH Malayalam Extra"/>
                 <w:color w:val="FF0000"/>
                 <w:szCs w:val="40"/>
               </w:rPr>
             </w:pPr>
-            <w:r>
-              <w:rPr>
-                <w:rFonts w:ascii="BRH Devanagari Extra" w:hAnsi="BRH Devanagari Extra" w:cs="BRH Devanagari Extra"/>
-                <w:color w:val="000000"/>
-                <w:sz w:val="32"/>
-                <w:szCs w:val="32"/>
-              </w:rPr>
-              <w:t>uÉlÉ</w:t>
-            </w:r>
-            <w:r>
-              <w:rPr>
-                <w:rFonts w:ascii="BRH Malayalam Extra" w:hAnsi="BRH Malayalam Extra" w:cs="BRH Devanagari Extra"/>
-                <w:color w:val="000000"/>
-                <w:szCs w:val="32"/>
-              </w:rPr>
-              <w:t>–</w:t>
-            </w:r>
-            <w:r>
-              <w:rPr>
-                <w:rFonts w:ascii="BRH Devanagari Extra" w:hAnsi="BRH Devanagari Extra" w:cs="BRH Devanagari Extra"/>
-                <w:color w:val="000000"/>
-                <w:sz w:val="32"/>
-                <w:szCs w:val="32"/>
-              </w:rPr>
-              <w:t>xmÉiÉÏ</w:t>
-            </w:r>
-            <w:r>
-              <w:rPr>
-                <w:rFonts w:ascii="BRH Malayalam Extra" w:hAnsi="BRH Malayalam Extra" w:cs="BRH Devanagari Extra"/>
-                <w:color w:val="000000"/>
-                <w:szCs w:val="32"/>
-              </w:rPr>
-              <w:t>–</w:t>
-            </w:r>
-            <w:r>
-              <w:rPr>
-                <w:rFonts w:ascii="BRH Devanagari Extra" w:hAnsi="BRH Devanagari Extra" w:cs="BRH Devanagari Extra"/>
-                <w:color w:val="000000"/>
-                <w:sz w:val="32"/>
-                <w:szCs w:val="32"/>
-              </w:rPr>
-              <w:t>ÌlÉ</w:t>
-            </w:r>
-            <w:r>
-              <w:rPr>
-                <w:rFonts w:ascii="BRH Devanagari Extra" w:hAnsi="BRH Devanagari Extra" w:cs="BRH Devanagari Extra"/>
-                <w:color w:val="000000"/>
-                <w:sz w:val="32"/>
-                <w:szCs w:val="32"/>
-                <w:highlight w:val="yellow"/>
-              </w:rPr>
-              <w:t>ÌiÉþ</w:t>
-            </w:r>
-            <w:r>
-              <w:rPr>
-                <w:rFonts w:ascii="BRH Devanagari Extra" w:hAnsi="BRH Devanagari Extra" w:cs="BRH Devanagari Extra"/>
-                <w:color w:val="000000"/>
-                <w:sz w:val="32"/>
-                <w:szCs w:val="32"/>
-              </w:rPr>
-              <w:t xml:space="preserve"> uÉlÉ</w:t>
-            </w:r>
-            <w:r>
-              <w:rPr>
-                <w:rFonts w:ascii="BRH Malayalam Extra" w:hAnsi="BRH Malayalam Extra" w:cs="BRH Devanagari Extra"/>
-                <w:color w:val="000000"/>
-                <w:szCs w:val="32"/>
-              </w:rPr>
-              <w:t>–</w:t>
-            </w:r>
-            <w:r>
-              <w:rPr>
-                <w:rFonts w:ascii="BRH Devanagari Extra" w:hAnsi="BRH Devanagari Extra" w:cs="BRH Devanagari Extra"/>
-                <w:color w:val="000000"/>
-                <w:sz w:val="32"/>
-                <w:szCs w:val="32"/>
-              </w:rPr>
-              <w:t xml:space="preserve">xmÉiÉÏlÉçþ | </w:t>
-            </w:r>
           </w:p>
         </w:tc>
         <w:tc>
@@ -1821,145 +2579,140 @@
           </w:tcPr>
           <w:p>
             <w:pPr>
-              <w:widowControl w:val="0"/>
               <w:autoSpaceDE w:val="0"/>
               <w:autoSpaceDN w:val="0"/>
               <w:adjustRightInd w:val="0"/>
-              <w:spacing w:before="0" w:line="240" w:lineRule="auto"/>
-              <w:rPr>
-                <w:rFonts w:ascii="BRH Devanagari Extra" w:hAnsi="BRH Devanagari Extra" w:cs="BRH Devanagari Extra"/>
-                <w:color w:val="000000"/>
-                <w:sz w:val="32"/>
-                <w:szCs w:val="32"/>
+              <w:rPr>
+                <w:rFonts w:ascii="Latha" w:hAnsi="Latha" w:cs="Latha"/>
+                <w:szCs w:val="24"/>
+                <w:lang w:bidi="ta-IN"/>
               </w:rPr>
             </w:pPr>
             <w:r>
               <w:rPr>
-                <w:rFonts w:cs="BRH Devanagari Extra"/>
-                <w:color w:val="000000"/>
-                <w:szCs w:val="32"/>
-              </w:rPr>
-              <w:t>14</w:t>
-            </w:r>
-            <w:r>
-              <w:rPr>
-                <w:rFonts w:ascii="BRH Devanagari Extra" w:hAnsi="BRH Devanagari Extra" w:cs="BRH Devanagari Extra"/>
-                <w:color w:val="000000"/>
-                <w:sz w:val="32"/>
-                <w:szCs w:val="32"/>
-              </w:rPr>
-              <w:t>)</w:t>
-            </w:r>
-            <w:r>
-              <w:rPr>
-                <w:rFonts w:ascii="BRH Devanagari Extra" w:hAnsi="BRH Devanagari Extra" w:cs="BRH Devanagari Extra"/>
-                <w:color w:val="000000"/>
-                <w:sz w:val="32"/>
-                <w:szCs w:val="32"/>
+                <w:rFonts w:ascii="Latha" w:hAnsi="Latha" w:cs="Latha"/>
+                <w:b/>
+                <w:bCs/>
+                <w:szCs w:val="24"/>
+                <w:cs/>
+                <w:lang w:bidi="ta-IN"/>
+              </w:rPr>
+              <w:t>14)</w:t>
+            </w:r>
+            <w:r>
+              <w:rPr>
+                <w:rFonts w:ascii="Latha" w:hAnsi="Latha" w:cs="Latha"/>
+                <w:szCs w:val="24"/>
+                <w:lang w:bidi="ta-IN"/>
               </w:rPr>
               <w:tab/>
             </w:r>
             <w:r>
               <w:rPr>
-                <w:rFonts w:cs="BRH Devanagari Extra"/>
-                <w:color w:val="000000"/>
-                <w:szCs w:val="32"/>
-              </w:rPr>
-              <w:t>4</w:t>
-            </w:r>
-            <w:r>
-              <w:rPr>
-                <w:rFonts w:ascii="BRH Devanagari Extra" w:hAnsi="BRH Devanagari Extra" w:cs="BRH Devanagari Extra"/>
-                <w:color w:val="000000"/>
-                <w:sz w:val="32"/>
-                <w:szCs w:val="32"/>
+                <w:rFonts w:ascii="Latha" w:hAnsi="Latha" w:cs="Latha"/>
+                <w:b/>
+                <w:bCs/>
+                <w:szCs w:val="24"/>
+                <w:cs/>
+                <w:lang w:bidi="ta-IN"/>
+              </w:rPr>
+              <w:t>4.1</w:t>
+            </w:r>
+            <w:r>
+              <w:rPr>
+                <w:rFonts w:ascii="Latha" w:hAnsi="Latha" w:cs="Latha"/>
+                <w:b/>
+                <w:bCs/>
+                <w:szCs w:val="24"/>
+                <w:lang w:bidi="ta-IN"/>
               </w:rPr>
               <w:t>.</w:t>
             </w:r>
             <w:r>
               <w:rPr>
-                <w:rFonts w:cs="BRH Devanagari Extra"/>
-                <w:color w:val="000000"/>
-                <w:szCs w:val="32"/>
-              </w:rPr>
-              <w:t>1</w:t>
-            </w:r>
-            <w:r>
-              <w:rPr>
-                <w:rFonts w:ascii="BRH Devanagari Extra" w:hAnsi="BRH Devanagari Extra" w:cs="BRH Devanagari Extra"/>
-                <w:color w:val="000000"/>
-                <w:sz w:val="32"/>
-                <w:szCs w:val="32"/>
-              </w:rPr>
-              <w:t>.</w:t>
-            </w:r>
-            <w:r>
-              <w:rPr>
-                <w:rFonts w:cs="BRH Devanagari Extra"/>
-                <w:color w:val="000000"/>
-                <w:szCs w:val="32"/>
-              </w:rPr>
-              <w:t>4</w:t>
-            </w:r>
-            <w:r>
-              <w:rPr>
-                <w:rFonts w:ascii="BRH Devanagari Extra" w:hAnsi="BRH Devanagari Extra" w:cs="BRH Devanagari Extra"/>
-                <w:color w:val="000000"/>
-                <w:sz w:val="32"/>
-                <w:szCs w:val="32"/>
-              </w:rPr>
-              <w:t>.</w:t>
-            </w:r>
-            <w:r>
-              <w:rPr>
-                <w:rFonts w:cs="BRH Devanagari Extra"/>
-                <w:color w:val="000000"/>
-                <w:szCs w:val="32"/>
-              </w:rPr>
-              <w:t>3</w:t>
-            </w:r>
-            <w:r>
-              <w:rPr>
-                <w:rFonts w:ascii="BRH Devanagari Extra" w:hAnsi="BRH Devanagari Extra" w:cs="BRH Devanagari Extra"/>
-                <w:color w:val="000000"/>
-                <w:sz w:val="32"/>
-                <w:szCs w:val="32"/>
+                <w:rFonts w:ascii="Latha" w:hAnsi="Latha" w:cs="Latha"/>
+                <w:b/>
+                <w:bCs/>
+                <w:szCs w:val="24"/>
+                <w:cs/>
+                <w:lang w:bidi="ta-IN"/>
+              </w:rPr>
+              <w:t>4.3</w:t>
+            </w:r>
+            <w:r>
+              <w:rPr>
+                <w:rFonts w:ascii="Latha" w:hAnsi="Latha" w:cs="Latha"/>
+                <w:b/>
+                <w:bCs/>
+                <w:szCs w:val="24"/>
+                <w:lang w:bidi="ta-IN"/>
               </w:rPr>
               <w:t>(</w:t>
             </w:r>
             <w:r>
               <w:rPr>
-                <w:rFonts w:cs="BRH Devanagari Extra"/>
-                <w:color w:val="000000"/>
-                <w:szCs w:val="32"/>
-              </w:rPr>
-              <w:t>12</w:t>
-            </w:r>
-            <w:r>
-              <w:rPr>
-                <w:rFonts w:ascii="BRH Devanagari Extra" w:hAnsi="BRH Devanagari Extra" w:cs="BRH Devanagari Extra"/>
-                <w:color w:val="000000"/>
-                <w:sz w:val="32"/>
-                <w:szCs w:val="32"/>
-              </w:rPr>
-              <w:t>)- uÉlÉ</w:t>
-            </w:r>
-            <w:r>
-              <w:rPr>
-                <w:rFonts w:ascii="BRH Malayalam Extra" w:hAnsi="BRH Malayalam Extra" w:cs="BRH Devanagari Extra"/>
-                <w:color w:val="000000"/>
-                <w:szCs w:val="32"/>
-              </w:rPr>
-              <w:t>–</w:t>
-            </w:r>
-            <w:r>
-              <w:rPr>
-                <w:rFonts w:ascii="BRH Devanagari Extra" w:hAnsi="BRH Devanagari Extra" w:cs="BRH Devanagari Extra"/>
-                <w:color w:val="000000"/>
-                <w:sz w:val="32"/>
-                <w:szCs w:val="32"/>
-              </w:rPr>
-              <w:t>xmÉiÉÏlÉçþ ||</w:t>
+                <w:rFonts w:ascii="Latha" w:hAnsi="Latha" w:cs="Latha"/>
+                <w:b/>
+                <w:bCs/>
+                <w:szCs w:val="24"/>
+                <w:cs/>
+                <w:lang w:bidi="ta-IN"/>
+              </w:rPr>
+              <w:t>12)</w:t>
+            </w:r>
+            <w:r>
+              <w:rPr>
+                <w:rFonts w:ascii="Latha" w:hAnsi="Latha" w:cs="Latha"/>
+                <w:szCs w:val="24"/>
+                <w:lang w:bidi="ta-IN"/>
+              </w:rPr>
+              <w:t xml:space="preserve">-  </w:t>
+            </w:r>
+            <w:r>
+              <w:rPr>
+                <w:rFonts w:ascii="Latha" w:hAnsi="Latha" w:cs="Latha"/>
+                <w:szCs w:val="24"/>
+                <w:cs/>
+                <w:lang w:bidi="ta-IN"/>
+              </w:rPr>
+              <w:t>வன</w:t>
+            </w:r>
+            <w:r>
+              <w:rPr>
+                <w:rFonts w:ascii="BRH Tamil Tab Extra" w:hAnsi="BRH Tamil Tab Extra" w:cs="Latha"/>
+                <w:b/>
+                <w:bCs/>
+                <w:szCs w:val="28"/>
+                <w:lang w:bidi="ta-IN"/>
+              </w:rPr>
+              <w:t>…</w:t>
+            </w:r>
+            <w:r>
+              <w:rPr>
+                <w:rFonts w:ascii="Latha" w:hAnsi="Latha" w:cs="Latha"/>
+                <w:szCs w:val="24"/>
+                <w:cs/>
+                <w:lang w:bidi="ta-IN"/>
+              </w:rPr>
+              <w:t>ஸ்பதீன்</w:t>
+            </w:r>
+            <w:r>
+              <w:rPr>
+                <w:rFonts w:ascii="BRH Tamil Tab Extra" w:hAnsi="BRH Tamil Tab Extra" w:cs="Latha"/>
+                <w:b/>
+                <w:bCs/>
+                <w:szCs w:val="28"/>
+                <w:lang w:bidi="ta-IN"/>
+              </w:rPr>
+              <w:t>†</w:t>
+            </w:r>
+            <w:r>
+              <w:rPr>
+                <w:rFonts w:ascii="Latha" w:hAnsi="Latha" w:cs="Latha"/>
+                <w:szCs w:val="24"/>
+                <w:lang w:bidi="ta-IN"/>
+              </w:rPr>
+              <w:t xml:space="preserve"> ||</w:t>
             </w:r>
           </w:p>
           <w:p>
@@ -1977,12 +2730,12 @@
             </w:pPr>
             <w:r>
               <w:rPr>
-                <w:rFonts w:ascii="BRH Devanagari Extra" w:hAnsi="BRH Devanagari Extra" w:cs="BRH Devanagari Extra"/>
-                <w:color w:val="000000"/>
-                <w:sz w:val="32"/>
-                <w:szCs w:val="32"/>
-              </w:rPr>
-              <w:t>uÉlÉ</w:t>
+                <w:rFonts w:ascii="Latha" w:hAnsi="Latha" w:cs="Latha"/>
+                <w:szCs w:val="24"/>
+                <w:cs/>
+                <w:lang w:bidi="ta-IN"/>
+              </w:rPr>
+              <w:t>வன</w:t>
             </w:r>
             <w:r>
               <w:rPr>
@@ -1994,73 +2747,116 @@
             </w:r>
             <w:r>
               <w:rPr>
-                <w:rFonts w:ascii="BRH Devanagari Extra" w:hAnsi="BRH Devanagari Extra" w:cs="BRH Devanagari Extra"/>
-                <w:color w:val="000000"/>
-                <w:sz w:val="32"/>
-                <w:szCs w:val="32"/>
-              </w:rPr>
-              <w:t>xmÉiÉÏ</w:t>
-            </w:r>
-            <w:r>
-              <w:rPr>
-                <w:rFonts w:ascii="BRH Malayalam Extra" w:hAnsi="BRH Malayalam Extra" w:cs="BRH Devanagari Extra"/>
-                <w:color w:val="000000"/>
-                <w:szCs w:val="32"/>
-              </w:rPr>
-              <w:t>–</w:t>
-            </w:r>
-            <w:r>
-              <w:rPr>
-                <w:rFonts w:ascii="BRH Devanagari Extra" w:hAnsi="BRH Devanagari Extra" w:cs="BRH Devanagari Extra"/>
-                <w:color w:val="000000"/>
-                <w:sz w:val="32"/>
-                <w:szCs w:val="32"/>
-              </w:rPr>
-              <w:t>ÌlÉ</w:t>
-            </w:r>
-            <w:r>
-              <w:rPr>
-                <w:rFonts w:ascii="BRH Devanagari Extra" w:hAnsi="BRH Devanagari Extra" w:cs="BRH Devanagari Extra"/>
-                <w:color w:val="000000"/>
-                <w:sz w:val="32"/>
-                <w:szCs w:val="32"/>
+                <w:rFonts w:ascii="BRH Tamil Tab Extra" w:hAnsi="BRH Tamil Tab Extra" w:cs="Latha"/>
+                <w:b/>
+                <w:bCs/>
+                <w:szCs w:val="28"/>
+                <w:lang w:bidi="ta-IN"/>
+              </w:rPr>
+              <w:t>…</w:t>
+            </w:r>
+            <w:r>
+              <w:rPr>
+                <w:rFonts w:ascii="Latha" w:hAnsi="Latha" w:cs="Latha"/>
+                <w:szCs w:val="24"/>
+                <w:cs/>
+                <w:lang w:bidi="ta-IN"/>
+              </w:rPr>
+              <w:t>ஸ்பதீ</w:t>
+            </w:r>
+            <w:r>
+              <w:rPr>
+                <w:rFonts w:ascii="BRH Tamil Tab Extra" w:hAnsi="BRH Tamil Tab Extra" w:cs="Latha"/>
+                <w:b/>
+                <w:bCs/>
+                <w:szCs w:val="28"/>
+                <w:lang w:bidi="ta-IN"/>
+              </w:rPr>
+              <w:t>…</w:t>
+            </w:r>
+            <w:r>
+              <w:rPr>
+                <w:rFonts w:ascii="Latha" w:hAnsi="Latha" w:cs="Latha"/>
+                <w:szCs w:val="24"/>
+                <w:cs/>
+                <w:lang w:bidi="ta-IN"/>
+              </w:rPr>
+              <w:t>னி</w:t>
+            </w:r>
+            <w:r>
+              <w:rPr>
+                <w:rFonts w:ascii="Latha" w:hAnsi="Latha" w:cs="Latha"/>
+                <w:szCs w:val="24"/>
                 <w:highlight w:val="green"/>
-              </w:rPr>
-              <w:t>ÌiÉ</w:t>
-            </w:r>
-            <w:r>
-              <w:rPr>
-                <w:rFonts w:ascii="BRH Malayalam Extra" w:hAnsi="BRH Malayalam Extra" w:cs="BRH Devanagari Extra"/>
-                <w:color w:val="000000"/>
-                <w:szCs w:val="32"/>
-              </w:rPr>
-              <w:t>–</w:t>
-            </w:r>
-            <w:r>
-              <w:rPr>
-                <w:rFonts w:ascii="BRH Devanagari Extra" w:hAnsi="BRH Devanagari Extra" w:cs="BRH Devanagari Extra"/>
-                <w:color w:val="000000"/>
-                <w:sz w:val="32"/>
-                <w:szCs w:val="32"/>
-              </w:rPr>
-              <w:t xml:space="preserve"> uÉlÉ</w:t>
-            </w:r>
-            <w:r>
-              <w:rPr>
-                <w:rFonts w:ascii="BRH Malayalam Extra" w:hAnsi="BRH Malayalam Extra" w:cs="BRH Devanagari Extra"/>
-                <w:color w:val="000000"/>
-                <w:szCs w:val="32"/>
-              </w:rPr>
-              <w:t>–</w:t>
-            </w:r>
-            <w:r>
-              <w:rPr>
-                <w:rFonts w:ascii="BRH Devanagari Extra" w:hAnsi="BRH Devanagari Extra" w:cs="BRH Devanagari Extra"/>
-                <w:color w:val="000000"/>
-                <w:sz w:val="32"/>
-                <w:szCs w:val="32"/>
-              </w:rPr>
-              <w:t xml:space="preserve">xmÉiÉÏlÉçþ | </w:t>
+                <w:cs/>
+                <w:lang w:bidi="ta-IN"/>
+              </w:rPr>
+              <w:t>தி</w:t>
+            </w:r>
+            <w:r>
+              <w:rPr>
+                <w:rFonts w:ascii="BRH Tamil Tab Extra" w:hAnsi="BRH Tamil Tab Extra" w:cs="Latha"/>
+                <w:b/>
+                <w:bCs/>
+                <w:szCs w:val="28"/>
+                <w:highlight w:val="green"/>
+                <w:lang w:bidi="ta-IN"/>
+              </w:rPr>
+              <w:t>…</w:t>
+            </w:r>
+            <w:r>
+              <w:rPr>
+                <w:rFonts w:ascii="Latha" w:hAnsi="Latha" w:cs="Latha"/>
+                <w:szCs w:val="24"/>
+                <w:lang w:bidi="ta-IN"/>
+              </w:rPr>
+              <w:t xml:space="preserve"> </w:t>
+            </w:r>
+            <w:r>
+              <w:rPr>
+                <w:rFonts w:ascii="Latha" w:hAnsi="Latha" w:cs="Latha"/>
+                <w:szCs w:val="24"/>
+                <w:cs/>
+                <w:lang w:bidi="ta-IN"/>
+              </w:rPr>
+              <w:t>வன</w:t>
+            </w:r>
+            <w:r>
+              <w:rPr>
+                <w:rFonts w:ascii="BRH Tamil Tab Extra" w:hAnsi="BRH Tamil Tab Extra" w:cs="Latha"/>
+                <w:b/>
+                <w:bCs/>
+                <w:szCs w:val="28"/>
+                <w:lang w:bidi="ta-IN"/>
+              </w:rPr>
+              <w:t>…</w:t>
+            </w:r>
+            <w:r>
+              <w:rPr>
+                <w:rFonts w:ascii="Latha" w:hAnsi="Latha" w:cs="Latha"/>
+                <w:szCs w:val="24"/>
+                <w:cs/>
+                <w:lang w:bidi="ta-IN"/>
+              </w:rPr>
+              <w:t>ஸ்பதீன்</w:t>
+            </w:r>
+            <w:r>
+              <w:rPr>
+                <w:rFonts w:ascii="BRH Tamil Tab Extra" w:hAnsi="BRH Tamil Tab Extra" w:cs="Latha"/>
+                <w:b/>
+                <w:bCs/>
+                <w:szCs w:val="28"/>
+                <w:lang w:bidi="ta-IN"/>
+              </w:rPr>
+              <w:t>†</w:t>
+            </w:r>
+            <w:r>
+              <w:rPr>
+                <w:rFonts w:ascii="Latha" w:hAnsi="Latha" w:cs="Latha"/>
+                <w:szCs w:val="24"/>
+                <w:lang w:bidi="ta-IN"/>
+              </w:rPr>
+              <w:t xml:space="preserve"> |</w:t>
             </w:r>
           </w:p>
         </w:tc>
@@ -2081,164 +2877,608 @@
           </w:tcPr>
           <w:p>
             <w:pPr>
-              <w:widowControl w:val="0"/>
               <w:autoSpaceDE w:val="0"/>
               <w:autoSpaceDN w:val="0"/>
               <w:adjustRightInd w:val="0"/>
-              <w:spacing w:before="0" w:line="240" w:lineRule="auto"/>
-              <w:rPr>
-                <w:rFonts w:ascii="BRH Devanagari Extra" w:hAnsi="BRH Devanagari Extra" w:cs="BRH Devanagari Extra"/>
-                <w:color w:val="000000"/>
-                <w:sz w:val="32"/>
-                <w:szCs w:val="32"/>
+              <w:rPr>
+                <w:rFonts w:ascii="Latha" w:hAnsi="Latha" w:cs="Latha"/>
+                <w:szCs w:val="24"/>
+                <w:lang w:bidi="ta-IN"/>
               </w:rPr>
             </w:pPr>
             <w:r>
               <w:rPr>
-                <w:rFonts w:cs="BRH Devanagari Extra"/>
-                <w:color w:val="000000"/>
-                <w:szCs w:val="32"/>
-              </w:rPr>
-              <w:t>53</w:t>
-            </w:r>
-            <w:r>
-              <w:rPr>
-                <w:rFonts w:ascii="BRH Devanagari Extra" w:hAnsi="BRH Devanagari Extra" w:cs="BRH Devanagari Extra"/>
-                <w:color w:val="000000"/>
-                <w:sz w:val="32"/>
-                <w:szCs w:val="32"/>
+                <w:rFonts w:ascii="Latha" w:hAnsi="Latha" w:cs="Latha"/>
+                <w:b/>
+                <w:bCs/>
+                <w:szCs w:val="24"/>
+                <w:cs/>
+                <w:lang w:bidi="ta-IN"/>
+              </w:rPr>
+              <w:t>53)</w:t>
+            </w:r>
+            <w:r>
+              <w:rPr>
+                <w:rFonts w:ascii="Latha" w:hAnsi="Latha" w:cs="Latha"/>
+                <w:szCs w:val="24"/>
+                <w:lang w:bidi="ta-IN"/>
+              </w:rPr>
+              <w:tab/>
+            </w:r>
+            <w:r>
+              <w:rPr>
+                <w:rFonts w:ascii="Latha" w:hAnsi="Latha" w:cs="Latha"/>
+                <w:b/>
+                <w:bCs/>
+                <w:szCs w:val="24"/>
+                <w:cs/>
+                <w:lang w:bidi="ta-IN"/>
+              </w:rPr>
+              <w:t>4.1</w:t>
+            </w:r>
+            <w:r>
+              <w:rPr>
+                <w:rFonts w:ascii="Latha" w:hAnsi="Latha" w:cs="Latha"/>
+                <w:b/>
+                <w:bCs/>
+                <w:szCs w:val="24"/>
+                <w:lang w:bidi="ta-IN"/>
+              </w:rPr>
+              <w:t>.</w:t>
+            </w:r>
+            <w:r>
+              <w:rPr>
+                <w:rFonts w:ascii="Latha" w:hAnsi="Latha" w:cs="Latha"/>
+                <w:b/>
+                <w:bCs/>
+                <w:szCs w:val="24"/>
+                <w:cs/>
+                <w:lang w:bidi="ta-IN"/>
+              </w:rPr>
+              <w:t>1</w:t>
+            </w:r>
+            <w:r>
+              <w:rPr>
+                <w:rFonts w:ascii="Latha" w:hAnsi="Latha" w:cs="Latha"/>
+                <w:b/>
+                <w:bCs/>
+                <w:szCs w:val="24"/>
+                <w:lang w:bidi="ta-IN"/>
+              </w:rPr>
+              <w:t>0.4(4</w:t>
+            </w:r>
+            <w:r>
+              <w:rPr>
+                <w:rFonts w:ascii="Latha" w:hAnsi="Latha" w:cs="Latha"/>
+                <w:b/>
+                <w:bCs/>
+                <w:szCs w:val="24"/>
+                <w:cs/>
+                <w:lang w:bidi="ta-IN"/>
+              </w:rPr>
+              <w:t>6</w:t>
+            </w:r>
+            <w:r>
+              <w:rPr>
+                <w:rFonts w:ascii="Latha" w:hAnsi="Latha" w:cs="Latha"/>
+                <w:b/>
+                <w:bCs/>
+                <w:szCs w:val="24"/>
+                <w:lang w:bidi="ta-IN"/>
               </w:rPr>
               <w:t>)</w:t>
             </w:r>
             <w:r>
               <w:rPr>
-                <w:rFonts w:ascii="BRH Devanagari Extra" w:hAnsi="BRH Devanagari Extra" w:cs="BRH Devanagari Extra"/>
-                <w:color w:val="000000"/>
-                <w:sz w:val="32"/>
-                <w:szCs w:val="32"/>
+                <w:rFonts w:ascii="Latha" w:hAnsi="Latha" w:cs="Latha"/>
+                <w:szCs w:val="24"/>
+                <w:lang w:bidi="ta-IN"/>
+              </w:rPr>
+              <w:t xml:space="preserve">-  </w:t>
+            </w:r>
+            <w:r>
+              <w:rPr>
+                <w:rFonts w:ascii="Latha" w:hAnsi="Latha" w:cs="Latha"/>
+                <w:szCs w:val="24"/>
+                <w:cs/>
+                <w:lang w:bidi="ta-IN"/>
+              </w:rPr>
+              <w:t>ஏக</w:t>
+            </w:r>
+            <w:r>
+              <w:rPr>
+                <w:rFonts w:ascii="BRH Tamil Tab Extra" w:hAnsi="BRH Tamil Tab Extra" w:cs="Latha"/>
+                <w:b/>
+                <w:bCs/>
+                <w:szCs w:val="28"/>
+                <w:lang w:bidi="ta-IN"/>
+              </w:rPr>
+              <w:t>‡</w:t>
+            </w:r>
+            <w:r>
+              <w:rPr>
+                <w:rFonts w:ascii="Latha" w:hAnsi="Latha" w:cs="Latha"/>
+                <w:szCs w:val="24"/>
+                <w:cs/>
+                <w:lang w:bidi="ta-IN"/>
+              </w:rPr>
+              <w:t xml:space="preserve">ம் </w:t>
+            </w:r>
+            <w:r>
+              <w:rPr>
+                <w:rFonts w:ascii="Latha" w:hAnsi="Latha" w:cs="Latha"/>
+                <w:szCs w:val="24"/>
+                <w:lang w:bidi="ta-IN"/>
+              </w:rPr>
+              <w:t xml:space="preserve">| </w:t>
+            </w:r>
+            <w:r>
+              <w:rPr>
+                <w:rFonts w:ascii="Latha" w:hAnsi="Latha" w:cs="Latha"/>
+                <w:szCs w:val="24"/>
+                <w:cs/>
+                <w:lang w:bidi="ta-IN"/>
+              </w:rPr>
+              <w:t>ஸ</w:t>
+            </w:r>
+            <w:r>
+              <w:rPr>
+                <w:rFonts w:ascii="BRH Tamil Tab Extra" w:hAnsi="BRH Tamil Tab Extra" w:cs="Latha"/>
+                <w:b/>
+                <w:bCs/>
+                <w:szCs w:val="28"/>
+                <w:lang w:bidi="ta-IN"/>
+              </w:rPr>
+              <w:t>…</w:t>
+            </w:r>
+            <w:r>
+              <w:rPr>
+                <w:rFonts w:ascii="Latha" w:hAnsi="Latha" w:cs="Latha"/>
+                <w:szCs w:val="24"/>
+                <w:cs/>
+                <w:lang w:bidi="ta-IN"/>
+              </w:rPr>
+              <w:t>மீ</w:t>
+            </w:r>
+            <w:r>
+              <w:rPr>
+                <w:rFonts w:ascii="Latha" w:hAnsi="Latha" w:cs="Latha"/>
+                <w:szCs w:val="24"/>
+                <w:highlight w:val="yellow"/>
+                <w:cs/>
+                <w:lang w:bidi="ta-IN"/>
+              </w:rPr>
+              <w:t>சீ</w:t>
+            </w:r>
+            <w:r>
+              <w:rPr>
+                <w:rFonts w:ascii="BRH Tamil Tab Extra" w:hAnsi="BRH Tamil Tab Extra" w:cs="Latha"/>
+                <w:b/>
+                <w:bCs/>
+                <w:szCs w:val="28"/>
+                <w:lang w:bidi="ta-IN"/>
+              </w:rPr>
+              <w:t>‡</w:t>
+            </w:r>
+            <w:r>
+              <w:rPr>
+                <w:rFonts w:ascii="Latha" w:hAnsi="Latha" w:cs="Latha"/>
+                <w:szCs w:val="24"/>
+                <w:lang w:bidi="ta-IN"/>
+              </w:rPr>
+              <w:t xml:space="preserve"> ||</w:t>
+            </w:r>
+          </w:p>
+          <w:p>
+            <w:pPr>
+              <w:autoSpaceDE w:val="0"/>
+              <w:autoSpaceDN w:val="0"/>
+              <w:adjustRightInd w:val="0"/>
+              <w:rPr>
+                <w:rFonts w:ascii="Latha" w:hAnsi="Latha" w:cs="Latha"/>
+                <w:szCs w:val="24"/>
+                <w:lang w:bidi="ta-IN"/>
+              </w:rPr>
+            </w:pPr>
+            <w:r>
+              <w:rPr>
+                <w:rFonts w:ascii="Latha" w:hAnsi="Latha" w:cs="Latha"/>
+                <w:szCs w:val="24"/>
+                <w:cs/>
+                <w:lang w:bidi="ta-IN"/>
+              </w:rPr>
+              <w:t>ஏக</w:t>
+            </w:r>
+            <w:r>
+              <w:rPr>
+                <w:rFonts w:ascii="BRH Devanagari Extra" w:hAnsi="BRH Devanagari Extra" w:cs="Latha"/>
+                <w:b/>
+                <w:bCs/>
+                <w:szCs w:val="24"/>
+                <w:lang w:bidi="ta-IN"/>
+              </w:rPr>
+              <w:t>óè</w:t>
+            </w:r>
+            <w:r>
+              <w:rPr>
+                <w:rFonts w:ascii="BRH Tamil Tab Extra" w:hAnsi="BRH Tamil Tab Extra" w:cs="Latha"/>
+                <w:b/>
+                <w:bCs/>
+                <w:szCs w:val="28"/>
+                <w:lang w:bidi="ta-IN"/>
+              </w:rPr>
+              <w:t>†</w:t>
+            </w:r>
+            <w:r>
+              <w:rPr>
+                <w:rFonts w:ascii="Latha" w:hAnsi="Latha" w:cs="Latha"/>
+                <w:szCs w:val="24"/>
+                <w:lang w:bidi="ta-IN"/>
+              </w:rPr>
+              <w:t xml:space="preserve"> </w:t>
+            </w:r>
+            <w:r>
+              <w:rPr>
+                <w:rFonts w:ascii="Latha" w:hAnsi="Latha" w:cs="Latha"/>
+                <w:szCs w:val="24"/>
+                <w:highlight w:val="yellow"/>
+                <w:cs/>
+                <w:lang w:bidi="ta-IN"/>
+              </w:rPr>
+              <w:t>ஸ</w:t>
+            </w:r>
+            <w:r>
+              <w:rPr>
+                <w:rFonts w:ascii="BRH Tamil Tab Extra" w:hAnsi="BRH Tamil Tab Extra" w:cs="Latha"/>
+                <w:b/>
+                <w:bCs/>
+                <w:szCs w:val="28"/>
+                <w:highlight w:val="yellow"/>
+                <w:lang w:bidi="ta-IN"/>
+              </w:rPr>
+              <w:t>…</w:t>
+            </w:r>
+            <w:r>
+              <w:rPr>
+                <w:rFonts w:ascii="Latha" w:hAnsi="Latha" w:cs="Latha"/>
+                <w:szCs w:val="24"/>
+                <w:highlight w:val="yellow"/>
+                <w:cs/>
+                <w:lang w:bidi="ta-IN"/>
+              </w:rPr>
+              <w:t>மீசீ</w:t>
+            </w:r>
+            <w:r>
+              <w:rPr>
+                <w:rFonts w:ascii="BRH Tamil Tab Extra" w:hAnsi="BRH Tamil Tab Extra" w:cs="Latha"/>
+                <w:b/>
+                <w:bCs/>
+                <w:szCs w:val="28"/>
+                <w:lang w:bidi="ta-IN"/>
+              </w:rPr>
+              <w:t>†</w:t>
+            </w:r>
+            <w:r>
+              <w:rPr>
+                <w:rFonts w:ascii="Latha" w:hAnsi="Latha" w:cs="Latha"/>
+                <w:szCs w:val="24"/>
+                <w:lang w:bidi="ta-IN"/>
+              </w:rPr>
+              <w:t xml:space="preserve"> </w:t>
+            </w:r>
+            <w:r>
+              <w:rPr>
+                <w:rFonts w:ascii="Latha" w:hAnsi="Latha" w:cs="Latha"/>
+                <w:szCs w:val="24"/>
+                <w:highlight w:val="yellow"/>
+                <w:cs/>
+                <w:lang w:bidi="ta-IN"/>
+              </w:rPr>
+              <w:t>ஸ</w:t>
+            </w:r>
+            <w:r>
+              <w:rPr>
+                <w:rFonts w:ascii="BRH Tamil Tab Extra" w:hAnsi="BRH Tamil Tab Extra" w:cs="Latha"/>
+                <w:b/>
+                <w:bCs/>
+                <w:szCs w:val="28"/>
+                <w:highlight w:val="yellow"/>
+                <w:lang w:bidi="ta-IN"/>
+              </w:rPr>
+              <w:t>…</w:t>
+            </w:r>
+            <w:r>
+              <w:rPr>
+                <w:rFonts w:ascii="Latha" w:hAnsi="Latha" w:cs="Latha"/>
+                <w:szCs w:val="24"/>
+                <w:highlight w:val="yellow"/>
+                <w:cs/>
+                <w:lang w:bidi="ta-IN"/>
+              </w:rPr>
+              <w:t>மீசீ</w:t>
+            </w:r>
+            <w:r>
+              <w:rPr>
+                <w:rFonts w:ascii="BRH Tamil Tab Extra" w:hAnsi="BRH Tamil Tab Extra" w:cs="Latha"/>
+                <w:b/>
+                <w:bCs/>
+                <w:szCs w:val="28"/>
+                <w:highlight w:val="yellow"/>
+                <w:lang w:bidi="ta-IN"/>
+              </w:rPr>
+              <w:t>…</w:t>
+            </w:r>
+            <w:r>
+              <w:rPr>
+                <w:rFonts w:ascii="Latha" w:hAnsi="Latha" w:cs="Latha"/>
+                <w:szCs w:val="24"/>
+                <w:lang w:bidi="ta-IN"/>
+              </w:rPr>
+              <w:t xml:space="preserve"> </w:t>
+            </w:r>
+            <w:r>
+              <w:rPr>
+                <w:rFonts w:ascii="Latha" w:hAnsi="Latha" w:cs="Latha"/>
+                <w:szCs w:val="24"/>
+                <w:cs/>
+                <w:lang w:bidi="ta-IN"/>
+              </w:rPr>
+              <w:t>ஏக</w:t>
+            </w:r>
+            <w:r>
+              <w:rPr>
+                <w:rFonts w:ascii="BRH Tamil Tab Extra" w:hAnsi="BRH Tamil Tab Extra" w:cs="Latha"/>
+                <w:b/>
+                <w:bCs/>
+                <w:szCs w:val="28"/>
+                <w:lang w:bidi="ta-IN"/>
+              </w:rPr>
+              <w:t>…</w:t>
+            </w:r>
+            <w:r>
+              <w:rPr>
+                <w:rFonts w:ascii="Latha" w:hAnsi="Latha" w:cs="Latha"/>
+                <w:szCs w:val="24"/>
+                <w:lang w:bidi="ta-IN"/>
+              </w:rPr>
+              <w:t xml:space="preserve"> </w:t>
+            </w:r>
+            <w:r>
+              <w:rPr>
+                <w:rFonts w:ascii="Latha" w:hAnsi="Latha" w:cs="Latha"/>
+                <w:szCs w:val="24"/>
+                <w:cs/>
+                <w:lang w:bidi="ta-IN"/>
+              </w:rPr>
+              <w:t>மேக</w:t>
+            </w:r>
+            <w:r>
+              <w:rPr>
+                <w:rFonts w:ascii="BRH Devanagari Extra" w:hAnsi="BRH Devanagari Extra" w:cs="Latha"/>
+                <w:b/>
+                <w:bCs/>
+                <w:szCs w:val="24"/>
+                <w:lang w:bidi="ta-IN"/>
+              </w:rPr>
+              <w:t>óè</w:t>
+            </w:r>
+            <w:r>
+              <w:rPr>
+                <w:rFonts w:ascii="BRH Tamil Tab Extra" w:hAnsi="BRH Tamil Tab Extra" w:cs="Latha"/>
+                <w:b/>
+                <w:bCs/>
+                <w:szCs w:val="28"/>
+                <w:lang w:bidi="ta-IN"/>
+              </w:rPr>
+              <w:t>†</w:t>
+            </w:r>
+            <w:r>
+              <w:rPr>
+                <w:rFonts w:ascii="Latha" w:hAnsi="Latha" w:cs="Latha"/>
+                <w:szCs w:val="24"/>
+                <w:lang w:bidi="ta-IN"/>
+              </w:rPr>
+              <w:t xml:space="preserve"> </w:t>
+            </w:r>
+            <w:r>
+              <w:rPr>
+                <w:rFonts w:ascii="Latha" w:hAnsi="Latha" w:cs="Latha"/>
+                <w:szCs w:val="24"/>
+                <w:highlight w:val="yellow"/>
+                <w:cs/>
+                <w:lang w:bidi="ta-IN"/>
+              </w:rPr>
+              <w:t>ஸ</w:t>
+            </w:r>
+            <w:r>
+              <w:rPr>
+                <w:rFonts w:ascii="BRH Tamil Tab Extra" w:hAnsi="BRH Tamil Tab Extra" w:cs="Latha"/>
+                <w:b/>
+                <w:bCs/>
+                <w:szCs w:val="28"/>
+                <w:highlight w:val="yellow"/>
+                <w:lang w:bidi="ta-IN"/>
+              </w:rPr>
+              <w:t>…</w:t>
+            </w:r>
+            <w:r>
+              <w:rPr>
+                <w:rFonts w:ascii="Latha" w:hAnsi="Latha" w:cs="Latha"/>
+                <w:szCs w:val="24"/>
+                <w:highlight w:val="yellow"/>
+                <w:cs/>
+                <w:lang w:bidi="ta-IN"/>
+              </w:rPr>
+              <w:t>மீசீ</w:t>
+            </w:r>
+            <w:r>
+              <w:rPr>
+                <w:rFonts w:ascii="BRH Tamil Tab Extra" w:hAnsi="BRH Tamil Tab Extra" w:cs="Latha"/>
+                <w:b/>
+                <w:bCs/>
+                <w:szCs w:val="28"/>
+                <w:highlight w:val="yellow"/>
+                <w:lang w:bidi="ta-IN"/>
+              </w:rPr>
+              <w:t>‡</w:t>
+            </w:r>
+            <w:r>
+              <w:rPr>
+                <w:rFonts w:ascii="Latha" w:hAnsi="Latha" w:cs="Latha"/>
+                <w:szCs w:val="24"/>
+                <w:lang w:bidi="ta-IN"/>
+              </w:rPr>
+              <w:t xml:space="preserve"> | </w:t>
+            </w:r>
+          </w:p>
+          <w:p>
+            <w:pPr>
+              <w:autoSpaceDE w:val="0"/>
+              <w:autoSpaceDN w:val="0"/>
+              <w:adjustRightInd w:val="0"/>
+              <w:rPr>
+                <w:rFonts w:ascii="Latha" w:hAnsi="Latha" w:cs="Latha"/>
+                <w:szCs w:val="24"/>
+                <w:lang w:bidi="ta-IN"/>
+              </w:rPr>
+            </w:pPr>
+            <w:r>
+              <w:rPr>
+                <w:rFonts w:ascii="Latha" w:hAnsi="Latha" w:cs="Latha"/>
+                <w:b/>
+                <w:bCs/>
+                <w:szCs w:val="24"/>
+                <w:cs/>
+                <w:lang w:bidi="ta-IN"/>
+              </w:rPr>
+              <w:t>54)</w:t>
+            </w:r>
+            <w:r>
+              <w:rPr>
+                <w:rFonts w:ascii="Latha" w:hAnsi="Latha" w:cs="Latha"/>
+                <w:szCs w:val="24"/>
+                <w:lang w:bidi="ta-IN"/>
               </w:rPr>
               <w:tab/>
             </w:r>
             <w:r>
               <w:rPr>
-                <w:rFonts w:cs="BRH Devanagari Extra"/>
-                <w:color w:val="000000"/>
-                <w:szCs w:val="32"/>
-              </w:rPr>
-              <w:t>4</w:t>
-            </w:r>
-            <w:r>
-              <w:rPr>
-                <w:rFonts w:ascii="BRH Devanagari Extra" w:hAnsi="BRH Devanagari Extra" w:cs="BRH Devanagari Extra"/>
-                <w:color w:val="000000"/>
-                <w:sz w:val="32"/>
-                <w:szCs w:val="32"/>
+                <w:rFonts w:ascii="Latha" w:hAnsi="Latha" w:cs="Latha"/>
+                <w:b/>
+                <w:bCs/>
+                <w:szCs w:val="24"/>
+                <w:cs/>
+                <w:lang w:bidi="ta-IN"/>
+              </w:rPr>
+              <w:t>4.1</w:t>
+            </w:r>
+            <w:r>
+              <w:rPr>
+                <w:rFonts w:ascii="Latha" w:hAnsi="Latha" w:cs="Latha"/>
+                <w:b/>
+                <w:bCs/>
+                <w:szCs w:val="24"/>
+                <w:lang w:bidi="ta-IN"/>
               </w:rPr>
               <w:t>.</w:t>
             </w:r>
             <w:r>
               <w:rPr>
-                <w:rFonts w:cs="BRH Devanagari Extra"/>
-                <w:color w:val="000000"/>
-                <w:szCs w:val="32"/>
+                <w:rFonts w:ascii="Latha" w:hAnsi="Latha" w:cs="Latha"/>
+                <w:b/>
+                <w:bCs/>
+                <w:szCs w:val="24"/>
+                <w:cs/>
+                <w:lang w:bidi="ta-IN"/>
               </w:rPr>
               <w:t>1</w:t>
             </w:r>
             <w:r>
               <w:rPr>
-                <w:rFonts w:ascii="BRH Devanagari Extra" w:hAnsi="BRH Devanagari Extra" w:cs="BRH Devanagari Extra"/>
-                <w:color w:val="000000"/>
-                <w:sz w:val="32"/>
-                <w:szCs w:val="32"/>
-              </w:rPr>
-              <w:t>.</w:t>
-            </w:r>
-            <w:r>
-              <w:rPr>
-                <w:rFonts w:cs="BRH Devanagari Extra"/>
-                <w:color w:val="000000"/>
-                <w:szCs w:val="32"/>
-              </w:rPr>
-              <w:t>10</w:t>
-            </w:r>
-            <w:r>
-              <w:rPr>
-                <w:rFonts w:ascii="BRH Devanagari Extra" w:hAnsi="BRH Devanagari Extra" w:cs="BRH Devanagari Extra"/>
-                <w:color w:val="000000"/>
-                <w:sz w:val="32"/>
-                <w:szCs w:val="32"/>
-              </w:rPr>
-              <w:t>.</w:t>
-            </w:r>
-            <w:r>
-              <w:rPr>
-                <w:rFonts w:cs="BRH Devanagari Extra"/>
-                <w:color w:val="000000"/>
-                <w:szCs w:val="32"/>
-              </w:rPr>
-              <w:t>4</w:t>
-            </w:r>
-            <w:r>
-              <w:rPr>
-                <w:rFonts w:ascii="BRH Devanagari Extra" w:hAnsi="BRH Devanagari Extra" w:cs="BRH Devanagari Extra"/>
-                <w:color w:val="000000"/>
-                <w:sz w:val="32"/>
-                <w:szCs w:val="32"/>
-              </w:rPr>
-              <w:t>(</w:t>
-            </w:r>
-            <w:r>
-              <w:rPr>
-                <w:rFonts w:cs="BRH Devanagari Extra"/>
-                <w:color w:val="000000"/>
-                <w:szCs w:val="32"/>
-              </w:rPr>
-              <w:t>46</w:t>
-            </w:r>
-            <w:r>
-              <w:rPr>
-                <w:rFonts w:ascii="BRH Devanagari Extra" w:hAnsi="BRH Devanagari Extra" w:cs="BRH Devanagari Extra"/>
-                <w:color w:val="000000"/>
-                <w:sz w:val="32"/>
-                <w:szCs w:val="32"/>
-              </w:rPr>
-              <w:t xml:space="preserve">)- LMüÿqÉç | </w:t>
-            </w:r>
-            <w:r>
-              <w:rPr>
-                <w:rFonts w:ascii="BRH Devanagari Extra" w:hAnsi="BRH Devanagari Extra" w:cs="BRH Devanagari Extra"/>
-                <w:color w:val="000000"/>
-                <w:sz w:val="32"/>
-                <w:szCs w:val="32"/>
+                <w:rFonts w:ascii="Latha" w:hAnsi="Latha" w:cs="Latha"/>
+                <w:b/>
+                <w:bCs/>
+                <w:szCs w:val="24"/>
+                <w:lang w:bidi="ta-IN"/>
+              </w:rPr>
+              <w:t>0.4(4</w:t>
+            </w:r>
+            <w:r>
+              <w:rPr>
+                <w:rFonts w:ascii="Latha" w:hAnsi="Latha" w:cs="Latha"/>
+                <w:b/>
+                <w:bCs/>
+                <w:szCs w:val="24"/>
+                <w:cs/>
+                <w:lang w:bidi="ta-IN"/>
+              </w:rPr>
+              <w:t>7</w:t>
+            </w:r>
+            <w:r>
+              <w:rPr>
+                <w:rFonts w:ascii="Latha" w:hAnsi="Latha" w:cs="Latha"/>
+                <w:b/>
+                <w:bCs/>
+                <w:szCs w:val="24"/>
+                <w:lang w:bidi="ta-IN"/>
+              </w:rPr>
+              <w:t>)</w:t>
+            </w:r>
+            <w:r>
+              <w:rPr>
+                <w:rFonts w:ascii="Latha" w:hAnsi="Latha" w:cs="Latha"/>
+                <w:szCs w:val="24"/>
+                <w:lang w:bidi="ta-IN"/>
+              </w:rPr>
+              <w:t xml:space="preserve">-  </w:t>
+            </w:r>
+            <w:r>
+              <w:rPr>
+                <w:rFonts w:ascii="Latha" w:hAnsi="Latha" w:cs="Latha"/>
+                <w:szCs w:val="24"/>
                 <w:highlight w:val="yellow"/>
-              </w:rPr>
-              <w:t>xÉ</w:t>
-            </w:r>
-            <w:r>
-              <w:rPr>
-                <w:rFonts w:ascii="BRH Malayalam Extra" w:hAnsi="BRH Malayalam Extra" w:cs="BRH Devanagari Extra"/>
-                <w:color w:val="000000"/>
-                <w:szCs w:val="32"/>
+                <w:cs/>
+                <w:lang w:bidi="ta-IN"/>
+              </w:rPr>
+              <w:t>ஸ</w:t>
+            </w:r>
+            <w:r>
+              <w:rPr>
+                <w:rFonts w:ascii="BRH Tamil Tab Extra" w:hAnsi="BRH Tamil Tab Extra" w:cs="Latha"/>
+                <w:b/>
+                <w:bCs/>
+                <w:szCs w:val="28"/>
                 <w:highlight w:val="yellow"/>
-              </w:rPr>
-              <w:t>–</w:t>
-            </w:r>
-            <w:r>
-              <w:rPr>
-                <w:rFonts w:ascii="BRH Devanagari Extra" w:hAnsi="BRH Devanagari Extra" w:cs="BRH Devanagari Extra"/>
-                <w:color w:val="000000"/>
-                <w:sz w:val="32"/>
-                <w:szCs w:val="32"/>
+                <w:lang w:bidi="ta-IN"/>
+              </w:rPr>
+              <w:t>…</w:t>
+            </w:r>
+            <w:r>
+              <w:rPr>
+                <w:rFonts w:ascii="Latha" w:hAnsi="Latha" w:cs="Latha"/>
+                <w:szCs w:val="24"/>
                 <w:highlight w:val="yellow"/>
-              </w:rPr>
-              <w:t>qÉÏcÉÏÿ</w:t>
-            </w:r>
-            <w:r>
-              <w:rPr>
-                <w:rFonts w:ascii="BRH Devanagari Extra" w:hAnsi="BRH Devanagari Extra" w:cs="BRH Devanagari Extra"/>
-                <w:color w:val="000000"/>
-                <w:sz w:val="32"/>
-                <w:szCs w:val="32"/>
+                <w:cs/>
+                <w:lang w:bidi="ta-IN"/>
+              </w:rPr>
+              <w:t>மீசீ</w:t>
+            </w:r>
+            <w:r>
+              <w:rPr>
+                <w:rFonts w:ascii="BRH Tamil Tab Extra" w:hAnsi="BRH Tamil Tab Extra" w:cs="Latha"/>
+                <w:b/>
+                <w:bCs/>
+                <w:szCs w:val="28"/>
+                <w:highlight w:val="yellow"/>
+                <w:lang w:bidi="ta-IN"/>
+              </w:rPr>
+              <w:t>‡</w:t>
+            </w:r>
+            <w:r>
+              <w:rPr>
+                <w:rFonts w:ascii="Latha" w:hAnsi="Latha" w:cs="Latha"/>
+                <w:szCs w:val="24"/>
+                <w:lang w:bidi="ta-IN"/>
               </w:rPr>
               <w:t xml:space="preserve"> ||</w:t>
             </w:r>
@@ -2251,369 +3491,6 @@
               <w:adjustRightInd w:val="0"/>
               <w:spacing w:before="0" w:line="240" w:lineRule="auto"/>
               <w:rPr>
-                <w:rFonts w:ascii="BRH Devanagari Extra" w:hAnsi="BRH Devanagari Extra" w:cs="BRH Devanagari Extra"/>
-                <w:color w:val="000000"/>
-                <w:sz w:val="32"/>
-                <w:szCs w:val="32"/>
-              </w:rPr>
-            </w:pPr>
-            <w:r>
-              <w:rPr>
-                <w:rFonts w:ascii="BRH Devanagari Extra" w:hAnsi="BRH Devanagari Extra" w:cs="BRH Devanagari Extra"/>
-                <w:color w:val="000000"/>
-                <w:sz w:val="32"/>
-                <w:szCs w:val="32"/>
-              </w:rPr>
-              <w:t>LMü</w:t>
-            </w:r>
-            <w:r>
-              <w:rPr>
-                <w:rFonts w:ascii="BRH Devanagari Extra" w:hAnsi="BRH Devanagari Extra" w:cs="BRH Devanagari Extra"/>
-                <w:color w:val="000000"/>
-                <w:sz w:val="26"/>
-                <w:szCs w:val="32"/>
-              </w:rPr>
-              <w:t>óè</w:t>
-            </w:r>
-            <w:r>
-              <w:rPr>
-                <w:rFonts w:ascii="BRH Devanagari Extra" w:hAnsi="BRH Devanagari Extra" w:cs="BRH Devanagari Extra"/>
-                <w:color w:val="000000"/>
-                <w:sz w:val="32"/>
-                <w:szCs w:val="32"/>
-              </w:rPr>
-              <w:t xml:space="preserve">þ </w:t>
-            </w:r>
-            <w:r>
-              <w:rPr>
-                <w:rFonts w:ascii="BRH Devanagari Extra" w:hAnsi="BRH Devanagari Extra" w:cs="BRH Devanagari Extra"/>
-                <w:color w:val="000000"/>
-                <w:sz w:val="32"/>
-                <w:szCs w:val="32"/>
-                <w:highlight w:val="yellow"/>
-              </w:rPr>
-              <w:t>xÉ</w:t>
-            </w:r>
-            <w:r>
-              <w:rPr>
-                <w:rFonts w:ascii="BRH Malayalam Extra" w:hAnsi="BRH Malayalam Extra" w:cs="BRH Devanagari Extra"/>
-                <w:color w:val="000000"/>
-                <w:szCs w:val="32"/>
-                <w:highlight w:val="yellow"/>
-              </w:rPr>
-              <w:t>–</w:t>
-            </w:r>
-            <w:r>
-              <w:rPr>
-                <w:rFonts w:ascii="BRH Devanagari Extra" w:hAnsi="BRH Devanagari Extra" w:cs="BRH Devanagari Extra"/>
-                <w:color w:val="000000"/>
-                <w:sz w:val="32"/>
-                <w:szCs w:val="32"/>
-                <w:highlight w:val="yellow"/>
-              </w:rPr>
-              <w:t>qÉÏcÉÏþ</w:t>
-            </w:r>
-            <w:r>
-              <w:rPr>
-                <w:rFonts w:ascii="BRH Devanagari Extra" w:hAnsi="BRH Devanagari Extra" w:cs="BRH Devanagari Extra"/>
-                <w:color w:val="000000"/>
-                <w:sz w:val="32"/>
-                <w:szCs w:val="32"/>
-              </w:rPr>
-              <w:t xml:space="preserve"> </w:t>
-            </w:r>
-            <w:r>
-              <w:rPr>
-                <w:rFonts w:ascii="BRH Devanagari Extra" w:hAnsi="BRH Devanagari Extra" w:cs="BRH Devanagari Extra"/>
-                <w:color w:val="000000"/>
-                <w:sz w:val="32"/>
-                <w:szCs w:val="32"/>
-                <w:highlight w:val="yellow"/>
-              </w:rPr>
-              <w:t>xÉ</w:t>
-            </w:r>
-            <w:r>
-              <w:rPr>
-                <w:rFonts w:ascii="BRH Malayalam Extra" w:hAnsi="BRH Malayalam Extra" w:cs="BRH Devanagari Extra"/>
-                <w:color w:val="000000"/>
-                <w:szCs w:val="32"/>
-                <w:highlight w:val="yellow"/>
-              </w:rPr>
-              <w:t>–</w:t>
-            </w:r>
-            <w:r>
-              <w:rPr>
-                <w:rFonts w:ascii="BRH Devanagari Extra" w:hAnsi="BRH Devanagari Extra" w:cs="BRH Devanagari Extra"/>
-                <w:color w:val="000000"/>
-                <w:sz w:val="32"/>
-                <w:szCs w:val="32"/>
-                <w:highlight w:val="yellow"/>
-              </w:rPr>
-              <w:t>qÉÏcÉÏ</w:t>
-            </w:r>
-            <w:r>
-              <w:rPr>
-                <w:rFonts w:ascii="BRH Malayalam Extra" w:hAnsi="BRH Malayalam Extra" w:cs="BRH Devanagari Extra"/>
-                <w:color w:val="000000"/>
-                <w:szCs w:val="32"/>
-              </w:rPr>
-              <w:t>–</w:t>
-            </w:r>
-            <w:r>
-              <w:rPr>
-                <w:rFonts w:ascii="BRH Devanagari Extra" w:hAnsi="BRH Devanagari Extra" w:cs="BRH Devanagari Extra"/>
-                <w:color w:val="000000"/>
-                <w:sz w:val="32"/>
-                <w:szCs w:val="32"/>
-              </w:rPr>
-              <w:t xml:space="preserve"> LMü</w:t>
-            </w:r>
-            <w:r>
-              <w:rPr>
-                <w:rFonts w:ascii="BRH Malayalam Extra" w:hAnsi="BRH Malayalam Extra" w:cs="BRH Devanagari Extra"/>
-                <w:color w:val="000000"/>
-                <w:szCs w:val="32"/>
-              </w:rPr>
-              <w:t>–</w:t>
-            </w:r>
-            <w:r>
-              <w:rPr>
-                <w:rFonts w:ascii="BRH Devanagari Extra" w:hAnsi="BRH Devanagari Extra" w:cs="BRH Devanagari Extra"/>
-                <w:color w:val="000000"/>
-                <w:sz w:val="32"/>
-                <w:szCs w:val="32"/>
-              </w:rPr>
-              <w:t xml:space="preserve"> qÉåMü</w:t>
-            </w:r>
-            <w:r>
-              <w:rPr>
-                <w:rFonts w:ascii="BRH Devanagari Extra" w:hAnsi="BRH Devanagari Extra" w:cs="BRH Devanagari Extra"/>
-                <w:color w:val="000000"/>
-                <w:sz w:val="26"/>
-                <w:szCs w:val="32"/>
-              </w:rPr>
-              <w:t>óè</w:t>
-            </w:r>
-            <w:r>
-              <w:rPr>
-                <w:rFonts w:ascii="BRH Devanagari Extra" w:hAnsi="BRH Devanagari Extra" w:cs="BRH Devanagari Extra"/>
-                <w:color w:val="000000"/>
-                <w:sz w:val="32"/>
-                <w:szCs w:val="32"/>
-              </w:rPr>
-              <w:t xml:space="preserve">þ </w:t>
-            </w:r>
-            <w:r>
-              <w:rPr>
-                <w:rFonts w:ascii="BRH Devanagari Extra" w:hAnsi="BRH Devanagari Extra" w:cs="BRH Devanagari Extra"/>
-                <w:color w:val="000000"/>
-                <w:sz w:val="32"/>
-                <w:szCs w:val="32"/>
-                <w:highlight w:val="yellow"/>
-              </w:rPr>
-              <w:t>xÉ</w:t>
-            </w:r>
-            <w:r>
-              <w:rPr>
-                <w:rFonts w:ascii="BRH Malayalam Extra" w:hAnsi="BRH Malayalam Extra" w:cs="BRH Devanagari Extra"/>
-                <w:color w:val="000000"/>
-                <w:szCs w:val="32"/>
-                <w:highlight w:val="yellow"/>
-              </w:rPr>
-              <w:t>–</w:t>
-            </w:r>
-            <w:r>
-              <w:rPr>
-                <w:rFonts w:ascii="BRH Devanagari Extra" w:hAnsi="BRH Devanagari Extra" w:cs="BRH Devanagari Extra"/>
-                <w:color w:val="000000"/>
-                <w:sz w:val="32"/>
-                <w:szCs w:val="32"/>
-                <w:highlight w:val="yellow"/>
-              </w:rPr>
-              <w:t>qÉÏcÉÏÿ</w:t>
-            </w:r>
-            <w:r>
-              <w:rPr>
-                <w:rFonts w:ascii="BRH Devanagari Extra" w:hAnsi="BRH Devanagari Extra" w:cs="BRH Devanagari Extra"/>
-                <w:color w:val="000000"/>
-                <w:sz w:val="32"/>
-                <w:szCs w:val="32"/>
-              </w:rPr>
-              <w:t xml:space="preserve"> | </w:t>
-            </w:r>
-          </w:p>
-          <w:p>
-            <w:pPr>
-              <w:widowControl w:val="0"/>
-              <w:autoSpaceDE w:val="0"/>
-              <w:autoSpaceDN w:val="0"/>
-              <w:adjustRightInd w:val="0"/>
-              <w:spacing w:before="0" w:line="240" w:lineRule="auto"/>
-              <w:rPr>
-                <w:rFonts w:ascii="BRH Devanagari Extra" w:hAnsi="BRH Devanagari Extra" w:cs="BRH Devanagari Extra"/>
-                <w:color w:val="000000"/>
-                <w:sz w:val="32"/>
-                <w:szCs w:val="32"/>
-              </w:rPr>
-            </w:pPr>
-            <w:r>
-              <w:rPr>
-                <w:rFonts w:cs="BRH Devanagari Extra"/>
-                <w:color w:val="000000"/>
-                <w:szCs w:val="32"/>
-              </w:rPr>
-              <w:t>54</w:t>
-            </w:r>
-            <w:r>
-              <w:rPr>
-                <w:rFonts w:ascii="BRH Devanagari Extra" w:hAnsi="BRH Devanagari Extra" w:cs="BRH Devanagari Extra"/>
-                <w:color w:val="000000"/>
-                <w:sz w:val="32"/>
-                <w:szCs w:val="32"/>
-              </w:rPr>
-              <w:t>)</w:t>
-            </w:r>
-            <w:r>
-              <w:rPr>
-                <w:rFonts w:ascii="BRH Devanagari Extra" w:hAnsi="BRH Devanagari Extra" w:cs="BRH Devanagari Extra"/>
-                <w:color w:val="000000"/>
-                <w:sz w:val="32"/>
-                <w:szCs w:val="32"/>
-              </w:rPr>
-              <w:tab/>
-            </w:r>
-            <w:r>
-              <w:rPr>
-                <w:rFonts w:cs="BRH Devanagari Extra"/>
-                <w:color w:val="000000"/>
-                <w:szCs w:val="32"/>
-              </w:rPr>
-              <w:t>4</w:t>
-            </w:r>
-            <w:r>
-              <w:rPr>
-                <w:rFonts w:ascii="BRH Devanagari Extra" w:hAnsi="BRH Devanagari Extra" w:cs="BRH Devanagari Extra"/>
-                <w:color w:val="000000"/>
-                <w:sz w:val="32"/>
-                <w:szCs w:val="32"/>
-              </w:rPr>
-              <w:t>.</w:t>
-            </w:r>
-            <w:r>
-              <w:rPr>
-                <w:rFonts w:cs="BRH Devanagari Extra"/>
-                <w:color w:val="000000"/>
-                <w:szCs w:val="32"/>
-              </w:rPr>
-              <w:t>1</w:t>
-            </w:r>
-            <w:r>
-              <w:rPr>
-                <w:rFonts w:ascii="BRH Devanagari Extra" w:hAnsi="BRH Devanagari Extra" w:cs="BRH Devanagari Extra"/>
-                <w:color w:val="000000"/>
-                <w:sz w:val="32"/>
-                <w:szCs w:val="32"/>
-              </w:rPr>
-              <w:t>.</w:t>
-            </w:r>
-            <w:r>
-              <w:rPr>
-                <w:rFonts w:cs="BRH Devanagari Extra"/>
-                <w:color w:val="000000"/>
-                <w:szCs w:val="32"/>
-              </w:rPr>
-              <w:t>10</w:t>
-            </w:r>
-            <w:r>
-              <w:rPr>
-                <w:rFonts w:ascii="BRH Devanagari Extra" w:hAnsi="BRH Devanagari Extra" w:cs="BRH Devanagari Extra"/>
-                <w:color w:val="000000"/>
-                <w:sz w:val="32"/>
-                <w:szCs w:val="32"/>
-              </w:rPr>
-              <w:t>.</w:t>
-            </w:r>
-            <w:r>
-              <w:rPr>
-                <w:rFonts w:cs="BRH Devanagari Extra"/>
-                <w:color w:val="000000"/>
-                <w:szCs w:val="32"/>
-              </w:rPr>
-              <w:t>4</w:t>
-            </w:r>
-            <w:r>
-              <w:rPr>
-                <w:rFonts w:ascii="BRH Devanagari Extra" w:hAnsi="BRH Devanagari Extra" w:cs="BRH Devanagari Extra"/>
-                <w:color w:val="000000"/>
-                <w:sz w:val="32"/>
-                <w:szCs w:val="32"/>
-              </w:rPr>
-              <w:t>(</w:t>
-            </w:r>
-            <w:r>
-              <w:rPr>
-                <w:rFonts w:cs="BRH Devanagari Extra"/>
-                <w:color w:val="000000"/>
-                <w:szCs w:val="32"/>
-              </w:rPr>
-              <w:t>47</w:t>
-            </w:r>
-            <w:r>
-              <w:rPr>
-                <w:rFonts w:ascii="BRH Devanagari Extra" w:hAnsi="BRH Devanagari Extra" w:cs="BRH Devanagari Extra"/>
-                <w:color w:val="000000"/>
-                <w:sz w:val="32"/>
-                <w:szCs w:val="32"/>
-              </w:rPr>
-              <w:t xml:space="preserve">)- </w:t>
-            </w:r>
-            <w:r>
-              <w:rPr>
-                <w:rFonts w:ascii="BRH Devanagari Extra" w:hAnsi="BRH Devanagari Extra" w:cs="BRH Devanagari Extra"/>
-                <w:color w:val="000000"/>
-                <w:sz w:val="32"/>
-                <w:szCs w:val="32"/>
-                <w:highlight w:val="yellow"/>
-              </w:rPr>
-              <w:t>xÉ</w:t>
-            </w:r>
-            <w:r>
-              <w:rPr>
-                <w:rFonts w:ascii="BRH Malayalam Extra" w:hAnsi="BRH Malayalam Extra" w:cs="BRH Devanagari Extra"/>
-                <w:color w:val="000000"/>
-                <w:szCs w:val="32"/>
-                <w:highlight w:val="yellow"/>
-              </w:rPr>
-              <w:t>–</w:t>
-            </w:r>
-            <w:r>
-              <w:rPr>
-                <w:rFonts w:ascii="BRH Devanagari Extra" w:hAnsi="BRH Devanagari Extra" w:cs="BRH Devanagari Extra"/>
-                <w:color w:val="000000"/>
-                <w:sz w:val="32"/>
-                <w:szCs w:val="32"/>
-                <w:highlight w:val="yellow"/>
-              </w:rPr>
-              <w:t>qÉÏcÉÏÿ</w:t>
-            </w:r>
-            <w:r>
-              <w:rPr>
-                <w:rFonts w:ascii="BRH Devanagari Extra" w:hAnsi="BRH Devanagari Extra" w:cs="BRH Devanagari Extra"/>
-                <w:color w:val="000000"/>
-                <w:sz w:val="32"/>
-                <w:szCs w:val="32"/>
-              </w:rPr>
-              <w:t xml:space="preserve"> ||</w:t>
-            </w:r>
-          </w:p>
-          <w:p>
-            <w:pPr>
-              <w:widowControl w:val="0"/>
-              <w:autoSpaceDE w:val="0"/>
-              <w:autoSpaceDN w:val="0"/>
-              <w:adjustRightInd w:val="0"/>
-              <w:spacing w:before="0" w:line="240" w:lineRule="auto"/>
-              <w:rPr>
                 <w:rFonts w:cs="BRH Malayalam Extra"/>
                 <w:color w:val="FF0000"/>
                 <w:szCs w:val="40"/>
@@ -2621,87 +3498,129 @@
             </w:pPr>
             <w:r>
               <w:rPr>
-                <w:rFonts w:ascii="BRH Devanagari Extra" w:hAnsi="BRH Devanagari Extra" w:cs="BRH Devanagari Extra"/>
-                <w:color w:val="000000"/>
-                <w:sz w:val="32"/>
-                <w:szCs w:val="32"/>
+                <w:rFonts w:ascii="Latha" w:hAnsi="Latha" w:cs="Latha"/>
+                <w:szCs w:val="24"/>
                 <w:highlight w:val="yellow"/>
-              </w:rPr>
-              <w:t>xÉ</w:t>
-            </w:r>
-            <w:r>
-              <w:rPr>
-                <w:rFonts w:ascii="BRH Malayalam Extra" w:hAnsi="BRH Malayalam Extra" w:cs="BRH Devanagari Extra"/>
-                <w:color w:val="000000"/>
-                <w:szCs w:val="32"/>
+                <w:cs/>
+                <w:lang w:bidi="ta-IN"/>
+              </w:rPr>
+              <w:t>ஸ</w:t>
+            </w:r>
+            <w:r>
+              <w:rPr>
+                <w:rFonts w:ascii="BRH Tamil Tab Extra" w:hAnsi="BRH Tamil Tab Extra" w:cs="Latha"/>
+                <w:b/>
+                <w:bCs/>
+                <w:szCs w:val="28"/>
                 <w:highlight w:val="yellow"/>
-              </w:rPr>
-              <w:t>–</w:t>
-            </w:r>
-            <w:r>
-              <w:rPr>
-                <w:rFonts w:ascii="BRH Devanagari Extra" w:hAnsi="BRH Devanagari Extra" w:cs="BRH Devanagari Extra"/>
-                <w:color w:val="000000"/>
-                <w:sz w:val="32"/>
-                <w:szCs w:val="32"/>
+                <w:lang w:bidi="ta-IN"/>
+              </w:rPr>
+              <w:t>…</w:t>
+            </w:r>
+            <w:r>
+              <w:rPr>
+                <w:rFonts w:ascii="Latha" w:hAnsi="Latha" w:cs="Latha"/>
+                <w:szCs w:val="24"/>
                 <w:highlight w:val="yellow"/>
-              </w:rPr>
-              <w:t>qÉÏcÉÏ</w:t>
-            </w:r>
-            <w:r>
-              <w:rPr>
-                <w:rFonts w:ascii="BRH Malayalam Extra" w:hAnsi="BRH Malayalam Extra" w:cs="BRH Devanagari Extra"/>
-                <w:color w:val="000000"/>
-                <w:szCs w:val="32"/>
-              </w:rPr>
-              <w:t>–</w:t>
-            </w:r>
-            <w:r>
-              <w:rPr>
-                <w:rFonts w:ascii="BRH Devanagari Extra" w:hAnsi="BRH Devanagari Extra" w:cs="BRH Devanagari Extra"/>
-                <w:color w:val="000000"/>
-                <w:sz w:val="32"/>
-                <w:szCs w:val="32"/>
-              </w:rPr>
-              <w:t xml:space="preserve"> CÌiÉþ </w:t>
-            </w:r>
-            <w:r>
-              <w:rPr>
-                <w:rFonts w:ascii="BRH Devanagari Extra" w:hAnsi="BRH Devanagari Extra" w:cs="BRH Devanagari Extra"/>
-                <w:color w:val="000000"/>
-                <w:sz w:val="32"/>
-                <w:szCs w:val="32"/>
+                <w:cs/>
+                <w:lang w:bidi="ta-IN"/>
+              </w:rPr>
+              <w:t>மீசீ</w:t>
+            </w:r>
+            <w:r>
+              <w:rPr>
+                <w:rFonts w:ascii="BRH Tamil Tab Extra" w:hAnsi="BRH Tamil Tab Extra" w:cs="Latha"/>
+                <w:b/>
+                <w:bCs/>
+                <w:szCs w:val="28"/>
                 <w:highlight w:val="yellow"/>
-              </w:rPr>
-              <w:t>xÉ</w:t>
-            </w:r>
-            <w:r>
-              <w:rPr>
-                <w:rFonts w:ascii="BRH Malayalam Extra" w:hAnsi="BRH Malayalam Extra" w:cs="BRH Devanagari Extra"/>
-                <w:color w:val="000000"/>
-                <w:szCs w:val="32"/>
+                <w:lang w:bidi="ta-IN"/>
+              </w:rPr>
+              <w:t>…</w:t>
+            </w:r>
+            <w:r>
+              <w:rPr>
+                <w:rFonts w:ascii="Latha" w:hAnsi="Latha" w:cs="Latha"/>
+                <w:szCs w:val="24"/>
+                <w:lang w:bidi="ta-IN"/>
+              </w:rPr>
+              <w:t xml:space="preserve"> </w:t>
+            </w:r>
+            <w:r>
+              <w:rPr>
+                <w:rFonts w:ascii="Latha" w:hAnsi="Latha" w:cs="Latha"/>
+                <w:szCs w:val="24"/>
+                <w:cs/>
+                <w:lang w:bidi="ta-IN"/>
+              </w:rPr>
+              <w:t>இதி</w:t>
+            </w:r>
+            <w:r>
+              <w:rPr>
+                <w:rFonts w:ascii="BRH Tamil Tab Extra" w:hAnsi="BRH Tamil Tab Extra" w:cs="Latha"/>
+                <w:b/>
+                <w:bCs/>
+                <w:szCs w:val="28"/>
+                <w:lang w:bidi="ta-IN"/>
+              </w:rPr>
+              <w:t>†</w:t>
+            </w:r>
+            <w:r>
+              <w:rPr>
+                <w:rFonts w:ascii="Latha" w:hAnsi="Latha" w:cs="Latha"/>
+                <w:szCs w:val="24"/>
+                <w:lang w:bidi="ta-IN"/>
+              </w:rPr>
+              <w:t xml:space="preserve"> </w:t>
+            </w:r>
+            <w:r>
+              <w:rPr>
+                <w:rFonts w:ascii="Latha" w:hAnsi="Latha" w:cs="Latha"/>
+                <w:szCs w:val="24"/>
                 <w:highlight w:val="yellow"/>
-              </w:rPr>
-              <w:t>–</w:t>
-            </w:r>
-            <w:r>
-              <w:rPr>
-                <w:rFonts w:ascii="BRH Devanagari Extra" w:hAnsi="BRH Devanagari Extra" w:cs="BRH Devanagari Extra"/>
-                <w:color w:val="000000"/>
-                <w:sz w:val="32"/>
-                <w:szCs w:val="32"/>
+                <w:cs/>
+                <w:lang w:bidi="ta-IN"/>
+              </w:rPr>
+              <w:t>ஸ</w:t>
+            </w:r>
+            <w:r>
+              <w:rPr>
+                <w:rFonts w:ascii="BRH Tamil Tab Extra" w:hAnsi="BRH Tamil Tab Extra" w:cs="Latha"/>
+                <w:b/>
+                <w:bCs/>
+                <w:szCs w:val="28"/>
                 <w:highlight w:val="yellow"/>
-              </w:rPr>
-              <w:t>qÉÏcÉÏÿ</w:t>
-            </w:r>
-            <w:r>
-              <w:rPr>
-                <w:rFonts w:ascii="BRH Devanagari Extra" w:hAnsi="BRH Devanagari Extra" w:cs="BRH Devanagari Extra"/>
-                <w:color w:val="000000"/>
-                <w:sz w:val="32"/>
-                <w:szCs w:val="32"/>
-              </w:rPr>
-              <w:t xml:space="preserve"> | </w:t>
+                <w:lang w:bidi="ta-IN"/>
+              </w:rPr>
+              <w:t>…</w:t>
+            </w:r>
+            <w:r>
+              <w:rPr>
+                <w:rFonts w:ascii="Latha" w:hAnsi="Latha" w:cs="Latha"/>
+                <w:szCs w:val="24"/>
+                <w:highlight w:val="yellow"/>
+                <w:cs/>
+                <w:lang w:bidi="ta-IN"/>
+              </w:rPr>
+              <w:t>மீசீ</w:t>
+            </w:r>
+            <w:r>
+              <w:rPr>
+                <w:rFonts w:ascii="BRH Tamil Tab Extra" w:hAnsi="BRH Tamil Tab Extra" w:cs="Latha"/>
+                <w:b/>
+                <w:bCs/>
+                <w:szCs w:val="28"/>
+                <w:lang w:bidi="ta-IN"/>
+              </w:rPr>
+              <w:t>‡</w:t>
+            </w:r>
+            <w:r>
+              <w:rPr>
+                <w:rFonts w:ascii="Latha" w:hAnsi="Latha" w:cs="Latha"/>
+                <w:szCs w:val="24"/>
+                <w:lang w:bidi="ta-IN"/>
+              </w:rPr>
+              <w:t xml:space="preserve"> |</w:t>
             </w:r>
           </w:p>
         </w:tc>
@@ -2717,183 +3636,198 @@
           </w:tcPr>
           <w:p>
             <w:pPr>
-              <w:widowControl w:val="0"/>
               <w:autoSpaceDE w:val="0"/>
               <w:autoSpaceDN w:val="0"/>
               <w:adjustRightInd w:val="0"/>
-              <w:spacing w:before="0" w:line="240" w:lineRule="auto"/>
-              <w:rPr>
-                <w:rFonts w:ascii="BRH Devanagari Extra" w:hAnsi="BRH Devanagari Extra" w:cs="BRH Devanagari Extra"/>
-                <w:color w:val="000000"/>
-                <w:sz w:val="32"/>
-                <w:szCs w:val="32"/>
+              <w:rPr>
+                <w:rFonts w:ascii="Latha" w:hAnsi="Latha" w:cs="Latha"/>
+                <w:szCs w:val="24"/>
+                <w:lang w:bidi="ta-IN"/>
               </w:rPr>
             </w:pPr>
             <w:r>
               <w:rPr>
-                <w:rFonts w:cs="BRH Devanagari Extra"/>
-                <w:color w:val="000000"/>
-                <w:szCs w:val="32"/>
-              </w:rPr>
-              <w:t>53</w:t>
-            </w:r>
-            <w:r>
-              <w:rPr>
-                <w:rFonts w:ascii="BRH Devanagari Extra" w:hAnsi="BRH Devanagari Extra" w:cs="BRH Devanagari Extra"/>
-                <w:color w:val="000000"/>
-                <w:sz w:val="32"/>
-                <w:szCs w:val="32"/>
+                <w:rFonts w:ascii="Latha" w:hAnsi="Latha" w:cs="Latha"/>
+                <w:b/>
+                <w:bCs/>
+                <w:szCs w:val="24"/>
+                <w:cs/>
+                <w:lang w:bidi="ta-IN"/>
+              </w:rPr>
+              <w:t>53)</w:t>
+            </w:r>
+            <w:r>
+              <w:rPr>
+                <w:rFonts w:ascii="Latha" w:hAnsi="Latha" w:cs="Latha"/>
+                <w:szCs w:val="24"/>
+                <w:lang w:bidi="ta-IN"/>
+              </w:rPr>
+              <w:tab/>
+            </w:r>
+            <w:r>
+              <w:rPr>
+                <w:rFonts w:ascii="Latha" w:hAnsi="Latha" w:cs="Latha"/>
+                <w:b/>
+                <w:bCs/>
+                <w:szCs w:val="24"/>
+                <w:cs/>
+                <w:lang w:bidi="ta-IN"/>
+              </w:rPr>
+              <w:t>4.1</w:t>
+            </w:r>
+            <w:r>
+              <w:rPr>
+                <w:rFonts w:ascii="Latha" w:hAnsi="Latha" w:cs="Latha"/>
+                <w:b/>
+                <w:bCs/>
+                <w:szCs w:val="24"/>
+                <w:lang w:bidi="ta-IN"/>
+              </w:rPr>
+              <w:t>.</w:t>
+            </w:r>
+            <w:r>
+              <w:rPr>
+                <w:rFonts w:ascii="Latha" w:hAnsi="Latha" w:cs="Latha"/>
+                <w:b/>
+                <w:bCs/>
+                <w:szCs w:val="24"/>
+                <w:cs/>
+                <w:lang w:bidi="ta-IN"/>
+              </w:rPr>
+              <w:t>1</w:t>
+            </w:r>
+            <w:r>
+              <w:rPr>
+                <w:rFonts w:ascii="Latha" w:hAnsi="Latha" w:cs="Latha"/>
+                <w:b/>
+                <w:bCs/>
+                <w:szCs w:val="24"/>
+                <w:lang w:bidi="ta-IN"/>
+              </w:rPr>
+              <w:t>0.4(4</w:t>
+            </w:r>
+            <w:r>
+              <w:rPr>
+                <w:rFonts w:ascii="Latha" w:hAnsi="Latha" w:cs="Latha"/>
+                <w:b/>
+                <w:bCs/>
+                <w:szCs w:val="24"/>
+                <w:cs/>
+                <w:lang w:bidi="ta-IN"/>
+              </w:rPr>
+              <w:t>6</w:t>
+            </w:r>
+            <w:r>
+              <w:rPr>
+                <w:rFonts w:ascii="Latha" w:hAnsi="Latha" w:cs="Latha"/>
+                <w:b/>
+                <w:bCs/>
+                <w:szCs w:val="24"/>
+                <w:lang w:bidi="ta-IN"/>
               </w:rPr>
               <w:t>)</w:t>
             </w:r>
             <w:r>
               <w:rPr>
-                <w:rFonts w:ascii="BRH Devanagari Extra" w:hAnsi="BRH Devanagari Extra" w:cs="BRH Devanagari Extra"/>
-                <w:color w:val="000000"/>
-                <w:sz w:val="32"/>
-                <w:szCs w:val="32"/>
-              </w:rPr>
-              <w:tab/>
-            </w:r>
-            <w:r>
-              <w:rPr>
-                <w:rFonts w:cs="BRH Devanagari Extra"/>
-                <w:color w:val="000000"/>
-                <w:szCs w:val="32"/>
-              </w:rPr>
-              <w:t>4</w:t>
-            </w:r>
-            <w:r>
-              <w:rPr>
-                <w:rFonts w:ascii="BRH Devanagari Extra" w:hAnsi="BRH Devanagari Extra" w:cs="BRH Devanagari Extra"/>
-                <w:color w:val="000000"/>
-                <w:sz w:val="32"/>
-                <w:szCs w:val="32"/>
-              </w:rPr>
-              <w:t>.</w:t>
-            </w:r>
-            <w:r>
-              <w:rPr>
-                <w:rFonts w:cs="BRH Devanagari Extra"/>
-                <w:color w:val="000000"/>
-                <w:szCs w:val="32"/>
-              </w:rPr>
-              <w:t>1</w:t>
-            </w:r>
-            <w:r>
-              <w:rPr>
-                <w:rFonts w:ascii="BRH Devanagari Extra" w:hAnsi="BRH Devanagari Extra" w:cs="BRH Devanagari Extra"/>
-                <w:color w:val="000000"/>
-                <w:sz w:val="32"/>
-                <w:szCs w:val="32"/>
-              </w:rPr>
-              <w:t>.</w:t>
-            </w:r>
-            <w:r>
-              <w:rPr>
-                <w:rFonts w:cs="BRH Devanagari Extra"/>
-                <w:color w:val="000000"/>
-                <w:szCs w:val="32"/>
-              </w:rPr>
-              <w:t>10</w:t>
-            </w:r>
-            <w:r>
-              <w:rPr>
-                <w:rFonts w:ascii="BRH Devanagari Extra" w:hAnsi="BRH Devanagari Extra" w:cs="BRH Devanagari Extra"/>
-                <w:color w:val="000000"/>
-                <w:sz w:val="32"/>
-                <w:szCs w:val="32"/>
-              </w:rPr>
-              <w:t>.</w:t>
-            </w:r>
-            <w:r>
-              <w:rPr>
-                <w:rFonts w:cs="BRH Devanagari Extra"/>
-                <w:color w:val="000000"/>
-                <w:szCs w:val="32"/>
-              </w:rPr>
-              <w:t>4</w:t>
-            </w:r>
-            <w:r>
-              <w:rPr>
-                <w:rFonts w:ascii="BRH Devanagari Extra" w:hAnsi="BRH Devanagari Extra" w:cs="BRH Devanagari Extra"/>
-                <w:color w:val="000000"/>
-                <w:sz w:val="32"/>
-                <w:szCs w:val="32"/>
-              </w:rPr>
-              <w:t>(</w:t>
-            </w:r>
-            <w:r>
-              <w:rPr>
-                <w:rFonts w:cs="BRH Devanagari Extra"/>
-                <w:color w:val="000000"/>
-                <w:szCs w:val="32"/>
-              </w:rPr>
-              <w:t>46</w:t>
-            </w:r>
-            <w:r>
-              <w:rPr>
-                <w:rFonts w:ascii="BRH Devanagari Extra" w:hAnsi="BRH Devanagari Extra" w:cs="BRH Devanagari Extra"/>
-                <w:color w:val="000000"/>
-                <w:sz w:val="32"/>
-                <w:szCs w:val="32"/>
-              </w:rPr>
-              <w:t xml:space="preserve">)- LMüÿqÉç | </w:t>
-            </w:r>
-            <w:r>
-              <w:rPr>
-                <w:rFonts w:ascii="BRH Devanagari Extra" w:hAnsi="BRH Devanagari Extra" w:cs="BRH Devanagari Extra"/>
-                <w:color w:val="000000"/>
-                <w:sz w:val="32"/>
-                <w:szCs w:val="32"/>
+                <w:rFonts w:ascii="Latha" w:hAnsi="Latha" w:cs="Latha"/>
+                <w:szCs w:val="24"/>
+                <w:lang w:bidi="ta-IN"/>
+              </w:rPr>
+              <w:t xml:space="preserve">-  </w:t>
+            </w:r>
+            <w:r>
+              <w:rPr>
+                <w:rFonts w:ascii="Latha" w:hAnsi="Latha" w:cs="Latha"/>
+                <w:szCs w:val="24"/>
+                <w:cs/>
+                <w:lang w:bidi="ta-IN"/>
+              </w:rPr>
+              <w:t>ஏக</w:t>
+            </w:r>
+            <w:r>
+              <w:rPr>
+                <w:rFonts w:ascii="BRH Tamil Tab Extra" w:hAnsi="BRH Tamil Tab Extra" w:cs="Latha"/>
+                <w:b/>
+                <w:bCs/>
+                <w:szCs w:val="28"/>
+                <w:lang w:bidi="ta-IN"/>
+              </w:rPr>
+              <w:t>‡</w:t>
+            </w:r>
+            <w:r>
+              <w:rPr>
+                <w:rFonts w:ascii="Latha" w:hAnsi="Latha" w:cs="Latha"/>
+                <w:szCs w:val="24"/>
+                <w:cs/>
+                <w:lang w:bidi="ta-IN"/>
+              </w:rPr>
+              <w:t xml:space="preserve">ம் </w:t>
+            </w:r>
+            <w:r>
+              <w:rPr>
+                <w:rFonts w:ascii="Latha" w:hAnsi="Latha" w:cs="Latha"/>
+                <w:szCs w:val="24"/>
+                <w:lang w:bidi="ta-IN"/>
+              </w:rPr>
+              <w:t xml:space="preserve">| </w:t>
+            </w:r>
+            <w:r>
+              <w:rPr>
+                <w:rFonts w:ascii="Latha" w:hAnsi="Latha" w:cs="Latha"/>
+                <w:szCs w:val="24"/>
                 <w:highlight w:val="green"/>
-              </w:rPr>
-              <w:t>xÉ</w:t>
-            </w:r>
-            <w:r>
-              <w:rPr>
-                <w:rFonts w:ascii="BRH Malayalam Extra" w:hAnsi="BRH Malayalam Extra" w:cs="BRH Devanagari Extra"/>
-                <w:color w:val="000000"/>
-                <w:szCs w:val="32"/>
+                <w:cs/>
+                <w:lang w:bidi="ta-IN"/>
+              </w:rPr>
+              <w:t>ஸ</w:t>
+            </w:r>
+            <w:r>
+              <w:rPr>
+                <w:rFonts w:ascii="BRH Tamil Tab Extra" w:hAnsi="BRH Tamil Tab Extra" w:cs="Latha"/>
+                <w:b/>
+                <w:bCs/>
+                <w:szCs w:val="28"/>
                 <w:highlight w:val="green"/>
-              </w:rPr>
-              <w:t>–</w:t>
-            </w:r>
-            <w:r>
-              <w:rPr>
-                <w:rFonts w:ascii="BRH Devanagari Extra" w:hAnsi="BRH Devanagari Extra" w:cs="BRH Devanagari Extra"/>
-                <w:color w:val="000000"/>
-                <w:sz w:val="32"/>
-                <w:szCs w:val="32"/>
+                <w:lang w:bidi="ta-IN"/>
+              </w:rPr>
+              <w:t>…</w:t>
+            </w:r>
+            <w:r>
+              <w:rPr>
+                <w:rFonts w:ascii="Latha" w:hAnsi="Latha" w:cs="Latha"/>
+                <w:szCs w:val="24"/>
                 <w:highlight w:val="green"/>
-              </w:rPr>
-              <w:t>qÉÏ</w:t>
-            </w:r>
-            <w:r>
-              <w:rPr>
-                <w:rFonts w:ascii="BRH Malayalam Extra" w:hAnsi="BRH Malayalam Extra" w:cs="BRH Devanagari Extra"/>
-                <w:color w:val="000000"/>
-                <w:szCs w:val="32"/>
+                <w:cs/>
+                <w:lang w:bidi="ta-IN"/>
+              </w:rPr>
+              <w:t>மீ</w:t>
+            </w:r>
+            <w:r>
+              <w:rPr>
+                <w:rFonts w:ascii="BRH Tamil Tab Extra" w:hAnsi="BRH Tamil Tab Extra" w:cs="Latha"/>
+                <w:b/>
+                <w:bCs/>
+                <w:szCs w:val="28"/>
                 <w:highlight w:val="green"/>
-              </w:rPr>
-              <w:t>–</w:t>
-            </w:r>
-            <w:r>
-              <w:rPr>
-                <w:rFonts w:ascii="BRH Devanagari Extra" w:hAnsi="BRH Devanagari Extra" w:cs="BRH Devanagari Extra"/>
-                <w:color w:val="000000"/>
-                <w:sz w:val="32"/>
-                <w:szCs w:val="32"/>
+                <w:lang w:bidi="ta-IN"/>
+              </w:rPr>
+              <w:t>…</w:t>
+            </w:r>
+            <w:r>
+              <w:rPr>
+                <w:rFonts w:ascii="Latha" w:hAnsi="Latha" w:cs="Latha"/>
+                <w:szCs w:val="24"/>
                 <w:highlight w:val="green"/>
-              </w:rPr>
-              <w:t>cÉÏ</w:t>
-            </w:r>
-            <w:r>
-              <w:rPr>
-                <w:rFonts w:ascii="BRH Devanagari Extra" w:hAnsi="BRH Devanagari Extra" w:cs="BRH Devanagari Extra"/>
-                <w:color w:val="000000"/>
-                <w:sz w:val="32"/>
-                <w:szCs w:val="32"/>
+                <w:cs/>
+                <w:lang w:bidi="ta-IN"/>
+              </w:rPr>
+              <w:t>சீ</w:t>
+            </w:r>
+            <w:r>
+              <w:rPr>
+                <w:rFonts w:ascii="Latha" w:hAnsi="Latha" w:cs="Latha"/>
+                <w:szCs w:val="24"/>
+                <w:lang w:bidi="ta-IN"/>
               </w:rPr>
               <w:t xml:space="preserve"> ||</w:t>
             </w:r>
@@ -2914,179 +3848,404 @@
             </w:pPr>
             <w:r>
               <w:rPr>
-                <w:rFonts w:ascii="BRH Devanagari Extra" w:hAnsi="BRH Devanagari Extra" w:cs="BRH Devanagari Extra"/>
-                <w:color w:val="000000"/>
-                <w:sz w:val="32"/>
-                <w:szCs w:val="32"/>
-              </w:rPr>
-              <w:t>LMü</w:t>
-            </w:r>
-            <w:r>
-              <w:rPr>
-                <w:rFonts w:ascii="BRH Devanagari Extra" w:hAnsi="BRH Devanagari Extra" w:cs="BRH Devanagari Extra"/>
-                <w:color w:val="000000"/>
-                <w:sz w:val="26"/>
-                <w:szCs w:val="32"/>
+                <w:rFonts w:ascii="Latha" w:hAnsi="Latha" w:cs="Latha"/>
+                <w:szCs w:val="24"/>
+                <w:cs/>
+                <w:lang w:bidi="ta-IN"/>
+              </w:rPr>
+              <w:t>ஏக</w:t>
+            </w:r>
+            <w:r>
+              <w:rPr>
+                <w:rFonts w:ascii="BRH Devanagari Extra" w:hAnsi="BRH Devanagari Extra" w:cs="Latha"/>
+                <w:b/>
+                <w:bCs/>
+                <w:szCs w:val="24"/>
+                <w:lang w:bidi="ta-IN"/>
               </w:rPr>
               <w:t>óè</w:t>
             </w:r>
             <w:r>
               <w:rPr>
-                <w:rFonts w:ascii="BRH Devanagari Extra" w:hAnsi="BRH Devanagari Extra" w:cs="BRH Devanagari Extra"/>
-                <w:color w:val="000000"/>
-                <w:sz w:val="32"/>
-                <w:szCs w:val="32"/>
-              </w:rPr>
-              <w:t xml:space="preserve">þ </w:t>
-            </w:r>
-            <w:r>
-              <w:rPr>
-                <w:rFonts w:ascii="BRH Devanagari Extra" w:hAnsi="BRH Devanagari Extra" w:cs="BRH Devanagari Extra"/>
-                <w:color w:val="000000"/>
-                <w:sz w:val="32"/>
-                <w:szCs w:val="32"/>
+                <w:rFonts w:ascii="BRH Tamil Tab Extra" w:hAnsi="BRH Tamil Tab Extra" w:cs="Latha"/>
+                <w:b/>
+                <w:bCs/>
+                <w:szCs w:val="28"/>
+                <w:lang w:bidi="ta-IN"/>
+              </w:rPr>
+              <w:t>†</w:t>
+            </w:r>
+            <w:r>
+              <w:rPr>
+                <w:rFonts w:ascii="Latha" w:hAnsi="Latha" w:cs="Latha"/>
+                <w:szCs w:val="24"/>
+                <w:lang w:bidi="ta-IN"/>
+              </w:rPr>
+              <w:t xml:space="preserve"> </w:t>
+            </w:r>
+            <w:r>
+              <w:rPr>
+                <w:rFonts w:ascii="Latha" w:hAnsi="Latha" w:cs="Latha"/>
+                <w:szCs w:val="24"/>
                 <w:highlight w:val="green"/>
-              </w:rPr>
-              <w:t>xÉqÉÏ</w:t>
-            </w:r>
-            <w:r>
-              <w:rPr>
-                <w:rFonts w:ascii="BRH Malayalam Extra" w:hAnsi="BRH Malayalam Extra" w:cs="BRH Devanagari Extra"/>
-                <w:color w:val="000000"/>
-                <w:szCs w:val="32"/>
+                <w:cs/>
+                <w:lang w:bidi="ta-IN"/>
+              </w:rPr>
+              <w:t>ஸமீ</w:t>
+            </w:r>
+            <w:r>
+              <w:rPr>
+                <w:rFonts w:ascii="BRH Tamil Tab Extra" w:hAnsi="BRH Tamil Tab Extra" w:cs="Latha"/>
+                <w:b/>
+                <w:bCs/>
+                <w:szCs w:val="28"/>
                 <w:highlight w:val="green"/>
-              </w:rPr>
-              <w:t>–</w:t>
-            </w:r>
-            <w:r>
-              <w:rPr>
-                <w:rFonts w:ascii="BRH Devanagari Extra" w:hAnsi="BRH Devanagari Extra" w:cs="BRH Devanagari Extra"/>
-                <w:color w:val="000000"/>
-                <w:sz w:val="32"/>
-                <w:szCs w:val="32"/>
+                <w:lang w:bidi="ta-IN"/>
+              </w:rPr>
+              <w:t>…</w:t>
+            </w:r>
+            <w:r>
+              <w:rPr>
+                <w:rFonts w:ascii="Latha" w:hAnsi="Latha" w:cs="Latha"/>
+                <w:szCs w:val="24"/>
                 <w:highlight w:val="green"/>
-              </w:rPr>
-              <w:t>cÉÏ</w:t>
-            </w:r>
-            <w:r>
-              <w:rPr>
-                <w:rFonts w:ascii="BRH Devanagari Extra" w:hAnsi="BRH Devanagari Extra" w:cs="BRH Devanagari Extra"/>
-                <w:color w:val="000000"/>
-                <w:sz w:val="32"/>
-                <w:szCs w:val="32"/>
+                <w:cs/>
+                <w:lang w:bidi="ta-IN"/>
+              </w:rPr>
+              <w:t>சீ</w:t>
+            </w:r>
+            <w:r>
+              <w:rPr>
+                <w:rFonts w:ascii="Latha" w:hAnsi="Latha" w:cs="Latha"/>
+                <w:szCs w:val="24"/>
+                <w:lang w:bidi="ta-IN"/>
               </w:rPr>
               <w:t xml:space="preserve"> </w:t>
             </w:r>
             <w:r>
               <w:rPr>
-                <w:rFonts w:ascii="BRH Devanagari Extra" w:hAnsi="BRH Devanagari Extra" w:cs="BRH Devanagari Extra"/>
-                <w:color w:val="000000"/>
-                <w:sz w:val="32"/>
-                <w:szCs w:val="32"/>
+                <w:rFonts w:ascii="Latha" w:hAnsi="Latha" w:cs="Latha"/>
+                <w:szCs w:val="24"/>
                 <w:highlight w:val="green"/>
-              </w:rPr>
-              <w:t>xÉþqÉÏ</w:t>
-            </w:r>
-            <w:r>
-              <w:rPr>
-                <w:rFonts w:ascii="BRH Malayalam Extra" w:hAnsi="BRH Malayalam Extra" w:cs="BRH Devanagari Extra"/>
-                <w:color w:val="000000"/>
-                <w:szCs w:val="32"/>
+                <w:cs/>
+                <w:lang w:bidi="ta-IN"/>
+              </w:rPr>
+              <w:t>ஸ</w:t>
+            </w:r>
+            <w:r>
+              <w:rPr>
+                <w:rFonts w:ascii="BRH Tamil Tab Extra" w:hAnsi="BRH Tamil Tab Extra" w:cs="Latha"/>
+                <w:b/>
+                <w:bCs/>
+                <w:szCs w:val="28"/>
                 <w:highlight w:val="green"/>
-              </w:rPr>
-              <w:t>–</w:t>
-            </w:r>
-            <w:r>
-              <w:rPr>
-                <w:rFonts w:ascii="BRH Devanagari Extra" w:hAnsi="BRH Devanagari Extra" w:cs="BRH Devanagari Extra"/>
-                <w:color w:val="000000"/>
-                <w:sz w:val="32"/>
-                <w:szCs w:val="32"/>
+                <w:lang w:bidi="ta-IN"/>
+              </w:rPr>
+              <w:t>†</w:t>
+            </w:r>
+            <w:r>
+              <w:rPr>
+                <w:rFonts w:ascii="Latha" w:hAnsi="Latha" w:cs="Latha"/>
+                <w:szCs w:val="24"/>
                 <w:highlight w:val="green"/>
-              </w:rPr>
-              <w:t>cÉÏ</w:t>
-            </w:r>
-            <w:r>
-              <w:rPr>
-                <w:rFonts w:ascii="BRH Devanagari Extra" w:hAnsi="BRH Devanagari Extra" w:cs="BRH Devanagari Extra"/>
-                <w:color w:val="000000"/>
-                <w:sz w:val="32"/>
-                <w:szCs w:val="32"/>
-              </w:rPr>
-              <w:t xml:space="preserve"> LMü</w:t>
-            </w:r>
-            <w:r>
-              <w:rPr>
-                <w:rFonts w:ascii="BRH Malayalam Extra" w:hAnsi="BRH Malayalam Extra" w:cs="BRH Devanagari Extra"/>
-                <w:color w:val="000000"/>
-                <w:szCs w:val="32"/>
-              </w:rPr>
-              <w:t>–</w:t>
-            </w:r>
-            <w:r>
-              <w:rPr>
-                <w:rFonts w:ascii="BRH Devanagari Extra" w:hAnsi="BRH Devanagari Extra" w:cs="BRH Devanagari Extra"/>
-                <w:color w:val="000000"/>
-                <w:sz w:val="32"/>
-                <w:szCs w:val="32"/>
-              </w:rPr>
-              <w:t xml:space="preserve"> qÉåMü</w:t>
-            </w:r>
-            <w:r>
-              <w:rPr>
-                <w:rFonts w:ascii="BRH Devanagari Extra" w:hAnsi="BRH Devanagari Extra" w:cs="BRH Devanagari Extra"/>
-                <w:color w:val="000000"/>
-                <w:sz w:val="26"/>
-                <w:szCs w:val="32"/>
+                <w:cs/>
+                <w:lang w:bidi="ta-IN"/>
+              </w:rPr>
+              <w:t>மீ</w:t>
+            </w:r>
+            <w:r>
+              <w:rPr>
+                <w:rFonts w:ascii="BRH Tamil Tab Extra" w:hAnsi="BRH Tamil Tab Extra" w:cs="Latha"/>
+                <w:b/>
+                <w:bCs/>
+                <w:szCs w:val="28"/>
+                <w:highlight w:val="green"/>
+                <w:lang w:bidi="ta-IN"/>
+              </w:rPr>
+              <w:t>…</w:t>
+            </w:r>
+            <w:r>
+              <w:rPr>
+                <w:rFonts w:ascii="Latha" w:hAnsi="Latha" w:cs="Latha"/>
+                <w:szCs w:val="24"/>
+                <w:highlight w:val="green"/>
+                <w:cs/>
+                <w:lang w:bidi="ta-IN"/>
+              </w:rPr>
+              <w:t>சீ</w:t>
+            </w:r>
+            <w:r>
+              <w:rPr>
+                <w:rFonts w:ascii="Latha" w:hAnsi="Latha" w:cs="Latha"/>
+                <w:szCs w:val="24"/>
+                <w:lang w:bidi="ta-IN"/>
+              </w:rPr>
+              <w:t xml:space="preserve"> </w:t>
+            </w:r>
+            <w:r>
+              <w:rPr>
+                <w:rFonts w:ascii="Latha" w:hAnsi="Latha" w:cs="Latha"/>
+                <w:szCs w:val="24"/>
+                <w:cs/>
+                <w:lang w:bidi="ta-IN"/>
+              </w:rPr>
+              <w:t>ஏக</w:t>
+            </w:r>
+            <w:r>
+              <w:rPr>
+                <w:rFonts w:ascii="BRH Tamil Tab Extra" w:hAnsi="BRH Tamil Tab Extra" w:cs="Latha"/>
+                <w:b/>
+                <w:bCs/>
+                <w:szCs w:val="28"/>
+                <w:lang w:bidi="ta-IN"/>
+              </w:rPr>
+              <w:t>…</w:t>
+            </w:r>
+            <w:r>
+              <w:rPr>
+                <w:rFonts w:ascii="Latha" w:hAnsi="Latha" w:cs="Latha"/>
+                <w:szCs w:val="24"/>
+                <w:lang w:bidi="ta-IN"/>
+              </w:rPr>
+              <w:t xml:space="preserve"> </w:t>
+            </w:r>
+            <w:r>
+              <w:rPr>
+                <w:rFonts w:ascii="Latha" w:hAnsi="Latha" w:cs="Latha"/>
+                <w:szCs w:val="24"/>
+                <w:cs/>
+                <w:lang w:bidi="ta-IN"/>
+              </w:rPr>
+              <w:t>மேக</w:t>
+            </w:r>
+            <w:r>
+              <w:rPr>
+                <w:rFonts w:ascii="BRH Devanagari Extra" w:hAnsi="BRH Devanagari Extra" w:cs="Latha"/>
+                <w:b/>
+                <w:bCs/>
+                <w:szCs w:val="24"/>
+                <w:lang w:bidi="ta-IN"/>
               </w:rPr>
               <w:t>óè</w:t>
             </w:r>
             <w:r>
               <w:rPr>
-                <w:rFonts w:ascii="BRH Devanagari Extra" w:hAnsi="BRH Devanagari Extra" w:cs="BRH Devanagari Extra"/>
-                <w:color w:val="000000"/>
-                <w:sz w:val="32"/>
-                <w:szCs w:val="32"/>
-              </w:rPr>
-              <w:t xml:space="preserve">þ </w:t>
-            </w:r>
-            <w:r>
-              <w:rPr>
-                <w:rFonts w:ascii="BRH Devanagari Extra" w:hAnsi="BRH Devanagari Extra" w:cs="BRH Devanagari Extra"/>
-                <w:color w:val="000000"/>
-                <w:sz w:val="32"/>
-                <w:szCs w:val="32"/>
+                <w:rFonts w:ascii="BRH Tamil Tab Extra" w:hAnsi="BRH Tamil Tab Extra" w:cs="Latha"/>
+                <w:b/>
+                <w:bCs/>
+                <w:szCs w:val="28"/>
+                <w:lang w:bidi="ta-IN"/>
+              </w:rPr>
+              <w:t>†</w:t>
+            </w:r>
+            <w:r>
+              <w:rPr>
+                <w:rFonts w:ascii="Latha" w:hAnsi="Latha" w:cs="Latha"/>
+                <w:szCs w:val="24"/>
+                <w:lang w:bidi="ta-IN"/>
+              </w:rPr>
+              <w:t xml:space="preserve"> </w:t>
+            </w:r>
+            <w:r>
+              <w:rPr>
+                <w:rFonts w:ascii="Latha" w:hAnsi="Latha" w:cs="Latha"/>
+                <w:szCs w:val="24"/>
                 <w:highlight w:val="green"/>
-              </w:rPr>
-              <w:t>xÉqÉÏ</w:t>
-            </w:r>
-            <w:r>
-              <w:rPr>
-                <w:rFonts w:ascii="BRH Malayalam Extra" w:hAnsi="BRH Malayalam Extra" w:cs="BRH Devanagari Extra"/>
-                <w:color w:val="000000"/>
-                <w:szCs w:val="32"/>
+                <w:cs/>
+                <w:lang w:bidi="ta-IN"/>
+              </w:rPr>
+              <w:t>ஸமீ</w:t>
+            </w:r>
+            <w:r>
+              <w:rPr>
+                <w:rFonts w:ascii="BRH Tamil Tab Extra" w:hAnsi="BRH Tamil Tab Extra" w:cs="Latha"/>
+                <w:b/>
+                <w:bCs/>
+                <w:szCs w:val="28"/>
                 <w:highlight w:val="green"/>
-              </w:rPr>
-              <w:t>–</w:t>
-            </w:r>
-            <w:r>
-              <w:rPr>
-                <w:rFonts w:ascii="BRH Devanagari Extra" w:hAnsi="BRH Devanagari Extra" w:cs="BRH Devanagari Extra"/>
-                <w:color w:val="000000"/>
-                <w:sz w:val="32"/>
-                <w:szCs w:val="32"/>
+                <w:lang w:bidi="ta-IN"/>
+              </w:rPr>
+              <w:t>…</w:t>
+            </w:r>
+            <w:r>
+              <w:rPr>
+                <w:rFonts w:ascii="Latha" w:hAnsi="Latha" w:cs="Latha"/>
+                <w:szCs w:val="24"/>
                 <w:highlight w:val="green"/>
-              </w:rPr>
-              <w:t>cÉÏ</w:t>
-            </w:r>
-            <w:r>
-              <w:rPr>
-                <w:rFonts w:ascii="BRH Devanagari Extra" w:hAnsi="BRH Devanagari Extra" w:cs="BRH Devanagari Extra"/>
-                <w:color w:val="000000"/>
-                <w:sz w:val="32"/>
-                <w:szCs w:val="32"/>
-              </w:rPr>
-              <w:t xml:space="preserve"> | </w:t>
+                <w:cs/>
+                <w:lang w:bidi="ta-IN"/>
+              </w:rPr>
+              <w:t>சீ</w:t>
+            </w:r>
+            <w:r>
+              <w:rPr>
+                <w:rFonts w:ascii="Latha" w:hAnsi="Latha" w:cs="Latha"/>
+                <w:szCs w:val="24"/>
+                <w:lang w:bidi="ta-IN"/>
+              </w:rPr>
+              <w:t xml:space="preserve"> |</w:t>
+            </w:r>
+          </w:p>
+          <w:p>
+            <w:pPr>
+              <w:autoSpaceDE w:val="0"/>
+              <w:autoSpaceDN w:val="0"/>
+              <w:adjustRightInd w:val="0"/>
+              <w:rPr>
+                <w:rFonts w:ascii="Latha" w:hAnsi="Latha" w:cs="Latha"/>
+                <w:szCs w:val="24"/>
+                <w:lang w:bidi="ta-IN"/>
+              </w:rPr>
+            </w:pPr>
+            <w:r>
+              <w:rPr>
+                <w:rFonts w:ascii="Latha" w:hAnsi="Latha" w:cs="Latha"/>
+                <w:b/>
+                <w:bCs/>
+                <w:szCs w:val="24"/>
+                <w:cs/>
+                <w:lang w:bidi="ta-IN"/>
+              </w:rPr>
+              <w:t>54)</w:t>
+            </w:r>
+            <w:r>
+              <w:rPr>
+                <w:rFonts w:ascii="Latha" w:hAnsi="Latha" w:cs="Latha"/>
+                <w:szCs w:val="24"/>
+                <w:lang w:bidi="ta-IN"/>
+              </w:rPr>
+              <w:tab/>
+            </w:r>
+            <w:r>
+              <w:rPr>
+                <w:rFonts w:ascii="Latha" w:hAnsi="Latha" w:cs="Latha"/>
+                <w:b/>
+                <w:bCs/>
+                <w:szCs w:val="24"/>
+                <w:cs/>
+                <w:lang w:bidi="ta-IN"/>
+              </w:rPr>
+              <w:t>4.1</w:t>
+            </w:r>
+            <w:r>
+              <w:rPr>
+                <w:rFonts w:ascii="Latha" w:hAnsi="Latha" w:cs="Latha"/>
+                <w:b/>
+                <w:bCs/>
+                <w:szCs w:val="24"/>
+                <w:lang w:bidi="ta-IN"/>
+              </w:rPr>
+              <w:t>.</w:t>
+            </w:r>
+            <w:r>
+              <w:rPr>
+                <w:rFonts w:ascii="Latha" w:hAnsi="Latha" w:cs="Latha"/>
+                <w:b/>
+                <w:bCs/>
+                <w:szCs w:val="24"/>
+                <w:cs/>
+                <w:lang w:bidi="ta-IN"/>
+              </w:rPr>
+              <w:t>1</w:t>
+            </w:r>
+            <w:r>
+              <w:rPr>
+                <w:rFonts w:ascii="Latha" w:hAnsi="Latha" w:cs="Latha"/>
+                <w:b/>
+                <w:bCs/>
+                <w:szCs w:val="24"/>
+                <w:lang w:bidi="ta-IN"/>
+              </w:rPr>
+              <w:t>0.4(4</w:t>
+            </w:r>
+            <w:r>
+              <w:rPr>
+                <w:rFonts w:ascii="Latha" w:hAnsi="Latha" w:cs="Latha"/>
+                <w:b/>
+                <w:bCs/>
+                <w:szCs w:val="24"/>
+                <w:cs/>
+                <w:lang w:bidi="ta-IN"/>
+              </w:rPr>
+              <w:t>7</w:t>
+            </w:r>
+            <w:r>
+              <w:rPr>
+                <w:rFonts w:ascii="Latha" w:hAnsi="Latha" w:cs="Latha"/>
+                <w:b/>
+                <w:bCs/>
+                <w:szCs w:val="24"/>
+                <w:lang w:bidi="ta-IN"/>
+              </w:rPr>
+              <w:t>)</w:t>
+            </w:r>
+            <w:r>
+              <w:rPr>
+                <w:rFonts w:ascii="Latha" w:hAnsi="Latha" w:cs="Latha"/>
+                <w:szCs w:val="24"/>
+                <w:lang w:bidi="ta-IN"/>
+              </w:rPr>
+              <w:t xml:space="preserve">-  </w:t>
+            </w:r>
+            <w:r>
+              <w:rPr>
+                <w:rFonts w:ascii="Latha" w:hAnsi="Latha" w:cs="Latha"/>
+                <w:szCs w:val="24"/>
+                <w:highlight w:val="green"/>
+                <w:cs/>
+                <w:lang w:bidi="ta-IN"/>
+              </w:rPr>
+              <w:t>ஸ</w:t>
+            </w:r>
+            <w:r>
+              <w:rPr>
+                <w:rFonts w:ascii="BRH Tamil Tab Extra" w:hAnsi="BRH Tamil Tab Extra" w:cs="Latha"/>
+                <w:b/>
+                <w:bCs/>
+                <w:szCs w:val="28"/>
+                <w:highlight w:val="green"/>
+                <w:lang w:bidi="ta-IN"/>
+              </w:rPr>
+              <w:t>…</w:t>
+            </w:r>
+            <w:r>
+              <w:rPr>
+                <w:rFonts w:ascii="Latha" w:hAnsi="Latha" w:cs="Latha"/>
+                <w:szCs w:val="24"/>
+                <w:highlight w:val="green"/>
+                <w:cs/>
+                <w:lang w:bidi="ta-IN"/>
+              </w:rPr>
+              <w:t>மீ</w:t>
+            </w:r>
+            <w:r>
+              <w:rPr>
+                <w:rFonts w:ascii="BRH Tamil Tab Extra" w:hAnsi="BRH Tamil Tab Extra" w:cs="Latha"/>
+                <w:b/>
+                <w:bCs/>
+                <w:szCs w:val="28"/>
+                <w:highlight w:val="green"/>
+                <w:lang w:bidi="ta-IN"/>
+              </w:rPr>
+              <w:t>…</w:t>
+            </w:r>
+            <w:r>
+              <w:rPr>
+                <w:rFonts w:ascii="Latha" w:hAnsi="Latha" w:cs="Latha"/>
+                <w:szCs w:val="24"/>
+                <w:highlight w:val="green"/>
+                <w:cs/>
+                <w:lang w:bidi="ta-IN"/>
+              </w:rPr>
+              <w:t>சீ</w:t>
+            </w:r>
+            <w:r>
+              <w:rPr>
+                <w:rFonts w:ascii="Latha" w:hAnsi="Latha" w:cs="Latha"/>
+                <w:szCs w:val="24"/>
+                <w:lang w:bidi="ta-IN"/>
+              </w:rPr>
+              <w:t xml:space="preserve"> ||</w:t>
             </w:r>
           </w:p>
           <w:p>
@@ -3097,132 +4256,20 @@
               <w:adjustRightInd w:val="0"/>
               <w:spacing w:before="0" w:line="240" w:lineRule="auto"/>
               <w:rPr>
-                <w:rFonts w:ascii="BRH Devanagari Extra" w:hAnsi="BRH Devanagari Extra" w:cs="BRH Devanagari Extra"/>
-                <w:color w:val="000000"/>
-                <w:sz w:val="32"/>
-                <w:szCs w:val="32"/>
+                <w:rFonts w:cs="BRH Malayalam Extra"/>
+                <w:color w:val="FF0000"/>
+                <w:szCs w:val="40"/>
               </w:rPr>
             </w:pPr>
             <w:r>
               <w:rPr>
-                <w:rFonts w:cs="BRH Devanagari Extra"/>
-                <w:color w:val="000000"/>
-                <w:szCs w:val="32"/>
-              </w:rPr>
-              <w:t>54</w:t>
-            </w:r>
-            <w:r>
-              <w:rPr>
-                <w:rFonts w:ascii="BRH Devanagari Extra" w:hAnsi="BRH Devanagari Extra" w:cs="BRH Devanagari Extra"/>
-                <w:color w:val="000000"/>
-                <w:sz w:val="32"/>
-                <w:szCs w:val="32"/>
-              </w:rPr>
-              <w:t>)</w:t>
-            </w:r>
-            <w:r>
-              <w:rPr>
-                <w:rFonts w:ascii="BRH Devanagari Extra" w:hAnsi="BRH Devanagari Extra" w:cs="BRH Devanagari Extra"/>
-                <w:color w:val="000000"/>
-                <w:sz w:val="32"/>
-                <w:szCs w:val="32"/>
-              </w:rPr>
-              <w:tab/>
-            </w:r>
-            <w:r>
-              <w:rPr>
-                <w:rFonts w:cs="BRH Devanagari Extra"/>
-                <w:color w:val="000000"/>
-                <w:szCs w:val="32"/>
-              </w:rPr>
-              <w:t>4</w:t>
-            </w:r>
-            <w:r>
-              <w:rPr>
-                <w:rFonts w:ascii="BRH Devanagari Extra" w:hAnsi="BRH Devanagari Extra" w:cs="BRH Devanagari Extra"/>
-                <w:color w:val="000000"/>
-                <w:sz w:val="32"/>
-                <w:szCs w:val="32"/>
-              </w:rPr>
-              <w:t>.</w:t>
-            </w:r>
-            <w:r>
-              <w:rPr>
-                <w:rFonts w:cs="BRH Devanagari Extra"/>
-                <w:color w:val="000000"/>
-                <w:szCs w:val="32"/>
-              </w:rPr>
-              <w:t>1</w:t>
-            </w:r>
-            <w:r>
-              <w:rPr>
-                <w:rFonts w:ascii="BRH Devanagari Extra" w:hAnsi="BRH Devanagari Extra" w:cs="BRH Devanagari Extra"/>
-                <w:color w:val="000000"/>
-                <w:sz w:val="32"/>
-                <w:szCs w:val="32"/>
-              </w:rPr>
-              <w:t>.</w:t>
-            </w:r>
-            <w:r>
-              <w:rPr>
-                <w:rFonts w:cs="BRH Devanagari Extra"/>
-                <w:color w:val="000000"/>
-                <w:szCs w:val="32"/>
-              </w:rPr>
-              <w:t>10</w:t>
-            </w:r>
-            <w:r>
-              <w:rPr>
-                <w:rFonts w:ascii="BRH Devanagari Extra" w:hAnsi="BRH Devanagari Extra" w:cs="BRH Devanagari Extra"/>
-                <w:color w:val="000000"/>
-                <w:sz w:val="32"/>
-                <w:szCs w:val="32"/>
-              </w:rPr>
-              <w:t>.</w:t>
-            </w:r>
-            <w:r>
-              <w:rPr>
-                <w:rFonts w:cs="BRH Devanagari Extra"/>
-                <w:color w:val="000000"/>
-                <w:szCs w:val="32"/>
-              </w:rPr>
-              <w:t>4</w:t>
-            </w:r>
-            <w:r>
-              <w:rPr>
-                <w:rFonts w:ascii="BRH Devanagari Extra" w:hAnsi="BRH Devanagari Extra" w:cs="BRH Devanagari Extra"/>
-                <w:color w:val="000000"/>
-                <w:sz w:val="32"/>
-                <w:szCs w:val="32"/>
-              </w:rPr>
-              <w:t>(</w:t>
-            </w:r>
-            <w:r>
-              <w:rPr>
-                <w:rFonts w:cs="BRH Devanagari Extra"/>
-                <w:color w:val="000000"/>
-                <w:szCs w:val="32"/>
-              </w:rPr>
-              <w:t>47</w:t>
-            </w:r>
-            <w:r>
-              <w:rPr>
-                <w:rFonts w:ascii="BRH Devanagari Extra" w:hAnsi="BRH Devanagari Extra" w:cs="BRH Devanagari Extra"/>
-                <w:color w:val="000000"/>
-                <w:sz w:val="32"/>
-                <w:szCs w:val="32"/>
-              </w:rPr>
-              <w:t xml:space="preserve">)- </w:t>
-            </w:r>
-            <w:r>
-              <w:rPr>
-                <w:rFonts w:ascii="BRH Devanagari Extra" w:hAnsi="BRH Devanagari Extra" w:cs="BRH Devanagari Extra"/>
-                <w:color w:val="000000"/>
-                <w:sz w:val="32"/>
-                <w:szCs w:val="32"/>
+                <w:rFonts w:ascii="Latha" w:hAnsi="Latha" w:cs="Latha"/>
+                <w:szCs w:val="24"/>
                 <w:highlight w:val="green"/>
-              </w:rPr>
-              <w:t>xÉ</w:t>
+                <w:cs/>
+                <w:lang w:bidi="ta-IN"/>
+              </w:rPr>
+              <w:t>ஸ</w:t>
             </w:r>
             <w:r>
               <w:rPr>
@@ -3235,13 +4282,24 @@
             </w:r>
             <w:r>
               <w:rPr>
-                <w:rFonts w:ascii="BRH Devanagari Extra" w:hAnsi="BRH Devanagari Extra" w:cs="BRH Devanagari Extra"/>
-                <w:color w:val="000000"/>
-                <w:sz w:val="32"/>
-                <w:szCs w:val="32"/>
+                <w:rFonts w:ascii="BRH Tamil Tab Extra" w:hAnsi="BRH Tamil Tab Extra" w:cs="Latha"/>
+                <w:b/>
+                <w:bCs/>
+                <w:szCs w:val="28"/>
                 <w:highlight w:val="green"/>
-              </w:rPr>
-              <w:t>qÉÏ</w:t>
+                <w:lang w:bidi="ta-IN"/>
+              </w:rPr>
+              <w:t>……</w:t>
+            </w:r>
+            <w:r>
+              <w:rPr>
+                <w:rFonts w:ascii="Latha" w:hAnsi="Latha" w:cs="Latha"/>
+                <w:szCs w:val="24"/>
+                <w:highlight w:val="green"/>
+                <w:cs/>
+                <w:lang w:bidi="ta-IN"/>
+              </w:rPr>
+              <w:t>மீ</w:t>
             </w:r>
             <w:r>
               <w:rPr>
@@ -3254,246 +4312,119 @@
             </w:r>
             <w:r>
               <w:rPr>
-                <w:rFonts w:ascii="BRH Devanagari Extra" w:hAnsi="BRH Devanagari Extra" w:cs="BRH Devanagari Extra"/>
-                <w:color w:val="000000"/>
-                <w:sz w:val="32"/>
-                <w:szCs w:val="32"/>
+                <w:rFonts w:ascii="BRH Tamil Tab Extra" w:hAnsi="BRH Tamil Tab Extra" w:cs="Latha"/>
+                <w:b/>
+                <w:bCs/>
+                <w:szCs w:val="28"/>
                 <w:highlight w:val="green"/>
-              </w:rPr>
-              <w:t>cÉÏ</w:t>
-            </w:r>
-            <w:r>
-              <w:rPr>
-                <w:rFonts w:ascii="BRH Devanagari Extra" w:hAnsi="BRH Devanagari Extra" w:cs="BRH Devanagari Extra"/>
-                <w:color w:val="000000"/>
-                <w:sz w:val="32"/>
-                <w:szCs w:val="32"/>
-              </w:rPr>
-              <w:t xml:space="preserve"> ||</w:t>
-            </w:r>
-          </w:p>
-          <w:p>
-            <w:pPr>
-              <w:widowControl w:val="0"/>
-              <w:autoSpaceDE w:val="0"/>
-              <w:autoSpaceDN w:val="0"/>
-              <w:adjustRightInd w:val="0"/>
-              <w:spacing w:before="0" w:line="240" w:lineRule="auto"/>
-              <w:rPr>
-                <w:rFonts w:cs="BRH Malayalam Extra"/>
-                <w:color w:val="FF0000"/>
-                <w:szCs w:val="40"/>
-              </w:rPr>
-            </w:pPr>
-            <w:r>
-              <w:rPr>
-                <w:rFonts w:ascii="BRH Devanagari Extra" w:hAnsi="BRH Devanagari Extra" w:cs="BRH Devanagari Extra"/>
-                <w:color w:val="000000"/>
-                <w:sz w:val="32"/>
-                <w:szCs w:val="32"/>
+                <w:lang w:bidi="ta-IN"/>
+              </w:rPr>
+              <w:t>…</w:t>
+            </w:r>
+            <w:r>
+              <w:rPr>
+                <w:rFonts w:ascii="Latha" w:hAnsi="Latha" w:cs="Latha"/>
+                <w:szCs w:val="24"/>
                 <w:highlight w:val="green"/>
-              </w:rPr>
-              <w:t>xÉ</w:t>
-            </w:r>
-            <w:r>
-              <w:rPr>
-                <w:rFonts w:ascii="BRH Malayalam Extra" w:hAnsi="BRH Malayalam Extra" w:cs="BRH Devanagari Extra"/>
-                <w:color w:val="000000"/>
-                <w:szCs w:val="32"/>
+                <w:cs/>
+                <w:lang w:bidi="ta-IN"/>
+              </w:rPr>
+              <w:t>சீ</w:t>
+            </w:r>
+            <w:r>
+              <w:rPr>
+                <w:rFonts w:ascii="Latha" w:hAnsi="Latha" w:cs="Latha"/>
+                <w:szCs w:val="24"/>
+                <w:lang w:bidi="ta-IN"/>
+              </w:rPr>
+              <w:t xml:space="preserve"> </w:t>
+            </w:r>
+            <w:r>
+              <w:rPr>
+                <w:rFonts w:ascii="Latha" w:hAnsi="Latha" w:cs="Latha"/>
+                <w:szCs w:val="24"/>
+                <w:cs/>
+                <w:lang w:bidi="ta-IN"/>
+              </w:rPr>
+              <w:t>இதி</w:t>
+            </w:r>
+            <w:r>
+              <w:rPr>
+                <w:rFonts w:ascii="BRH Tamil Tab Extra" w:hAnsi="BRH Tamil Tab Extra" w:cs="Latha"/>
+                <w:b/>
+                <w:bCs/>
+                <w:szCs w:val="28"/>
+                <w:lang w:bidi="ta-IN"/>
+              </w:rPr>
+              <w:t>†</w:t>
+            </w:r>
+            <w:r>
+              <w:rPr>
+                <w:rFonts w:ascii="Latha" w:hAnsi="Latha" w:cs="Latha"/>
+                <w:szCs w:val="24"/>
+                <w:lang w:bidi="ta-IN"/>
+              </w:rPr>
+              <w:t xml:space="preserve"> </w:t>
+            </w:r>
+            <w:r>
+              <w:rPr>
+                <w:rFonts w:ascii="Latha" w:hAnsi="Latha" w:cs="Latha"/>
+                <w:szCs w:val="24"/>
                 <w:highlight w:val="green"/>
-              </w:rPr>
-              <w:t>–</w:t>
-            </w:r>
-            <w:r>
-              <w:rPr>
-                <w:rFonts w:ascii="BRH Devanagari Extra" w:hAnsi="BRH Devanagari Extra" w:cs="BRH Devanagari Extra"/>
-                <w:color w:val="000000"/>
-                <w:sz w:val="32"/>
-                <w:szCs w:val="32"/>
+                <w:cs/>
+                <w:lang w:bidi="ta-IN"/>
+              </w:rPr>
+              <w:t>ஸமீ</w:t>
+            </w:r>
+            <w:r>
+              <w:rPr>
+                <w:rFonts w:ascii="BRH Tamil Tab Extra" w:hAnsi="BRH Tamil Tab Extra" w:cs="Latha"/>
+                <w:b/>
+                <w:bCs/>
+                <w:szCs w:val="28"/>
                 <w:highlight w:val="green"/>
-              </w:rPr>
-              <w:t>qÉÏ</w:t>
-            </w:r>
-            <w:r>
-              <w:rPr>
-                <w:rFonts w:ascii="BRH Malayalam Extra" w:hAnsi="BRH Malayalam Extra" w:cs="BRH Devanagari Extra"/>
-                <w:color w:val="000000"/>
-                <w:szCs w:val="32"/>
+                <w:lang w:bidi="ta-IN"/>
+              </w:rPr>
+              <w:t>…</w:t>
+            </w:r>
+            <w:r>
+              <w:rPr>
+                <w:rFonts w:ascii="Latha" w:hAnsi="Latha" w:cs="Latha"/>
+                <w:szCs w:val="24"/>
                 <w:highlight w:val="green"/>
-              </w:rPr>
-              <w:t>–</w:t>
-            </w:r>
-            <w:r>
-              <w:rPr>
-                <w:rFonts w:ascii="BRH Devanagari Extra" w:hAnsi="BRH Devanagari Extra" w:cs="BRH Devanagari Extra"/>
-                <w:color w:val="000000"/>
-                <w:sz w:val="32"/>
-                <w:szCs w:val="32"/>
-                <w:highlight w:val="green"/>
-              </w:rPr>
-              <w:t>cÉÏ</w:t>
-            </w:r>
-            <w:r>
-              <w:rPr>
-                <w:rFonts w:ascii="BRH Devanagari Extra" w:hAnsi="BRH Devanagari Extra" w:cs="BRH Devanagari Extra"/>
-                <w:color w:val="000000"/>
-                <w:sz w:val="32"/>
-                <w:szCs w:val="32"/>
-              </w:rPr>
-              <w:t xml:space="preserve"> CÌiÉþ </w:t>
-            </w:r>
-            <w:r>
-              <w:rPr>
-                <w:rFonts w:ascii="BRH Devanagari Extra" w:hAnsi="BRH Devanagari Extra" w:cs="BRH Devanagari Extra"/>
-                <w:color w:val="000000"/>
-                <w:sz w:val="32"/>
-                <w:szCs w:val="32"/>
-                <w:highlight w:val="green"/>
-              </w:rPr>
-              <w:t>xÉqÉÏ</w:t>
-            </w:r>
-            <w:r>
-              <w:rPr>
-                <w:rFonts w:ascii="BRH Malayalam Extra" w:hAnsi="BRH Malayalam Extra" w:cs="BRH Devanagari Extra"/>
-                <w:color w:val="000000"/>
-                <w:szCs w:val="32"/>
-                <w:highlight w:val="green"/>
-              </w:rPr>
-              <w:t>–</w:t>
-            </w:r>
-            <w:r>
-              <w:rPr>
-                <w:rFonts w:ascii="BRH Devanagari Extra" w:hAnsi="BRH Devanagari Extra" w:cs="BRH Devanagari Extra"/>
-                <w:color w:val="000000"/>
-                <w:sz w:val="32"/>
-                <w:szCs w:val="32"/>
-                <w:highlight w:val="green"/>
-              </w:rPr>
-              <w:t>cÉÏ</w:t>
-            </w:r>
-            <w:r>
-              <w:rPr>
-                <w:rFonts w:ascii="BRH Devanagari Extra" w:hAnsi="BRH Devanagari Extra" w:cs="BRH Devanagari Extra"/>
-                <w:color w:val="000000"/>
-                <w:sz w:val="32"/>
-                <w:szCs w:val="32"/>
-              </w:rPr>
-              <w:t xml:space="preserve"> | </w:t>
-            </w:r>
-          </w:p>
-        </w:tc>
-      </w:tr>
-      <w:tr>
-        <w:trPr>
-          <w:trHeight w:val="771"/>
-        </w:trPr>
-        <w:tc>
-          <w:tcPr>
-            <w:tcW w:w="7166" w:type="dxa"/>
-            <w:tcBorders>
-              <w:top w:val="single" w:sz="4" w:space="0" w:color="000000"/>
-              <w:left w:val="single" w:sz="4" w:space="0" w:color="000000"/>
-              <w:bottom w:val="single" w:sz="4" w:space="0" w:color="000000"/>
-              <w:right w:val="single" w:sz="4" w:space="0" w:color="000000"/>
-            </w:tcBorders>
-          </w:tcPr>
-          <w:p>
-            <w:pPr>
-              <w:widowControl w:val="0"/>
-              <w:autoSpaceDE w:val="0"/>
-              <w:autoSpaceDN w:val="0"/>
-              <w:adjustRightInd w:val="0"/>
-              <w:spacing w:before="0" w:line="240" w:lineRule="auto"/>
-              <w:rPr>
-                <w:rFonts w:cs="BRH Malayalam Extra"/>
-                <w:color w:val="FF0000"/>
-                <w:szCs w:val="40"/>
-              </w:rPr>
-            </w:pPr>
-          </w:p>
-        </w:tc>
-        <w:tc>
-          <w:tcPr>
-            <w:tcW w:w="7371" w:type="dxa"/>
-            <w:tcBorders>
-              <w:top w:val="single" w:sz="4" w:space="0" w:color="000000"/>
-              <w:left w:val="single" w:sz="4" w:space="0" w:color="000000"/>
-              <w:bottom w:val="single" w:sz="4" w:space="0" w:color="000000"/>
-              <w:right w:val="single" w:sz="4" w:space="0" w:color="000000"/>
-            </w:tcBorders>
-          </w:tcPr>
-          <w:p>
-            <w:pPr>
-              <w:widowControl w:val="0"/>
-              <w:autoSpaceDE w:val="0"/>
-              <w:autoSpaceDN w:val="0"/>
-              <w:adjustRightInd w:val="0"/>
-              <w:spacing w:before="0" w:line="240" w:lineRule="auto"/>
-              <w:rPr>
-                <w:rFonts w:cs="BRH Malayalam Extra"/>
-                <w:color w:val="FF0000"/>
-                <w:szCs w:val="40"/>
-              </w:rPr>
-            </w:pPr>
-          </w:p>
-        </w:tc>
-      </w:tr>
-      <w:tr>
-        <w:trPr>
-          <w:trHeight w:val="771"/>
-        </w:trPr>
-        <w:tc>
-          <w:tcPr>
-            <w:tcW w:w="7166" w:type="dxa"/>
-            <w:tcBorders>
-              <w:top w:val="single" w:sz="4" w:space="0" w:color="000000"/>
-              <w:left w:val="single" w:sz="4" w:space="0" w:color="000000"/>
-              <w:bottom w:val="single" w:sz="4" w:space="0" w:color="000000"/>
-              <w:right w:val="single" w:sz="4" w:space="0" w:color="000000"/>
-            </w:tcBorders>
-          </w:tcPr>
-          <w:p>
-            <w:pPr>
-              <w:widowControl w:val="0"/>
-              <w:autoSpaceDE w:val="0"/>
-              <w:autoSpaceDN w:val="0"/>
-              <w:adjustRightInd w:val="0"/>
-              <w:spacing w:before="0" w:line="240" w:lineRule="auto"/>
-              <w:rPr>
-                <w:rFonts w:cs="BRH Malayalam Extra"/>
-                <w:color w:val="FF0000"/>
-                <w:szCs w:val="40"/>
-              </w:rPr>
-            </w:pPr>
-          </w:p>
-        </w:tc>
-        <w:tc>
-          <w:tcPr>
-            <w:tcW w:w="7371" w:type="dxa"/>
-            <w:tcBorders>
-              <w:top w:val="single" w:sz="4" w:space="0" w:color="000000"/>
-              <w:left w:val="single" w:sz="4" w:space="0" w:color="000000"/>
-              <w:bottom w:val="single" w:sz="4" w:space="0" w:color="000000"/>
-              <w:right w:val="single" w:sz="4" w:space="0" w:color="000000"/>
-            </w:tcBorders>
-          </w:tcPr>
-          <w:p>
-            <w:pPr>
-              <w:widowControl w:val="0"/>
-              <w:autoSpaceDE w:val="0"/>
-              <w:autoSpaceDN w:val="0"/>
-              <w:adjustRightInd w:val="0"/>
-              <w:spacing w:before="0" w:line="240" w:lineRule="auto"/>
-              <w:rPr>
-                <w:rFonts w:cs="BRH Malayalam Extra"/>
-                <w:color w:val="FF0000"/>
-                <w:szCs w:val="40"/>
-              </w:rPr>
-            </w:pPr>
+                <w:cs/>
+                <w:lang w:bidi="ta-IN"/>
+              </w:rPr>
+              <w:t>சீ</w:t>
+            </w:r>
+            <w:r>
+              <w:rPr>
+                <w:rFonts w:ascii="Latha" w:hAnsi="Latha" w:cs="Latha"/>
+                <w:szCs w:val="24"/>
+                <w:lang w:bidi="ta-IN"/>
+              </w:rPr>
+              <w:t xml:space="preserve"> |</w:t>
+            </w:r>
           </w:p>
         </w:tc>
       </w:tr>
     </w:tbl>
+    <w:p>
+      <w:pPr>
+        <w:pBdr>
+          <w:bottom w:val="double" w:sz="6" w:space="1" w:color="auto"/>
+        </w:pBdr>
+        <w:spacing w:before="0" w:line="240" w:lineRule="auto"/>
+        <w:jc w:val="center"/>
+        <w:rPr>
+          <w:b/>
+          <w:bCs/>
+          <w:sz w:val="32"/>
+          <w:szCs w:val="32"/>
+          <w:u w:val="single"/>
+        </w:rPr>
+      </w:pPr>
+    </w:p>
     <w:p>
       <w:pPr>
         <w:spacing w:before="0" w:line="240" w:lineRule="auto"/>
@@ -3540,6 +4471,7 @@
           <w:szCs w:val="32"/>
           <w:u w:val="single"/>
         </w:rPr>
+        <w:lastRenderedPageBreak/>
         <w:t xml:space="preserve">TS </w:t>
       </w:r>
       <w:r>
@@ -7622,7 +8554,6 @@
                 <w:cs/>
                 <w:lang w:bidi="ta-IN"/>
               </w:rPr>
-              <w:lastRenderedPageBreak/>
               <w:t>20</w:t>
             </w:r>
             <w:r>
@@ -8212,6 +9143,7 @@
                 <w:cs/>
                 <w:lang w:bidi="ta-IN"/>
               </w:rPr>
+              <w:lastRenderedPageBreak/>
               <w:t>69</w:t>
             </w:r>
             <w:r>
@@ -16156,6 +17088,7 @@
                 <w:cs/>
                 <w:lang w:bidi="ta-IN"/>
               </w:rPr>
+              <w:lastRenderedPageBreak/>
               <w:t>ஸு</w:t>
             </w:r>
             <w:r>
@@ -16453,7 +17386,6 @@
                 <w:cs/>
                 <w:lang w:bidi="ta-IN"/>
               </w:rPr>
-              <w:lastRenderedPageBreak/>
               <w:t>17</w:t>
             </w:r>
             <w:r>
@@ -40880,7 +41812,7 @@
   <w:style w:type="paragraph" w:default="1" w:styleId="Normal">
     <w:name w:val="Normal"/>
     <w:qFormat/>
-    <w:rsid w:val="00076C05"/>
+    <w:rsid w:val="00853C72"/>
     <w:pPr>
       <w:spacing w:before="120" w:line="276" w:lineRule="auto"/>
     </w:pPr>
